--- a/09_MANUALES/ES/WORD/09_Manual_De_Instalacion.docx
+++ b/09_MANUALES/ES/WORD/09_Manual_De_Instalacion.docx
@@ -2,7 +2,7 @@
 <file path=word/document.xml><?xml version="1.0" encoding="utf-8"?>
 <w:document xmlns:w="http://schemas.openxmlformats.org/wordprocessingml/2006/main" xmlns:m="http://schemas.openxmlformats.org/officeDocument/2006/math" xmlns:r="http://schemas.openxmlformats.org/officeDocument/2006/relationships" xmlns:o="urn:schemas-microsoft-com:office:office" xmlns:v="urn:schemas-microsoft-com:vml" xmlns:w10="urn:schemas-microsoft-com:office:word" xmlns:a="http://schemas.openxmlformats.org/drawingml/2006/main" xmlns:pic="http://schemas.openxmlformats.org/drawingml/2006/picture" xmlns:wp="http://schemas.openxmlformats.org/drawingml/2006/wordprocessingDrawing">
   <w:body>
-    <w:bookmarkStart w:id="103" w:name="manual-de-instalación"/>
+    <w:bookmarkStart w:id="133" w:name="manual-de-instalación"/>
     <w:p>
       <w:pPr>
         <w:pStyle w:val="Heading1"/>
@@ -64,7 +64,7 @@
         <w:pStyle w:val="BodyText"/>
       </w:pPr>
       <w:r>
-        <w:t xml:space="preserve">9 de octubre de 2026</w:t>
+        <w:t xml:space="preserve">16 de octubre de 2026</w:t>
       </w:r>
     </w:p>
     <w:p>
@@ -72,7 +72,7 @@
         <w:pStyle w:val="BodyText"/>
       </w:pPr>
       <w:r>
-        <w:t xml:space="preserve">Tipo de manual: Manual de instalación (personal de infraestructura y DevOps) · Versión 3.1</w:t>
+        <w:t xml:space="preserve">Tipo de manual: Manual de instalación (personal de infraestructura y DevOps) · Versión 4.0</w:t>
       </w:r>
     </w:p>
     <w:bookmarkStart w:id="20" w:name="control-de-versiones"/>
@@ -347,6 +347,52 @@
           </w:p>
         </w:tc>
       </w:tr>
+      <w:tr>
+        <w:tc>
+          <w:tcPr/>
+          <w:p>
+            <w:pPr>
+              <w:pStyle w:val="Compact"/>
+            </w:pPr>
+            <w:r>
+              <w:t xml:space="preserve">4.0</w:t>
+            </w:r>
+          </w:p>
+        </w:tc>
+        <w:tc>
+          <w:tcPr/>
+          <w:p>
+            <w:pPr>
+              <w:pStyle w:val="Compact"/>
+            </w:pPr>
+            <w:r>
+              <w:t xml:space="preserve">2026-10-16</w:t>
+            </w:r>
+          </w:p>
+        </w:tc>
+        <w:tc>
+          <w:tcPr/>
+          <w:p>
+            <w:pPr>
+              <w:pStyle w:val="Compact"/>
+            </w:pPr>
+            <w:r>
+              <w:t xml:space="preserve">Revisión contra el código del 16 de octubre de 2026. Las figuras pasaron de marcadores a capturas reales de la instalación. Se actualizaron: 57 tablas en los nueve esquemas (comprobado con la consulta de la sección 11.5), bloqueo de la cuenta por intentos fallidos, endpoint de salud de payment-service que ahora comprueba la base de datos, referencia al Documento de Despliegue para el servidor de Azure y el APK, y temas del Anexo B que quedaron resueltos.</w:t>
+            </w:r>
+          </w:p>
+        </w:tc>
+        <w:tc>
+          <w:tcPr/>
+          <w:p>
+            <w:pPr>
+              <w:pStyle w:val="Compact"/>
+            </w:pPr>
+            <w:r>
+              <w:t xml:space="preserve">Equipo de desarrollo</w:t>
+            </w:r>
+          </w:p>
+        </w:tc>
+      </w:tr>
     </w:tbl>
     <w:p>
       <w:pPr>
@@ -1438,12 +1484,12 @@
           <w:numId w:val="1015"/>
         </w:numPr>
       </w:pPr>
-      <w:hyperlink w:anchor="Xa12ce862f6a7bc5bdaffd0b37b667e261a3fce0">
+      <w:hyperlink w:anchor="anexo-a-origen-de-las-capturas">
         <w:r>
           <w:rPr>
             <w:rStyle w:val="Hyperlink"/>
           </w:rPr>
-          <w:t xml:space="preserve">Anexo A. Lista de Figuras Pendientes de Captura</w:t>
+          <w:t xml:space="preserve">Anexo A. Origen de las Capturas</w:t>
         </w:r>
       </w:hyperlink>
     </w:p>
@@ -1543,7 +1589,39 @@
         <w:t xml:space="preserve">LavaRapido</w:t>
       </w:r>
       <w:r>
-        <w:t xml:space="preserve">, está formado por un gateway (API Gateway), seis microservicios de backend (cinco en Java 21 con Spring Boot 4 y uno en C# con .NET 8), una base de datos Microsoft SQL Server 2022, un intermediario de mensajes RabbitMQ, un servidor de correo de desarrollo (Mailpit) y dos clientes: una aplicación web en Angular 21 y una aplicación Android en React Native con Expo. El único entorno que el proyecto declara dentro de su alcance es el local, ejecutado con Docker; no hay entornos de pruebas ni de producción.</w:t>
+        <w:t xml:space="preserve">, está formado por un gateway (API Gateway), seis microservicios de backend (cinco en Java 21 con Spring Boot 4 y uno en C# con .NET 8), una base de datos Microsoft SQL Server 2022, un intermediario de mensajes RabbitMQ, un servidor de correo de desarrollo (Mailpit) y dos clientes: una aplicación web en Angular 21 y una aplicación Android en React Native con Expo. Este manual cubre la instalación local con Docker, que es la que usa el equipo para desarrollar y probar. El servidor público en Azure, que se enciende cuando se necesita para presentar el sistema, se monta con los scripts de la carpeta</w:t>
+      </w:r>
+      <w:r>
+        <w:t xml:space="preserve"> </w:t>
+      </w:r>
+      <w:r>
+        <w:rPr>
+          <w:i/>
+          <w:iCs/>
+        </w:rPr>
+        <w:t xml:space="preserve">deploy</w:t>
+      </w:r>
+      <w:r>
+        <w:t xml:space="preserve"> </w:t>
+      </w:r>
+      <w:r>
+        <w:t xml:space="preserve">de</w:t>
+      </w:r>
+      <w:r>
+        <w:t xml:space="preserve"> </w:t>
+      </w:r>
+      <w:r>
+        <w:rPr>
+          <w:i/>
+          <w:iCs/>
+        </w:rPr>
+        <w:t xml:space="preserve">lavarapido-infra</w:t>
+      </w:r>
+      <w:r>
+        <w:t xml:space="preserve"> </w:t>
+      </w:r>
+      <w:r>
+        <w:t xml:space="preserve">y se explica en el Documento de Despliegue.</w:t>
       </w:r>
     </w:p>
     <w:p>
@@ -1623,7 +1701,7 @@
         <w:t xml:space="preserve"> </w:t>
       </w:r>
       <w:r>
-        <w:t xml:space="preserve">al 9 de octubre de 2026) y la documentación del proyecto actualizada al 9 de octubre de 2026 (Equipo de Desarrollo Vehicle Washing, 2026a, 2026b). Los valores que dependen de cada instalación (contraseñas, llaves y direcciones) se escriben entre ángulos, como</w:t>
+        <w:t xml:space="preserve">al 16 de octubre de 2026) y la documentación del proyecto actualizada a esa misma fecha (Equipo de Desarrollo Vehicle Washing, 2026a, 2026b). Los valores que dependen de cada instalación (contraseñas, llaves y direcciones) se escriben entre ángulos, como</w:t>
       </w:r>
       <w:r>
         <w:t xml:space="preserve"> </w:t>
@@ -1697,7 +1775,7 @@
         <w:t xml:space="preserve"> </w:t>
       </w:r>
       <w:r>
-        <w:t xml:space="preserve">el despliegue en entornos de pruebas o de producción, la canalización de integración continua (Jenkins está planeado, pero no configurado), la publicación de la aplicación móvil en tiendas de aplicaciones ni el uso funcional del sistema, que se explica en el Manual de Usuario y en el Manual de Administrador.</w:t>
+        <w:t xml:space="preserve">el montaje del servidor público en Azure (Documento de Despliegue), la canalización de integración continua (Jenkins está planeado, pero no configurado), la compilación y publicación del APK de la aplicación móvil (Documento de Despliegue) ni el uso funcional del sistema, que se explica en el Manual de Usuario y en el Manual de Administrador.</w:t>
       </w:r>
     </w:p>
     <w:bookmarkEnd w:id="23"/>
@@ -2939,7 +3017,7 @@
     </w:p>
     <w:bookmarkEnd w:id="29"/>
     <w:bookmarkEnd w:id="30"/>
-    <w:bookmarkStart w:id="32" w:name="Xa2dfc05cdeac7ff5fc8975422ea2f86a8fda924"/>
+    <w:bookmarkStart w:id="35" w:name="Xa2dfc05cdeac7ff5fc8975422ea2f86a8fda924"/>
     <w:p>
       <w:pPr>
         <w:pStyle w:val="Heading2"/>
@@ -3543,7 +3621,7 @@
         <w:t xml:space="preserve">ejecuta las de payment-service.</w:t>
       </w:r>
     </w:p>
-    <w:bookmarkStart w:id="31" w:name="X44d4163e8feebb01d02c623c227479667ce594b"/>
+    <w:bookmarkStart w:id="34" w:name="X44d4163e8feebb01d02c623c227479667ce594b"/>
     <w:p>
       <w:pPr>
         <w:pStyle w:val="Heading3"/>
@@ -3798,51 +3876,54 @@
     </w:p>
     <w:p>
       <w:pPr>
-        <w:pStyle w:val="BlockText"/>
-      </w:pPr>
-      <w:r>
-        <w:rPr>
-          <w:b/>
-          <w:bCs/>
-        </w:rPr>
-        <w:t xml:space="preserve">Captura por insertar.</w:t>
-      </w:r>
-      <w:r>
-        <w:t xml:space="preserve"> </w:t>
-      </w:r>
-      <w:r>
-        <w:rPr>
-          <w:b/>
-          <w:bCs/>
-        </w:rPr>
-        <w:t xml:space="preserve">Pantalla:</w:t>
-      </w:r>
-      <w:r>
-        <w:t xml:space="preserve"> </w:t>
-      </w:r>
-      <w:r>
-        <w:t xml:space="preserve">terminal del equipo de instalación (PowerShell o Bash).</w:t>
-      </w:r>
-      <w:r>
-        <w:t xml:space="preserve"> </w:t>
-      </w:r>
-      <w:r>
-        <w:rPr>
-          <w:b/>
-          <w:bCs/>
-        </w:rPr>
-        <w:t xml:space="preserve">Contenido:</w:t>
-      </w:r>
-      <w:r>
-        <w:t xml:space="preserve"> </w:t>
-      </w:r>
-      <w:r>
-        <w:t xml:space="preserve">salida de los comandos de la sección 7.1 con las versiones de Git, Docker, Docker Compose, Java 21, .NET 8, Node.js y npm.</w:t>
-      </w:r>
-    </w:p>
-    <w:bookmarkEnd w:id="31"/>
-    <w:bookmarkEnd w:id="32"/>
-    <w:bookmarkStart w:id="46" w:name="X9128ba80d34c998ef947e3f1f16004e2084c377"/>
+        <w:pStyle w:val="BodyText"/>
+      </w:pPr>
+      <w:r>
+        <w:drawing>
+          <wp:inline>
+            <wp:extent cx="5334000" cy="2306857"/>
+            <wp:effectExtent b="0" l="0" r="0" t="0"/>
+            <wp:docPr descr="Verificación de las Versiones de las Herramientas" title="" id="32" name="Picture"/>
+            <a:graphic>
+              <a:graphicData uri="http://schemas.openxmlformats.org/drawingml/2006/picture">
+                <pic:pic>
+                  <pic:nvPicPr>
+                    <pic:cNvPr descr="capturas/instalacion-01-verificacion-de-las-versiones-de-las-herramienta.png" id="33" name="Picture"/>
+                    <pic:cNvPicPr>
+                      <a:picLocks noChangeArrowheads="1" noChangeAspect="1"/>
+                    </pic:cNvPicPr>
+                  </pic:nvPicPr>
+                  <pic:blipFill>
+                    <a:blip r:embed="rId31"/>
+                    <a:stretch>
+                      <a:fillRect/>
+                    </a:stretch>
+                  </pic:blipFill>
+                  <pic:spPr bwMode="auto">
+                    <a:xfrm>
+                      <a:off x="0" y="0"/>
+                      <a:ext cx="5334000" cy="2306857"/>
+                    </a:xfrm>
+                    <a:prstGeom prst="rect">
+                      <a:avLst/>
+                    </a:prstGeom>
+                    <a:noFill/>
+                    <a:ln w="9525">
+                      <a:noFill/>
+                      <a:headEnd/>
+                      <a:tailEnd/>
+                    </a:ln>
+                  </pic:spPr>
+                </pic:pic>
+              </a:graphicData>
+            </a:graphic>
+          </wp:inline>
+        </w:drawing>
+      </w:r>
+    </w:p>
+    <w:bookmarkEnd w:id="34"/>
+    <w:bookmarkEnd w:id="35"/>
+    <w:bookmarkStart w:id="52" w:name="X9128ba80d34c998ef947e3f1f16004e2084c377"/>
     <w:p>
       <w:pPr>
         <w:pStyle w:val="Heading2"/>
@@ -4050,7 +4131,7 @@
             <w:pPr>
               <w:pStyle w:val="Compact"/>
             </w:pPr>
-            <w:hyperlink r:id="rId33">
+            <w:hyperlink r:id="rId36">
               <w:r>
                 <w:rPr>
                   <w:rStyle w:val="Hyperlink"/>
@@ -4090,7 +4171,7 @@
             <w:pPr>
               <w:pStyle w:val="Compact"/>
             </w:pPr>
-            <w:hyperlink r:id="rId34">
+            <w:hyperlink r:id="rId37">
               <w:r>
                 <w:rPr>
                   <w:rStyle w:val="Hyperlink"/>
@@ -4130,7 +4211,7 @@
             <w:pPr>
               <w:pStyle w:val="Compact"/>
             </w:pPr>
-            <w:hyperlink r:id="rId35">
+            <w:hyperlink r:id="rId38">
               <w:r>
                 <w:rPr>
                   <w:rStyle w:val="Hyperlink"/>
@@ -4170,7 +4251,7 @@
             <w:pPr>
               <w:pStyle w:val="Compact"/>
             </w:pPr>
-            <w:hyperlink r:id="rId36">
+            <w:hyperlink r:id="rId39">
               <w:r>
                 <w:rPr>
                   <w:rStyle w:val="Hyperlink"/>
@@ -4223,7 +4304,7 @@
             <w:pPr>
               <w:pStyle w:val="Compact"/>
             </w:pPr>
-            <w:hyperlink r:id="rId37">
+            <w:hyperlink r:id="rId40">
               <w:r>
                 <w:rPr>
                   <w:rStyle w:val="Hyperlink"/>
@@ -4263,7 +4344,7 @@
             <w:pPr>
               <w:pStyle w:val="Compact"/>
             </w:pPr>
-            <w:hyperlink r:id="rId38">
+            <w:hyperlink r:id="rId41">
               <w:r>
                 <w:rPr>
                   <w:rStyle w:val="Hyperlink"/>
@@ -4303,7 +4384,7 @@
             <w:pPr>
               <w:pStyle w:val="Compact"/>
             </w:pPr>
-            <w:hyperlink r:id="rId39">
+            <w:hyperlink r:id="rId42">
               <w:r>
                 <w:rPr>
                   <w:rStyle w:val="Hyperlink"/>
@@ -4343,7 +4424,7 @@
             <w:pPr>
               <w:pStyle w:val="Compact"/>
             </w:pPr>
-            <w:hyperlink r:id="rId40">
+            <w:hyperlink r:id="rId43">
               <w:r>
                 <w:rPr>
                   <w:rStyle w:val="Hyperlink"/>
@@ -4383,7 +4464,7 @@
             <w:pPr>
               <w:pStyle w:val="Compact"/>
             </w:pPr>
-            <w:hyperlink r:id="rId41">
+            <w:hyperlink r:id="rId44">
               <w:r>
                 <w:rPr>
                   <w:rStyle w:val="Hyperlink"/>
@@ -4423,7 +4504,7 @@
             <w:pPr>
               <w:pStyle w:val="Compact"/>
             </w:pPr>
-            <w:hyperlink r:id="rId42">
+            <w:hyperlink r:id="rId45">
               <w:r>
                 <w:rPr>
                   <w:rStyle w:val="Hyperlink"/>
@@ -4463,7 +4544,7 @@
             <w:pPr>
               <w:pStyle w:val="Compact"/>
             </w:pPr>
-            <w:hyperlink r:id="rId43">
+            <w:hyperlink r:id="rId46">
               <w:r>
                 <w:rPr>
                   <w:rStyle w:val="Hyperlink"/>
@@ -4490,10 +4571,10 @@
         <w:t xml:space="preserve"> </w:t>
       </w:r>
       <w:r>
-        <w:t xml:space="preserve">Las direcciones se tomaron de los remotos de Git de las copias disponibles para el equipo al 9 de octubre de 2026.</w:t>
-      </w:r>
-    </w:p>
-    <w:bookmarkStart w:id="44" w:name="X85461c4e9fc52baeaecda5ba202f6877b368b2a"/>
+        <w:t xml:space="preserve">Las direcciones se tomaron de los remotos de Git de las copias del equipo al 16 de octubre de 2026.</w:t>
+      </w:r>
+    </w:p>
+    <w:bookmarkStart w:id="47" w:name="X85461c4e9fc52baeaecda5ba202f6877b368b2a"/>
     <w:p>
       <w:pPr>
         <w:pStyle w:val="Heading3"/>
@@ -4960,8 +5041,8 @@
         <w:t xml:space="preserve">dentro de cada repositorio.</w:t>
       </w:r>
     </w:p>
-    <w:bookmarkEnd w:id="44"/>
-    <w:bookmarkStart w:id="45" w:name="X45eb577018ce89c0e8a8823b5df83b8629499cd"/>
+    <w:bookmarkEnd w:id="47"/>
+    <w:bookmarkStart w:id="51" w:name="X45eb577018ce89c0e8a8823b5df83b8629499cd"/>
     <w:p>
       <w:pPr>
         <w:pStyle w:val="Heading3"/>
@@ -5115,934 +5196,853 @@
     </w:p>
     <w:p>
       <w:pPr>
-        <w:pStyle w:val="BlockText"/>
+        <w:pStyle w:val="BodyText"/>
+      </w:pPr>
+      <w:r>
+        <w:drawing>
+          <wp:inline>
+            <wp:extent cx="5334000" cy="1608469"/>
+            <wp:effectExtent b="0" l="0" r="0" t="0"/>
+            <wp:docPr descr="Repositorios Clonados en la Carpeta de Trabajo" title="" id="49" name="Picture"/>
+            <a:graphic>
+              <a:graphicData uri="http://schemas.openxmlformats.org/drawingml/2006/picture">
+                <pic:pic>
+                  <pic:nvPicPr>
+                    <pic:cNvPr descr="capturas/instalacion-02-repositorios-clonados-en-la-carpeta-de-trabajo.png" id="50" name="Picture"/>
+                    <pic:cNvPicPr>
+                      <a:picLocks noChangeArrowheads="1" noChangeAspect="1"/>
+                    </pic:cNvPicPr>
+                  </pic:nvPicPr>
+                  <pic:blipFill>
+                    <a:blip r:embed="rId48"/>
+                    <a:stretch>
+                      <a:fillRect/>
+                    </a:stretch>
+                  </pic:blipFill>
+                  <pic:spPr bwMode="auto">
+                    <a:xfrm>
+                      <a:off x="0" y="0"/>
+                      <a:ext cx="5334000" cy="1608469"/>
+                    </a:xfrm>
+                    <a:prstGeom prst="rect">
+                      <a:avLst/>
+                    </a:prstGeom>
+                    <a:noFill/>
+                    <a:ln w="9525">
+                      <a:noFill/>
+                      <a:headEnd/>
+                      <a:tailEnd/>
+                    </a:ln>
+                  </pic:spPr>
+                </pic:pic>
+              </a:graphicData>
+            </a:graphic>
+          </wp:inline>
+        </w:drawing>
+      </w:r>
+    </w:p>
+    <w:bookmarkEnd w:id="51"/>
+    <w:bookmarkEnd w:id="52"/>
+    <w:bookmarkStart w:id="61" w:name="X8f359f1a50a35f75dce83f97b315373a40bed62"/>
+    <w:p>
+      <w:pPr>
+        <w:pStyle w:val="Heading2"/>
+      </w:pPr>
+      <w:r>
+        <w:t xml:space="preserve">9. Instalación de Dependencias</w:t>
+      </w:r>
+    </w:p>
+    <w:bookmarkStart w:id="53" w:name="X0149923b3d7693523c410fd8d7849b5ce4a415b"/>
+    <w:p>
+      <w:pPr>
+        <w:pStyle w:val="Heading3"/>
+      </w:pPr>
+      <w:r>
+        <w:t xml:space="preserve">9.1 Imágenes de Contenedores</w:t>
+      </w:r>
+    </w:p>
+    <w:p>
+      <w:pPr>
+        <w:pStyle w:val="FirstParagraph"/>
+      </w:pPr>
+      <w:r>
+        <w:t xml:space="preserve">El entorno local usa las imágenes</w:t>
+      </w:r>
+      <w:r>
+        <w:t xml:space="preserve"> </w:t>
+      </w:r>
+      <w:r>
+        <w:rPr>
+          <w:i/>
+          <w:iCs/>
+        </w:rPr>
+        <w:t xml:space="preserve">mcr.microsoft.com/mssql/server:2022-latest</w:t>
+      </w:r>
+      <w:r>
+        <w:t xml:space="preserve">,</w:t>
+      </w:r>
+      <w:r>
+        <w:t xml:space="preserve"> </w:t>
+      </w:r>
+      <w:r>
+        <w:rPr>
+          <w:i/>
+          <w:iCs/>
+        </w:rPr>
+        <w:t xml:space="preserve">rabbitmq:4-management</w:t>
+      </w:r>
+      <w:r>
+        <w:t xml:space="preserve">,</w:t>
+      </w:r>
+      <w:r>
+        <w:t xml:space="preserve"> </w:t>
+      </w:r>
+      <w:r>
+        <w:rPr>
+          <w:i/>
+          <w:iCs/>
+        </w:rPr>
+        <w:t xml:space="preserve">axllent/mailpit</w:t>
+      </w:r>
+      <w:r>
+        <w:t xml:space="preserve"> </w:t>
+      </w:r>
+      <w:r>
+        <w:t xml:space="preserve">y</w:t>
+      </w:r>
+      <w:r>
+        <w:t xml:space="preserve"> </w:t>
+      </w:r>
+      <w:r>
+        <w:rPr>
+          <w:i/>
+          <w:iCs/>
+        </w:rPr>
+        <w:t xml:space="preserve">liquibase/liquibase:4.29</w:t>
+      </w:r>
+      <w:r>
+        <w:t xml:space="preserve">; las imágenes de los servicios se construyen desde sus Dockerfile (payment-service usa las imágenes oficiales del SDK y del runtime de .NET 8). Desde la carpeta de infraestructura, validar el archivo de Compose y descargar las imágenes base:</w:t>
+      </w:r>
+    </w:p>
+    <w:p>
+      <w:pPr>
+        <w:pStyle w:val="SourceCode"/>
+      </w:pPr>
+      <w:r>
+        <w:rPr>
+          <w:rStyle w:val="BuiltInTok"/>
+        </w:rPr>
+        <w:t xml:space="preserve">cd</w:t>
+      </w:r>
+      <w:r>
+        <w:rPr>
+          <w:rStyle w:val="NormalTok"/>
+        </w:rPr>
+        <w:t xml:space="preserve"> Backend/lavarapido-infra</w:t>
+      </w:r>
+      <w:r>
+        <w:br/>
+      </w:r>
+      <w:r>
+        <w:rPr>
+          <w:rStyle w:val="ExtensionTok"/>
+        </w:rPr>
+        <w:t xml:space="preserve">docker</w:t>
+      </w:r>
+      <w:r>
+        <w:rPr>
+          <w:rStyle w:val="NormalTok"/>
+        </w:rPr>
+        <w:t xml:space="preserve"> compose config </w:t>
+      </w:r>
+      <w:r>
+        <w:rPr>
+          <w:rStyle w:val="AttributeTok"/>
+        </w:rPr>
+        <w:t xml:space="preserve">--quiet</w:t>
+      </w:r>
+      <w:r>
+        <w:rPr>
+          <w:rStyle w:val="NormalTok"/>
+        </w:rPr>
+        <w:t xml:space="preserve"> </w:t>
+      </w:r>
+      <w:r>
+        <w:rPr>
+          <w:rStyle w:val="KeywordTok"/>
+        </w:rPr>
+        <w:t xml:space="preserve">&amp;&amp;</w:t>
+      </w:r>
+      <w:r>
+        <w:rPr>
+          <w:rStyle w:val="NormalTok"/>
+        </w:rPr>
+        <w:t xml:space="preserve"> </w:t>
+      </w:r>
+      <w:r>
+        <w:rPr>
+          <w:rStyle w:val="BuiltInTok"/>
+        </w:rPr>
+        <w:t xml:space="preserve">echo</w:t>
+      </w:r>
+      <w:r>
+        <w:rPr>
+          <w:rStyle w:val="NormalTok"/>
+        </w:rPr>
+        <w:t xml:space="preserve"> </w:t>
+      </w:r>
+      <w:r>
+        <w:rPr>
+          <w:rStyle w:val="StringTok"/>
+        </w:rPr>
+        <w:t xml:space="preserve">"El archivo de Compose es válido"</w:t>
+      </w:r>
+      <w:r>
+        <w:br/>
+      </w:r>
+      <w:r>
+        <w:rPr>
+          <w:rStyle w:val="ExtensionTok"/>
+        </w:rPr>
+        <w:t xml:space="preserve">docker</w:t>
+      </w:r>
+      <w:r>
+        <w:rPr>
+          <w:rStyle w:val="NormalTok"/>
+        </w:rPr>
+        <w:t xml:space="preserve"> compose pull</w:t>
+      </w:r>
+    </w:p>
+    <w:p>
+      <w:pPr>
+        <w:pStyle w:val="FirstParagraph"/>
+      </w:pPr>
+      <w:r>
+        <w:t xml:space="preserve">El comando</w:t>
+      </w:r>
+      <w:r>
+        <w:t xml:space="preserve"> </w:t>
+      </w:r>
+      <w:r>
+        <w:rPr>
+          <w:i/>
+          <w:iCs/>
+        </w:rPr>
+        <w:t xml:space="preserve">docker compose config</w:t>
+      </w:r>
+      <w:r>
+        <w:t xml:space="preserve"> </w:t>
+      </w:r>
+      <w:r>
+        <w:t xml:space="preserve">falla si faltan</w:t>
+      </w:r>
+      <w:r>
+        <w:t xml:space="preserve"> </w:t>
+      </w:r>
+      <w:r>
+        <w:rPr>
+          <w:i/>
+          <w:iCs/>
+        </w:rPr>
+        <w:t xml:space="preserve">DB_PASSWORD</w:t>
+      </w:r>
+      <w:r>
+        <w:t xml:space="preserve"> </w:t>
+      </w:r>
+      <w:r>
+        <w:t xml:space="preserve">o</w:t>
+      </w:r>
+      <w:r>
+        <w:t xml:space="preserve"> </w:t>
+      </w:r>
+      <w:r>
+        <w:rPr>
+          <w:i/>
+          <w:iCs/>
+        </w:rPr>
+        <w:t xml:space="preserve">JWT_SECRET</w:t>
+      </w:r>
+      <w:r>
+        <w:t xml:space="preserve">; en ese caso, completar primero el archivo</w:t>
+      </w:r>
+      <w:r>
+        <w:t xml:space="preserve"> </w:t>
+      </w:r>
+      <w:r>
+        <w:rPr>
+          <w:i/>
+          <w:iCs/>
+        </w:rPr>
+        <w:t xml:space="preserve">.env</w:t>
+      </w:r>
+      <w:r>
+        <w:t xml:space="preserve"> </w:t>
+      </w:r>
+      <w:r>
+        <w:t xml:space="preserve">(sección 10) y ejecutarlo de nuevo.</w:t>
+      </w:r>
+    </w:p>
+    <w:bookmarkEnd w:id="53"/>
+    <w:bookmarkStart w:id="54" w:name="Xc072df6bc5c5b4b4bfc5a4bbe169e27a633c1cc"/>
+    <w:p>
+      <w:pPr>
+        <w:pStyle w:val="Heading3"/>
+      </w:pPr>
+      <w:r>
+        <w:t xml:space="preserve">9.2 Servicios Java</w:t>
+      </w:r>
+    </w:p>
+    <w:p>
+      <w:pPr>
+        <w:pStyle w:val="FirstParagraph"/>
+      </w:pPr>
+      <w:r>
+        <w:t xml:space="preserve">Los servicios Java descargan sus dependencias automáticamente: con Docker, durante la construcción de la imagen; fuera de Docker, la primera vez que corre</w:t>
+      </w:r>
+      <w:r>
+        <w:t xml:space="preserve"> </w:t>
+      </w:r>
+      <w:r>
+        <w:rPr>
+          <w:i/>
+          <w:iCs/>
+        </w:rPr>
+        <w:t xml:space="preserve">mvnw</w:t>
+      </w:r>
+      <w:r>
+        <w:t xml:space="preserve"> </w:t>
+      </w:r>
+      <w:r>
+        <w:t xml:space="preserve">(puede tardar varios minutos). Para descargarlas por adelantado y ejecutar las pruebas unitarias de un servicio:</w:t>
+      </w:r>
+    </w:p>
+    <w:p>
+      <w:pPr>
+        <w:pStyle w:val="SourceCode"/>
+      </w:pPr>
+      <w:r>
+        <w:rPr>
+          <w:rStyle w:val="BuiltInTok"/>
+        </w:rPr>
+        <w:t xml:space="preserve">cd</w:t>
+      </w:r>
+      <w:r>
+        <w:rPr>
+          <w:rStyle w:val="NormalTok"/>
+        </w:rPr>
+        <w:t xml:space="preserve"> Backend/lavarapido-security-service</w:t>
+      </w:r>
+      <w:r>
+        <w:br/>
+      </w:r>
+      <w:r>
+        <w:rPr>
+          <w:rStyle w:val="ExtensionTok"/>
+        </w:rPr>
+        <w:t xml:space="preserve">./mvnw</w:t>
+      </w:r>
+      <w:r>
+        <w:rPr>
+          <w:rStyle w:val="NormalTok"/>
+        </w:rPr>
+        <w:t xml:space="preserve"> </w:t>
+      </w:r>
+      <w:r>
+        <w:rPr>
+          <w:rStyle w:val="AttributeTok"/>
+        </w:rPr>
+        <w:t xml:space="preserve">-B</w:t>
+      </w:r>
+      <w:r>
+        <w:rPr>
+          <w:rStyle w:val="NormalTok"/>
+        </w:rPr>
+        <w:t xml:space="preserve"> test            </w:t>
+      </w:r>
+      <w:r>
+        <w:rPr>
+          <w:rStyle w:val="CommentTok"/>
+        </w:rPr>
+        <w:t xml:space="preserve"># Windows: .\mvnw.cmd -B test</w:t>
+      </w:r>
+    </w:p>
+    <w:bookmarkEnd w:id="54"/>
+    <w:bookmarkStart w:id="55" w:name="Xaf96c8e28eceef0d4c639c810c4eba3f2b97f84"/>
+    <w:p>
+      <w:pPr>
+        <w:pStyle w:val="Heading3"/>
+      </w:pPr>
+      <w:r>
+        <w:t xml:space="preserve">9.3 payment-service (.NET 8)</w:t>
+      </w:r>
+    </w:p>
+    <w:p>
+      <w:pPr>
+        <w:pStyle w:val="SourceCode"/>
+      </w:pPr>
+      <w:r>
+        <w:rPr>
+          <w:rStyle w:val="BuiltInTok"/>
+        </w:rPr>
+        <w:t xml:space="preserve">cd</w:t>
+      </w:r>
+      <w:r>
+        <w:rPr>
+          <w:rStyle w:val="NormalTok"/>
+        </w:rPr>
+        <w:t xml:space="preserve"> Backend/lavarapido-payment-service</w:t>
+      </w:r>
+      <w:r>
+        <w:br/>
+      </w:r>
+      <w:r>
+        <w:rPr>
+          <w:rStyle w:val="ExtensionTok"/>
+        </w:rPr>
+        <w:t xml:space="preserve">dotnet</w:t>
+      </w:r>
+      <w:r>
+        <w:rPr>
+          <w:rStyle w:val="NormalTok"/>
+        </w:rPr>
+        <w:t xml:space="preserve"> restore</w:t>
+      </w:r>
+      <w:r>
+        <w:br/>
+      </w:r>
+      <w:r>
+        <w:rPr>
+          <w:rStyle w:val="ExtensionTok"/>
+        </w:rPr>
+        <w:t xml:space="preserve">dotnet</w:t>
+      </w:r>
+      <w:r>
+        <w:rPr>
+          <w:rStyle w:val="NormalTok"/>
+        </w:rPr>
+        <w:t xml:space="preserve"> test               </w:t>
+      </w:r>
+      <w:r>
+        <w:rPr>
+          <w:rStyle w:val="CommentTok"/>
+        </w:rPr>
+        <w:t xml:space="preserve"># pruebas de dominio, de aplicación y de integración (xUnit)</w:t>
+      </w:r>
+    </w:p>
+    <w:bookmarkEnd w:id="55"/>
+    <w:bookmarkStart w:id="56" w:name="Xe355635183cd943bba12d7624485d9f37a6de4c"/>
+    <w:p>
+      <w:pPr>
+        <w:pStyle w:val="Heading3"/>
+      </w:pPr>
+      <w:r>
+        <w:t xml:space="preserve">9.4 Aplicación Web</w:t>
+      </w:r>
+    </w:p>
+    <w:p>
+      <w:pPr>
+        <w:pStyle w:val="SourceCode"/>
+      </w:pPr>
+      <w:r>
+        <w:rPr>
+          <w:rStyle w:val="BuiltInTok"/>
+        </w:rPr>
+        <w:t xml:space="preserve">cd</w:t>
+      </w:r>
+      <w:r>
+        <w:rPr>
+          <w:rStyle w:val="NormalTok"/>
+        </w:rPr>
+        <w:t xml:space="preserve"> Frontend/Front-end-proyecto-web</w:t>
+      </w:r>
+      <w:r>
+        <w:br/>
+      </w:r>
+      <w:r>
+        <w:rPr>
+          <w:rStyle w:val="ExtensionTok"/>
+        </w:rPr>
+        <w:t xml:space="preserve">npm</w:t>
+      </w:r>
+      <w:r>
+        <w:rPr>
+          <w:rStyle w:val="NormalTok"/>
+        </w:rPr>
+        <w:t xml:space="preserve"> ci</w:t>
+      </w:r>
+    </w:p>
+    <w:p>
+      <w:pPr>
+        <w:pStyle w:val="FirstParagraph"/>
+      </w:pPr>
+      <w:r>
+        <w:t xml:space="preserve">El comando</w:t>
+      </w:r>
+      <w:r>
+        <w:t xml:space="preserve"> </w:t>
+      </w:r>
+      <w:r>
+        <w:rPr>
+          <w:i/>
+          <w:iCs/>
+        </w:rPr>
+        <w:t xml:space="preserve">npm ci</w:t>
+      </w:r>
+      <w:r>
+        <w:t xml:space="preserve"> </w:t>
+      </w:r>
+      <w:r>
+        <w:t xml:space="preserve">instala exactamente las versiones de</w:t>
+      </w:r>
+      <w:r>
+        <w:t xml:space="preserve"> </w:t>
+      </w:r>
+      <w:r>
+        <w:rPr>
+          <w:i/>
+          <w:iCs/>
+        </w:rPr>
+        <w:t xml:space="preserve">package-lock.json</w:t>
+      </w:r>
+      <w:r>
+        <w:t xml:space="preserve">, lo que hace repetible la instalación. Las vulnerabilidades conocidas se revisan con</w:t>
+      </w:r>
+      <w:r>
+        <w:t xml:space="preserve"> </w:t>
+      </w:r>
+      <w:r>
+        <w:rPr>
+          <w:i/>
+          <w:iCs/>
+        </w:rPr>
+        <w:t xml:space="preserve">npm audit</w:t>
+      </w:r>
+      <w:r>
+        <w:t xml:space="preserve">.</w:t>
+      </w:r>
+    </w:p>
+    <w:bookmarkEnd w:id="56"/>
+    <w:bookmarkStart w:id="60" w:name="Xc92b46eea8630a8382026edde81553b2a2ffa00"/>
+    <w:p>
+      <w:pPr>
+        <w:pStyle w:val="Heading3"/>
+      </w:pPr>
+      <w:r>
+        <w:t xml:space="preserve">9.5 Aplicación Móvil</w:t>
+      </w:r>
+    </w:p>
+    <w:p>
+      <w:pPr>
+        <w:pStyle w:val="SourceCode"/>
+      </w:pPr>
+      <w:r>
+        <w:rPr>
+          <w:rStyle w:val="BuiltInTok"/>
+        </w:rPr>
+        <w:t xml:space="preserve">cd</w:t>
+      </w:r>
+      <w:r>
+        <w:rPr>
+          <w:rStyle w:val="NormalTok"/>
+        </w:rPr>
+        <w:t xml:space="preserve"> Frontend/LavadoVehicular-Movil</w:t>
+      </w:r>
+      <w:r>
+        <w:br/>
+      </w:r>
+      <w:r>
+        <w:rPr>
+          <w:rStyle w:val="ExtensionTok"/>
+        </w:rPr>
+        <w:t xml:space="preserve">npm</w:t>
+      </w:r>
+      <w:r>
+        <w:rPr>
+          <w:rStyle w:val="NormalTok"/>
+        </w:rPr>
+        <w:t xml:space="preserve"> ci</w:t>
+      </w:r>
+    </w:p>
+    <w:p>
+      <w:pPr>
+        <w:pStyle w:val="FirstParagraph"/>
       </w:pPr>
       <w:r>
         <w:rPr>
           <w:b/>
           <w:bCs/>
         </w:rPr>
-        <w:t xml:space="preserve">Captura por insertar.</w:t>
-      </w:r>
-      <w:r>
-        <w:t xml:space="preserve"> </w:t>
-      </w:r>
-      <w:r>
-        <w:rPr>
-          <w:b/>
-          <w:bCs/>
-        </w:rPr>
-        <w:t xml:space="preserve">Pantalla:</w:t>
-      </w:r>
-      <w:r>
-        <w:t xml:space="preserve"> </w:t>
-      </w:r>
-      <w:r>
-        <w:t xml:space="preserve">explorador de archivos o terminal en la carpeta</w:t>
-      </w:r>
-      <w:r>
-        <w:t xml:space="preserve"> </w:t>
-      </w:r>
-      <w:r>
-        <w:rPr>
-          <w:i/>
-          <w:iCs/>
-        </w:rPr>
-        <w:t xml:space="preserve">Backend</w:t>
+        <w:t xml:space="preserve">Figura 3</w:t>
+      </w:r>
+    </w:p>
+    <w:p>
+      <w:pPr>
+        <w:pStyle w:val="BodyText"/>
+      </w:pPr>
+      <w:r>
+        <w:rPr>
+          <w:i/>
+          <w:iCs/>
+        </w:rPr>
+        <w:t xml:space="preserve">Instalación Exitosa de las Dependencias</w:t>
+      </w:r>
+    </w:p>
+    <w:p>
+      <w:pPr>
+        <w:pStyle w:val="BodyText"/>
+      </w:pPr>
+      <w:r>
+        <w:drawing>
+          <wp:inline>
+            <wp:extent cx="5334000" cy="1538256"/>
+            <wp:effectExtent b="0" l="0" r="0" t="0"/>
+            <wp:docPr descr="Instalación Exitosa de las Dependencias" title="" id="58" name="Picture"/>
+            <a:graphic>
+              <a:graphicData uri="http://schemas.openxmlformats.org/drawingml/2006/picture">
+                <pic:pic>
+                  <pic:nvPicPr>
+                    <pic:cNvPr descr="capturas/instalacion-03-instalacion-exitosa-de-las-dependencias.png" id="59" name="Picture"/>
+                    <pic:cNvPicPr>
+                      <a:picLocks noChangeArrowheads="1" noChangeAspect="1"/>
+                    </pic:cNvPicPr>
+                  </pic:nvPicPr>
+                  <pic:blipFill>
+                    <a:blip r:embed="rId57"/>
+                    <a:stretch>
+                      <a:fillRect/>
+                    </a:stretch>
+                  </pic:blipFill>
+                  <pic:spPr bwMode="auto">
+                    <a:xfrm>
+                      <a:off x="0" y="0"/>
+                      <a:ext cx="5334000" cy="1538256"/>
+                    </a:xfrm>
+                    <a:prstGeom prst="rect">
+                      <a:avLst/>
+                    </a:prstGeom>
+                    <a:noFill/>
+                    <a:ln w="9525">
+                      <a:noFill/>
+                      <a:headEnd/>
+                      <a:tailEnd/>
+                    </a:ln>
+                  </pic:spPr>
+                </pic:pic>
+              </a:graphicData>
+            </a:graphic>
+          </wp:inline>
+        </w:drawing>
+      </w:r>
+    </w:p>
+    <w:bookmarkEnd w:id="60"/>
+    <w:bookmarkEnd w:id="61"/>
+    <w:bookmarkStart w:id="72" w:name="Xfa7e981afa1e831c5ef12ac914850205ffad3f6"/>
+    <w:p>
+      <w:pPr>
+        <w:pStyle w:val="Heading2"/>
+      </w:pPr>
+      <w:r>
+        <w:t xml:space="preserve">10. Configuración de las Variables de Entorno</w:t>
+      </w:r>
+    </w:p>
+    <w:p>
+      <w:pPr>
+        <w:pStyle w:val="FirstParagraph"/>
+      </w:pPr>
+      <w:r>
+        <w:t xml:space="preserve">Los valores que cambian entre entornos (datos de conexión, secretos, correo e interruptores) residen fuera del código (Wiggins, 2017). Todos los servicios leen el mismo archivo</w:t>
+      </w:r>
+      <w:r>
+        <w:t xml:space="preserve"> </w:t>
+      </w:r>
+      <w:r>
+        <w:rPr>
+          <w:i/>
+          <w:iCs/>
+        </w:rPr>
+        <w:t xml:space="preserve">lavarapido-infra/.env</w:t>
+      </w:r>
+      <w:r>
+        <w:t xml:space="preserve">: Docker Compose lo lee automáticamente, los servicios Java lo importan con</w:t>
+      </w:r>
+      <w:r>
+        <w:t xml:space="preserve"> </w:t>
+      </w:r>
+      <w:r>
+        <w:rPr>
+          <w:i/>
+          <w:iCs/>
+        </w:rPr>
+        <w:t xml:space="preserve">spring.config.import</w:t>
+      </w:r>
+      <w:r>
+        <w:t xml:space="preserve"> </w:t>
+      </w:r>
+      <w:r>
+        <w:t xml:space="preserve">y payment-service lo lee con su clase</w:t>
+      </w:r>
+      <w:r>
+        <w:t xml:space="preserve"> </w:t>
+      </w:r>
+      <w:r>
+        <w:rPr>
+          <w:i/>
+          <w:iCs/>
+        </w:rPr>
+        <w:t xml:space="preserve">EnvFile</w:t>
+      </w:r>
+      <w:r>
+        <w:t xml:space="preserve">. Las variables de entorno reales siempre tienen prioridad sobre el archivo. El archivo</w:t>
+      </w:r>
+      <w:r>
+        <w:t xml:space="preserve"> </w:t>
+      </w:r>
+      <w:r>
+        <w:rPr>
+          <w:i/>
+          <w:iCs/>
+        </w:rPr>
+        <w:t xml:space="preserve">.env</w:t>
+      </w:r>
+      <w:r>
+        <w:t xml:space="preserve"> </w:t>
+      </w:r>
+      <w:r>
+        <w:t xml:space="preserve">está excluido de Git; el repositorio solo contiene</w:t>
+      </w:r>
+      <w:r>
+        <w:t xml:space="preserve"> </w:t>
+      </w:r>
+      <w:r>
+        <w:rPr>
+          <w:i/>
+          <w:iCs/>
+        </w:rPr>
+        <w:t xml:space="preserve">.env.example</w:t>
       </w:r>
       <w:r>
         <w:t xml:space="preserve">.</w:t>
       </w:r>
-      <w:r>
-        <w:t xml:space="preserve"> </w:t>
-      </w:r>
-      <w:r>
-        <w:rPr>
-          <w:b/>
-          <w:bCs/>
-        </w:rPr>
-        <w:t xml:space="preserve">Contenido:</w:t>
-      </w:r>
-      <w:r>
-        <w:t xml:space="preserve"> </w:t>
-      </w:r>
-      <w:r>
-        <w:t xml:space="preserve">los ocho repositorios del backend uno al lado del otro y, dentro de</w:t>
-      </w:r>
-      <w:r>
-        <w:t xml:space="preserve"> </w:t>
-      </w:r>
-      <w:r>
-        <w:rPr>
-          <w:i/>
-          <w:iCs/>
-        </w:rPr>
-        <w:t xml:space="preserve">lavarapido-infra</w:t>
-      </w:r>
-      <w:r>
-        <w:t xml:space="preserve">, los archivos</w:t>
-      </w:r>
-      <w:r>
-        <w:t xml:space="preserve"> </w:t>
-      </w:r>
-      <w:r>
-        <w:rPr>
-          <w:i/>
-          <w:iCs/>
-        </w:rPr>
-        <w:t xml:space="preserve">docker-compose.yml</w:t>
-      </w:r>
-      <w:r>
-        <w:t xml:space="preserve"> </w:t>
-      </w:r>
-      <w:r>
-        <w:t xml:space="preserve">y</w:t>
-      </w:r>
-      <w:r>
-        <w:t xml:space="preserve"> </w:t>
-      </w:r>
-      <w:r>
-        <w:rPr>
-          <w:i/>
-          <w:iCs/>
-        </w:rPr>
-        <w:t xml:space="preserve">.env.example</w:t>
+    </w:p>
+    <w:bookmarkStart w:id="62" w:name="X7ec147fff84d17e05257e6fb836198eadb386df"/>
+    <w:p>
+      <w:pPr>
+        <w:pStyle w:val="Heading3"/>
+      </w:pPr>
+      <w:r>
+        <w:t xml:space="preserve">10.1 Creación del Archivo .env</w:t>
+      </w:r>
+    </w:p>
+    <w:p>
+      <w:pPr>
+        <w:pStyle w:val="SourceCode"/>
+      </w:pPr>
+      <w:r>
+        <w:rPr>
+          <w:rStyle w:val="BuiltInTok"/>
+        </w:rPr>
+        <w:t xml:space="preserve">cd</w:t>
+      </w:r>
+      <w:r>
+        <w:rPr>
+          <w:rStyle w:val="NormalTok"/>
+        </w:rPr>
+        <w:t xml:space="preserve"> Backend/lavarapido-infra</w:t>
+      </w:r>
+      <w:r>
+        <w:br/>
+      </w:r>
+      <w:r>
+        <w:rPr>
+          <w:rStyle w:val="FunctionTok"/>
+        </w:rPr>
+        <w:t xml:space="preserve">cp</w:t>
+      </w:r>
+      <w:r>
+        <w:rPr>
+          <w:rStyle w:val="NormalTok"/>
+        </w:rPr>
+        <w:t xml:space="preserve"> .env.example .env           </w:t>
+      </w:r>
+      <w:r>
+        <w:rPr>
+          <w:rStyle w:val="CommentTok"/>
+        </w:rPr>
+        <w:t xml:space="preserve"># PowerShell: Copy-Item .env.example .env</w:t>
+      </w:r>
+      <w:r>
+        <w:br/>
+      </w:r>
+      <w:r>
+        <w:rPr>
+          <w:rStyle w:val="FunctionTok"/>
+        </w:rPr>
+        <w:t xml:space="preserve">git</w:t>
+      </w:r>
+      <w:r>
+        <w:rPr>
+          <w:rStyle w:val="NormalTok"/>
+        </w:rPr>
+        <w:t xml:space="preserve"> check-ignore </w:t>
+      </w:r>
+      <w:r>
+        <w:rPr>
+          <w:rStyle w:val="AttributeTok"/>
+        </w:rPr>
+        <w:t xml:space="preserve">-v</w:t>
+      </w:r>
+      <w:r>
+        <w:rPr>
+          <w:rStyle w:val="NormalTok"/>
+        </w:rPr>
+        <w:t xml:space="preserve"> .env       </w:t>
+      </w:r>
+      <w:r>
+        <w:rPr>
+          <w:rStyle w:val="CommentTok"/>
+        </w:rPr>
+        <w:t xml:space="preserve"># debe mostrar la regla de .gitignore que lo excluye</w:t>
+      </w:r>
+    </w:p>
+    <w:p>
+      <w:pPr>
+        <w:pStyle w:val="FirstParagraph"/>
+      </w:pPr>
+      <w:r>
+        <w:t xml:space="preserve">Si</w:t>
+      </w:r>
+      <w:r>
+        <w:t xml:space="preserve"> </w:t>
+      </w:r>
+      <w:r>
+        <w:rPr>
+          <w:i/>
+          <w:iCs/>
+        </w:rPr>
+        <w:t xml:space="preserve">git check-ignore</w:t>
+      </w:r>
+      <w:r>
+        <w:t xml:space="preserve"> </w:t>
+      </w:r>
+      <w:r>
+        <w:t xml:space="preserve">no imprime nada, el archivo no está excluido y no se debe llenar con secretos hasta corregir el</w:t>
+      </w:r>
+      <w:r>
+        <w:t xml:space="preserve"> </w:t>
+      </w:r>
+      <w:r>
+        <w:rPr>
+          <w:i/>
+          <w:iCs/>
+        </w:rPr>
+        <w:t xml:space="preserve">.gitignore</w:t>
       </w:r>
       <w:r>
         <w:t xml:space="preserve">.</w:t>
       </w:r>
     </w:p>
-    <w:bookmarkEnd w:id="45"/>
-    <w:bookmarkEnd w:id="46"/>
-    <w:bookmarkStart w:id="52" w:name="X8f359f1a50a35f75dce83f97b315373a40bed62"/>
-    <w:p>
-      <w:pPr>
-        <w:pStyle w:val="Heading2"/>
-      </w:pPr>
-      <w:r>
-        <w:t xml:space="preserve">9. Instalación de Dependencias</w:t>
-      </w:r>
-    </w:p>
-    <w:bookmarkStart w:id="47" w:name="X0149923b3d7693523c410fd8d7849b5ce4a415b"/>
-    <w:p>
-      <w:pPr>
-        <w:pStyle w:val="Heading3"/>
-      </w:pPr>
-      <w:r>
-        <w:t xml:space="preserve">9.1 Imágenes de Contenedores</w:t>
-      </w:r>
-    </w:p>
-    <w:p>
-      <w:pPr>
-        <w:pStyle w:val="FirstParagraph"/>
-      </w:pPr>
-      <w:r>
-        <w:t xml:space="preserve">El entorno local usa las imágenes</w:t>
-      </w:r>
-      <w:r>
-        <w:t xml:space="preserve"> </w:t>
-      </w:r>
-      <w:r>
-        <w:rPr>
-          <w:i/>
-          <w:iCs/>
-        </w:rPr>
-        <w:t xml:space="preserve">mcr.microsoft.com/mssql/server:2022-latest</w:t>
-      </w:r>
-      <w:r>
-        <w:t xml:space="preserve">,</w:t>
-      </w:r>
-      <w:r>
-        <w:t xml:space="preserve"> </w:t>
-      </w:r>
-      <w:r>
-        <w:rPr>
-          <w:i/>
-          <w:iCs/>
-        </w:rPr>
-        <w:t xml:space="preserve">rabbitmq:4-management</w:t>
-      </w:r>
-      <w:r>
-        <w:t xml:space="preserve">,</w:t>
-      </w:r>
-      <w:r>
-        <w:t xml:space="preserve"> </w:t>
-      </w:r>
-      <w:r>
-        <w:rPr>
-          <w:i/>
-          <w:iCs/>
-        </w:rPr>
-        <w:t xml:space="preserve">axllent/mailpit</w:t>
-      </w:r>
-      <w:r>
-        <w:t xml:space="preserve"> </w:t>
-      </w:r>
-      <w:r>
-        <w:t xml:space="preserve">y</w:t>
-      </w:r>
-      <w:r>
-        <w:t xml:space="preserve"> </w:t>
-      </w:r>
-      <w:r>
-        <w:rPr>
-          <w:i/>
-          <w:iCs/>
-        </w:rPr>
-        <w:t xml:space="preserve">liquibase/liquibase:4.29</w:t>
-      </w:r>
-      <w:r>
-        <w:t xml:space="preserve">; las imágenes de los servicios se construyen desde sus Dockerfile (payment-service usa las imágenes oficiales del SDK y del runtime de .NET 8). Desde la carpeta de infraestructura, validar el archivo de Compose y descargar las imágenes base:</w:t>
-      </w:r>
-    </w:p>
-    <w:p>
-      <w:pPr>
-        <w:pStyle w:val="SourceCode"/>
-      </w:pPr>
-      <w:r>
-        <w:rPr>
-          <w:rStyle w:val="BuiltInTok"/>
-        </w:rPr>
-        <w:t xml:space="preserve">cd</w:t>
-      </w:r>
-      <w:r>
-        <w:rPr>
-          <w:rStyle w:val="NormalTok"/>
-        </w:rPr>
-        <w:t xml:space="preserve"> Backend/lavarapido-infra</w:t>
-      </w:r>
-      <w:r>
-        <w:br/>
-      </w:r>
-      <w:r>
-        <w:rPr>
-          <w:rStyle w:val="ExtensionTok"/>
-        </w:rPr>
-        <w:t xml:space="preserve">docker</w:t>
-      </w:r>
-      <w:r>
-        <w:rPr>
-          <w:rStyle w:val="NormalTok"/>
-        </w:rPr>
-        <w:t xml:space="preserve"> compose config </w:t>
-      </w:r>
-      <w:r>
-        <w:rPr>
-          <w:rStyle w:val="AttributeTok"/>
-        </w:rPr>
-        <w:t xml:space="preserve">--quiet</w:t>
-      </w:r>
-      <w:r>
-        <w:rPr>
-          <w:rStyle w:val="NormalTok"/>
-        </w:rPr>
-        <w:t xml:space="preserve"> </w:t>
-      </w:r>
-      <w:r>
-        <w:rPr>
-          <w:rStyle w:val="KeywordTok"/>
-        </w:rPr>
-        <w:t xml:space="preserve">&amp;&amp;</w:t>
-      </w:r>
-      <w:r>
-        <w:rPr>
-          <w:rStyle w:val="NormalTok"/>
-        </w:rPr>
-        <w:t xml:space="preserve"> </w:t>
-      </w:r>
-      <w:r>
-        <w:rPr>
-          <w:rStyle w:val="BuiltInTok"/>
-        </w:rPr>
-        <w:t xml:space="preserve">echo</w:t>
-      </w:r>
-      <w:r>
-        <w:rPr>
-          <w:rStyle w:val="NormalTok"/>
-        </w:rPr>
-        <w:t xml:space="preserve"> </w:t>
-      </w:r>
-      <w:r>
-        <w:rPr>
-          <w:rStyle w:val="StringTok"/>
-        </w:rPr>
-        <w:t xml:space="preserve">"El archivo de Compose es válido"</w:t>
-      </w:r>
-      <w:r>
-        <w:br/>
-      </w:r>
-      <w:r>
-        <w:rPr>
-          <w:rStyle w:val="ExtensionTok"/>
-        </w:rPr>
-        <w:t xml:space="preserve">docker</w:t>
-      </w:r>
-      <w:r>
-        <w:rPr>
-          <w:rStyle w:val="NormalTok"/>
-        </w:rPr>
-        <w:t xml:space="preserve"> compose pull</w:t>
-      </w:r>
-    </w:p>
-    <w:p>
-      <w:pPr>
-        <w:pStyle w:val="FirstParagraph"/>
-      </w:pPr>
-      <w:r>
-        <w:t xml:space="preserve">El comando</w:t>
-      </w:r>
-      <w:r>
-        <w:t xml:space="preserve"> </w:t>
-      </w:r>
-      <w:r>
-        <w:rPr>
-          <w:i/>
-          <w:iCs/>
-        </w:rPr>
-        <w:t xml:space="preserve">docker compose config</w:t>
-      </w:r>
-      <w:r>
-        <w:t xml:space="preserve"> </w:t>
-      </w:r>
-      <w:r>
-        <w:t xml:space="preserve">falla si faltan</w:t>
-      </w:r>
-      <w:r>
-        <w:t xml:space="preserve"> </w:t>
-      </w:r>
-      <w:r>
-        <w:rPr>
-          <w:i/>
-          <w:iCs/>
-        </w:rPr>
-        <w:t xml:space="preserve">DB_PASSWORD</w:t>
-      </w:r>
-      <w:r>
-        <w:t xml:space="preserve"> </w:t>
-      </w:r>
-      <w:r>
-        <w:t xml:space="preserve">o</w:t>
-      </w:r>
-      <w:r>
-        <w:t xml:space="preserve"> </w:t>
-      </w:r>
-      <w:r>
-        <w:rPr>
-          <w:i/>
-          <w:iCs/>
-        </w:rPr>
-        <w:t xml:space="preserve">JWT_SECRET</w:t>
-      </w:r>
-      <w:r>
-        <w:t xml:space="preserve">; en ese caso, completar primero el archivo</w:t>
-      </w:r>
-      <w:r>
-        <w:t xml:space="preserve"> </w:t>
-      </w:r>
-      <w:r>
-        <w:rPr>
-          <w:i/>
-          <w:iCs/>
-        </w:rPr>
-        <w:t xml:space="preserve">.env</w:t>
-      </w:r>
-      <w:r>
-        <w:t xml:space="preserve"> </w:t>
-      </w:r>
-      <w:r>
-        <w:t xml:space="preserve">(sección 10) y ejecutarlo de nuevo.</w:t>
-      </w:r>
-    </w:p>
-    <w:bookmarkEnd w:id="47"/>
-    <w:bookmarkStart w:id="48" w:name="Xc072df6bc5c5b4b4bfc5a4bbe169e27a633c1cc"/>
-    <w:p>
-      <w:pPr>
-        <w:pStyle w:val="Heading3"/>
-      </w:pPr>
-      <w:r>
-        <w:t xml:space="preserve">9.2 Servicios Java</w:t>
-      </w:r>
-    </w:p>
-    <w:p>
-      <w:pPr>
-        <w:pStyle w:val="FirstParagraph"/>
-      </w:pPr>
-      <w:r>
-        <w:t xml:space="preserve">Los servicios Java descargan sus dependencias automáticamente: con Docker, durante la construcción de la imagen; fuera de Docker, la primera vez que corre</w:t>
-      </w:r>
-      <w:r>
-        <w:t xml:space="preserve"> </w:t>
-      </w:r>
-      <w:r>
-        <w:rPr>
-          <w:i/>
-          <w:iCs/>
-        </w:rPr>
-        <w:t xml:space="preserve">mvnw</w:t>
-      </w:r>
-      <w:r>
-        <w:t xml:space="preserve"> </w:t>
-      </w:r>
-      <w:r>
-        <w:t xml:space="preserve">(puede tardar varios minutos). Para descargarlas por adelantado y ejecutar las pruebas unitarias de un servicio:</w:t>
-      </w:r>
-    </w:p>
-    <w:p>
-      <w:pPr>
-        <w:pStyle w:val="SourceCode"/>
-      </w:pPr>
-      <w:r>
-        <w:rPr>
-          <w:rStyle w:val="BuiltInTok"/>
-        </w:rPr>
-        <w:t xml:space="preserve">cd</w:t>
-      </w:r>
-      <w:r>
-        <w:rPr>
-          <w:rStyle w:val="NormalTok"/>
-        </w:rPr>
-        <w:t xml:space="preserve"> Backend/lavarapido-security-service</w:t>
-      </w:r>
-      <w:r>
-        <w:br/>
-      </w:r>
-      <w:r>
-        <w:rPr>
-          <w:rStyle w:val="ExtensionTok"/>
-        </w:rPr>
-        <w:t xml:space="preserve">./mvnw</w:t>
-      </w:r>
-      <w:r>
-        <w:rPr>
-          <w:rStyle w:val="NormalTok"/>
-        </w:rPr>
-        <w:t xml:space="preserve"> </w:t>
-      </w:r>
-      <w:r>
-        <w:rPr>
-          <w:rStyle w:val="AttributeTok"/>
-        </w:rPr>
-        <w:t xml:space="preserve">-B</w:t>
-      </w:r>
-      <w:r>
-        <w:rPr>
-          <w:rStyle w:val="NormalTok"/>
-        </w:rPr>
-        <w:t xml:space="preserve"> test            </w:t>
-      </w:r>
-      <w:r>
-        <w:rPr>
-          <w:rStyle w:val="CommentTok"/>
-        </w:rPr>
-        <w:t xml:space="preserve"># Windows: .\mvnw.cmd -B test</w:t>
-      </w:r>
-    </w:p>
-    <w:bookmarkEnd w:id="48"/>
-    <w:bookmarkStart w:id="49" w:name="Xaf96c8e28eceef0d4c639c810c4eba3f2b97f84"/>
-    <w:p>
-      <w:pPr>
-        <w:pStyle w:val="Heading3"/>
-      </w:pPr>
-      <w:r>
-        <w:t xml:space="preserve">9.3 payment-service (.NET 8)</w:t>
-      </w:r>
-    </w:p>
-    <w:p>
-      <w:pPr>
-        <w:pStyle w:val="SourceCode"/>
-      </w:pPr>
-      <w:r>
-        <w:rPr>
-          <w:rStyle w:val="BuiltInTok"/>
-        </w:rPr>
-        <w:t xml:space="preserve">cd</w:t>
-      </w:r>
-      <w:r>
-        <w:rPr>
-          <w:rStyle w:val="NormalTok"/>
-        </w:rPr>
-        <w:t xml:space="preserve"> Backend/lavarapido-payment-service</w:t>
-      </w:r>
-      <w:r>
-        <w:br/>
-      </w:r>
-      <w:r>
-        <w:rPr>
-          <w:rStyle w:val="ExtensionTok"/>
-        </w:rPr>
-        <w:t xml:space="preserve">dotnet</w:t>
-      </w:r>
-      <w:r>
-        <w:rPr>
-          <w:rStyle w:val="NormalTok"/>
-        </w:rPr>
-        <w:t xml:space="preserve"> restore</w:t>
-      </w:r>
-      <w:r>
-        <w:br/>
-      </w:r>
-      <w:r>
-        <w:rPr>
-          <w:rStyle w:val="ExtensionTok"/>
-        </w:rPr>
-        <w:t xml:space="preserve">dotnet</w:t>
-      </w:r>
-      <w:r>
-        <w:rPr>
-          <w:rStyle w:val="NormalTok"/>
-        </w:rPr>
-        <w:t xml:space="preserve"> test               </w:t>
-      </w:r>
-      <w:r>
-        <w:rPr>
-          <w:rStyle w:val="CommentTok"/>
-        </w:rPr>
-        <w:t xml:space="preserve"># pruebas de dominio, de aplicación y de integración (xUnit)</w:t>
-      </w:r>
-    </w:p>
-    <w:bookmarkEnd w:id="49"/>
-    <w:bookmarkStart w:id="50" w:name="Xe355635183cd943bba12d7624485d9f37a6de4c"/>
-    <w:p>
-      <w:pPr>
-        <w:pStyle w:val="Heading3"/>
-      </w:pPr>
-      <w:r>
-        <w:t xml:space="preserve">9.4 Aplicación Web</w:t>
-      </w:r>
-    </w:p>
-    <w:p>
-      <w:pPr>
-        <w:pStyle w:val="SourceCode"/>
-      </w:pPr>
-      <w:r>
-        <w:rPr>
-          <w:rStyle w:val="BuiltInTok"/>
-        </w:rPr>
-        <w:t xml:space="preserve">cd</w:t>
-      </w:r>
-      <w:r>
-        <w:rPr>
-          <w:rStyle w:val="NormalTok"/>
-        </w:rPr>
-        <w:t xml:space="preserve"> Frontend/Front-end-proyecto-web</w:t>
-      </w:r>
-      <w:r>
-        <w:br/>
-      </w:r>
-      <w:r>
-        <w:rPr>
-          <w:rStyle w:val="ExtensionTok"/>
-        </w:rPr>
-        <w:t xml:space="preserve">npm</w:t>
-      </w:r>
-      <w:r>
-        <w:rPr>
-          <w:rStyle w:val="NormalTok"/>
-        </w:rPr>
-        <w:t xml:space="preserve"> ci</w:t>
-      </w:r>
-    </w:p>
-    <w:p>
-      <w:pPr>
-        <w:pStyle w:val="FirstParagraph"/>
-      </w:pPr>
-      <w:r>
-        <w:t xml:space="preserve">El comando</w:t>
-      </w:r>
-      <w:r>
-        <w:t xml:space="preserve"> </w:t>
-      </w:r>
-      <w:r>
-        <w:rPr>
-          <w:i/>
-          <w:iCs/>
-        </w:rPr>
-        <w:t xml:space="preserve">npm ci</w:t>
-      </w:r>
-      <w:r>
-        <w:t xml:space="preserve"> </w:t>
-      </w:r>
-      <w:r>
-        <w:t xml:space="preserve">instala exactamente las versiones de</w:t>
-      </w:r>
-      <w:r>
-        <w:t xml:space="preserve"> </w:t>
-      </w:r>
-      <w:r>
-        <w:rPr>
-          <w:i/>
-          <w:iCs/>
-        </w:rPr>
-        <w:t xml:space="preserve">package-lock.json</w:t>
-      </w:r>
-      <w:r>
-        <w:t xml:space="preserve">, lo que hace repetible la instalación. Las vulnerabilidades conocidas se revisan con</w:t>
-      </w:r>
-      <w:r>
-        <w:t xml:space="preserve"> </w:t>
-      </w:r>
-      <w:r>
-        <w:rPr>
-          <w:i/>
-          <w:iCs/>
-        </w:rPr>
-        <w:t xml:space="preserve">npm audit</w:t>
-      </w:r>
-      <w:r>
-        <w:t xml:space="preserve">.</w:t>
-      </w:r>
-    </w:p>
-    <w:bookmarkEnd w:id="50"/>
-    <w:bookmarkStart w:id="51" w:name="Xc92b46eea8630a8382026edde81553b2a2ffa00"/>
-    <w:p>
-      <w:pPr>
-        <w:pStyle w:val="Heading3"/>
-      </w:pPr>
-      <w:r>
-        <w:t xml:space="preserve">9.5 Aplicación Móvil</w:t>
-      </w:r>
-    </w:p>
-    <w:p>
-      <w:pPr>
-        <w:pStyle w:val="SourceCode"/>
-      </w:pPr>
-      <w:r>
-        <w:rPr>
-          <w:rStyle w:val="BuiltInTok"/>
-        </w:rPr>
-        <w:t xml:space="preserve">cd</w:t>
-      </w:r>
-      <w:r>
-        <w:rPr>
-          <w:rStyle w:val="NormalTok"/>
-        </w:rPr>
-        <w:t xml:space="preserve"> Frontend/LavadoVehicular-Movil</w:t>
-      </w:r>
-      <w:r>
-        <w:br/>
-      </w:r>
-      <w:r>
-        <w:rPr>
-          <w:rStyle w:val="ExtensionTok"/>
-        </w:rPr>
-        <w:t xml:space="preserve">npm</w:t>
-      </w:r>
-      <w:r>
-        <w:rPr>
-          <w:rStyle w:val="NormalTok"/>
-        </w:rPr>
-        <w:t xml:space="preserve"> ci</w:t>
-      </w:r>
-    </w:p>
-    <w:p>
-      <w:pPr>
-        <w:pStyle w:val="FirstParagraph"/>
-      </w:pPr>
-      <w:r>
-        <w:rPr>
-          <w:b/>
-          <w:bCs/>
-        </w:rPr>
-        <w:t xml:space="preserve">Figura 3</w:t>
-      </w:r>
-    </w:p>
-    <w:p>
-      <w:pPr>
-        <w:pStyle w:val="BodyText"/>
-      </w:pPr>
-      <w:r>
-        <w:rPr>
-          <w:i/>
-          <w:iCs/>
-        </w:rPr>
-        <w:t xml:space="preserve">Instalación Exitosa de las Dependencias</w:t>
-      </w:r>
-    </w:p>
-    <w:p>
-      <w:pPr>
-        <w:pStyle w:val="BlockText"/>
-      </w:pPr>
-      <w:r>
-        <w:rPr>
-          <w:b/>
-          <w:bCs/>
-        </w:rPr>
-        <w:t xml:space="preserve">Captura por insertar.</w:t>
-      </w:r>
-      <w:r>
-        <w:t xml:space="preserve"> </w:t>
-      </w:r>
-      <w:r>
-        <w:rPr>
-          <w:b/>
-          <w:bCs/>
-        </w:rPr>
-        <w:t xml:space="preserve">Pantalla:</w:t>
-      </w:r>
-      <w:r>
-        <w:t xml:space="preserve"> </w:t>
-      </w:r>
-      <w:r>
-        <w:t xml:space="preserve">terminal.</w:t>
-      </w:r>
-      <w:r>
-        <w:t xml:space="preserve"> </w:t>
-      </w:r>
-      <w:r>
-        <w:rPr>
-          <w:b/>
-          <w:bCs/>
-        </w:rPr>
-        <w:t xml:space="preserve">Contenido:</w:t>
-      </w:r>
-      <w:r>
-        <w:t xml:space="preserve"> </w:t>
-      </w:r>
-      <w:r>
-        <w:t xml:space="preserve">salida final de</w:t>
-      </w:r>
-      <w:r>
-        <w:t xml:space="preserve"> </w:t>
-      </w:r>
-      <w:r>
-        <w:rPr>
-          <w:i/>
-          <w:iCs/>
-        </w:rPr>
-        <w:t xml:space="preserve">./mvnw test</w:t>
-      </w:r>
-      <w:r>
-        <w:t xml:space="preserve"> </w:t>
-      </w:r>
-      <w:r>
-        <w:t xml:space="preserve">con BUILD SUCCESS y de</w:t>
-      </w:r>
-      <w:r>
-        <w:t xml:space="preserve"> </w:t>
-      </w:r>
-      <w:r>
-        <w:rPr>
-          <w:i/>
-          <w:iCs/>
-        </w:rPr>
-        <w:t xml:space="preserve">npm ci</w:t>
-      </w:r>
-      <w:r>
-        <w:t xml:space="preserve"> </w:t>
-      </w:r>
-      <w:r>
-        <w:t xml:space="preserve">en la aplicación web sin errores.</w:t>
-      </w:r>
-    </w:p>
-    <w:bookmarkEnd w:id="51"/>
-    <w:bookmarkEnd w:id="52"/>
-    <w:bookmarkStart w:id="60" w:name="Xfa7e981afa1e831c5ef12ac914850205ffad3f6"/>
-    <w:p>
-      <w:pPr>
-        <w:pStyle w:val="Heading2"/>
-      </w:pPr>
-      <w:r>
-        <w:t xml:space="preserve">10. Configuración de las Variables de Entorno</w:t>
-      </w:r>
-    </w:p>
-    <w:p>
-      <w:pPr>
-        <w:pStyle w:val="FirstParagraph"/>
-      </w:pPr>
-      <w:r>
-        <w:t xml:space="preserve">Los valores que cambian entre entornos (datos de conexión, secretos, correo e interruptores) residen fuera del código (Wiggins, 2017). Todos los servicios leen el mismo archivo</w:t>
-      </w:r>
-      <w:r>
-        <w:t xml:space="preserve"> </w:t>
-      </w:r>
-      <w:r>
-        <w:rPr>
-          <w:i/>
-          <w:iCs/>
-        </w:rPr>
-        <w:t xml:space="preserve">lavarapido-infra/.env</w:t>
-      </w:r>
-      <w:r>
-        <w:t xml:space="preserve">: Docker Compose lo lee automáticamente, los servicios Java lo importan con</w:t>
-      </w:r>
-      <w:r>
-        <w:t xml:space="preserve"> </w:t>
-      </w:r>
-      <w:r>
-        <w:rPr>
-          <w:i/>
-          <w:iCs/>
-        </w:rPr>
-        <w:t xml:space="preserve">spring.config.import</w:t>
-      </w:r>
-      <w:r>
-        <w:t xml:space="preserve"> </w:t>
-      </w:r>
-      <w:r>
-        <w:t xml:space="preserve">y payment-service lo lee con su clase</w:t>
-      </w:r>
-      <w:r>
-        <w:t xml:space="preserve"> </w:t>
-      </w:r>
-      <w:r>
-        <w:rPr>
-          <w:i/>
-          <w:iCs/>
-        </w:rPr>
-        <w:t xml:space="preserve">EnvFile</w:t>
-      </w:r>
-      <w:r>
-        <w:t xml:space="preserve">. Las variables de entorno reales siempre tienen prioridad sobre el archivo. El archivo</w:t>
-      </w:r>
-      <w:r>
-        <w:t xml:space="preserve"> </w:t>
-      </w:r>
-      <w:r>
-        <w:rPr>
-          <w:i/>
-          <w:iCs/>
-        </w:rPr>
-        <w:t xml:space="preserve">.env</w:t>
-      </w:r>
-      <w:r>
-        <w:t xml:space="preserve"> </w:t>
-      </w:r>
-      <w:r>
-        <w:t xml:space="preserve">está excluido de Git; el repositorio solo contiene</w:t>
-      </w:r>
-      <w:r>
-        <w:t xml:space="preserve"> </w:t>
-      </w:r>
-      <w:r>
-        <w:rPr>
-          <w:i/>
-          <w:iCs/>
-        </w:rPr>
-        <w:t xml:space="preserve">.env.example</w:t>
-      </w:r>
-      <w:r>
-        <w:t xml:space="preserve">.</w:t>
-      </w:r>
-    </w:p>
-    <w:bookmarkStart w:id="53" w:name="X7ec147fff84d17e05257e6fb836198eadb386df"/>
-    <w:p>
-      <w:pPr>
-        <w:pStyle w:val="Heading3"/>
-      </w:pPr>
-      <w:r>
-        <w:t xml:space="preserve">10.1 Creación del Archivo .env</w:t>
-      </w:r>
-    </w:p>
-    <w:p>
-      <w:pPr>
-        <w:pStyle w:val="SourceCode"/>
-      </w:pPr>
-      <w:r>
-        <w:rPr>
-          <w:rStyle w:val="BuiltInTok"/>
-        </w:rPr>
-        <w:t xml:space="preserve">cd</w:t>
-      </w:r>
-      <w:r>
-        <w:rPr>
-          <w:rStyle w:val="NormalTok"/>
-        </w:rPr>
-        <w:t xml:space="preserve"> Backend/lavarapido-infra</w:t>
-      </w:r>
-      <w:r>
-        <w:br/>
-      </w:r>
-      <w:r>
-        <w:rPr>
-          <w:rStyle w:val="FunctionTok"/>
-        </w:rPr>
-        <w:t xml:space="preserve">cp</w:t>
-      </w:r>
-      <w:r>
-        <w:rPr>
-          <w:rStyle w:val="NormalTok"/>
-        </w:rPr>
-        <w:t xml:space="preserve"> .env.example .env           </w:t>
-      </w:r>
-      <w:r>
-        <w:rPr>
-          <w:rStyle w:val="CommentTok"/>
-        </w:rPr>
-        <w:t xml:space="preserve"># PowerShell: Copy-Item .env.example .env</w:t>
-      </w:r>
-      <w:r>
-        <w:br/>
-      </w:r>
-      <w:r>
-        <w:rPr>
-          <w:rStyle w:val="FunctionTok"/>
-        </w:rPr>
-        <w:t xml:space="preserve">git</w:t>
-      </w:r>
-      <w:r>
-        <w:rPr>
-          <w:rStyle w:val="NormalTok"/>
-        </w:rPr>
-        <w:t xml:space="preserve"> check-ignore </w:t>
-      </w:r>
-      <w:r>
-        <w:rPr>
-          <w:rStyle w:val="AttributeTok"/>
-        </w:rPr>
-        <w:t xml:space="preserve">-v</w:t>
-      </w:r>
-      <w:r>
-        <w:rPr>
-          <w:rStyle w:val="NormalTok"/>
-        </w:rPr>
-        <w:t xml:space="preserve"> .env       </w:t>
-      </w:r>
-      <w:r>
-        <w:rPr>
-          <w:rStyle w:val="CommentTok"/>
-        </w:rPr>
-        <w:t xml:space="preserve"># debe mostrar la regla de .gitignore que lo excluye</w:t>
-      </w:r>
-    </w:p>
-    <w:p>
-      <w:pPr>
-        <w:pStyle w:val="FirstParagraph"/>
-      </w:pPr>
-      <w:r>
-        <w:t xml:space="preserve">Si</w:t>
-      </w:r>
-      <w:r>
-        <w:t xml:space="preserve"> </w:t>
-      </w:r>
-      <w:r>
-        <w:rPr>
-          <w:i/>
-          <w:iCs/>
-        </w:rPr>
-        <w:t xml:space="preserve">git check-ignore</w:t>
-      </w:r>
-      <w:r>
-        <w:t xml:space="preserve"> </w:t>
-      </w:r>
-      <w:r>
-        <w:t xml:space="preserve">no imprime nada, el archivo no está excluido y no se debe llenar con secretos hasta corregir el</w:t>
-      </w:r>
-      <w:r>
-        <w:t xml:space="preserve"> </w:t>
-      </w:r>
-      <w:r>
-        <w:rPr>
-          <w:i/>
-          <w:iCs/>
-        </w:rPr>
-        <w:t xml:space="preserve">.gitignore</w:t>
-      </w:r>
-      <w:r>
-        <w:t xml:space="preserve">.</w:t>
-      </w:r>
-    </w:p>
-    <w:bookmarkEnd w:id="53"/>
-    <w:bookmarkStart w:id="54" w:name="X67f7ee8275266627c7afb67193943f606007dfd"/>
+    <w:bookmarkEnd w:id="62"/>
+    <w:bookmarkStart w:id="63" w:name="X67f7ee8275266627c7afb67193943f606007dfd"/>
     <w:p>
       <w:pPr>
         <w:pStyle w:val="Heading3"/>
@@ -6949,8 +6949,8 @@
         <w:t xml:space="preserve">y los archivos de configuración de los servicios.</w:t>
       </w:r>
     </w:p>
-    <w:bookmarkEnd w:id="54"/>
-    <w:bookmarkStart w:id="55" w:name="X025df910a8d5e4b90f0322607c7a2d2a215cd24"/>
+    <w:bookmarkEnd w:id="63"/>
+    <w:bookmarkStart w:id="64" w:name="X025df910a8d5e4b90f0322607c7a2d2a215cd24"/>
     <w:p>
       <w:pPr>
         <w:pStyle w:val="Heading3"/>
@@ -7084,8 +7084,8 @@
         <w:t xml:space="preserve">, nunca en un mensaje, un documento compartido o un repositorio.</w:t>
       </w:r>
     </w:p>
-    <w:bookmarkEnd w:id="55"/>
-    <w:bookmarkStart w:id="56" w:name="X1146bfc2d63380a8abce8aa0eec403c8683bb2d"/>
+    <w:bookmarkEnd w:id="64"/>
+    <w:bookmarkStart w:id="65" w:name="X1146bfc2d63380a8abce8aa0eec403c8683bb2d"/>
     <w:p>
       <w:pPr>
         <w:pStyle w:val="Heading3"/>
@@ -7503,8 +7503,8 @@
         <w:t xml:space="preserve">********</w:t>
       </w:r>
     </w:p>
-    <w:bookmarkEnd w:id="56"/>
-    <w:bookmarkStart w:id="59" w:name="X84281b81d4f7e060a107ff1bc8347c499d8fac5"/>
+    <w:bookmarkEnd w:id="65"/>
+    <w:bookmarkStart w:id="71" w:name="X84281b81d4f7e060a107ff1bc8347c499d8fac5"/>
     <w:p>
       <w:pPr>
         <w:pStyle w:val="Heading3"/>
@@ -7659,7 +7659,7 @@
       <w:r>
         <w:t xml:space="preserve"> </w:t>
       </w:r>
-      <w:hyperlink r:id="rId57">
+      <w:hyperlink r:id="rId66">
         <w:r>
           <w:rPr>
             <w:rStyle w:val="Hyperlink"/>
@@ -7678,7 +7678,7 @@
       <w:r>
         <w:t xml:space="preserve"> </w:t>
       </w:r>
-      <w:hyperlink r:id="rId58">
+      <w:hyperlink r:id="rId67">
         <w:r>
           <w:rPr>
             <w:rStyle w:val="Hyperlink"/>
@@ -7744,59 +7744,78 @@
     </w:p>
     <w:p>
       <w:pPr>
-        <w:pStyle w:val="BlockText"/>
-      </w:pPr>
-      <w:r>
-        <w:rPr>
-          <w:b/>
-          <w:bCs/>
-        </w:rPr>
-        <w:t xml:space="preserve">Captura por insertar.</w:t>
-      </w:r>
-      <w:r>
-        <w:t xml:space="preserve"> </w:t>
-      </w:r>
-      <w:r>
-        <w:rPr>
-          <w:b/>
-          <w:bCs/>
-        </w:rPr>
-        <w:t xml:space="preserve">Pantalla:</w:t>
-      </w:r>
-      <w:r>
-        <w:t xml:space="preserve"> </w:t>
-      </w:r>
-      <w:r>
-        <w:t xml:space="preserve">editor de texto, archivo</w:t>
-      </w:r>
-      <w:r>
-        <w:t xml:space="preserve"> </w:t>
-      </w:r>
-      <w:r>
-        <w:rPr>
-          <w:i/>
-          <w:iCs/>
-        </w:rPr>
-        <w:t xml:space="preserve">lavarapido-infra/.env</w:t>
-      </w:r>
-      <w:r>
-        <w:t xml:space="preserve">.</w:t>
-      </w:r>
-      <w:r>
-        <w:t xml:space="preserve"> </w:t>
-      </w:r>
-      <w:r>
-        <w:rPr>
-          <w:b/>
-          <w:bCs/>
-        </w:rPr>
-        <w:t xml:space="preserve">Contenido:</w:t>
-      </w:r>
-      <w:r>
-        <w:t xml:space="preserve"> </w:t>
-      </w:r>
-      <w:r>
-        <w:t xml:space="preserve">las variables diligenciadas, con las contraseñas, el secreto JWT y la llave interna cubiertos.</w:t>
+        <w:pStyle w:val="BodyText"/>
+      </w:pPr>
+      <w:r>
+        <w:drawing>
+          <wp:inline>
+            <wp:extent cx="5334000" cy="2939902"/>
+            <wp:effectExtent b="0" l="0" r="0" t="0"/>
+            <wp:docPr descr="Archivo .env Configurado con los Secretos Ocultos" title="" id="69" name="Picture"/>
+            <a:graphic>
+              <a:graphicData uri="http://schemas.openxmlformats.org/drawingml/2006/picture">
+                <pic:pic>
+                  <pic:nvPicPr>
+                    <pic:cNvPr descr="capturas/instalacion-04-archivo-env-configurado-con-los-secretos-ocultos.png" id="70" name="Picture"/>
+                    <pic:cNvPicPr>
+                      <a:picLocks noChangeArrowheads="1" noChangeAspect="1"/>
+                    </pic:cNvPicPr>
+                  </pic:nvPicPr>
+                  <pic:blipFill>
+                    <a:blip r:embed="rId68"/>
+                    <a:stretch>
+                      <a:fillRect/>
+                    </a:stretch>
+                  </pic:blipFill>
+                  <pic:spPr bwMode="auto">
+                    <a:xfrm>
+                      <a:off x="0" y="0"/>
+                      <a:ext cx="5334000" cy="2939902"/>
+                    </a:xfrm>
+                    <a:prstGeom prst="rect">
+                      <a:avLst/>
+                    </a:prstGeom>
+                    <a:noFill/>
+                    <a:ln w="9525">
+                      <a:noFill/>
+                      <a:headEnd/>
+                      <a:tailEnd/>
+                    </a:ln>
+                  </pic:spPr>
+                </pic:pic>
+              </a:graphicData>
+            </a:graphic>
+          </wp:inline>
+        </w:drawing>
+      </w:r>
+    </w:p>
+    <w:p>
+      <w:pPr>
+        <w:pStyle w:val="BodyText"/>
+      </w:pPr>
+      <w:r>
+        <w:rPr>
+          <w:i/>
+          <w:iCs/>
+        </w:rPr>
+        <w:t xml:space="preserve">Nota.</w:t>
+      </w:r>
+      <w:r>
+        <w:t xml:space="preserve"> </w:t>
+      </w:r>
+      <w:r>
+        <w:t xml:space="preserve">No capturar valores reales de los secretos.</w:t>
+      </w:r>
+    </w:p>
+    <w:bookmarkEnd w:id="71"/>
+    <w:bookmarkEnd w:id="72"/>
+    <w:bookmarkStart w:id="82" w:name="X7c66af648c79912150fa07bc17fac8c4bafe747"/>
+    <w:p>
+      <w:pPr>
+        <w:pStyle w:val="Heading2"/>
+      </w:pPr>
+      <w:r>
+        <w:t xml:space="preserve">11. Creación e Importación de la Base de Datos</w:t>
       </w:r>
     </w:p>
     <w:p>
@@ -7804,35 +7823,6 @@
         <w:pStyle w:val="FirstParagraph"/>
       </w:pPr>
       <w:r>
-        <w:rPr>
-          <w:i/>
-          <w:iCs/>
-        </w:rPr>
-        <w:t xml:space="preserve">Nota.</w:t>
-      </w:r>
-      <w:r>
-        <w:t xml:space="preserve"> </w:t>
-      </w:r>
-      <w:r>
-        <w:t xml:space="preserve">No capturar valores reales de los secretos.</w:t>
-      </w:r>
-    </w:p>
-    <w:bookmarkEnd w:id="59"/>
-    <w:bookmarkEnd w:id="60"/>
-    <w:bookmarkStart w:id="67" w:name="X7c66af648c79912150fa07bc17fac8c4bafe747"/>
-    <w:p>
-      <w:pPr>
-        <w:pStyle w:val="Heading2"/>
-      </w:pPr>
-      <w:r>
-        <w:t xml:space="preserve">11. Creación e Importación de la Base de Datos</w:t>
-      </w:r>
-    </w:p>
-    <w:p>
-      <w:pPr>
-        <w:pStyle w:val="FirstParagraph"/>
-      </w:pPr>
-      <w:r>
         <w:t xml:space="preserve">El sistema usa una sola base de datos SQL Server 2022 llamada</w:t>
       </w:r>
       <w:r>
@@ -7969,7 +7959,7 @@
         <w:t xml:space="preserve"> </w:t>
       </w:r>
       <w:r>
-        <w:t xml:space="preserve">(49 tablas). Cada servicio es dueño de sus esquemas y solo migra los suyos con Liquibase, con sus propias tablas de control</w:t>
+        <w:t xml:space="preserve">(57 tablas). Cada servicio es dueño de sus esquemas y solo migra los suyos con Liquibase, con sus propias tablas de control</w:t>
       </w:r>
       <w:r>
         <w:t xml:space="preserve"> </w:t>
@@ -7987,7 +7977,7 @@
         <w:t xml:space="preserve">(Equipo de Desarrollo Vehicle Washing, 2026a).</w:t>
       </w:r>
     </w:p>
-    <w:bookmarkStart w:id="61" w:name="Xc0977c2afcaa41551685727bc25143c9d96b4b8"/>
+    <w:bookmarkStart w:id="76" w:name="Xc0977c2afcaa41551685727bc25143c9d96b4b8"/>
     <w:p>
       <w:pPr>
         <w:pStyle w:val="Heading3"/>
@@ -8369,85 +8359,152 @@
     </w:p>
     <w:p>
       <w:pPr>
-        <w:pStyle w:val="BlockText"/>
-      </w:pPr>
-      <w:r>
-        <w:rPr>
-          <w:b/>
-          <w:bCs/>
-        </w:rPr>
-        <w:t xml:space="preserve">Captura por insertar.</w:t>
-      </w:r>
-      <w:r>
-        <w:t xml:space="preserve"> </w:t>
-      </w:r>
-      <w:r>
-        <w:rPr>
-          <w:b/>
-          <w:bCs/>
-        </w:rPr>
-        <w:t xml:space="preserve">Pantalla:</w:t>
-      </w:r>
-      <w:r>
-        <w:t xml:space="preserve"> </w:t>
-      </w:r>
-      <w:r>
-        <w:t xml:space="preserve">terminal en</w:t>
-      </w:r>
-      <w:r>
-        <w:t xml:space="preserve"> </w:t>
-      </w:r>
-      <w:r>
-        <w:rPr>
-          <w:i/>
-          <w:iCs/>
-        </w:rPr>
-        <w:t xml:space="preserve">lavarapido-infra</w:t>
-      </w:r>
-      <w:r>
-        <w:t xml:space="preserve">.</w:t>
-      </w:r>
-      <w:r>
-        <w:t xml:space="preserve"> </w:t>
-      </w:r>
-      <w:r>
-        <w:rPr>
-          <w:b/>
-          <w:bCs/>
-        </w:rPr>
-        <w:t xml:space="preserve">Contenido:</w:t>
-      </w:r>
-      <w:r>
-        <w:t xml:space="preserve"> </w:t>
-      </w:r>
-      <w:r>
-        <w:t xml:space="preserve">salida de</w:t>
-      </w:r>
-      <w:r>
-        <w:t xml:space="preserve"> </w:t>
-      </w:r>
-      <w:r>
-        <w:rPr>
-          <w:i/>
-          <w:iCs/>
-        </w:rPr>
-        <w:t xml:space="preserve">docker compose ps</w:t>
-      </w:r>
-      <w:r>
-        <w:t xml:space="preserve"> </w:t>
-      </w:r>
-      <w:r>
-        <w:t xml:space="preserve">con</w:t>
-      </w:r>
-      <w:r>
-        <w:t xml:space="preserve"> </w:t>
-      </w:r>
-      <w:r>
-        <w:rPr>
-          <w:i/>
-          <w:iCs/>
-        </w:rPr>
-        <w:t xml:space="preserve">lavarapido-sqlserver</w:t>
+        <w:pStyle w:val="BodyText"/>
+      </w:pPr>
+      <w:r>
+        <w:drawing>
+          <wp:inline>
+            <wp:extent cx="5334000" cy="1067392"/>
+            <wp:effectExtent b="0" l="0" r="0" t="0"/>
+            <wp:docPr descr="Contenedores de Infraestructura en Ejecución" title="" id="74" name="Picture"/>
+            <a:graphic>
+              <a:graphicData uri="http://schemas.openxmlformats.org/drawingml/2006/picture">
+                <pic:pic>
+                  <pic:nvPicPr>
+                    <pic:cNvPr descr="capturas/instalacion-05-contenedores-de-infraestructura-en-ejecucion.png" id="75" name="Picture"/>
+                    <pic:cNvPicPr>
+                      <a:picLocks noChangeArrowheads="1" noChangeAspect="1"/>
+                    </pic:cNvPicPr>
+                  </pic:nvPicPr>
+                  <pic:blipFill>
+                    <a:blip r:embed="rId73"/>
+                    <a:stretch>
+                      <a:fillRect/>
+                    </a:stretch>
+                  </pic:blipFill>
+                  <pic:spPr bwMode="auto">
+                    <a:xfrm>
+                      <a:off x="0" y="0"/>
+                      <a:ext cx="5334000" cy="1067392"/>
+                    </a:xfrm>
+                    <a:prstGeom prst="rect">
+                      <a:avLst/>
+                    </a:prstGeom>
+                    <a:noFill/>
+                    <a:ln w="9525">
+                      <a:noFill/>
+                      <a:headEnd/>
+                      <a:tailEnd/>
+                    </a:ln>
+                  </pic:spPr>
+                </pic:pic>
+              </a:graphicData>
+            </a:graphic>
+          </wp:inline>
+        </w:drawing>
+      </w:r>
+    </w:p>
+    <w:bookmarkEnd w:id="76"/>
+    <w:bookmarkStart w:id="77" w:name="X9305ade86978ef08c902a8866c8cb57defbf79e"/>
+    <w:p>
+      <w:pPr>
+        <w:pStyle w:val="Heading3"/>
+      </w:pPr>
+      <w:r>
+        <w:t xml:space="preserve">11.2 Migraciones de Cada Servicio</w:t>
+      </w:r>
+    </w:p>
+    <w:p>
+      <w:pPr>
+        <w:pStyle w:val="FirstParagraph"/>
+      </w:pPr>
+      <w:r>
+        <w:t xml:space="preserve">Los servicios Java aplican sus migraciones automáticamente al arrancar (</w:t>
+      </w:r>
+      <w:r>
+        <w:rPr>
+          <w:i/>
+          <w:iCs/>
+        </w:rPr>
+        <w:t xml:space="preserve">spring.liquibase</w:t>
+      </w:r>
+      <w:r>
+        <w:t xml:space="preserve">), y luego Hibernate solo valida que las entidades coincidan con las tablas. Por eso, las tablas de los esquemas</w:t>
+      </w:r>
+      <w:r>
+        <w:t xml:space="preserve"> </w:t>
+      </w:r>
+      <w:r>
+        <w:rPr>
+          <w:i/>
+          <w:iCs/>
+        </w:rPr>
+        <w:t xml:space="preserve">security</w:t>
+      </w:r>
+      <w:r>
+        <w:t xml:space="preserve">,</w:t>
+      </w:r>
+      <w:r>
+        <w:t xml:space="preserve"> </w:t>
+      </w:r>
+      <w:r>
+        <w:rPr>
+          <w:i/>
+          <w:iCs/>
+        </w:rPr>
+        <w:t xml:space="preserve">audit</w:t>
+      </w:r>
+      <w:r>
+        <w:t xml:space="preserve">,</w:t>
+      </w:r>
+      <w:r>
+        <w:t xml:space="preserve"> </w:t>
+      </w:r>
+      <w:r>
+        <w:rPr>
+          <w:i/>
+          <w:iCs/>
+        </w:rPr>
+        <w:t xml:space="preserve">customer</w:t>
+      </w:r>
+      <w:r>
+        <w:t xml:space="preserve">,</w:t>
+      </w:r>
+      <w:r>
+        <w:t xml:space="preserve"> </w:t>
+      </w:r>
+      <w:r>
+        <w:rPr>
+          <w:i/>
+          <w:iCs/>
+        </w:rPr>
+        <w:t xml:space="preserve">catalog</w:t>
+      </w:r>
+      <w:r>
+        <w:t xml:space="preserve">,</w:t>
+      </w:r>
+      <w:r>
+        <w:t xml:space="preserve"> </w:t>
+      </w:r>
+      <w:r>
+        <w:rPr>
+          <w:i/>
+          <w:iCs/>
+        </w:rPr>
+        <w:t xml:space="preserve">booking</w:t>
+      </w:r>
+      <w:r>
+        <w:t xml:space="preserve">,</w:t>
+      </w:r>
+      <w:r>
+        <w:t xml:space="preserve"> </w:t>
+      </w:r>
+      <w:r>
+        <w:rPr>
+          <w:i/>
+          <w:iCs/>
+        </w:rPr>
+        <w:t xml:space="preserve">execution</w:t>
       </w:r>
       <w:r>
         <w:t xml:space="preserve"> </w:t>
@@ -8463,186 +8520,13 @@
           <w:i/>
           <w:iCs/>
         </w:rPr>
-        <w:t xml:space="preserve">lavarapido-rabbitmq</w:t>
-      </w:r>
-      <w:r>
-        <w:t xml:space="preserve"> </w:t>
-      </w:r>
-      <w:r>
-        <w:t xml:space="preserve">sanos,</w:t>
-      </w:r>
-      <w:r>
-        <w:t xml:space="preserve"> </w:t>
-      </w:r>
-      <w:r>
-        <w:rPr>
-          <w:i/>
-          <w:iCs/>
-        </w:rPr>
-        <w:t xml:space="preserve">lavarapido-mailpit</w:t>
-      </w:r>
-      <w:r>
-        <w:t xml:space="preserve"> </w:t>
-      </w:r>
-      <w:r>
-        <w:t xml:space="preserve">en ejecución y los contenedores</w:t>
-      </w:r>
-      <w:r>
-        <w:t xml:space="preserve"> </w:t>
-      </w:r>
-      <w:r>
-        <w:rPr>
-          <w:i/>
-          <w:iCs/>
-        </w:rPr>
-        <w:t xml:space="preserve">db-init</w:t>
-      </w:r>
-      <w:r>
-        <w:t xml:space="preserve"> </w:t>
-      </w:r>
-      <w:r>
-        <w:t xml:space="preserve">y</w:t>
-      </w:r>
-      <w:r>
-        <w:t xml:space="preserve"> </w:t>
-      </w:r>
-      <w:r>
-        <w:rPr>
-          <w:i/>
-          <w:iCs/>
-        </w:rPr>
-        <w:t xml:space="preserve">payment-migrate</w:t>
-      </w:r>
-      <w:r>
-        <w:t xml:space="preserve"> </w:t>
-      </w:r>
-      <w:r>
-        <w:t xml:space="preserve">terminados.</w:t>
-      </w:r>
-    </w:p>
-    <w:bookmarkEnd w:id="61"/>
-    <w:bookmarkStart w:id="62" w:name="X9305ade86978ef08c902a8866c8cb57defbf79e"/>
-    <w:p>
-      <w:pPr>
-        <w:pStyle w:val="Heading3"/>
-      </w:pPr>
-      <w:r>
-        <w:t xml:space="preserve">11.2 Migraciones de Cada Servicio</w:t>
-      </w:r>
-    </w:p>
-    <w:p>
-      <w:pPr>
-        <w:pStyle w:val="FirstParagraph"/>
-      </w:pPr>
-      <w:r>
-        <w:t xml:space="preserve">Los servicios Java aplican sus migraciones automáticamente al arrancar (</w:t>
-      </w:r>
-      <w:r>
-        <w:rPr>
-          <w:i/>
-          <w:iCs/>
-        </w:rPr>
-        <w:t xml:space="preserve">spring.liquibase</w:t>
-      </w:r>
-      <w:r>
-        <w:t xml:space="preserve">), y luego Hibernate solo valida que las entidades coincidan con las tablas. Por eso, las tablas de los esquemas</w:t>
-      </w:r>
-      <w:r>
-        <w:t xml:space="preserve"> </w:t>
-      </w:r>
-      <w:r>
-        <w:rPr>
-          <w:i/>
-          <w:iCs/>
-        </w:rPr>
-        <w:t xml:space="preserve">security</w:t>
-      </w:r>
-      <w:r>
-        <w:t xml:space="preserve">,</w:t>
-      </w:r>
-      <w:r>
-        <w:t xml:space="preserve"> </w:t>
-      </w:r>
-      <w:r>
-        <w:rPr>
-          <w:i/>
-          <w:iCs/>
-        </w:rPr>
-        <w:t xml:space="preserve">audit</w:t>
-      </w:r>
-      <w:r>
-        <w:t xml:space="preserve">,</w:t>
-      </w:r>
-      <w:r>
-        <w:t xml:space="preserve"> </w:t>
-      </w:r>
-      <w:r>
-        <w:rPr>
-          <w:i/>
-          <w:iCs/>
-        </w:rPr>
-        <w:t xml:space="preserve">customer</w:t>
-      </w:r>
-      <w:r>
-        <w:t xml:space="preserve">,</w:t>
-      </w:r>
-      <w:r>
-        <w:t xml:space="preserve"> </w:t>
-      </w:r>
-      <w:r>
-        <w:rPr>
-          <w:i/>
-          <w:iCs/>
-        </w:rPr>
-        <w:t xml:space="preserve">catalog</w:t>
-      </w:r>
-      <w:r>
-        <w:t xml:space="preserve">,</w:t>
-      </w:r>
-      <w:r>
-        <w:t xml:space="preserve"> </w:t>
-      </w:r>
-      <w:r>
-        <w:rPr>
-          <w:i/>
-          <w:iCs/>
-        </w:rPr>
-        <w:t xml:space="preserve">booking</w:t>
-      </w:r>
-      <w:r>
-        <w:t xml:space="preserve">,</w:t>
-      </w:r>
-      <w:r>
-        <w:t xml:space="preserve"> </w:t>
-      </w:r>
-      <w:r>
-        <w:rPr>
-          <w:i/>
-          <w:iCs/>
-        </w:rPr>
-        <w:t xml:space="preserve">execution</w:t>
-      </w:r>
-      <w:r>
-        <w:t xml:space="preserve"> </w:t>
-      </w:r>
-      <w:r>
-        <w:t xml:space="preserve">y</w:t>
-      </w:r>
-      <w:r>
-        <w:t xml:space="preserve"> </w:t>
-      </w:r>
-      <w:r>
-        <w:rPr>
-          <w:i/>
-          <w:iCs/>
-        </w:rPr>
         <w:t xml:space="preserve">notification</w:t>
       </w:r>
       <w:r>
         <w:t xml:space="preserve"> </w:t>
       </w:r>
       <w:r>
-        <w:t xml:space="preserve">se crean la primera vez que arranca cada servicio (sección 12). La Tabla 8 muestra los changelogs de la versión del 9 de octubre de 2026.</w:t>
+        <w:t xml:space="preserve">se crean la primera vez que arranca cada servicio (sección 12). La Tabla 8 muestra los changelogs de la versión del 16 de octubre de 2026.</w:t>
       </w:r>
     </w:p>
     <w:p>
@@ -8737,7 +8621,7 @@
               <w:pStyle w:val="Compact"/>
             </w:pPr>
             <w:r>
-              <w:t xml:space="preserve">001 esquemas, 002 núcleo de seguridad y auditoría, 003 preferencias del usuario, 020 paletas de tema, 023 rol personalizado (creado y eliminado de nuevo por 026), 026 permisos por rol (catálogo de permisos y asignaciones por defecto), 030 interruptores de notificación de las preferencias; semilla 101 roles.</w:t>
+              <w:t xml:space="preserve">001 esquemas, 002 núcleo de seguridad y auditoría, 003 preferencias del usuario, 020 paletas de tema, 023 rol personalizado (creado y eliminado de nuevo por 026), 026 permisos por rol (catálogo de permisos y asignaciones por defecto), 030 interruptores de notificación de las preferencias, 034 bloqueo por intentos fallidos, 035 dirección de la persona, 036 fecha de creación de la cuenta, 039 aceptación de los documentos legales; semilla 101 roles.</w:t>
             </w:r>
           </w:p>
         </w:tc>
@@ -8807,7 +8691,7 @@
               <w:pStyle w:val="Compact"/>
             </w:pPr>
             <w:r>
-              <w:t xml:space="preserve">005 esquemas de catálogo y reservas, 018 cambios de ADR-010, 021 historial del horario, 022 puntos de fidelización del catálogo, 024 retiro del operario de la bahía; semillas 103 catálogo, 104 estados y motivos, 109 establecimiento, horario y cuatro bahías.</w:t>
+              <w:t xml:space="preserve">005 esquemas de catálogo y reservas, 018 cambios de ADR-010, 021 historial del horario, 022 puntos de fidelización del catálogo, 024 retiro del operario de la bahía, 032 datos del negocio del establecimiento; semillas 103 catálogo, 104 estados y motivos, 109 establecimiento, horario y cuatro bahías.</w:t>
             </w:r>
           </w:p>
         </w:tc>
@@ -8842,7 +8726,7 @@
               <w:pStyle w:val="Compact"/>
             </w:pPr>
             <w:r>
-              <w:t xml:space="preserve">007 esquema de ejecución; semilla 105 estados de ejecución.</w:t>
+              <w:t xml:space="preserve">007 esquema de ejecución, 033 informes de inspección con fases, hallazgos y fotos, 037 perfil del operario; semilla 105 estados de ejecución.</w:t>
             </w:r>
           </w:p>
         </w:tc>
@@ -8877,7 +8761,7 @@
               <w:pStyle w:val="Compact"/>
             </w:pPr>
             <w:r>
-              <w:t xml:space="preserve">010 esquema de notificaciones, 016 tokens de dispositivos, 017 eventos procesados, 019 recordatorios de reservas, 025 tipo de cupón canjeado, 027 notificaciones al personal y seguimiento de reservas, 028 tipo de pago reembolsado, 029 tipos de puntos e inspección; semilla 108 tipos de notificación.</w:t>
+              <w:t xml:space="preserve">010 esquema de notificaciones, 016 tokens de dispositivos, 017 eventos procesados, 019 recordatorios de reservas, 025 tipo de cupón canjeado, 027 notificaciones al personal y seguimiento de reservas, 028 tipo de pago reembolsado, 029 tipos de puntos e inspección, 031 aviso de reserva sin operario, 038 tipo de aviso de versión nueva de la app; semilla 108 tipos de notificación.</w:t>
             </w:r>
           </w:p>
         </w:tc>
@@ -9052,8 +8936,8 @@
         <w:t xml:space="preserve">.</w:t>
       </w:r>
     </w:p>
-    <w:bookmarkEnd w:id="62"/>
-    <w:bookmarkStart w:id="63" w:name="X0af8ea82deac627fbfcc5856c9e5782b8d73cbd"/>
+    <w:bookmarkEnd w:id="77"/>
+    <w:bookmarkStart w:id="78" w:name="X0af8ea82deac627fbfcc5856c9e5782b8d73cbd"/>
     <w:p>
       <w:pPr>
         <w:pStyle w:val="Heading3"/>
@@ -9204,8 +9088,8 @@
         <w:t xml:space="preserve">El método recomendado es el de la sección 11.2, porque deja el historial de cada servicio en su tabla de control.</w:t>
       </w:r>
     </w:p>
-    <w:bookmarkEnd w:id="63"/>
-    <w:bookmarkStart w:id="64" w:name="Xcaacb90b62b81db3294d85b3dfeb2a9249dfc7f"/>
+    <w:bookmarkEnd w:id="78"/>
+    <w:bookmarkStart w:id="79" w:name="Xcaacb90b62b81db3294d85b3dfeb2a9249dfc7f"/>
     <w:p>
       <w:pPr>
         <w:pStyle w:val="Heading3"/>
@@ -9647,8 +9531,8 @@
         <w:t xml:space="preserve">, las migraciones se deben ejecutar con una cuenta aparte.</w:t>
       </w:r>
     </w:p>
-    <w:bookmarkEnd w:id="64"/>
-    <w:bookmarkStart w:id="65" w:name="Xfbb7b9518656ffab4d6e14c8f519e1049b2fea8"/>
+    <w:bookmarkEnd w:id="79"/>
+    <w:bookmarkStart w:id="80" w:name="Xfbb7b9518656ffab4d6e14c8f519e1049b2fea8"/>
     <w:p>
       <w:pPr>
         <w:pStyle w:val="Heading3"/>
@@ -9808,7 +9692,7 @@
         <w:rPr>
           <w:rStyle w:val="CommentTok"/>
         </w:rPr>
-        <w:t xml:space="preserve">-- 1) Tablas por esquema (49 en total cuando todos los servicios han arrancado)</w:t>
+        <w:t xml:space="preserve">-- 1) Tablas por esquema (57 en total cuando todos los servicios han arrancado)</w:t>
       </w:r>
       <w:r>
         <w:br/>
@@ -10701,8 +10585,8 @@
         <w:t xml:space="preserve">Si una tabla de catálogo está vacía, el servicio dueño todavía no ha arrancado o su changeset de semilla no se ejecutó.</w:t>
       </w:r>
     </w:p>
-    <w:bookmarkEnd w:id="65"/>
-    <w:bookmarkStart w:id="66" w:name="Xd2c758b841ce47590b66d7983ce0d70315ed115"/>
+    <w:bookmarkEnd w:id="80"/>
+    <w:bookmarkStart w:id="81" w:name="Xd2c758b841ce47590b66d7983ce0d70315ed115"/>
     <w:p>
       <w:pPr>
         <w:pStyle w:val="Heading3"/>
@@ -10897,9 +10781,9 @@
         <w:t xml:space="preserve">-v</w:t>
       </w:r>
     </w:p>
-    <w:bookmarkEnd w:id="66"/>
-    <w:bookmarkEnd w:id="67"/>
-    <w:bookmarkStart w:id="74" w:name="Xcad650cb84f4554d53d010cfc1a4ae30668a351"/>
+    <w:bookmarkEnd w:id="81"/>
+    <w:bookmarkEnd w:id="82"/>
+    <w:bookmarkStart w:id="92" w:name="Xcad650cb84f4554d53d010cfc1a4ae30668a351"/>
     <w:p>
       <w:pPr>
         <w:pStyle w:val="Heading2"/>
@@ -10908,7 +10792,7 @@
         <w:t xml:space="preserve">12. Ejecución del Backend</w:t>
       </w:r>
     </w:p>
-    <w:bookmarkStart w:id="68" w:name="Xd83e340e8e4aa1c8d65d4bc72df2cb208ae6da1"/>
+    <w:bookmarkStart w:id="83" w:name="Xd83e340e8e4aa1c8d65d4bc72df2cb208ae6da1"/>
     <w:p>
       <w:pPr>
         <w:pStyle w:val="Heading3"/>
@@ -11320,8 +11204,8 @@
         <w:t xml:space="preserve">El primer arranque de cada servicio Java tarda más porque descarga dependencias y crea sus tablas.</w:t>
       </w:r>
     </w:p>
-    <w:bookmarkEnd w:id="68"/>
-    <w:bookmarkStart w:id="69" w:name="Xe22b23ddb272788eadd3f24d7ffe66c5152c60e"/>
+    <w:bookmarkEnd w:id="83"/>
+    <w:bookmarkStart w:id="87" w:name="Xe22b23ddb272788eadd3f24d7ffe66c5152c60e"/>
     <w:p>
       <w:pPr>
         <w:pStyle w:val="Heading3"/>
@@ -11523,85 +11407,1208 @@
     </w:p>
     <w:p>
       <w:pPr>
-        <w:pStyle w:val="BlockText"/>
+        <w:pStyle w:val="BodyText"/>
+      </w:pPr>
+      <w:r>
+        <w:drawing>
+          <wp:inline>
+            <wp:extent cx="5334000" cy="1617406"/>
+            <wp:effectExtent b="0" l="0" r="0" t="0"/>
+            <wp:docPr descr="Contenedores del Entorno en Ejecución" title="" id="85" name="Picture"/>
+            <a:graphic>
+              <a:graphicData uri="http://schemas.openxmlformats.org/drawingml/2006/picture">
+                <pic:pic>
+                  <pic:nvPicPr>
+                    <pic:cNvPr descr="capturas/instalacion-06-contenedores-del-entorno-en-ejecucion.png" id="86" name="Picture"/>
+                    <pic:cNvPicPr>
+                      <a:picLocks noChangeArrowheads="1" noChangeAspect="1"/>
+                    </pic:cNvPicPr>
+                  </pic:nvPicPr>
+                  <pic:blipFill>
+                    <a:blip r:embed="rId84"/>
+                    <a:stretch>
+                      <a:fillRect/>
+                    </a:stretch>
+                  </pic:blipFill>
+                  <pic:spPr bwMode="auto">
+                    <a:xfrm>
+                      <a:off x="0" y="0"/>
+                      <a:ext cx="5334000" cy="1617406"/>
+                    </a:xfrm>
+                    <a:prstGeom prst="rect">
+                      <a:avLst/>
+                    </a:prstGeom>
+                    <a:noFill/>
+                    <a:ln w="9525">
+                      <a:noFill/>
+                      <a:headEnd/>
+                      <a:tailEnd/>
+                    </a:ln>
+                  </pic:spPr>
+                </pic:pic>
+              </a:graphicData>
+            </a:graphic>
+          </wp:inline>
+        </w:drawing>
+      </w:r>
+    </w:p>
+    <w:bookmarkEnd w:id="87"/>
+    <w:bookmarkStart w:id="88" w:name="X75cdd60ce0abe8e3048daa2c23c9c0af6efb632"/>
+    <w:p>
+      <w:pPr>
+        <w:pStyle w:val="Heading3"/>
+      </w:pPr>
+      <w:r>
+        <w:t xml:space="preserve">12.3 Opción B: Servicios Java desde una Terminal o el IDE</w:t>
+      </w:r>
+    </w:p>
+    <w:p>
+      <w:pPr>
+        <w:pStyle w:val="FirstParagraph"/>
+      </w:pPr>
+      <w:r>
+        <w:t xml:space="preserve">Para desarrollo o depuración, mantener solo la infraestructura en Docker y ejecutar cada servicio con el Maven Wrapper, una terminal por servicio. Los servicios leen</w:t>
+      </w:r>
+      <w:r>
+        <w:t xml:space="preserve"> </w:t>
+      </w:r>
+      <w:r>
+        <w:rPr>
+          <w:i/>
+          <w:iCs/>
+        </w:rPr>
+        <w:t xml:space="preserve">../lavarapido-infra/.env</w:t>
+      </w:r>
+      <w:r>
+        <w:t xml:space="preserve"> </w:t>
+      </w:r>
+      <w:r>
+        <w:t xml:space="preserve">por sí mismos y usan por defecto el perfil</w:t>
+      </w:r>
+      <w:r>
+        <w:t xml:space="preserve"> </w:t>
+      </w:r>
+      <w:r>
+        <w:rPr>
+          <w:i/>
+          <w:iCs/>
+        </w:rPr>
+        <w:t xml:space="preserve">dev</w:t>
+      </w:r>
+      <w:r>
+        <w:t xml:space="preserve">, que activa Swagger y las cuentas de demostración.</w:t>
+      </w:r>
+    </w:p>
+    <w:p>
+      <w:pPr>
+        <w:pStyle w:val="SourceCode"/>
+      </w:pPr>
+      <w:r>
+        <w:rPr>
+          <w:rStyle w:val="BuiltInTok"/>
+        </w:rPr>
+        <w:t xml:space="preserve">cd</w:t>
+      </w:r>
+      <w:r>
+        <w:rPr>
+          <w:rStyle w:val="NormalTok"/>
+        </w:rPr>
+        <w:t xml:space="preserve"> Backend/lavarapido-security-service</w:t>
+      </w:r>
+      <w:r>
+        <w:br/>
+      </w:r>
+      <w:r>
+        <w:rPr>
+          <w:rStyle w:val="ExtensionTok"/>
+        </w:rPr>
+        <w:t xml:space="preserve">./mvnw</w:t>
+      </w:r>
+      <w:r>
+        <w:rPr>
+          <w:rStyle w:val="NormalTok"/>
+        </w:rPr>
+        <w:t xml:space="preserve"> spring-boot:run          </w:t>
+      </w:r>
+      <w:r>
+        <w:rPr>
+          <w:rStyle w:val="CommentTok"/>
+        </w:rPr>
+        <w:t xml:space="preserve"># Windows: .\mvnw.cmd spring-boot:run</w:t>
+      </w:r>
+    </w:p>
+    <w:p>
+      <w:pPr>
+        <w:pStyle w:val="FirstParagraph"/>
+      </w:pPr>
+      <w:r>
+        <w:t xml:space="preserve">Repetir el comando en</w:t>
+      </w:r>
+      <w:r>
+        <w:t xml:space="preserve"> </w:t>
+      </w:r>
+      <w:r>
+        <w:rPr>
+          <w:i/>
+          <w:iCs/>
+        </w:rPr>
+        <w:t xml:space="preserve">lavarapido-customer-service</w:t>
+      </w:r>
+      <w:r>
+        <w:t xml:space="preserve">,</w:t>
+      </w:r>
+      <w:r>
+        <w:t xml:space="preserve"> </w:t>
+      </w:r>
+      <w:r>
+        <w:rPr>
+          <w:i/>
+          <w:iCs/>
+        </w:rPr>
+        <w:t xml:space="preserve">lavarapido-booking-service</w:t>
+      </w:r>
+      <w:r>
+        <w:t xml:space="preserve">,</w:t>
+      </w:r>
+      <w:r>
+        <w:t xml:space="preserve"> </w:t>
+      </w:r>
+      <w:r>
+        <w:rPr>
+          <w:i/>
+          <w:iCs/>
+        </w:rPr>
+        <w:t xml:space="preserve">lavarapido-operation-service</w:t>
+      </w:r>
+      <w:r>
+        <w:t xml:space="preserve">,</w:t>
+      </w:r>
+      <w:r>
+        <w:t xml:space="preserve"> </w:t>
+      </w:r>
+      <w:r>
+        <w:rPr>
+          <w:i/>
+          <w:iCs/>
+        </w:rPr>
+        <w:t xml:space="preserve">lavarapido-notification-service</w:t>
+      </w:r>
+      <w:r>
+        <w:t xml:space="preserve"> </w:t>
+      </w:r>
+      <w:r>
+        <w:t xml:space="preserve">y</w:t>
+      </w:r>
+      <w:r>
+        <w:t xml:space="preserve"> </w:t>
+      </w:r>
+      <w:r>
+        <w:rPr>
+          <w:i/>
+          <w:iCs/>
+        </w:rPr>
+        <w:t xml:space="preserve">lavarapido-api-gateway</w:t>
+      </w:r>
+      <w:r>
+        <w:t xml:space="preserve">. No ejecutar el mismo servicio en Docker y en el anfitrión al mismo tiempo, porque ambos intentarían usar el mismo puerto.</w:t>
+      </w:r>
+    </w:p>
+    <w:bookmarkEnd w:id="88"/>
+    <w:bookmarkStart w:id="89" w:name="X3a018544caa1128d1c5f2c989c2653d61afac73"/>
+    <w:p>
+      <w:pPr>
+        <w:pStyle w:val="Heading3"/>
+      </w:pPr>
+      <w:r>
+        <w:t xml:space="preserve">12.4 payment-service (.NET 8) Fuera de Docker</w:t>
+      </w:r>
+    </w:p>
+    <w:p>
+      <w:pPr>
+        <w:pStyle w:val="SourceCode"/>
+      </w:pPr>
+      <w:r>
+        <w:rPr>
+          <w:rStyle w:val="BuiltInTok"/>
+        </w:rPr>
+        <w:t xml:space="preserve">cd</w:t>
+      </w:r>
+      <w:r>
+        <w:rPr>
+          <w:rStyle w:val="NormalTok"/>
+        </w:rPr>
+        <w:t xml:space="preserve"> Backend/lavarapido-payment-service</w:t>
+      </w:r>
+      <w:r>
+        <w:br/>
+      </w:r>
+      <w:r>
+        <w:rPr>
+          <w:rStyle w:val="ExtensionTok"/>
+        </w:rPr>
+        <w:t xml:space="preserve">dotnet</w:t>
+      </w:r>
+      <w:r>
+        <w:rPr>
+          <w:rStyle w:val="NormalTok"/>
+        </w:rPr>
+        <w:t xml:space="preserve"> run </w:t>
+      </w:r>
+      <w:r>
+        <w:rPr>
+          <w:rStyle w:val="AttributeTok"/>
+        </w:rPr>
+        <w:t xml:space="preserve">--project</w:t>
+      </w:r>
+      <w:r>
+        <w:rPr>
+          <w:rStyle w:val="NormalTok"/>
+        </w:rPr>
+        <w:t xml:space="preserve"> src/PaymentService.Api       </w:t>
+      </w:r>
+      <w:r>
+        <w:rPr>
+          <w:rStyle w:val="CommentTok"/>
+        </w:rPr>
+        <w:t xml:space="preserve"># http://localhost:3005</w:t>
+      </w:r>
+    </w:p>
+    <w:p>
+      <w:pPr>
+        <w:pStyle w:val="FirstParagraph"/>
+      </w:pPr>
+      <w:r>
+        <w:t xml:space="preserve">Esta opción es para desarrollo o depuración; con la Opción A el servicio ya corre en su contenedor (detenerlo primero con</w:t>
+      </w:r>
+      <w:r>
+        <w:t xml:space="preserve"> </w:t>
+      </w:r>
+      <w:r>
+        <w:rPr>
+          <w:i/>
+          <w:iCs/>
+        </w:rPr>
+        <w:t xml:space="preserve">docker compose stop payment-service</w:t>
+      </w:r>
+      <w:r>
+        <w:t xml:space="preserve">). El servicio lee</w:t>
+      </w:r>
+      <w:r>
+        <w:t xml:space="preserve"> </w:t>
+      </w:r>
+      <w:r>
+        <w:rPr>
+          <w:i/>
+          <w:iCs/>
+        </w:rPr>
+        <w:t xml:space="preserve">lavarapido-infra/.env</w:t>
+      </w:r>
+      <w:r>
+        <w:t xml:space="preserve">, escucha en</w:t>
+      </w:r>
+      <w:r>
+        <w:t xml:space="preserve"> </w:t>
+      </w:r>
+      <w:r>
+        <w:rPr>
+          <w:i/>
+          <w:iCs/>
+        </w:rPr>
+        <w:t xml:space="preserve">PAYMENT_PORT</w:t>
+      </w:r>
+      <w:r>
+        <w:t xml:space="preserve"> </w:t>
+      </w:r>
+      <w:r>
+        <w:t xml:space="preserve">(3005 por defecto) y no arranca sin</w:t>
+      </w:r>
+      <w:r>
+        <w:t xml:space="preserve"> </w:t>
+      </w:r>
+      <w:r>
+        <w:rPr>
+          <w:i/>
+          <w:iCs/>
+        </w:rPr>
+        <w:t xml:space="preserve">JWT_SECRET</w:t>
+      </w:r>
+      <w:r>
+        <w:t xml:space="preserve">. Nunca crea sus tablas: las crea el contenedor</w:t>
+      </w:r>
+      <w:r>
+        <w:t xml:space="preserve"> </w:t>
+      </w:r>
+      <w:r>
+        <w:rPr>
+          <w:i/>
+          <w:iCs/>
+        </w:rPr>
+        <w:t xml:space="preserve">payment-migrate</w:t>
+      </w:r>
+      <w:r>
+        <w:t xml:space="preserve"> </w:t>
+      </w:r>
+      <w:r>
+        <w:t xml:space="preserve">(sección 11.1). El repositorio también tiene su propio</w:t>
+      </w:r>
+      <w:r>
+        <w:t xml:space="preserve"> </w:t>
+      </w:r>
+      <w:r>
+        <w:rPr>
+          <w:i/>
+          <w:iCs/>
+        </w:rPr>
+        <w:t xml:space="preserve">docker-compose.yml</w:t>
+      </w:r>
+      <w:r>
+        <w:t xml:space="preserve"> </w:t>
+      </w:r>
+      <w:r>
+        <w:t xml:space="preserve">(SQL Server en el puerto 1434 con la base</w:t>
+      </w:r>
+      <w:r>
+        <w:t xml:space="preserve"> </w:t>
+      </w:r>
+      <w:r>
+        <w:rPr>
+          <w:i/>
+          <w:iCs/>
+        </w:rPr>
+        <w:t xml:space="preserve">lavado_vehicular</w:t>
+      </w:r>
+      <w:r>
+        <w:t xml:space="preserve">) solo para probar las migraciones; no se debe usar para ejecutar el sistema.</w:t>
+      </w:r>
+    </w:p>
+    <w:bookmarkEnd w:id="89"/>
+    <w:bookmarkStart w:id="90" w:name="Xdd7e4f2672df5a6b1908a4b3201b880b8301236"/>
+    <w:p>
+      <w:pPr>
+        <w:pStyle w:val="Heading3"/>
+      </w:pPr>
+      <w:r>
+        <w:t xml:space="preserve">12.5 RabbitMQ y Correo</w:t>
+      </w:r>
+    </w:p>
+    <w:p>
+      <w:pPr>
+        <w:pStyle w:val="FirstParagraph"/>
+      </w:pPr>
+      <w:r>
+        <w:t xml:space="preserve">Con</w:t>
+      </w:r>
+      <w:r>
+        <w:t xml:space="preserve"> </w:t>
+      </w:r>
+      <w:r>
+        <w:rPr>
+          <w:i/>
+          <w:iCs/>
+        </w:rPr>
+        <w:t xml:space="preserve">MESSAGING_ENABLED=true</w:t>
+      </w:r>
+      <w:r>
+        <w:t xml:space="preserve">, los servicios crean la topología de RabbitMQ al arrancar (payment-service solo publica: resultados de pagos, cupones canjeados y puntos ganados): el exchange de tipo topic</w:t>
+      </w:r>
+      <w:r>
+        <w:t xml:space="preserve"> </w:t>
+      </w:r>
+      <w:r>
+        <w:rPr>
+          <w:i/>
+          <w:iCs/>
+        </w:rPr>
+        <w:t xml:space="preserve">carwash.events</w:t>
+      </w:r>
+      <w:r>
+        <w:t xml:space="preserve">; las colas</w:t>
+      </w:r>
+      <w:r>
+        <w:t xml:space="preserve"> </w:t>
+      </w:r>
+      <w:r>
+        <w:rPr>
+          <w:i/>
+          <w:iCs/>
+        </w:rPr>
+        <w:t xml:space="preserve">customer-service.events</w:t>
+      </w:r>
+      <w:r>
+        <w:t xml:space="preserve"> </w:t>
+      </w:r>
+      <w:r>
+        <w:t xml:space="preserve">y</w:t>
+      </w:r>
+      <w:r>
+        <w:t xml:space="preserve"> </w:t>
+      </w:r>
+      <w:r>
+        <w:rPr>
+          <w:i/>
+          <w:iCs/>
+        </w:rPr>
+        <w:t xml:space="preserve">notification-service.events</w:t>
+      </w:r>
+      <w:r>
+        <w:t xml:space="preserve">; y sus colas de mensajes muertos (</w:t>
+      </w:r>
+      <w:r>
+        <w:rPr>
+          <w:i/>
+          <w:iCs/>
+        </w:rPr>
+        <w:t xml:space="preserve">.dlq</w:t>
+      </w:r>
+      <w:r>
+        <w:t xml:space="preserve">), a las que pasa un mensaje después de tres reintentos fallidos. Con</w:t>
+      </w:r>
+      <w:r>
+        <w:t xml:space="preserve"> </w:t>
+      </w:r>
+      <w:r>
+        <w:rPr>
+          <w:i/>
+          <w:iCs/>
+        </w:rPr>
+        <w:t xml:space="preserve">MESSAGING_ENABLED=false</w:t>
+      </w:r>
+      <w:r>
+        <w:t xml:space="preserve">, el sistema funciona, pero los perfiles de cliente se crean en la primera solicitud del cliente y no se generan las notificaciones que dependen de eventos.</w:t>
+      </w:r>
+    </w:p>
+    <w:p>
+      <w:pPr>
+        <w:pStyle w:val="BodyText"/>
+      </w:pPr>
+      <w:r>
+        <w:t xml:space="preserve">Con</w:t>
+      </w:r>
+      <w:r>
+        <w:t xml:space="preserve"> </w:t>
+      </w:r>
+      <w:r>
+        <w:rPr>
+          <w:i/>
+          <w:iCs/>
+        </w:rPr>
+        <w:t xml:space="preserve">MAIL_ENABLED=true</w:t>
+      </w:r>
+      <w:r>
+        <w:t xml:space="preserve"> </w:t>
+      </w:r>
+      <w:r>
+        <w:t xml:space="preserve">y Mailpit, los correos (bienvenida, código de recuperación, avisos de reservas, pagos y cupones, informes de inspección y recordatorios) no llegan a buzones reales: se leen en</w:t>
+      </w:r>
+      <w:r>
+        <w:t xml:space="preserve"> </w:t>
+      </w:r>
+      <w:r>
+        <w:rPr>
+          <w:i/>
+          <w:iCs/>
+        </w:rPr>
+        <w:t xml:space="preserve">http://localhost:8025</w:t>
+      </w:r>
+      <w:r>
+        <w:t xml:space="preserve">. Con</w:t>
+      </w:r>
+      <w:r>
+        <w:t xml:space="preserve"> </w:t>
+      </w:r>
+      <w:r>
+        <w:rPr>
+          <w:i/>
+          <w:iCs/>
+        </w:rPr>
+        <w:t xml:space="preserve">MAIL_ENABLED=false</w:t>
+      </w:r>
+      <w:r>
+        <w:t xml:space="preserve">, el código de recuperación se escribe en el registro de security-service.</w:t>
+      </w:r>
+    </w:p>
+    <w:bookmarkEnd w:id="90"/>
+    <w:bookmarkStart w:id="91" w:name="X19c1bd1016a63697e06a6d4bfcb0288a833f2e7"/>
+    <w:p>
+      <w:pPr>
+        <w:pStyle w:val="Heading3"/>
+      </w:pPr>
+      <w:r>
+        <w:t xml:space="preserve">12.6 Registros, Detención y Actualización</w:t>
+      </w:r>
+    </w:p>
+    <w:p>
+      <w:pPr>
+        <w:pStyle w:val="SourceCode"/>
+      </w:pPr>
+      <w:r>
+        <w:rPr>
+          <w:rStyle w:val="ExtensionTok"/>
+        </w:rPr>
+        <w:t xml:space="preserve">docker</w:t>
+      </w:r>
+      <w:r>
+        <w:rPr>
+          <w:rStyle w:val="NormalTok"/>
+        </w:rPr>
+        <w:t xml:space="preserve"> compose logs </w:t>
+      </w:r>
+      <w:r>
+        <w:rPr>
+          <w:rStyle w:val="AttributeTok"/>
+        </w:rPr>
+        <w:t xml:space="preserve">-f</w:t>
+      </w:r>
+      <w:r>
+        <w:rPr>
+          <w:rStyle w:val="NormalTok"/>
+        </w:rPr>
+        <w:t xml:space="preserve"> security-service           </w:t>
+      </w:r>
+      <w:r>
+        <w:rPr>
+          <w:rStyle w:val="CommentTok"/>
+        </w:rPr>
+        <w:t xml:space="preserve"># seguir el registro de un servicio</w:t>
+      </w:r>
+      <w:r>
+        <w:br/>
+      </w:r>
+      <w:r>
+        <w:rPr>
+          <w:rStyle w:val="ExtensionTok"/>
+        </w:rPr>
+        <w:t xml:space="preserve">docker</w:t>
+      </w:r>
+      <w:r>
+        <w:rPr>
+          <w:rStyle w:val="NormalTok"/>
+        </w:rPr>
+        <w:t xml:space="preserve"> compose logs </w:t>
+      </w:r>
+      <w:r>
+        <w:rPr>
+          <w:rStyle w:val="AttributeTok"/>
+        </w:rPr>
+        <w:t xml:space="preserve">--since</w:t>
+      </w:r>
+      <w:r>
+        <w:rPr>
+          <w:rStyle w:val="NormalTok"/>
+        </w:rPr>
+        <w:t xml:space="preserve"> 10m booking-service   </w:t>
+      </w:r>
+      <w:r>
+        <w:rPr>
+          <w:rStyle w:val="CommentTok"/>
+        </w:rPr>
+        <w:t xml:space="preserve"># últimos 10 minutos</w:t>
+      </w:r>
+      <w:r>
+        <w:br/>
+      </w:r>
+      <w:r>
+        <w:rPr>
+          <w:rStyle w:val="ExtensionTok"/>
+        </w:rPr>
+        <w:t xml:space="preserve">docker</w:t>
+      </w:r>
+      <w:r>
+        <w:rPr>
+          <w:rStyle w:val="NormalTok"/>
+        </w:rPr>
+        <w:t xml:space="preserve"> compose stop                               </w:t>
+      </w:r>
+      <w:r>
+        <w:rPr>
+          <w:rStyle w:val="CommentTok"/>
+        </w:rPr>
+        <w:t xml:space="preserve"># detener sin borrar datos</w:t>
+      </w:r>
+      <w:r>
+        <w:br/>
+      </w:r>
+      <w:r>
+        <w:rPr>
+          <w:rStyle w:val="ExtensionTok"/>
+        </w:rPr>
+        <w:t xml:space="preserve">docker</w:t>
+      </w:r>
+      <w:r>
+        <w:rPr>
+          <w:rStyle w:val="NormalTok"/>
+        </w:rPr>
+        <w:t xml:space="preserve"> compose start                              </w:t>
+      </w:r>
+      <w:r>
+        <w:rPr>
+          <w:rStyle w:val="CommentTok"/>
+        </w:rPr>
+        <w:t xml:space="preserve"># reanudar</w:t>
+      </w:r>
+      <w:r>
+        <w:br/>
+      </w:r>
+      <w:r>
+        <w:rPr>
+          <w:rStyle w:val="ExtensionTok"/>
+        </w:rPr>
+        <w:t xml:space="preserve">docker</w:t>
+      </w:r>
+      <w:r>
+        <w:rPr>
+          <w:rStyle w:val="NormalTok"/>
+        </w:rPr>
+        <w:t xml:space="preserve"> compose down                               </w:t>
+      </w:r>
+      <w:r>
+        <w:rPr>
+          <w:rStyle w:val="CommentTok"/>
+        </w:rPr>
+        <w:t xml:space="preserve"># quitar contenedores, conservar volúmenes</w:t>
+      </w:r>
+      <w:r>
+        <w:br/>
+      </w:r>
+      <w:r>
+        <w:rPr>
+          <w:rStyle w:val="ExtensionTok"/>
+        </w:rPr>
+        <w:t xml:space="preserve">docker</w:t>
+      </w:r>
+      <w:r>
+        <w:rPr>
+          <w:rStyle w:val="NormalTok"/>
+        </w:rPr>
+        <w:t xml:space="preserve"> compose </w:t>
+      </w:r>
+      <w:r>
+        <w:rPr>
+          <w:rStyle w:val="AttributeTok"/>
+        </w:rPr>
+        <w:t xml:space="preserve">--profile</w:t>
+      </w:r>
+      <w:r>
+        <w:rPr>
+          <w:rStyle w:val="NormalTok"/>
+        </w:rPr>
+        <w:t xml:space="preserve"> app up </w:t>
+      </w:r>
+      <w:r>
+        <w:rPr>
+          <w:rStyle w:val="AttributeTok"/>
+        </w:rPr>
+        <w:t xml:space="preserve">-d</w:t>
+      </w:r>
+      <w:r>
+        <w:rPr>
+          <w:rStyle w:val="NormalTok"/>
+        </w:rPr>
+        <w:t xml:space="preserve"> </w:t>
+      </w:r>
+      <w:r>
+        <w:rPr>
+          <w:rStyle w:val="AttributeTok"/>
+        </w:rPr>
+        <w:t xml:space="preserve">--build</w:t>
+      </w:r>
+      <w:r>
+        <w:rPr>
+          <w:rStyle w:val="NormalTok"/>
+        </w:rPr>
+        <w:t xml:space="preserve"> </w:t>
+      </w:r>
+      <w:r>
+        <w:rPr>
+          <w:rStyle w:val="OperatorTok"/>
+        </w:rPr>
+        <w:t xml:space="preserve">&lt;</w:t>
+      </w:r>
+      <w:r>
+        <w:rPr>
+          <w:rStyle w:val="NormalTok"/>
+        </w:rPr>
+        <w:t xml:space="preserve">servicio</w:t>
+      </w:r>
+      <w:r>
+        <w:rPr>
+          <w:rStyle w:val="OperatorTok"/>
+        </w:rPr>
+        <w:t xml:space="preserve">&gt;</w:t>
+      </w:r>
+      <w:r>
+        <w:rPr>
+          <w:rStyle w:val="NormalTok"/>
+        </w:rPr>
+        <w:t xml:space="preserve">   </w:t>
+      </w:r>
+      <w:r>
+        <w:rPr>
+          <w:rStyle w:val="CommentTok"/>
+        </w:rPr>
+        <w:t xml:space="preserve"># actualizar un servicio después de un cambio</w:t>
+      </w:r>
+    </w:p>
+    <w:p>
+      <w:pPr>
+        <w:pStyle w:val="FirstParagraph"/>
+      </w:pPr>
+      <w:r>
+        <w:t xml:space="preserve">Los registros incluyen la hora, el nivel, el nombre del servicio y el identificador de correlación. Un registro nunca debe contener contraseñas, tokens ni el contenido de los comprobantes; si aparecen, es un defecto que se debe reportar.</w:t>
+      </w:r>
+    </w:p>
+    <w:bookmarkEnd w:id="91"/>
+    <w:bookmarkEnd w:id="92"/>
+    <w:bookmarkStart w:id="102" w:name="X38c62433184dc43abd13252d73c258d80661893"/>
+    <w:p>
+      <w:pPr>
+        <w:pStyle w:val="Heading2"/>
+      </w:pPr>
+      <w:r>
+        <w:t xml:space="preserve">13. Ejecución del Frontend</w:t>
+      </w:r>
+    </w:p>
+    <w:bookmarkStart w:id="96" w:name="X6dfa1dbf8a18b6a0e52b667ccafe6e74fd1e669"/>
+    <w:p>
+      <w:pPr>
+        <w:pStyle w:val="Heading3"/>
+      </w:pPr>
+      <w:r>
+        <w:t xml:space="preserve">13.1 Aplicación Web (Angular)</w:t>
+      </w:r>
+    </w:p>
+    <w:p>
+      <w:pPr>
+        <w:pStyle w:val="SourceCode"/>
+      </w:pPr>
+      <w:r>
+        <w:rPr>
+          <w:rStyle w:val="BuiltInTok"/>
+        </w:rPr>
+        <w:t xml:space="preserve">cd</w:t>
+      </w:r>
+      <w:r>
+        <w:rPr>
+          <w:rStyle w:val="NormalTok"/>
+        </w:rPr>
+        <w:t xml:space="preserve"> Frontend/Front-end-proyecto-web</w:t>
+      </w:r>
+      <w:r>
+        <w:br/>
+      </w:r>
+      <w:r>
+        <w:rPr>
+          <w:rStyle w:val="ExtensionTok"/>
+        </w:rPr>
+        <w:t xml:space="preserve">npm</w:t>
+      </w:r>
+      <w:r>
+        <w:rPr>
+          <w:rStyle w:val="NormalTok"/>
+        </w:rPr>
+        <w:t xml:space="preserve"> start                     </w:t>
+      </w:r>
+      <w:r>
+        <w:rPr>
+          <w:rStyle w:val="CommentTok"/>
+        </w:rPr>
+        <w:t xml:space="preserve"># equivale a: npx ng serve</w:t>
+      </w:r>
+    </w:p>
+    <w:p>
+      <w:pPr>
+        <w:pStyle w:val="FirstParagraph"/>
+      </w:pPr>
+      <w:r>
+        <w:t xml:space="preserve">El servidor de desarrollo publica la aplicación en</w:t>
+      </w:r>
+      <w:r>
+        <w:t xml:space="preserve"> </w:t>
+      </w:r>
+      <w:r>
+        <w:rPr>
+          <w:i/>
+          <w:iCs/>
+        </w:rPr>
+        <w:t xml:space="preserve">http://localhost:4200</w:t>
+      </w:r>
+      <w:r>
+        <w:t xml:space="preserve"> </w:t>
+      </w:r>
+      <w:r>
+        <w:t xml:space="preserve">y reenvía</w:t>
+      </w:r>
+      <w:r>
+        <w:t xml:space="preserve"> </w:t>
+      </w:r>
+      <w:r>
+        <w:rPr>
+          <w:i/>
+          <w:iCs/>
+        </w:rPr>
+        <w:t xml:space="preserve">/api</w:t>
+      </w:r>
+      <w:r>
+        <w:t xml:space="preserve"> </w:t>
+      </w:r>
+      <w:r>
+        <w:t xml:space="preserve">al gateway. La construcción de producción se genera con</w:t>
+      </w:r>
+      <w:r>
+        <w:t xml:space="preserve"> </w:t>
+      </w:r>
+      <w:r>
+        <w:rPr>
+          <w:i/>
+          <w:iCs/>
+        </w:rPr>
+        <w:t xml:space="preserve">npm run build</w:t>
+      </w:r>
+      <w:r>
+        <w:t xml:space="preserve"> </w:t>
+      </w:r>
+      <w:r>
+        <w:t xml:space="preserve">y deja los archivos estáticos en</w:t>
+      </w:r>
+      <w:r>
+        <w:t xml:space="preserve"> </w:t>
+      </w:r>
+      <w:r>
+        <w:rPr>
+          <w:i/>
+          <w:iCs/>
+        </w:rPr>
+        <w:t xml:space="preserve">dist/</w:t>
+      </w:r>
+      <w:r>
+        <w:t xml:space="preserve">; su publicación en un servidor web está fuera del alcance de este manual (ver el Procedimiento de Implementación).</w:t>
+      </w:r>
+    </w:p>
+    <w:p>
+      <w:pPr>
+        <w:pStyle w:val="BodyText"/>
       </w:pPr>
       <w:r>
         <w:rPr>
           <w:b/>
           <w:bCs/>
         </w:rPr>
-        <w:t xml:space="preserve">Captura por insertar.</w:t>
-      </w:r>
-      <w:r>
-        <w:t xml:space="preserve"> </w:t>
-      </w:r>
+        <w:t xml:space="preserve">Figura 7</w:t>
+      </w:r>
+    </w:p>
+    <w:p>
+      <w:pPr>
+        <w:pStyle w:val="BodyText"/>
+      </w:pPr>
+      <w:r>
+        <w:rPr>
+          <w:i/>
+          <w:iCs/>
+        </w:rPr>
+        <w:t xml:space="preserve">Aplicación Web en Ejecución</w:t>
+      </w:r>
+    </w:p>
+    <w:p>
+      <w:pPr>
+        <w:pStyle w:val="BodyText"/>
+      </w:pPr>
+      <w:r>
+        <w:drawing>
+          <wp:inline>
+            <wp:extent cx="5334000" cy="3346251"/>
+            <wp:effectExtent b="0" l="0" r="0" t="0"/>
+            <wp:docPr descr="Aplicación Web en Ejecución" title="" id="94" name="Picture"/>
+            <a:graphic>
+              <a:graphicData uri="http://schemas.openxmlformats.org/drawingml/2006/picture">
+                <pic:pic>
+                  <pic:nvPicPr>
+                    <pic:cNvPr descr="capturas/instalacion-07-aplicacion-web-en-ejecucion.png" id="95" name="Picture"/>
+                    <pic:cNvPicPr>
+                      <a:picLocks noChangeArrowheads="1" noChangeAspect="1"/>
+                    </pic:cNvPicPr>
+                  </pic:nvPicPr>
+                  <pic:blipFill>
+                    <a:blip r:embed="rId93"/>
+                    <a:stretch>
+                      <a:fillRect/>
+                    </a:stretch>
+                  </pic:blipFill>
+                  <pic:spPr bwMode="auto">
+                    <a:xfrm>
+                      <a:off x="0" y="0"/>
+                      <a:ext cx="5334000" cy="3346251"/>
+                    </a:xfrm>
+                    <a:prstGeom prst="rect">
+                      <a:avLst/>
+                    </a:prstGeom>
+                    <a:noFill/>
+                    <a:ln w="9525">
+                      <a:noFill/>
+                      <a:headEnd/>
+                      <a:tailEnd/>
+                    </a:ln>
+                  </pic:spPr>
+                </pic:pic>
+              </a:graphicData>
+            </a:graphic>
+          </wp:inline>
+        </w:drawing>
+      </w:r>
+    </w:p>
+    <w:bookmarkEnd w:id="96"/>
+    <w:bookmarkStart w:id="100" w:name="X947abc6d5b882bdd696628dde6e86626ce23cf5"/>
+    <w:p>
+      <w:pPr>
+        <w:pStyle w:val="Heading3"/>
+      </w:pPr>
+      <w:r>
+        <w:t xml:space="preserve">13.2 Aplicación Móvil (React Native con Expo)</w:t>
+      </w:r>
+    </w:p>
+    <w:p>
+      <w:pPr>
+        <w:pStyle w:val="SourceCode"/>
+      </w:pPr>
+      <w:r>
+        <w:rPr>
+          <w:rStyle w:val="BuiltInTok"/>
+        </w:rPr>
+        <w:t xml:space="preserve">cd</w:t>
+      </w:r>
+      <w:r>
+        <w:rPr>
+          <w:rStyle w:val="NormalTok"/>
+        </w:rPr>
+        <w:t xml:space="preserve"> Frontend/LavadoVehicular-Movil</w:t>
+      </w:r>
+      <w:r>
+        <w:br/>
+      </w:r>
+      <w:r>
+        <w:rPr>
+          <w:rStyle w:val="ExtensionTok"/>
+        </w:rPr>
+        <w:t xml:space="preserve">npx</w:t>
+      </w:r>
+      <w:r>
+        <w:rPr>
+          <w:rStyle w:val="NormalTok"/>
+        </w:rPr>
+        <w:t xml:space="preserve"> expo start                </w:t>
+      </w:r>
+      <w:r>
+        <w:rPr>
+          <w:rStyle w:val="CommentTok"/>
+        </w:rPr>
+        <w:t xml:space="preserve"># o: npm start</w:t>
+      </w:r>
+    </w:p>
+    <w:p>
+      <w:pPr>
+        <w:pStyle w:val="FirstParagraph"/>
+      </w:pPr>
+      <w:r>
+        <w:t xml:space="preserve">El comando abre el servidor de desarrollo Metro (puerto 8081) y muestra un código QR. Para una prueba rápida, abrir la aplicación en un emulador de Android (tecla</w:t>
+      </w:r>
+      <w:r>
+        <w:t xml:space="preserve"> </w:t>
+      </w:r>
+      <w:r>
+        <w:rPr>
+          <w:i/>
+          <w:iCs/>
+        </w:rPr>
+        <w:t xml:space="preserve">a</w:t>
+      </w:r>
+      <w:r>
+        <w:t xml:space="preserve">) o en un teléfono con Expo Go en la misma red Wi-Fi. Recordar configurar</w:t>
+      </w:r>
+      <w:r>
+        <w:t xml:space="preserve"> </w:t>
+      </w:r>
+      <w:r>
+        <w:rPr>
+          <w:i/>
+          <w:iCs/>
+        </w:rPr>
+        <w:t xml:space="preserve">EXPO_PUBLIC_API_URL</w:t>
+      </w:r>
+      <w:r>
+        <w:t xml:space="preserve"> </w:t>
+      </w:r>
+      <w:r>
+        <w:t xml:space="preserve">(sección 10.5).</w:t>
+      </w:r>
+    </w:p>
+    <w:p>
+      <w:pPr>
+        <w:pStyle w:val="BodyText"/>
+      </w:pPr>
       <w:r>
         <w:rPr>
           <w:b/>
           <w:bCs/>
         </w:rPr>
-        <w:t xml:space="preserve">Pantalla:</w:t>
-      </w:r>
-      <w:r>
-        <w:t xml:space="preserve"> </w:t>
-      </w:r>
-      <w:r>
-        <w:t xml:space="preserve">terminal en</w:t>
-      </w:r>
-      <w:r>
-        <w:t xml:space="preserve"> </w:t>
-      </w:r>
-      <w:r>
-        <w:rPr>
-          <w:i/>
-          <w:iCs/>
-        </w:rPr>
-        <w:t xml:space="preserve">lavarapido-infra</w:t>
-      </w:r>
-      <w:r>
-        <w:t xml:space="preserve">.</w:t>
-      </w:r>
-      <w:r>
-        <w:t xml:space="preserve"> </w:t>
-      </w:r>
+        <w:t xml:space="preserve">Notificaciones push.</w:t>
+      </w:r>
+      <w:r>
+        <w:t xml:space="preserve"> </w:t>
+      </w:r>
+      <w:r>
+        <w:t xml:space="preserve">Expo Go no recibe notificaciones push remotas. Para probarlas, construir una versión de desarrollo con EAS y fijar</w:t>
+      </w:r>
+      <w:r>
+        <w:t xml:space="preserve"> </w:t>
+      </w:r>
+      <w:r>
+        <w:rPr>
+          <w:i/>
+          <w:iCs/>
+        </w:rPr>
+        <w:t xml:space="preserve">PUSH_ENABLED=true</w:t>
+      </w:r>
+      <w:r>
+        <w:t xml:space="preserve"> </w:t>
+      </w:r>
+      <w:r>
+        <w:t xml:space="preserve">en el backend:</w:t>
+      </w:r>
+    </w:p>
+    <w:p>
+      <w:pPr>
+        <w:pStyle w:val="SourceCode"/>
+      </w:pPr>
+      <w:r>
+        <w:rPr>
+          <w:rStyle w:val="ExtensionTok"/>
+        </w:rPr>
+        <w:t xml:space="preserve">npx</w:t>
+      </w:r>
+      <w:r>
+        <w:rPr>
+          <w:rStyle w:val="NormalTok"/>
+        </w:rPr>
+        <w:t xml:space="preserve"> eas-cli login</w:t>
+      </w:r>
+      <w:r>
+        <w:br/>
+      </w:r>
+      <w:r>
+        <w:rPr>
+          <w:rStyle w:val="ExtensionTok"/>
+        </w:rPr>
+        <w:t xml:space="preserve">npx</w:t>
+      </w:r>
+      <w:r>
+        <w:rPr>
+          <w:rStyle w:val="NormalTok"/>
+        </w:rPr>
+        <w:t xml:space="preserve"> eas-cli build </w:t>
+      </w:r>
+      <w:r>
+        <w:rPr>
+          <w:rStyle w:val="AttributeTok"/>
+        </w:rPr>
+        <w:t xml:space="preserve">--profile</w:t>
+      </w:r>
+      <w:r>
+        <w:rPr>
+          <w:rStyle w:val="NormalTok"/>
+        </w:rPr>
+        <w:t xml:space="preserve"> development </w:t>
+      </w:r>
+      <w:r>
+        <w:rPr>
+          <w:rStyle w:val="AttributeTok"/>
+        </w:rPr>
+        <w:t xml:space="preserve">--platform</w:t>
+      </w:r>
+      <w:r>
+        <w:rPr>
+          <w:rStyle w:val="NormalTok"/>
+        </w:rPr>
+        <w:t xml:space="preserve"> android</w:t>
+      </w:r>
+    </w:p>
+    <w:p>
+      <w:pPr>
+        <w:pStyle w:val="FirstParagraph"/>
+      </w:pPr>
       <w:r>
         <w:rPr>
           <w:b/>
           <w:bCs/>
         </w:rPr>
-        <w:t xml:space="preserve">Contenido:</w:t>
-      </w:r>
-      <w:r>
-        <w:t xml:space="preserve"> </w:t>
-      </w:r>
-      <w:r>
-        <w:t xml:space="preserve">salida de</w:t>
-      </w:r>
-      <w:r>
-        <w:t xml:space="preserve"> </w:t>
-      </w:r>
-      <w:r>
-        <w:rPr>
-          <w:i/>
-          <w:iCs/>
-        </w:rPr>
-        <w:t xml:space="preserve">docker compose ps</w:t>
-      </w:r>
-      <w:r>
-        <w:t xml:space="preserve"> </w:t>
-      </w:r>
-      <w:r>
-        <w:t xml:space="preserve">con sqlserver, rabbitmq, mailpit, los cinco servicios Java, payment-service y api-gateway en ejecución, con sus puertos.</w:t>
-      </w:r>
-    </w:p>
-    <w:bookmarkEnd w:id="69"/>
-    <w:bookmarkStart w:id="70" w:name="X75cdd60ce0abe8e3048daa2c23c9c0af6efb632"/>
+        <w:t xml:space="preserve">Figura 8</w:t>
+      </w:r>
+    </w:p>
+    <w:p>
+      <w:pPr>
+        <w:pStyle w:val="BodyText"/>
+      </w:pPr>
+      <w:r>
+        <w:rPr>
+          <w:i/>
+          <w:iCs/>
+        </w:rPr>
+        <w:t xml:space="preserve">Servidor de Desarrollo de Expo</w:t>
+      </w:r>
+    </w:p>
+    <w:p>
+      <w:pPr>
+        <w:pStyle w:val="BodyText"/>
+      </w:pPr>
+      <w:r>
+        <w:drawing>
+          <wp:inline>
+            <wp:extent cx="5334000" cy="3437466"/>
+            <wp:effectExtent b="0" l="0" r="0" t="0"/>
+            <wp:docPr descr="Servidor de Desarrollo de Expo" title="" id="98" name="Picture"/>
+            <a:graphic>
+              <a:graphicData uri="http://schemas.openxmlformats.org/drawingml/2006/picture">
+                <pic:pic>
+                  <pic:nvPicPr>
+                    <pic:cNvPr descr="capturas/instalacion-08-servidor-de-desarrollo-de-expo.png" id="99" name="Picture"/>
+                    <pic:cNvPicPr>
+                      <a:picLocks noChangeArrowheads="1" noChangeAspect="1"/>
+                    </pic:cNvPicPr>
+                  </pic:nvPicPr>
+                  <pic:blipFill>
+                    <a:blip r:embed="rId97"/>
+                    <a:stretch>
+                      <a:fillRect/>
+                    </a:stretch>
+                  </pic:blipFill>
+                  <pic:spPr bwMode="auto">
+                    <a:xfrm>
+                      <a:off x="0" y="0"/>
+                      <a:ext cx="5334000" cy="3437466"/>
+                    </a:xfrm>
+                    <a:prstGeom prst="rect">
+                      <a:avLst/>
+                    </a:prstGeom>
+                    <a:noFill/>
+                    <a:ln w="9525">
+                      <a:noFill/>
+                      <a:headEnd/>
+                      <a:tailEnd/>
+                    </a:ln>
+                  </pic:spPr>
+                </pic:pic>
+              </a:graphicData>
+            </a:graphic>
+          </wp:inline>
+        </w:drawing>
+      </w:r>
+    </w:p>
+    <w:bookmarkEnd w:id="100"/>
+    <w:bookmarkStart w:id="101" w:name="Xd3dfaa1cb463e58b5429b34d293b3d80e9ed714"/>
     <w:p>
       <w:pPr>
         <w:pStyle w:val="Heading3"/>
       </w:pPr>
       <w:r>
-        <w:t xml:space="preserve">12.3 Opción B: Servicios Java desde una Terminal o el IDE</w:t>
+        <w:t xml:space="preserve">13.3 Maquetas Estáticas (Opcional)</w:t>
       </w:r>
     </w:p>
     <w:p>
@@ -11609,1191 +12616,6 @@
         <w:pStyle w:val="FirstParagraph"/>
       </w:pPr>
       <w:r>
-        <w:t xml:space="preserve">Para desarrollo o depuración, mantener solo la infraestructura en Docker y ejecutar cada servicio con el Maven Wrapper, una terminal por servicio. Los servicios leen</w:t>
-      </w:r>
-      <w:r>
-        <w:t xml:space="preserve"> </w:t>
-      </w:r>
-      <w:r>
-        <w:rPr>
-          <w:i/>
-          <w:iCs/>
-        </w:rPr>
-        <w:t xml:space="preserve">../lavarapido-infra/.env</w:t>
-      </w:r>
-      <w:r>
-        <w:t xml:space="preserve"> </w:t>
-      </w:r>
-      <w:r>
-        <w:t xml:space="preserve">por sí mismos y usan por defecto el perfil</w:t>
-      </w:r>
-      <w:r>
-        <w:t xml:space="preserve"> </w:t>
-      </w:r>
-      <w:r>
-        <w:rPr>
-          <w:i/>
-          <w:iCs/>
-        </w:rPr>
-        <w:t xml:space="preserve">dev</w:t>
-      </w:r>
-      <w:r>
-        <w:t xml:space="preserve">, que activa Swagger y las cuentas de demostración.</w:t>
-      </w:r>
-    </w:p>
-    <w:p>
-      <w:pPr>
-        <w:pStyle w:val="SourceCode"/>
-      </w:pPr>
-      <w:r>
-        <w:rPr>
-          <w:rStyle w:val="BuiltInTok"/>
-        </w:rPr>
-        <w:t xml:space="preserve">cd</w:t>
-      </w:r>
-      <w:r>
-        <w:rPr>
-          <w:rStyle w:val="NormalTok"/>
-        </w:rPr>
-        <w:t xml:space="preserve"> Backend/lavarapido-security-service</w:t>
-      </w:r>
-      <w:r>
-        <w:br/>
-      </w:r>
-      <w:r>
-        <w:rPr>
-          <w:rStyle w:val="ExtensionTok"/>
-        </w:rPr>
-        <w:t xml:space="preserve">./mvnw</w:t>
-      </w:r>
-      <w:r>
-        <w:rPr>
-          <w:rStyle w:val="NormalTok"/>
-        </w:rPr>
-        <w:t xml:space="preserve"> spring-boot:run          </w:t>
-      </w:r>
-      <w:r>
-        <w:rPr>
-          <w:rStyle w:val="CommentTok"/>
-        </w:rPr>
-        <w:t xml:space="preserve"># Windows: .\mvnw.cmd spring-boot:run</w:t>
-      </w:r>
-    </w:p>
-    <w:p>
-      <w:pPr>
-        <w:pStyle w:val="FirstParagraph"/>
-      </w:pPr>
-      <w:r>
-        <w:t xml:space="preserve">Repetir el comando en</w:t>
-      </w:r>
-      <w:r>
-        <w:t xml:space="preserve"> </w:t>
-      </w:r>
-      <w:r>
-        <w:rPr>
-          <w:i/>
-          <w:iCs/>
-        </w:rPr>
-        <w:t xml:space="preserve">lavarapido-customer-service</w:t>
-      </w:r>
-      <w:r>
-        <w:t xml:space="preserve">,</w:t>
-      </w:r>
-      <w:r>
-        <w:t xml:space="preserve"> </w:t>
-      </w:r>
-      <w:r>
-        <w:rPr>
-          <w:i/>
-          <w:iCs/>
-        </w:rPr>
-        <w:t xml:space="preserve">lavarapido-booking-service</w:t>
-      </w:r>
-      <w:r>
-        <w:t xml:space="preserve">,</w:t>
-      </w:r>
-      <w:r>
-        <w:t xml:space="preserve"> </w:t>
-      </w:r>
-      <w:r>
-        <w:rPr>
-          <w:i/>
-          <w:iCs/>
-        </w:rPr>
-        <w:t xml:space="preserve">lavarapido-operation-service</w:t>
-      </w:r>
-      <w:r>
-        <w:t xml:space="preserve">,</w:t>
-      </w:r>
-      <w:r>
-        <w:t xml:space="preserve"> </w:t>
-      </w:r>
-      <w:r>
-        <w:rPr>
-          <w:i/>
-          <w:iCs/>
-        </w:rPr>
-        <w:t xml:space="preserve">lavarapido-notification-service</w:t>
-      </w:r>
-      <w:r>
-        <w:t xml:space="preserve"> </w:t>
-      </w:r>
-      <w:r>
-        <w:t xml:space="preserve">y</w:t>
-      </w:r>
-      <w:r>
-        <w:t xml:space="preserve"> </w:t>
-      </w:r>
-      <w:r>
-        <w:rPr>
-          <w:i/>
-          <w:iCs/>
-        </w:rPr>
-        <w:t xml:space="preserve">lavarapido-api-gateway</w:t>
-      </w:r>
-      <w:r>
-        <w:t xml:space="preserve">. No ejecutar el mismo servicio en Docker y en el anfitrión al mismo tiempo, porque ambos intentarían usar el mismo puerto.</w:t>
-      </w:r>
-    </w:p>
-    <w:bookmarkEnd w:id="70"/>
-    <w:bookmarkStart w:id="71" w:name="X3a018544caa1128d1c5f2c989c2653d61afac73"/>
-    <w:p>
-      <w:pPr>
-        <w:pStyle w:val="Heading3"/>
-      </w:pPr>
-      <w:r>
-        <w:t xml:space="preserve">12.4 payment-service (.NET 8) Fuera de Docker</w:t>
-      </w:r>
-    </w:p>
-    <w:p>
-      <w:pPr>
-        <w:pStyle w:val="SourceCode"/>
-      </w:pPr>
-      <w:r>
-        <w:rPr>
-          <w:rStyle w:val="BuiltInTok"/>
-        </w:rPr>
-        <w:t xml:space="preserve">cd</w:t>
-      </w:r>
-      <w:r>
-        <w:rPr>
-          <w:rStyle w:val="NormalTok"/>
-        </w:rPr>
-        <w:t xml:space="preserve"> Backend/lavarapido-payment-service</w:t>
-      </w:r>
-      <w:r>
-        <w:br/>
-      </w:r>
-      <w:r>
-        <w:rPr>
-          <w:rStyle w:val="ExtensionTok"/>
-        </w:rPr>
-        <w:t xml:space="preserve">dotnet</w:t>
-      </w:r>
-      <w:r>
-        <w:rPr>
-          <w:rStyle w:val="NormalTok"/>
-        </w:rPr>
-        <w:t xml:space="preserve"> run </w:t>
-      </w:r>
-      <w:r>
-        <w:rPr>
-          <w:rStyle w:val="AttributeTok"/>
-        </w:rPr>
-        <w:t xml:space="preserve">--project</w:t>
-      </w:r>
-      <w:r>
-        <w:rPr>
-          <w:rStyle w:val="NormalTok"/>
-        </w:rPr>
-        <w:t xml:space="preserve"> src/PaymentService.Api       </w:t>
-      </w:r>
-      <w:r>
-        <w:rPr>
-          <w:rStyle w:val="CommentTok"/>
-        </w:rPr>
-        <w:t xml:space="preserve"># http://localhost:3005</w:t>
-      </w:r>
-    </w:p>
-    <w:p>
-      <w:pPr>
-        <w:pStyle w:val="FirstParagraph"/>
-      </w:pPr>
-      <w:r>
-        <w:t xml:space="preserve">Esta opción es para desarrollo o depuración; con la Opción A el servicio ya corre en su contenedor (detenerlo primero con</w:t>
-      </w:r>
-      <w:r>
-        <w:t xml:space="preserve"> </w:t>
-      </w:r>
-      <w:r>
-        <w:rPr>
-          <w:i/>
-          <w:iCs/>
-        </w:rPr>
-        <w:t xml:space="preserve">docker compose stop payment-service</w:t>
-      </w:r>
-      <w:r>
-        <w:t xml:space="preserve">). El servicio lee</w:t>
-      </w:r>
-      <w:r>
-        <w:t xml:space="preserve"> </w:t>
-      </w:r>
-      <w:r>
-        <w:rPr>
-          <w:i/>
-          <w:iCs/>
-        </w:rPr>
-        <w:t xml:space="preserve">lavarapido-infra/.env</w:t>
-      </w:r>
-      <w:r>
-        <w:t xml:space="preserve">, escucha en</w:t>
-      </w:r>
-      <w:r>
-        <w:t xml:space="preserve"> </w:t>
-      </w:r>
-      <w:r>
-        <w:rPr>
-          <w:i/>
-          <w:iCs/>
-        </w:rPr>
-        <w:t xml:space="preserve">PAYMENT_PORT</w:t>
-      </w:r>
-      <w:r>
-        <w:t xml:space="preserve"> </w:t>
-      </w:r>
-      <w:r>
-        <w:t xml:space="preserve">(3005 por defecto) y no arranca sin</w:t>
-      </w:r>
-      <w:r>
-        <w:t xml:space="preserve"> </w:t>
-      </w:r>
-      <w:r>
-        <w:rPr>
-          <w:i/>
-          <w:iCs/>
-        </w:rPr>
-        <w:t xml:space="preserve">JWT_SECRET</w:t>
-      </w:r>
-      <w:r>
-        <w:t xml:space="preserve">. Nunca crea sus tablas: las crea el contenedor</w:t>
-      </w:r>
-      <w:r>
-        <w:t xml:space="preserve"> </w:t>
-      </w:r>
-      <w:r>
-        <w:rPr>
-          <w:i/>
-          <w:iCs/>
-        </w:rPr>
-        <w:t xml:space="preserve">payment-migrate</w:t>
-      </w:r>
-      <w:r>
-        <w:t xml:space="preserve"> </w:t>
-      </w:r>
-      <w:r>
-        <w:t xml:space="preserve">(sección 11.1). El repositorio también tiene su propio</w:t>
-      </w:r>
-      <w:r>
-        <w:t xml:space="preserve"> </w:t>
-      </w:r>
-      <w:r>
-        <w:rPr>
-          <w:i/>
-          <w:iCs/>
-        </w:rPr>
-        <w:t xml:space="preserve">docker-compose.yml</w:t>
-      </w:r>
-      <w:r>
-        <w:t xml:space="preserve"> </w:t>
-      </w:r>
-      <w:r>
-        <w:t xml:space="preserve">(SQL Server en el puerto 1434 con la base</w:t>
-      </w:r>
-      <w:r>
-        <w:t xml:space="preserve"> </w:t>
-      </w:r>
-      <w:r>
-        <w:rPr>
-          <w:i/>
-          <w:iCs/>
-        </w:rPr>
-        <w:t xml:space="preserve">lavado_vehicular</w:t>
-      </w:r>
-      <w:r>
-        <w:t xml:space="preserve">) solo para probar las migraciones; no se debe usar para ejecutar el sistema.</w:t>
-      </w:r>
-    </w:p>
-    <w:bookmarkEnd w:id="71"/>
-    <w:bookmarkStart w:id="72" w:name="Xdd7e4f2672df5a6b1908a4b3201b880b8301236"/>
-    <w:p>
-      <w:pPr>
-        <w:pStyle w:val="Heading3"/>
-      </w:pPr>
-      <w:r>
-        <w:t xml:space="preserve">12.5 RabbitMQ y Correo</w:t>
-      </w:r>
-    </w:p>
-    <w:p>
-      <w:pPr>
-        <w:pStyle w:val="FirstParagraph"/>
-      </w:pPr>
-      <w:r>
-        <w:t xml:space="preserve">Con</w:t>
-      </w:r>
-      <w:r>
-        <w:t xml:space="preserve"> </w:t>
-      </w:r>
-      <w:r>
-        <w:rPr>
-          <w:i/>
-          <w:iCs/>
-        </w:rPr>
-        <w:t xml:space="preserve">MESSAGING_ENABLED=true</w:t>
-      </w:r>
-      <w:r>
-        <w:t xml:space="preserve">, los servicios crean la topología de RabbitMQ al arrancar (payment-service solo publica: resultados de pagos, cupones canjeados y puntos ganados): el exchange de tipo topic</w:t>
-      </w:r>
-      <w:r>
-        <w:t xml:space="preserve"> </w:t>
-      </w:r>
-      <w:r>
-        <w:rPr>
-          <w:i/>
-          <w:iCs/>
-        </w:rPr>
-        <w:t xml:space="preserve">carwash.events</w:t>
-      </w:r>
-      <w:r>
-        <w:t xml:space="preserve">; las colas</w:t>
-      </w:r>
-      <w:r>
-        <w:t xml:space="preserve"> </w:t>
-      </w:r>
-      <w:r>
-        <w:rPr>
-          <w:i/>
-          <w:iCs/>
-        </w:rPr>
-        <w:t xml:space="preserve">customer-service.events</w:t>
-      </w:r>
-      <w:r>
-        <w:t xml:space="preserve"> </w:t>
-      </w:r>
-      <w:r>
-        <w:t xml:space="preserve">y</w:t>
-      </w:r>
-      <w:r>
-        <w:t xml:space="preserve"> </w:t>
-      </w:r>
-      <w:r>
-        <w:rPr>
-          <w:i/>
-          <w:iCs/>
-        </w:rPr>
-        <w:t xml:space="preserve">notification-service.events</w:t>
-      </w:r>
-      <w:r>
-        <w:t xml:space="preserve">; y sus colas de mensajes muertos (</w:t>
-      </w:r>
-      <w:r>
-        <w:rPr>
-          <w:i/>
-          <w:iCs/>
-        </w:rPr>
-        <w:t xml:space="preserve">.dlq</w:t>
-      </w:r>
-      <w:r>
-        <w:t xml:space="preserve">), a las que pasa un mensaje después de tres reintentos fallidos. Con</w:t>
-      </w:r>
-      <w:r>
-        <w:t xml:space="preserve"> </w:t>
-      </w:r>
-      <w:r>
-        <w:rPr>
-          <w:i/>
-          <w:iCs/>
-        </w:rPr>
-        <w:t xml:space="preserve">MESSAGING_ENABLED=false</w:t>
-      </w:r>
-      <w:r>
-        <w:t xml:space="preserve">, el sistema funciona, pero los perfiles de cliente se crean en la primera solicitud del cliente y no se generan las notificaciones que dependen de eventos.</w:t>
-      </w:r>
-    </w:p>
-    <w:p>
-      <w:pPr>
-        <w:pStyle w:val="BodyText"/>
-      </w:pPr>
-      <w:r>
-        <w:t xml:space="preserve">Con</w:t>
-      </w:r>
-      <w:r>
-        <w:t xml:space="preserve"> </w:t>
-      </w:r>
-      <w:r>
-        <w:rPr>
-          <w:i/>
-          <w:iCs/>
-        </w:rPr>
-        <w:t xml:space="preserve">MAIL_ENABLED=true</w:t>
-      </w:r>
-      <w:r>
-        <w:t xml:space="preserve"> </w:t>
-      </w:r>
-      <w:r>
-        <w:t xml:space="preserve">y Mailpit, los correos (bienvenida, código de recuperación, avisos de reservas, pagos y cupones, informes de inspección y recordatorios) no llegan a buzones reales: se leen en</w:t>
-      </w:r>
-      <w:r>
-        <w:t xml:space="preserve"> </w:t>
-      </w:r>
-      <w:r>
-        <w:rPr>
-          <w:i/>
-          <w:iCs/>
-        </w:rPr>
-        <w:t xml:space="preserve">http://localhost:8025</w:t>
-      </w:r>
-      <w:r>
-        <w:t xml:space="preserve">. Con</w:t>
-      </w:r>
-      <w:r>
-        <w:t xml:space="preserve"> </w:t>
-      </w:r>
-      <w:r>
-        <w:rPr>
-          <w:i/>
-          <w:iCs/>
-        </w:rPr>
-        <w:t xml:space="preserve">MAIL_ENABLED=false</w:t>
-      </w:r>
-      <w:r>
-        <w:t xml:space="preserve">, el código de recuperación se escribe en el registro de security-service.</w:t>
-      </w:r>
-    </w:p>
-    <w:bookmarkEnd w:id="72"/>
-    <w:bookmarkStart w:id="73" w:name="X19c1bd1016a63697e06a6d4bfcb0288a833f2e7"/>
-    <w:p>
-      <w:pPr>
-        <w:pStyle w:val="Heading3"/>
-      </w:pPr>
-      <w:r>
-        <w:t xml:space="preserve">12.6 Registros, Detención y Actualización</w:t>
-      </w:r>
-    </w:p>
-    <w:p>
-      <w:pPr>
-        <w:pStyle w:val="SourceCode"/>
-      </w:pPr>
-      <w:r>
-        <w:rPr>
-          <w:rStyle w:val="ExtensionTok"/>
-        </w:rPr>
-        <w:t xml:space="preserve">docker</w:t>
-      </w:r>
-      <w:r>
-        <w:rPr>
-          <w:rStyle w:val="NormalTok"/>
-        </w:rPr>
-        <w:t xml:space="preserve"> compose logs </w:t>
-      </w:r>
-      <w:r>
-        <w:rPr>
-          <w:rStyle w:val="AttributeTok"/>
-        </w:rPr>
-        <w:t xml:space="preserve">-f</w:t>
-      </w:r>
-      <w:r>
-        <w:rPr>
-          <w:rStyle w:val="NormalTok"/>
-        </w:rPr>
-        <w:t xml:space="preserve"> security-service           </w:t>
-      </w:r>
-      <w:r>
-        <w:rPr>
-          <w:rStyle w:val="CommentTok"/>
-        </w:rPr>
-        <w:t xml:space="preserve"># seguir el registro de un servicio</w:t>
-      </w:r>
-      <w:r>
-        <w:br/>
-      </w:r>
-      <w:r>
-        <w:rPr>
-          <w:rStyle w:val="ExtensionTok"/>
-        </w:rPr>
-        <w:t xml:space="preserve">docker</w:t>
-      </w:r>
-      <w:r>
-        <w:rPr>
-          <w:rStyle w:val="NormalTok"/>
-        </w:rPr>
-        <w:t xml:space="preserve"> compose logs </w:t>
-      </w:r>
-      <w:r>
-        <w:rPr>
-          <w:rStyle w:val="AttributeTok"/>
-        </w:rPr>
-        <w:t xml:space="preserve">--since</w:t>
-      </w:r>
-      <w:r>
-        <w:rPr>
-          <w:rStyle w:val="NormalTok"/>
-        </w:rPr>
-        <w:t xml:space="preserve"> 10m booking-service   </w:t>
-      </w:r>
-      <w:r>
-        <w:rPr>
-          <w:rStyle w:val="CommentTok"/>
-        </w:rPr>
-        <w:t xml:space="preserve"># últimos 10 minutos</w:t>
-      </w:r>
-      <w:r>
-        <w:br/>
-      </w:r>
-      <w:r>
-        <w:rPr>
-          <w:rStyle w:val="ExtensionTok"/>
-        </w:rPr>
-        <w:t xml:space="preserve">docker</w:t>
-      </w:r>
-      <w:r>
-        <w:rPr>
-          <w:rStyle w:val="NormalTok"/>
-        </w:rPr>
-        <w:t xml:space="preserve"> compose stop                               </w:t>
-      </w:r>
-      <w:r>
-        <w:rPr>
-          <w:rStyle w:val="CommentTok"/>
-        </w:rPr>
-        <w:t xml:space="preserve"># detener sin borrar datos</w:t>
-      </w:r>
-      <w:r>
-        <w:br/>
-      </w:r>
-      <w:r>
-        <w:rPr>
-          <w:rStyle w:val="ExtensionTok"/>
-        </w:rPr>
-        <w:t xml:space="preserve">docker</w:t>
-      </w:r>
-      <w:r>
-        <w:rPr>
-          <w:rStyle w:val="NormalTok"/>
-        </w:rPr>
-        <w:t xml:space="preserve"> compose start                              </w:t>
-      </w:r>
-      <w:r>
-        <w:rPr>
-          <w:rStyle w:val="CommentTok"/>
-        </w:rPr>
-        <w:t xml:space="preserve"># reanudar</w:t>
-      </w:r>
-      <w:r>
-        <w:br/>
-      </w:r>
-      <w:r>
-        <w:rPr>
-          <w:rStyle w:val="ExtensionTok"/>
-        </w:rPr>
-        <w:t xml:space="preserve">docker</w:t>
-      </w:r>
-      <w:r>
-        <w:rPr>
-          <w:rStyle w:val="NormalTok"/>
-        </w:rPr>
-        <w:t xml:space="preserve"> compose down                               </w:t>
-      </w:r>
-      <w:r>
-        <w:rPr>
-          <w:rStyle w:val="CommentTok"/>
-        </w:rPr>
-        <w:t xml:space="preserve"># quitar contenedores, conservar volúmenes</w:t>
-      </w:r>
-      <w:r>
-        <w:br/>
-      </w:r>
-      <w:r>
-        <w:rPr>
-          <w:rStyle w:val="ExtensionTok"/>
-        </w:rPr>
-        <w:t xml:space="preserve">docker</w:t>
-      </w:r>
-      <w:r>
-        <w:rPr>
-          <w:rStyle w:val="NormalTok"/>
-        </w:rPr>
-        <w:t xml:space="preserve"> compose </w:t>
-      </w:r>
-      <w:r>
-        <w:rPr>
-          <w:rStyle w:val="AttributeTok"/>
-        </w:rPr>
-        <w:t xml:space="preserve">--profile</w:t>
-      </w:r>
-      <w:r>
-        <w:rPr>
-          <w:rStyle w:val="NormalTok"/>
-        </w:rPr>
-        <w:t xml:space="preserve"> app up </w:t>
-      </w:r>
-      <w:r>
-        <w:rPr>
-          <w:rStyle w:val="AttributeTok"/>
-        </w:rPr>
-        <w:t xml:space="preserve">-d</w:t>
-      </w:r>
-      <w:r>
-        <w:rPr>
-          <w:rStyle w:val="NormalTok"/>
-        </w:rPr>
-        <w:t xml:space="preserve"> </w:t>
-      </w:r>
-      <w:r>
-        <w:rPr>
-          <w:rStyle w:val="AttributeTok"/>
-        </w:rPr>
-        <w:t xml:space="preserve">--build</w:t>
-      </w:r>
-      <w:r>
-        <w:rPr>
-          <w:rStyle w:val="NormalTok"/>
-        </w:rPr>
-        <w:t xml:space="preserve"> </w:t>
-      </w:r>
-      <w:r>
-        <w:rPr>
-          <w:rStyle w:val="OperatorTok"/>
-        </w:rPr>
-        <w:t xml:space="preserve">&lt;</w:t>
-      </w:r>
-      <w:r>
-        <w:rPr>
-          <w:rStyle w:val="NormalTok"/>
-        </w:rPr>
-        <w:t xml:space="preserve">servicio</w:t>
-      </w:r>
-      <w:r>
-        <w:rPr>
-          <w:rStyle w:val="OperatorTok"/>
-        </w:rPr>
-        <w:t xml:space="preserve">&gt;</w:t>
-      </w:r>
-      <w:r>
-        <w:rPr>
-          <w:rStyle w:val="NormalTok"/>
-        </w:rPr>
-        <w:t xml:space="preserve">   </w:t>
-      </w:r>
-      <w:r>
-        <w:rPr>
-          <w:rStyle w:val="CommentTok"/>
-        </w:rPr>
-        <w:t xml:space="preserve"># actualizar un servicio después de un cambio</w:t>
-      </w:r>
-    </w:p>
-    <w:p>
-      <w:pPr>
-        <w:pStyle w:val="FirstParagraph"/>
-      </w:pPr>
-      <w:r>
-        <w:t xml:space="preserve">Los registros incluyen la hora, el nivel, el nombre del servicio y el identificador de correlación. Un registro nunca debe contener contraseñas, tokens ni el contenido de los comprobantes; si aparecen, es un defecto que se debe reportar.</w:t>
-      </w:r>
-    </w:p>
-    <w:bookmarkEnd w:id="73"/>
-    <w:bookmarkEnd w:id="74"/>
-    <w:bookmarkStart w:id="78" w:name="X38c62433184dc43abd13252d73c258d80661893"/>
-    <w:p>
-      <w:pPr>
-        <w:pStyle w:val="Heading2"/>
-      </w:pPr>
-      <w:r>
-        <w:t xml:space="preserve">13. Ejecución del Frontend</w:t>
-      </w:r>
-    </w:p>
-    <w:bookmarkStart w:id="75" w:name="X6dfa1dbf8a18b6a0e52b667ccafe6e74fd1e669"/>
-    <w:p>
-      <w:pPr>
-        <w:pStyle w:val="Heading3"/>
-      </w:pPr>
-      <w:r>
-        <w:t xml:space="preserve">13.1 Aplicación Web (Angular)</w:t>
-      </w:r>
-    </w:p>
-    <w:p>
-      <w:pPr>
-        <w:pStyle w:val="SourceCode"/>
-      </w:pPr>
-      <w:r>
-        <w:rPr>
-          <w:rStyle w:val="BuiltInTok"/>
-        </w:rPr>
-        <w:t xml:space="preserve">cd</w:t>
-      </w:r>
-      <w:r>
-        <w:rPr>
-          <w:rStyle w:val="NormalTok"/>
-        </w:rPr>
-        <w:t xml:space="preserve"> Frontend/Front-end-proyecto-web</w:t>
-      </w:r>
-      <w:r>
-        <w:br/>
-      </w:r>
-      <w:r>
-        <w:rPr>
-          <w:rStyle w:val="ExtensionTok"/>
-        </w:rPr>
-        <w:t xml:space="preserve">npm</w:t>
-      </w:r>
-      <w:r>
-        <w:rPr>
-          <w:rStyle w:val="NormalTok"/>
-        </w:rPr>
-        <w:t xml:space="preserve"> start                     </w:t>
-      </w:r>
-      <w:r>
-        <w:rPr>
-          <w:rStyle w:val="CommentTok"/>
-        </w:rPr>
-        <w:t xml:space="preserve"># equivale a: npx ng serve</w:t>
-      </w:r>
-    </w:p>
-    <w:p>
-      <w:pPr>
-        <w:pStyle w:val="FirstParagraph"/>
-      </w:pPr>
-      <w:r>
-        <w:t xml:space="preserve">El servidor de desarrollo publica la aplicación en</w:t>
-      </w:r>
-      <w:r>
-        <w:t xml:space="preserve"> </w:t>
-      </w:r>
-      <w:r>
-        <w:rPr>
-          <w:i/>
-          <w:iCs/>
-        </w:rPr>
-        <w:t xml:space="preserve">http://localhost:4200</w:t>
-      </w:r>
-      <w:r>
-        <w:t xml:space="preserve"> </w:t>
-      </w:r>
-      <w:r>
-        <w:t xml:space="preserve">y reenvía</w:t>
-      </w:r>
-      <w:r>
-        <w:t xml:space="preserve"> </w:t>
-      </w:r>
-      <w:r>
-        <w:rPr>
-          <w:i/>
-          <w:iCs/>
-        </w:rPr>
-        <w:t xml:space="preserve">/api</w:t>
-      </w:r>
-      <w:r>
-        <w:t xml:space="preserve"> </w:t>
-      </w:r>
-      <w:r>
-        <w:t xml:space="preserve">al gateway. La construcción de producción se genera con</w:t>
-      </w:r>
-      <w:r>
-        <w:t xml:space="preserve"> </w:t>
-      </w:r>
-      <w:r>
-        <w:rPr>
-          <w:i/>
-          <w:iCs/>
-        </w:rPr>
-        <w:t xml:space="preserve">npm run build</w:t>
-      </w:r>
-      <w:r>
-        <w:t xml:space="preserve"> </w:t>
-      </w:r>
-      <w:r>
-        <w:t xml:space="preserve">y deja los archivos estáticos en</w:t>
-      </w:r>
-      <w:r>
-        <w:t xml:space="preserve"> </w:t>
-      </w:r>
-      <w:r>
-        <w:rPr>
-          <w:i/>
-          <w:iCs/>
-        </w:rPr>
-        <w:t xml:space="preserve">dist/</w:t>
-      </w:r>
-      <w:r>
-        <w:t xml:space="preserve">; su publicación en un servidor web está fuera del alcance de este manual (ver el Procedimiento de Implementación).</w:t>
-      </w:r>
-    </w:p>
-    <w:p>
-      <w:pPr>
-        <w:pStyle w:val="BodyText"/>
-      </w:pPr>
-      <w:r>
-        <w:rPr>
-          <w:b/>
-          <w:bCs/>
-        </w:rPr>
-        <w:t xml:space="preserve">Figura 7</w:t>
-      </w:r>
-    </w:p>
-    <w:p>
-      <w:pPr>
-        <w:pStyle w:val="BodyText"/>
-      </w:pPr>
-      <w:r>
-        <w:rPr>
-          <w:i/>
-          <w:iCs/>
-        </w:rPr>
-        <w:t xml:space="preserve">Aplicación Web en Ejecución</w:t>
-      </w:r>
-    </w:p>
-    <w:p>
-      <w:pPr>
-        <w:pStyle w:val="BlockText"/>
-      </w:pPr>
-      <w:r>
-        <w:rPr>
-          <w:b/>
-          <w:bCs/>
-        </w:rPr>
-        <w:t xml:space="preserve">Captura por insertar.</w:t>
-      </w:r>
-      <w:r>
-        <w:t xml:space="preserve"> </w:t>
-      </w:r>
-      <w:r>
-        <w:rPr>
-          <w:b/>
-          <w:bCs/>
-        </w:rPr>
-        <w:t xml:space="preserve">Pantalla:</w:t>
-      </w:r>
-      <w:r>
-        <w:t xml:space="preserve"> </w:t>
-      </w:r>
-      <w:r>
-        <w:t xml:space="preserve">navegador en</w:t>
-      </w:r>
-      <w:r>
-        <w:t xml:space="preserve"> </w:t>
-      </w:r>
-      <w:r>
-        <w:rPr>
-          <w:i/>
-          <w:iCs/>
-        </w:rPr>
-        <w:t xml:space="preserve">http://localhost:4200</w:t>
-      </w:r>
-      <w:r>
-        <w:t xml:space="preserve">.</w:t>
-      </w:r>
-      <w:r>
-        <w:t xml:space="preserve"> </w:t>
-      </w:r>
-      <w:r>
-        <w:rPr>
-          <w:b/>
-          <w:bCs/>
-        </w:rPr>
-        <w:t xml:space="preserve">Contenido:</w:t>
-      </w:r>
-      <w:r>
-        <w:t xml:space="preserve"> </w:t>
-      </w:r>
-      <w:r>
-        <w:t xml:space="preserve">la pantalla de bienvenida con la barra superior, el selector de idioma y los botones Iniciar Sesión y Registrarse, con la barra de direcciones visible.</w:t>
-      </w:r>
-    </w:p>
-    <w:bookmarkEnd w:id="75"/>
-    <w:bookmarkStart w:id="76" w:name="X947abc6d5b882bdd696628dde6e86626ce23cf5"/>
-    <w:p>
-      <w:pPr>
-        <w:pStyle w:val="Heading3"/>
-      </w:pPr>
-      <w:r>
-        <w:t xml:space="preserve">13.2 Aplicación Móvil (React Native con Expo)</w:t>
-      </w:r>
-    </w:p>
-    <w:p>
-      <w:pPr>
-        <w:pStyle w:val="SourceCode"/>
-      </w:pPr>
-      <w:r>
-        <w:rPr>
-          <w:rStyle w:val="BuiltInTok"/>
-        </w:rPr>
-        <w:t xml:space="preserve">cd</w:t>
-      </w:r>
-      <w:r>
-        <w:rPr>
-          <w:rStyle w:val="NormalTok"/>
-        </w:rPr>
-        <w:t xml:space="preserve"> Frontend/LavadoVehicular-Movil</w:t>
-      </w:r>
-      <w:r>
-        <w:br/>
-      </w:r>
-      <w:r>
-        <w:rPr>
-          <w:rStyle w:val="ExtensionTok"/>
-        </w:rPr>
-        <w:t xml:space="preserve">npx</w:t>
-      </w:r>
-      <w:r>
-        <w:rPr>
-          <w:rStyle w:val="NormalTok"/>
-        </w:rPr>
-        <w:t xml:space="preserve"> expo start                </w:t>
-      </w:r>
-      <w:r>
-        <w:rPr>
-          <w:rStyle w:val="CommentTok"/>
-        </w:rPr>
-        <w:t xml:space="preserve"># o: npm start</w:t>
-      </w:r>
-    </w:p>
-    <w:p>
-      <w:pPr>
-        <w:pStyle w:val="FirstParagraph"/>
-      </w:pPr>
-      <w:r>
-        <w:t xml:space="preserve">El comando abre el servidor de desarrollo Metro (puerto 8081) y muestra un código QR. Para una prueba rápida, abrir la aplicación en un emulador de Android (tecla</w:t>
-      </w:r>
-      <w:r>
-        <w:t xml:space="preserve"> </w:t>
-      </w:r>
-      <w:r>
-        <w:rPr>
-          <w:i/>
-          <w:iCs/>
-        </w:rPr>
-        <w:t xml:space="preserve">a</w:t>
-      </w:r>
-      <w:r>
-        <w:t xml:space="preserve">) o en un teléfono con Expo Go en la misma red Wi-Fi. Recordar configurar</w:t>
-      </w:r>
-      <w:r>
-        <w:t xml:space="preserve"> </w:t>
-      </w:r>
-      <w:r>
-        <w:rPr>
-          <w:i/>
-          <w:iCs/>
-        </w:rPr>
-        <w:t xml:space="preserve">EXPO_PUBLIC_API_URL</w:t>
-      </w:r>
-      <w:r>
-        <w:t xml:space="preserve"> </w:t>
-      </w:r>
-      <w:r>
-        <w:t xml:space="preserve">(sección 10.5).</w:t>
-      </w:r>
-    </w:p>
-    <w:p>
-      <w:pPr>
-        <w:pStyle w:val="BodyText"/>
-      </w:pPr>
-      <w:r>
-        <w:rPr>
-          <w:b/>
-          <w:bCs/>
-        </w:rPr>
-        <w:t xml:space="preserve">Notificaciones push.</w:t>
-      </w:r>
-      <w:r>
-        <w:t xml:space="preserve"> </w:t>
-      </w:r>
-      <w:r>
-        <w:t xml:space="preserve">Expo Go no recibe notificaciones push remotas. Para probarlas, construir una versión de desarrollo con EAS y fijar</w:t>
-      </w:r>
-      <w:r>
-        <w:t xml:space="preserve"> </w:t>
-      </w:r>
-      <w:r>
-        <w:rPr>
-          <w:i/>
-          <w:iCs/>
-        </w:rPr>
-        <w:t xml:space="preserve">PUSH_ENABLED=true</w:t>
-      </w:r>
-      <w:r>
-        <w:t xml:space="preserve"> </w:t>
-      </w:r>
-      <w:r>
-        <w:t xml:space="preserve">en el backend:</w:t>
-      </w:r>
-    </w:p>
-    <w:p>
-      <w:pPr>
-        <w:pStyle w:val="SourceCode"/>
-      </w:pPr>
-      <w:r>
-        <w:rPr>
-          <w:rStyle w:val="ExtensionTok"/>
-        </w:rPr>
-        <w:t xml:space="preserve">npx</w:t>
-      </w:r>
-      <w:r>
-        <w:rPr>
-          <w:rStyle w:val="NormalTok"/>
-        </w:rPr>
-        <w:t xml:space="preserve"> eas-cli login</w:t>
-      </w:r>
-      <w:r>
-        <w:br/>
-      </w:r>
-      <w:r>
-        <w:rPr>
-          <w:rStyle w:val="ExtensionTok"/>
-        </w:rPr>
-        <w:t xml:space="preserve">npx</w:t>
-      </w:r>
-      <w:r>
-        <w:rPr>
-          <w:rStyle w:val="NormalTok"/>
-        </w:rPr>
-        <w:t xml:space="preserve"> eas-cli build </w:t>
-      </w:r>
-      <w:r>
-        <w:rPr>
-          <w:rStyle w:val="AttributeTok"/>
-        </w:rPr>
-        <w:t xml:space="preserve">--profile</w:t>
-      </w:r>
-      <w:r>
-        <w:rPr>
-          <w:rStyle w:val="NormalTok"/>
-        </w:rPr>
-        <w:t xml:space="preserve"> development </w:t>
-      </w:r>
-      <w:r>
-        <w:rPr>
-          <w:rStyle w:val="AttributeTok"/>
-        </w:rPr>
-        <w:t xml:space="preserve">--platform</w:t>
-      </w:r>
-      <w:r>
-        <w:rPr>
-          <w:rStyle w:val="NormalTok"/>
-        </w:rPr>
-        <w:t xml:space="preserve"> android</w:t>
-      </w:r>
-    </w:p>
-    <w:p>
-      <w:pPr>
-        <w:pStyle w:val="FirstParagraph"/>
-      </w:pPr>
-      <w:r>
-        <w:rPr>
-          <w:b/>
-          <w:bCs/>
-        </w:rPr>
-        <w:t xml:space="preserve">Figura 8</w:t>
-      </w:r>
-    </w:p>
-    <w:p>
-      <w:pPr>
-        <w:pStyle w:val="BodyText"/>
-      </w:pPr>
-      <w:r>
-        <w:rPr>
-          <w:i/>
-          <w:iCs/>
-        </w:rPr>
-        <w:t xml:space="preserve">Servidor de Desarrollo de Expo</w:t>
-      </w:r>
-    </w:p>
-    <w:p>
-      <w:pPr>
-        <w:pStyle w:val="BlockText"/>
-      </w:pPr>
-      <w:r>
-        <w:rPr>
-          <w:b/>
-          <w:bCs/>
-        </w:rPr>
-        <w:t xml:space="preserve">Captura por insertar.</w:t>
-      </w:r>
-      <w:r>
-        <w:t xml:space="preserve"> </w:t>
-      </w:r>
-      <w:r>
-        <w:rPr>
-          <w:b/>
-          <w:bCs/>
-        </w:rPr>
-        <w:t xml:space="preserve">Pantalla:</w:t>
-      </w:r>
-      <w:r>
-        <w:t xml:space="preserve"> </w:t>
-      </w:r>
-      <w:r>
-        <w:t xml:space="preserve">terminal en</w:t>
-      </w:r>
-      <w:r>
-        <w:t xml:space="preserve"> </w:t>
-      </w:r>
-      <w:r>
-        <w:rPr>
-          <w:i/>
-          <w:iCs/>
-        </w:rPr>
-        <w:t xml:space="preserve">LavadoVehicular-Movil</w:t>
-      </w:r>
-      <w:r>
-        <w:t xml:space="preserve">.</w:t>
-      </w:r>
-      <w:r>
-        <w:t xml:space="preserve"> </w:t>
-      </w:r>
-      <w:r>
-        <w:rPr>
-          <w:b/>
-          <w:bCs/>
-        </w:rPr>
-        <w:t xml:space="preserve">Contenido:</w:t>
-      </w:r>
-      <w:r>
-        <w:t xml:space="preserve"> </w:t>
-      </w:r>
-      <w:r>
-        <w:t xml:space="preserve">salida de</w:t>
-      </w:r>
-      <w:r>
-        <w:t xml:space="preserve"> </w:t>
-      </w:r>
-      <w:r>
-        <w:rPr>
-          <w:i/>
-          <w:iCs/>
-        </w:rPr>
-        <w:t xml:space="preserve">npx expo start</w:t>
-      </w:r>
-      <w:r>
-        <w:t xml:space="preserve"> </w:t>
-      </w:r>
-      <w:r>
-        <w:t xml:space="preserve">con el código QR, la dirección de Metro y las opciones del teclado.</w:t>
-      </w:r>
-    </w:p>
-    <w:bookmarkEnd w:id="76"/>
-    <w:bookmarkStart w:id="77" w:name="Xd3dfaa1cb463e58b5429b34d293b3d80e9ed714"/>
-    <w:p>
-      <w:pPr>
-        <w:pStyle w:val="Heading3"/>
-      </w:pPr>
-      <w:r>
-        <w:t xml:space="preserve">13.3 Maquetas Estáticas (Opcional)</w:t>
-      </w:r>
-    </w:p>
-    <w:p>
-      <w:pPr>
-        <w:pStyle w:val="FirstParagraph"/>
-      </w:pPr>
-      <w:r>
         <w:t xml:space="preserve">El repositorio de documentación incluye maquetas HTML de las pantallas en</w:t>
       </w:r>
       <w:r>
@@ -12810,9 +12632,9 @@
         <w:t xml:space="preserve">. Se abren directamente en el navegador y no requieren el backend; no se deben confundir con la aplicación real.</w:t>
       </w:r>
     </w:p>
-    <w:bookmarkEnd w:id="77"/>
-    <w:bookmarkEnd w:id="78"/>
-    <w:bookmarkStart w:id="80" w:name="X761059c9478fb46f7ee00528d78ce82a071abcc"/>
+    <w:bookmarkEnd w:id="101"/>
+    <w:bookmarkEnd w:id="102"/>
+    <w:bookmarkStart w:id="104" w:name="X761059c9478fb46f7ee00528d78ce82a071abcc"/>
     <w:p>
       <w:pPr>
         <w:pStyle w:val="Heading2"/>
@@ -13201,7 +13023,7 @@
         <w:t xml:space="preserve">Valores tomados de la configuración de los servicios y de la guía del equipo.</w:t>
       </w:r>
     </w:p>
-    <w:bookmarkStart w:id="79" w:name="Xba68f222e27ee498223a301af76226d65a54bc3"/>
+    <w:bookmarkStart w:id="103" w:name="Xba68f222e27ee498223a301af76226d65a54bc3"/>
     <w:p>
       <w:pPr>
         <w:pStyle w:val="Heading3"/>
@@ -13371,9 +13193,9 @@
         <w:t xml:space="preserve">.</w:t>
       </w:r>
     </w:p>
-    <w:bookmarkEnd w:id="79"/>
-    <w:bookmarkEnd w:id="80"/>
-    <w:bookmarkStart w:id="85" w:name="X7c65474995989ca6642e6876cc6fe398b0b4611"/>
+    <w:bookmarkEnd w:id="103"/>
+    <w:bookmarkEnd w:id="104"/>
+    <w:bookmarkStart w:id="109" w:name="X7c65474995989ca6642e6876cc6fe398b0b4611"/>
     <w:p>
       <w:pPr>
         <w:pStyle w:val="Heading2"/>
@@ -13382,7 +13204,7 @@
         <w:t xml:space="preserve">15. Usuarios de Prueba</w:t>
       </w:r>
     </w:p>
-    <w:bookmarkStart w:id="81" w:name="X983f3e15b430eae32096b07a43db6fa50f697f6"/>
+    <w:bookmarkStart w:id="105" w:name="X983f3e15b430eae32096b07a43db6fa50f697f6"/>
     <w:p>
       <w:pPr>
         <w:pStyle w:val="Heading3"/>
@@ -13425,8 +13247,8 @@
         <w:t xml:space="preserve">). Este manual no los reproduce, porque la política de seguridad prohíbe publicar credenciales; esas cuentas nunca deben existir en un entorno compartido.</w:t>
       </w:r>
     </w:p>
-    <w:bookmarkEnd w:id="81"/>
-    <w:bookmarkStart w:id="82" w:name="Xab4adc3f6ba32b699af3fc3eeed58221bd2fca0"/>
+    <w:bookmarkEnd w:id="105"/>
+    <w:bookmarkStart w:id="106" w:name="Xab4adc3f6ba32b699af3fc3eeed58221bd2fca0"/>
     <w:p>
       <w:pPr>
         <w:pStyle w:val="Heading3"/>
@@ -13659,7 +13481,7 @@
               <w:pStyle w:val="Compact"/>
             </w:pPr>
             <w:r>
-              <w:t xml:space="preserve">La versión actual no bloquea la cuenta (TD-003).</w:t>
+              <w:t xml:space="preserve">Cinco intentos fallidos en 15 minutos bloquean la cuenta durante 15 minutos; restablecer la contraseña la desbloquea.</w:t>
             </w:r>
           </w:p>
         </w:tc>
@@ -13683,8 +13505,8 @@
         <w:t xml:space="preserve">Fuente: validaciones del formulario de registro y política de contraseñas de security-service.</w:t>
       </w:r>
     </w:p>
-    <w:bookmarkEnd w:id="82"/>
-    <w:bookmarkStart w:id="83" w:name="X192167b390bbde2706599871d9390f3df3ebf56"/>
+    <w:bookmarkEnd w:id="106"/>
+    <w:bookmarkStart w:id="107" w:name="X192167b390bbde2706599871d9390f3df3ebf56"/>
     <w:p>
       <w:pPr>
         <w:pStyle w:val="Heading3"/>
@@ -13857,8 +13679,8 @@
         <w:t xml:space="preserve">).</w:t>
       </w:r>
     </w:p>
-    <w:bookmarkEnd w:id="83"/>
-    <w:bookmarkStart w:id="84" w:name="X0302848f0c6afbf32fe9258610d7d0965baf3d6"/>
+    <w:bookmarkEnd w:id="107"/>
+    <w:bookmarkStart w:id="108" w:name="X0302848f0c6afbf32fe9258610d7d0965baf3d6"/>
     <w:p>
       <w:pPr>
         <w:pStyle w:val="Heading3"/>
@@ -13920,9 +13742,9 @@
         <w:t xml:space="preserve">se crea con el procedimiento de la sección 8.4 del Manual de Administrador.</w:t>
       </w:r>
     </w:p>
-    <w:bookmarkEnd w:id="84"/>
-    <w:bookmarkEnd w:id="85"/>
-    <w:bookmarkStart w:id="91" w:name="X6ac0820d720a4e0467976a7492c875262c0e657"/>
+    <w:bookmarkEnd w:id="108"/>
+    <w:bookmarkEnd w:id="109"/>
+    <w:bookmarkStart w:id="121" w:name="X6ac0820d720a4e0467976a7492c875262c0e657"/>
     <w:p>
       <w:pPr>
         <w:pStyle w:val="Heading2"/>
@@ -14090,7 +13912,7 @@
               <w:pStyle w:val="Compact"/>
             </w:pPr>
             <w:r>
-              <w:t xml:space="preserve">Las 49 tablas en los nueve esquemas (sección 11.5).</w:t>
+              <w:t xml:space="preserve">Las 57 tablas en los nueve esquemas (sección 11.5).</w:t>
             </w:r>
           </w:p>
         </w:tc>
@@ -14550,7 +14372,7 @@
         <w:t xml:space="preserve">Elaborado por los autores a partir de las verificaciones de integración de la documentación del proyecto.</w:t>
       </w:r>
     </w:p>
-    <w:bookmarkStart w:id="86" w:name="X55d21ef60f5de9959a489fcee9a95e9b0f5909f"/>
+    <w:bookmarkStart w:id="110" w:name="X55d21ef60f5de9959a489fcee9a95e9b0f5909f"/>
     <w:p>
       <w:pPr>
         <w:pStyle w:val="Heading3"/>
@@ -14689,8 +14511,8 @@
         <w:t xml:space="preserve">Luego ejecutar las consultas de la sección 11.5. Si los resultados no coinciden, no continuar con las pruebas siguientes.</w:t>
       </w:r>
     </w:p>
-    <w:bookmarkEnd w:id="86"/>
-    <w:bookmarkStart w:id="87" w:name="X5443b3eb0c857afdbd21fff3b987556f4168f0d"/>
+    <w:bookmarkEnd w:id="110"/>
+    <w:bookmarkStart w:id="111" w:name="X5443b3eb0c857afdbd21fff3b987556f4168f0d"/>
     <w:p>
       <w:pPr>
         <w:pStyle w:val="Heading3"/>
@@ -14887,8 +14709,8 @@
         <w:t xml:space="preserve">si se cambiaron.</w:t>
       </w:r>
     </w:p>
-    <w:bookmarkEnd w:id="87"/>
-    <w:bookmarkStart w:id="88" w:name="X69a9f357dcfdf7c2126df09ea2975d4ae6d683f"/>
+    <w:bookmarkEnd w:id="111"/>
+    <w:bookmarkStart w:id="115" w:name="X69a9f357dcfdf7c2126df09ea2975d4ae6d683f"/>
     <w:p>
       <w:pPr>
         <w:pStyle w:val="Heading3"/>
@@ -15104,7 +14926,23 @@
         <w:t xml:space="preserve">401</w:t>
       </w:r>
       <w:r>
-        <w:t xml:space="preserve">. El gateway no valida tokens (ADR-006): reenvía la solicitud y el servicio la rechaza. El endpoint de salud de payment-service siempre responde UP, aunque la base de datos esté caída (TD-017), por lo que su base de datos se debe comprobar con una solicitud real.</w:t>
+        <w:t xml:space="preserve">. El gateway no valida tokens (ADR-006): reenvía la solicitud y el servicio la rechaza. Todos los servicios, incluido payment-service, comprueban la base de datos en su endpoint de salud: si SQL Server no responde, contestan</w:t>
+      </w:r>
+      <w:r>
+        <w:t xml:space="preserve"> </w:t>
+      </w:r>
+      <w:r>
+        <w:rPr>
+          <w:i/>
+          <w:iCs/>
+        </w:rPr>
+        <w:t xml:space="preserve">DOWN</w:t>
+      </w:r>
+      <w:r>
+        <w:t xml:space="preserve"> </w:t>
+      </w:r>
+      <w:r>
+        <w:t xml:space="preserve">con el código 503.</w:t>
       </w:r>
     </w:p>
     <w:p>
@@ -15133,50 +14971,53 @@
     </w:p>
     <w:p>
       <w:pPr>
-        <w:pStyle w:val="BlockText"/>
-      </w:pPr>
-      <w:r>
-        <w:rPr>
-          <w:b/>
-          <w:bCs/>
-        </w:rPr>
-        <w:t xml:space="preserve">Captura por insertar.</w:t>
-      </w:r>
-      <w:r>
-        <w:t xml:space="preserve"> </w:t>
-      </w:r>
-      <w:r>
-        <w:rPr>
-          <w:b/>
-          <w:bCs/>
-        </w:rPr>
-        <w:t xml:space="preserve">Pantalla:</w:t>
-      </w:r>
-      <w:r>
-        <w:t xml:space="preserve"> </w:t>
-      </w:r>
-      <w:r>
-        <w:t xml:space="preserve">terminal.</w:t>
-      </w:r>
-      <w:r>
-        <w:t xml:space="preserve"> </w:t>
-      </w:r>
-      <w:r>
-        <w:rPr>
-          <w:b/>
-          <w:bCs/>
-        </w:rPr>
-        <w:t xml:space="preserve">Contenido:</w:t>
-      </w:r>
-      <w:r>
-        <w:t xml:space="preserve"> </w:t>
-      </w:r>
-      <w:r>
-        <w:t xml:space="preserve">salida del ciclo de la sección 16.3 con UP en los siete puertos y la respuesta 401 de la ruta protegida.</w:t>
-      </w:r>
-    </w:p>
-    <w:bookmarkEnd w:id="88"/>
-    <w:bookmarkStart w:id="89" w:name="X1f123a1a1941aceda8d4a1225507a37f87881b5"/>
+        <w:pStyle w:val="BodyText"/>
+      </w:pPr>
+      <w:r>
+        <w:drawing>
+          <wp:inline>
+            <wp:extent cx="5334000" cy="3102239"/>
+            <wp:effectExtent b="0" l="0" r="0" t="0"/>
+            <wp:docPr descr="Respuesta de los Endpoints de Salud" title="" id="113" name="Picture"/>
+            <a:graphic>
+              <a:graphicData uri="http://schemas.openxmlformats.org/drawingml/2006/picture">
+                <pic:pic>
+                  <pic:nvPicPr>
+                    <pic:cNvPr descr="capturas/instalacion-09-respuesta-de-los-endpoints-de-salud.png" id="114" name="Picture"/>
+                    <pic:cNvPicPr>
+                      <a:picLocks noChangeArrowheads="1" noChangeAspect="1"/>
+                    </pic:cNvPicPr>
+                  </pic:nvPicPr>
+                  <pic:blipFill>
+                    <a:blip r:embed="rId112"/>
+                    <a:stretch>
+                      <a:fillRect/>
+                    </a:stretch>
+                  </pic:blipFill>
+                  <pic:spPr bwMode="auto">
+                    <a:xfrm>
+                      <a:off x="0" y="0"/>
+                      <a:ext cx="5334000" cy="3102239"/>
+                    </a:xfrm>
+                    <a:prstGeom prst="rect">
+                      <a:avLst/>
+                    </a:prstGeom>
+                    <a:noFill/>
+                    <a:ln w="9525">
+                      <a:noFill/>
+                      <a:headEnd/>
+                      <a:tailEnd/>
+                    </a:ln>
+                  </pic:spPr>
+                </pic:pic>
+              </a:graphicData>
+            </a:graphic>
+          </wp:inline>
+        </w:drawing>
+      </w:r>
+    </w:p>
+    <w:bookmarkEnd w:id="115"/>
+    <w:bookmarkStart w:id="116" w:name="X1f123a1a1941aceda8d4a1225507a37f87881b5"/>
     <w:p>
       <w:pPr>
         <w:pStyle w:val="Heading3"/>
@@ -15314,8 +15155,8 @@
         <w:t xml:space="preserve">) y comprobar que los datos permanecen.</w:t>
       </w:r>
     </w:p>
-    <w:bookmarkEnd w:id="89"/>
-    <w:bookmarkStart w:id="90" w:name="X1261ae2a80b2ba6aeef8589a3903377cb18300b"/>
+    <w:bookmarkEnd w:id="116"/>
+    <w:bookmarkStart w:id="120" w:name="X1261ae2a80b2ba6aeef8589a3903377cb18300b"/>
     <w:p>
       <w:pPr>
         <w:pStyle w:val="Heading3"/>
@@ -15493,51 +15334,54 @@
     </w:p>
     <w:p>
       <w:pPr>
-        <w:pStyle w:val="BlockText"/>
-      </w:pPr>
-      <w:r>
-        <w:rPr>
-          <w:b/>
-          <w:bCs/>
-        </w:rPr>
-        <w:t xml:space="preserve">Captura por insertar.</w:t>
-      </w:r>
-      <w:r>
-        <w:t xml:space="preserve"> </w:t>
-      </w:r>
-      <w:r>
-        <w:rPr>
-          <w:b/>
-          <w:bCs/>
-        </w:rPr>
-        <w:t xml:space="preserve">Pantalla:</w:t>
-      </w:r>
-      <w:r>
-        <w:t xml:space="preserve"> </w:t>
-      </w:r>
-      <w:r>
-        <w:t xml:space="preserve">cliente SQL o sqlcmd.</w:t>
-      </w:r>
-      <w:r>
-        <w:t xml:space="preserve"> </w:t>
-      </w:r>
-      <w:r>
-        <w:rPr>
-          <w:b/>
-          <w:bCs/>
-        </w:rPr>
-        <w:t xml:space="preserve">Contenido:</w:t>
-      </w:r>
-      <w:r>
-        <w:t xml:space="preserve"> </w:t>
-      </w:r>
-      <w:r>
-        <w:t xml:space="preserve">resultado de la consulta de la sección 16.5 con los ingresos de las pruebas, usando cuentas de prueba.</w:t>
-      </w:r>
-    </w:p>
-    <w:bookmarkEnd w:id="90"/>
-    <w:bookmarkEnd w:id="91"/>
-    <w:bookmarkStart w:id="92" w:name="X3f8edcbbe6ff33c64bc34618e86c13323228571"/>
+        <w:pStyle w:val="BodyText"/>
+      </w:pPr>
+      <w:r>
+        <w:drawing>
+          <wp:inline>
+            <wp:extent cx="5334000" cy="1972339"/>
+            <wp:effectExtent b="0" l="0" r="0" t="0"/>
+            <wp:docPr descr="Registros de Sesión" title="" id="118" name="Picture"/>
+            <a:graphic>
+              <a:graphicData uri="http://schemas.openxmlformats.org/drawingml/2006/picture">
+                <pic:pic>
+                  <pic:nvPicPr>
+                    <pic:cNvPr descr="capturas/instalacion-10-registros-de-sesion.png" id="119" name="Picture"/>
+                    <pic:cNvPicPr>
+                      <a:picLocks noChangeArrowheads="1" noChangeAspect="1"/>
+                    </pic:cNvPicPr>
+                  </pic:nvPicPr>
+                  <pic:blipFill>
+                    <a:blip r:embed="rId117"/>
+                    <a:stretch>
+                      <a:fillRect/>
+                    </a:stretch>
+                  </pic:blipFill>
+                  <pic:spPr bwMode="auto">
+                    <a:xfrm>
+                      <a:off x="0" y="0"/>
+                      <a:ext cx="5334000" cy="1972339"/>
+                    </a:xfrm>
+                    <a:prstGeom prst="rect">
+                      <a:avLst/>
+                    </a:prstGeom>
+                    <a:noFill/>
+                    <a:ln w="9525">
+                      <a:noFill/>
+                      <a:headEnd/>
+                      <a:tailEnd/>
+                    </a:ln>
+                  </pic:spPr>
+                </pic:pic>
+              </a:graphicData>
+            </a:graphic>
+          </wp:inline>
+        </w:drawing>
+      </w:r>
+    </w:p>
+    <w:bookmarkEnd w:id="120"/>
+    <w:bookmarkEnd w:id="121"/>
+    <w:bookmarkStart w:id="122" w:name="X3f8edcbbe6ff33c64bc34618e86c13323228571"/>
     <w:p>
       <w:pPr>
         <w:pStyle w:val="Heading2"/>
@@ -16707,8 +16551,8 @@
         <w:t xml:space="preserve">Elaborado por los autores a partir del repositorio de infraestructura, los runbooks de los servicios y el backlog técnico.</w:t>
       </w:r>
     </w:p>
-    <w:bookmarkEnd w:id="92"/>
-    <w:bookmarkStart w:id="93" w:name="X6fdd594c10465666e273a650d034cc54d5f3d24"/>
+    <w:bookmarkEnd w:id="122"/>
+    <w:bookmarkStart w:id="123" w:name="X6fdd594c10465666e273a650d034cc54d5f3d24"/>
     <w:p>
       <w:pPr>
         <w:pStyle w:val="Heading2"/>
@@ -17201,8 +17045,8 @@
         <w:t xml:space="preserve">Elaborado por los autores a partir de la documentación del proyecto.</w:t>
       </w:r>
     </w:p>
-    <w:bookmarkEnd w:id="93"/>
-    <w:bookmarkStart w:id="96" w:name="referencias"/>
+    <w:bookmarkEnd w:id="123"/>
+    <w:bookmarkStart w:id="126" w:name="referencias"/>
     <w:p>
       <w:pPr>
         <w:pStyle w:val="Heading2"/>
@@ -17237,7 +17081,7 @@
       <w:r>
         <w:t xml:space="preserve"> </w:t>
       </w:r>
-      <w:hyperlink r:id="rId43">
+      <w:hyperlink r:id="rId46">
         <w:r>
           <w:rPr>
             <w:rStyle w:val="Hyperlink"/>
@@ -17272,7 +17116,7 @@
       <w:r>
         <w:t xml:space="preserve"> </w:t>
       </w:r>
-      <w:hyperlink r:id="rId33">
+      <w:hyperlink r:id="rId36">
         <w:r>
           <w:rPr>
             <w:rStyle w:val="Hyperlink"/>
@@ -17328,7 +17172,7 @@
       <w:r>
         <w:t xml:space="preserve"> </w:t>
       </w:r>
-      <w:hyperlink r:id="rId94">
+      <w:hyperlink r:id="rId124">
         <w:r>
           <w:rPr>
             <w:rStyle w:val="Hyperlink"/>
@@ -17384,7 +17228,7 @@
       <w:r>
         <w:t xml:space="preserve"> </w:t>
       </w:r>
-      <w:hyperlink r:id="rId95">
+      <w:hyperlink r:id="rId125">
         <w:r>
           <w:rPr>
             <w:rStyle w:val="Hyperlink"/>
@@ -17393,8 +17237,8 @@
         </w:r>
       </w:hyperlink>
     </w:p>
-    <w:bookmarkEnd w:id="96"/>
-    <w:bookmarkStart w:id="102" w:name="X80b0218b51872906238fd110cf3fb8467fb66bf"/>
+    <w:bookmarkEnd w:id="126"/>
+    <w:bookmarkStart w:id="132" w:name="X80b0218b51872906238fd110cf3fb8467fb66bf"/>
     <w:p>
       <w:pPr>
         <w:pStyle w:val="Heading2"/>
@@ -17403,13 +17247,13 @@
         <w:t xml:space="preserve">19. Anexos</w:t>
       </w:r>
     </w:p>
-    <w:bookmarkStart w:id="97" w:name="Xa12ce862f6a7bc5bdaffd0b37b667e261a3fce0"/>
+    <w:bookmarkStart w:id="127" w:name="anexo-a-origen-de-las-capturas"/>
     <w:p>
       <w:pPr>
         <w:pStyle w:val="Heading3"/>
       </w:pPr>
       <w:r>
-        <w:t xml:space="preserve">Anexo A. Lista de Figuras Pendientes de Captura</w:t>
+        <w:t xml:space="preserve">Anexo A. Origen de las Capturas</w:t>
       </w:r>
     </w:p>
     <w:p>
@@ -17417,11 +17261,40 @@
         <w:pStyle w:val="FirstParagraph"/>
       </w:pPr>
       <w:r>
-        <w:t xml:space="preserve">Antes de la entrega, el equipo debe reemplazar cada uno de los 10 marcadores por una captura real y nítida, ordenada según el flujo de instalación (Servicio Nacional de Aprendizaje [SENA], 2026). Las capturas no deben contener contraseñas, secretos, cuentas ni datos personales reales.</w:t>
-      </w:r>
-    </w:p>
-    <w:bookmarkEnd w:id="97"/>
-    <w:bookmarkStart w:id="98" w:name="Xc98337fea243bbd6c61e22d02a7b280ae810696"/>
+        <w:t xml:space="preserve">Las figuras de este manual se tomaron el 16 de octubre de 2026 en un computador con Windows 11 y Docker Desktop, siguiendo los pasos del manual. Las capturas de terminal muestran la salida real de los comandos y la del navegador, la aplicación web corriendo en</w:t>
+      </w:r>
+      <w:r>
+        <w:t xml:space="preserve"> </w:t>
+      </w:r>
+      <w:r>
+        <w:rPr>
+          <w:i/>
+          <w:iCs/>
+        </w:rPr>
+        <w:t xml:space="preserve">http://localhost:4200</w:t>
+      </w:r>
+      <w:r>
+        <w:t xml:space="preserve">. No contienen contraseñas, secretos ni datos personales reales: los valores del archivo</w:t>
+      </w:r>
+      <w:r>
+        <w:t xml:space="preserve"> </w:t>
+      </w:r>
+      <w:r>
+        <w:rPr>
+          <w:i/>
+          <w:iCs/>
+        </w:rPr>
+        <w:t xml:space="preserve">.env</w:t>
+      </w:r>
+      <w:r>
+        <w:t xml:space="preserve"> </w:t>
+      </w:r>
+      <w:r>
+        <w:t xml:space="preserve">nunca se muestran.</w:t>
+      </w:r>
+    </w:p>
+    <w:bookmarkEnd w:id="127"/>
+    <w:bookmarkStart w:id="128" w:name="Xc98337fea243bbd6c61e22d02a7b280ae810696"/>
     <w:p>
       <w:pPr>
         <w:pStyle w:val="Heading3"/>
@@ -17546,41 +17419,6 @@
               <w:pStyle w:val="Compact"/>
             </w:pPr>
             <w:r>
-              <w:t xml:space="preserve">Salud de payment-service</w:t>
-            </w:r>
-          </w:p>
-        </w:tc>
-        <w:tc>
-          <w:tcPr/>
-          <w:p>
-            <w:pPr>
-              <w:pStyle w:val="Compact"/>
-            </w:pPr>
-            <w:r>
-              <w:t xml:space="preserve">No comprueba la base de datos (TD-017).</w:t>
-            </w:r>
-          </w:p>
-        </w:tc>
-        <w:tc>
-          <w:tcPr/>
-          <w:p>
-            <w:pPr>
-              <w:pStyle w:val="Compact"/>
-            </w:pPr>
-            <w:r>
-              <w:t xml:space="preserve">16.3</w:t>
-            </w:r>
-          </w:p>
-        </w:tc>
-      </w:tr>
-      <w:tr>
-        <w:tc>
-          <w:tcPr/>
-          <w:p>
-            <w:pPr>
-              <w:pStyle w:val="Compact"/>
-            </w:pPr>
-            <w:r>
               <w:t xml:space="preserve">Integración continua</w:t>
             </w:r>
           </w:p>
@@ -17604,41 +17442,6 @@
             </w:pPr>
             <w:r>
               <w:t xml:space="preserve">4.2</w:t>
-            </w:r>
-          </w:p>
-        </w:tc>
-      </w:tr>
-      <w:tr>
-        <w:tc>
-          <w:tcPr/>
-          <w:p>
-            <w:pPr>
-              <w:pStyle w:val="Compact"/>
-            </w:pPr>
-            <w:r>
-              <w:t xml:space="preserve">Documentos desactualizados</w:t>
-            </w:r>
-          </w:p>
-        </w:tc>
-        <w:tc>
-          <w:tcPr/>
-          <w:p>
-            <w:pPr>
-              <w:pStyle w:val="Compact"/>
-            </w:pPr>
-            <w:r>
-              <w:t xml:space="preserve">El README de lavarapido-infra todavía marca operations-service y payment-service como planeados, y la sección 6 de la guía del equipo lista como datos de prueba pantallas que ya están conectadas.</w:t>
-            </w:r>
-          </w:p>
-        </w:tc>
-        <w:tc>
-          <w:tcPr/>
-          <w:p>
-            <w:pPr>
-              <w:pStyle w:val="Compact"/>
-            </w:pPr>
-            <w:r>
-              <w:t xml:space="preserve">4.1</w:t>
             </w:r>
           </w:p>
         </w:tc>
@@ -17662,8 +17465,8 @@
         <w:t xml:space="preserve">Elaborado por los autores a partir de la verificación de los repositorios y del backlog técnico.</w:t>
       </w:r>
     </w:p>
-    <w:bookmarkEnd w:id="98"/>
-    <w:bookmarkStart w:id="99" w:name="X8c34dc5f56d4812a59924aec38595464d5df906"/>
+    <w:bookmarkEnd w:id="128"/>
+    <w:bookmarkStart w:id="129" w:name="X8c34dc5f56d4812a59924aec38595464d5df906"/>
     <w:p>
       <w:pPr>
         <w:pStyle w:val="Heading3"/>
@@ -18064,8 +17867,8 @@
         <w:t xml:space="preserve"> http://localhost:8080/actuator/health</w:t>
       </w:r>
     </w:p>
-    <w:bookmarkEnd w:id="99"/>
-    <w:bookmarkStart w:id="100" w:name="X3a853fad518cfd11fa3364be46e28fb5824114a"/>
+    <w:bookmarkEnd w:id="129"/>
+    <w:bookmarkStart w:id="130" w:name="X3a853fad518cfd11fa3364be46e28fb5824114a"/>
     <w:p>
       <w:pPr>
         <w:pStyle w:val="Heading3"/>
@@ -18370,8 +18173,8 @@
         <w:t xml:space="preserve">Elaborado por los autores a partir de la política de seguridad del proyecto.</w:t>
       </w:r>
     </w:p>
-    <w:bookmarkEnd w:id="100"/>
-    <w:bookmarkStart w:id="101" w:name="X2834ae62048889753b714e5669eea1d30815ef5"/>
+    <w:bookmarkEnd w:id="130"/>
+    <w:bookmarkStart w:id="131" w:name="X2834ae62048889753b714e5669eea1d30815ef5"/>
     <w:p>
       <w:pPr>
         <w:pStyle w:val="Heading3"/>
@@ -18569,7 +18372,7 @@
               <w:pStyle w:val="Compact"/>
             </w:pPr>
             <w:r>
-              <w:t xml:space="preserve">Todas las figuras reemplazadas por capturas reales</w:t>
+              <w:t xml:space="preserve">Todas las figuras son capturas reales de la instalación</w:t>
             </w:r>
           </w:p>
         </w:tc>
@@ -18676,9 +18479,9 @@
         <w:t xml:space="preserve">Adaptado de la lista de verificación de la guía para elaborar manuales de software (SENA, 2026).</w:t>
       </w:r>
     </w:p>
-    <w:bookmarkEnd w:id="101"/>
-    <w:bookmarkEnd w:id="102"/>
-    <w:bookmarkEnd w:id="103"/>
+    <w:bookmarkEnd w:id="131"/>
+    <w:bookmarkEnd w:id="132"/>
+    <w:bookmarkEnd w:id="133"/>
     <w:sectPr>
       <w:footnotePr>
         <w:numRestart w:val="eachSect"/>
@@ -19790,7 +19593,7 @@
       <w:color w:themeColor="accent1" w:themeShade="BF" w:val="365F91"/>
     </w:rPr>
   </w:style>
-  <w:style w:type="paragraph" w:customStyle="1" w:styleId="SourceCode">
+  <w:style w:customStyle="1" w:styleId="SourceCode" w:type="paragraph">
     <w:name w:val="Source Code"/>
     <w:basedOn w:val="Normal"/>
     <w:link w:val="VerbatimChar"/>
@@ -19798,7 +19601,7 @@
       <w:wordWrap w:val="off"/>
     </w:pPr>
   </w:style>
-  <w:style w:type="character" w:customStyle="1" w:styleId="KeywordTok">
+  <w:style w:customStyle="1" w:styleId="KeywordTok" w:type="character">
     <w:name w:val="KeywordTok"/>
     <w:basedOn w:val="VerbatimChar"/>
     <w:rPr>
@@ -19806,77 +19609,77 @@
       <w:color w:val="007020"/>
     </w:rPr>
   </w:style>
-  <w:style w:type="character" w:customStyle="1" w:styleId="DataTypeTok">
+  <w:style w:customStyle="1" w:styleId="DataTypeTok" w:type="character">
     <w:name w:val="DataTypeTok"/>
     <w:basedOn w:val="VerbatimChar"/>
     <w:rPr>
       <w:color w:val="902000"/>
     </w:rPr>
   </w:style>
-  <w:style w:type="character" w:customStyle="1" w:styleId="DecValTok">
+  <w:style w:customStyle="1" w:styleId="DecValTok" w:type="character">
     <w:name w:val="DecValTok"/>
     <w:basedOn w:val="VerbatimChar"/>
     <w:rPr>
       <w:color w:val="40a070"/>
     </w:rPr>
   </w:style>
-  <w:style w:type="character" w:customStyle="1" w:styleId="BaseNTok">
+  <w:style w:customStyle="1" w:styleId="BaseNTok" w:type="character">
     <w:name w:val="BaseNTok"/>
     <w:basedOn w:val="VerbatimChar"/>
     <w:rPr>
       <w:color w:val="40a070"/>
     </w:rPr>
   </w:style>
-  <w:style w:type="character" w:customStyle="1" w:styleId="FloatTok">
+  <w:style w:customStyle="1" w:styleId="FloatTok" w:type="character">
     <w:name w:val="FloatTok"/>
     <w:basedOn w:val="VerbatimChar"/>
     <w:rPr>
       <w:color w:val="40a070"/>
     </w:rPr>
   </w:style>
-  <w:style w:type="character" w:customStyle="1" w:styleId="ConstantTok">
+  <w:style w:customStyle="1" w:styleId="ConstantTok" w:type="character">
     <w:name w:val="ConstantTok"/>
     <w:basedOn w:val="VerbatimChar"/>
     <w:rPr>
       <w:color w:val="880000"/>
     </w:rPr>
   </w:style>
-  <w:style w:type="character" w:customStyle="1" w:styleId="CharTok">
+  <w:style w:customStyle="1" w:styleId="CharTok" w:type="character">
     <w:name w:val="CharTok"/>
     <w:basedOn w:val="VerbatimChar"/>
     <w:rPr>
       <w:color w:val="4070a0"/>
     </w:rPr>
   </w:style>
-  <w:style w:type="character" w:customStyle="1" w:styleId="SpecialCharTok">
+  <w:style w:customStyle="1" w:styleId="SpecialCharTok" w:type="character">
     <w:name w:val="SpecialCharTok"/>
     <w:basedOn w:val="VerbatimChar"/>
     <w:rPr>
       <w:color w:val="4070a0"/>
     </w:rPr>
   </w:style>
-  <w:style w:type="character" w:customStyle="1" w:styleId="StringTok">
+  <w:style w:customStyle="1" w:styleId="StringTok" w:type="character">
     <w:name w:val="StringTok"/>
     <w:basedOn w:val="VerbatimChar"/>
     <w:rPr>
       <w:color w:val="4070a0"/>
     </w:rPr>
   </w:style>
-  <w:style w:type="character" w:customStyle="1" w:styleId="VerbatimStringTok">
+  <w:style w:customStyle="1" w:styleId="VerbatimStringTok" w:type="character">
     <w:name w:val="VerbatimStringTok"/>
     <w:basedOn w:val="VerbatimChar"/>
     <w:rPr>
       <w:color w:val="4070a0"/>
     </w:rPr>
   </w:style>
-  <w:style w:type="character" w:customStyle="1" w:styleId="SpecialStringTok">
+  <w:style w:customStyle="1" w:styleId="SpecialStringTok" w:type="character">
     <w:name w:val="SpecialStringTok"/>
     <w:basedOn w:val="VerbatimChar"/>
     <w:rPr>
       <w:color w:val="bb6688"/>
     </w:rPr>
   </w:style>
-  <w:style w:type="character" w:customStyle="1" w:styleId="ImportTok">
+  <w:style w:customStyle="1" w:styleId="ImportTok" w:type="character">
     <w:name w:val="ImportTok"/>
     <w:basedOn w:val="VerbatimChar"/>
     <w:rPr>
@@ -19884,7 +19687,7 @@
       <w:color w:val="008000"/>
     </w:rPr>
   </w:style>
-  <w:style w:type="character" w:customStyle="1" w:styleId="CommentTok">
+  <w:style w:customStyle="1" w:styleId="CommentTok" w:type="character">
     <w:name w:val="CommentTok"/>
     <w:basedOn w:val="VerbatimChar"/>
     <w:rPr>
@@ -19892,7 +19695,7 @@
       <w:color w:val="60a0b0"/>
     </w:rPr>
   </w:style>
-  <w:style w:type="character" w:customStyle="1" w:styleId="DocumentationTok">
+  <w:style w:customStyle="1" w:styleId="DocumentationTok" w:type="character">
     <w:name w:val="DocumentationTok"/>
     <w:basedOn w:val="VerbatimChar"/>
     <w:rPr>
@@ -19900,7 +19703,7 @@
       <w:color w:val="ba2121"/>
     </w:rPr>
   </w:style>
-  <w:style w:type="character" w:customStyle="1" w:styleId="AnnotationTok">
+  <w:style w:customStyle="1" w:styleId="AnnotationTok" w:type="character">
     <w:name w:val="AnnotationTok"/>
     <w:basedOn w:val="VerbatimChar"/>
     <w:rPr>
@@ -19909,7 +19712,7 @@
       <w:color w:val="60a0b0"/>
     </w:rPr>
   </w:style>
-  <w:style w:type="character" w:customStyle="1" w:styleId="CommentVarTok">
+  <w:style w:customStyle="1" w:styleId="CommentVarTok" w:type="character">
     <w:name w:val="CommentVarTok"/>
     <w:basedOn w:val="VerbatimChar"/>
     <w:rPr>
@@ -19918,28 +19721,28 @@
       <w:color w:val="60a0b0"/>
     </w:rPr>
   </w:style>
-  <w:style w:type="character" w:customStyle="1" w:styleId="OtherTok">
+  <w:style w:customStyle="1" w:styleId="OtherTok" w:type="character">
     <w:name w:val="OtherTok"/>
     <w:basedOn w:val="VerbatimChar"/>
     <w:rPr>
       <w:color w:val="007020"/>
     </w:rPr>
   </w:style>
-  <w:style w:type="character" w:customStyle="1" w:styleId="FunctionTok">
+  <w:style w:customStyle="1" w:styleId="FunctionTok" w:type="character">
     <w:name w:val="FunctionTok"/>
     <w:basedOn w:val="VerbatimChar"/>
     <w:rPr>
       <w:color w:val="06287e"/>
     </w:rPr>
   </w:style>
-  <w:style w:type="character" w:customStyle="1" w:styleId="VariableTok">
+  <w:style w:customStyle="1" w:styleId="VariableTok" w:type="character">
     <w:name w:val="VariableTok"/>
     <w:basedOn w:val="VerbatimChar"/>
     <w:rPr>
       <w:color w:val="19177c"/>
     </w:rPr>
   </w:style>
-  <w:style w:type="character" w:customStyle="1" w:styleId="ControlFlowTok">
+  <w:style w:customStyle="1" w:styleId="ControlFlowTok" w:type="character">
     <w:name w:val="ControlFlowTok"/>
     <w:basedOn w:val="VerbatimChar"/>
     <w:rPr>
@@ -19947,45 +19750,45 @@
       <w:color w:val="007020"/>
     </w:rPr>
   </w:style>
-  <w:style w:type="character" w:customStyle="1" w:styleId="OperatorTok">
+  <w:style w:customStyle="1" w:styleId="OperatorTok" w:type="character">
     <w:name w:val="OperatorTok"/>
     <w:basedOn w:val="VerbatimChar"/>
     <w:rPr>
       <w:color w:val="666666"/>
     </w:rPr>
   </w:style>
-  <w:style w:type="character" w:customStyle="1" w:styleId="BuiltInTok">
+  <w:style w:customStyle="1" w:styleId="BuiltInTok" w:type="character">
     <w:name w:val="BuiltInTok"/>
     <w:basedOn w:val="VerbatimChar"/>
     <w:rPr>
       <w:color w:val="008000"/>
     </w:rPr>
   </w:style>
-  <w:style w:type="character" w:customStyle="1" w:styleId="ExtensionTok">
+  <w:style w:customStyle="1" w:styleId="ExtensionTok" w:type="character">
     <w:name w:val="ExtensionTok"/>
     <w:basedOn w:val="VerbatimChar"/>
     <w:rPr/>
   </w:style>
-  <w:style w:type="character" w:customStyle="1" w:styleId="PreprocessorTok">
+  <w:style w:customStyle="1" w:styleId="PreprocessorTok" w:type="character">
     <w:name w:val="PreprocessorTok"/>
     <w:basedOn w:val="VerbatimChar"/>
     <w:rPr>
       <w:color w:val="bc7a00"/>
     </w:rPr>
   </w:style>
-  <w:style w:type="character" w:customStyle="1" w:styleId="AttributeTok">
+  <w:style w:customStyle="1" w:styleId="AttributeTok" w:type="character">
     <w:name w:val="AttributeTok"/>
     <w:basedOn w:val="VerbatimChar"/>
     <w:rPr>
       <w:color w:val="7d9029"/>
     </w:rPr>
   </w:style>
-  <w:style w:type="character" w:customStyle="1" w:styleId="RegionMarkerTok">
+  <w:style w:customStyle="1" w:styleId="RegionMarkerTok" w:type="character">
     <w:name w:val="RegionMarkerTok"/>
     <w:basedOn w:val="VerbatimChar"/>
     <w:rPr/>
   </w:style>
-  <w:style w:type="character" w:customStyle="1" w:styleId="InformationTok">
+  <w:style w:customStyle="1" w:styleId="InformationTok" w:type="character">
     <w:name w:val="InformationTok"/>
     <w:basedOn w:val="VerbatimChar"/>
     <w:rPr>
@@ -19994,7 +19797,7 @@
       <w:color w:val="60a0b0"/>
     </w:rPr>
   </w:style>
-  <w:style w:type="character" w:customStyle="1" w:styleId="WarningTok">
+  <w:style w:customStyle="1" w:styleId="WarningTok" w:type="character">
     <w:name w:val="WarningTok"/>
     <w:basedOn w:val="VerbatimChar"/>
     <w:rPr>
@@ -20003,7 +19806,7 @@
       <w:color w:val="60a0b0"/>
     </w:rPr>
   </w:style>
-  <w:style w:type="character" w:customStyle="1" w:styleId="AlertTok">
+  <w:style w:customStyle="1" w:styleId="AlertTok" w:type="character">
     <w:name w:val="AlertTok"/>
     <w:basedOn w:val="VerbatimChar"/>
     <w:rPr>
@@ -20011,7 +19814,7 @@
       <w:color w:val="ff0000"/>
     </w:rPr>
   </w:style>
-  <w:style w:type="character" w:customStyle="1" w:styleId="ErrorTok">
+  <w:style w:customStyle="1" w:styleId="ErrorTok" w:type="character">
     <w:name w:val="ErrorTok"/>
     <w:basedOn w:val="VerbatimChar"/>
     <w:rPr>
@@ -20019,7 +19822,7 @@
       <w:color w:val="ff0000"/>
     </w:rPr>
   </w:style>
-  <w:style w:type="character" w:customStyle="1" w:styleId="NormalTok">
+  <w:style w:customStyle="1" w:styleId="NormalTok" w:type="character">
     <w:name w:val="NormalTok"/>
     <w:basedOn w:val="VerbatimChar"/>
     <w:rPr/>

--- a/09_MANUALES/ES/WORD/09_Manual_De_Instalacion.docx
+++ b/09_MANUALES/ES/WORD/09_Manual_De_Instalacion.docx
@@ -64,7 +64,7 @@
         <w:pStyle w:val="BodyText"/>
       </w:pPr>
       <w:r>
-        <w:t xml:space="preserve">16 de octubre de 2026</w:t>
+        <w:t xml:space="preserve">17 de octubre de 2026</w:t>
       </w:r>
     </w:p>
     <w:p>
@@ -72,7 +72,7 @@
         <w:pStyle w:val="BodyText"/>
       </w:pPr>
       <w:r>
-        <w:t xml:space="preserve">Tipo de manual: Manual de instalación (personal de infraestructura y DevOps) · Versión 4.0</w:t>
+        <w:t xml:space="preserve">Tipo de manual: Manual de instalación (personal de infraestructura y DevOps) · Versión 4.1</w:t>
       </w:r>
     </w:p>
     <w:bookmarkStart w:id="20" w:name="control-de-versiones"/>
@@ -393,6 +393,113 @@
           </w:p>
         </w:tc>
       </w:tr>
+      <w:tr>
+        <w:tc>
+          <w:tcPr/>
+          <w:p>
+            <w:pPr>
+              <w:pStyle w:val="Compact"/>
+            </w:pPr>
+            <w:r>
+              <w:t xml:space="preserve">4.1</w:t>
+            </w:r>
+          </w:p>
+        </w:tc>
+        <w:tc>
+          <w:tcPr/>
+          <w:p>
+            <w:pPr>
+              <w:pStyle w:val="Compact"/>
+            </w:pPr>
+            <w:r>
+              <w:t xml:space="preserve">2026-10-17</w:t>
+            </w:r>
+          </w:p>
+        </w:tc>
+        <w:tc>
+          <w:tcPr/>
+          <w:p>
+            <w:pPr>
+              <w:pStyle w:val="Compact"/>
+            </w:pPr>
+            <w:r>
+              <w:t xml:space="preserve">Revisión contra el código del 17 de octubre de 2026. Se agregaron la variable opcional</w:t>
+            </w:r>
+            <w:r>
+              <w:t xml:space="preserve"> </w:t>
+            </w:r>
+            <w:r>
+              <w:rPr>
+                <w:i/>
+                <w:iCs/>
+              </w:rPr>
+              <w:t xml:space="preserve">EXPO_PUBLIC_WEB_URL</w:t>
+            </w:r>
+            <w:r>
+              <w:t xml:space="preserve"> </w:t>
+            </w:r>
+            <w:r>
+              <w:t xml:space="preserve">de la aplicación móvil (sección 10.5) y las dependencias nativas</w:t>
+            </w:r>
+            <w:r>
+              <w:t xml:space="preserve"> </w:t>
+            </w:r>
+            <w:r>
+              <w:rPr>
+                <w:i/>
+                <w:iCs/>
+              </w:rPr>
+              <w:t xml:space="preserve">expo-image-picker</w:t>
+            </w:r>
+            <w:r>
+              <w:t xml:space="preserve"> </w:t>
+            </w:r>
+            <w:r>
+              <w:t xml:space="preserve">y</w:t>
+            </w:r>
+            <w:r>
+              <w:t xml:space="preserve"> </w:t>
+            </w:r>
+            <w:r>
+              <w:rPr>
+                <w:i/>
+                <w:iCs/>
+              </w:rPr>
+              <w:t xml:space="preserve">expo-image-manipulator</w:t>
+            </w:r>
+            <w:r>
+              <w:t xml:space="preserve">, que exigen</w:t>
+            </w:r>
+            <w:r>
+              <w:t xml:space="preserve"> </w:t>
+            </w:r>
+            <w:r>
+              <w:rPr>
+                <w:i/>
+                <w:iCs/>
+              </w:rPr>
+              <w:t xml:space="preserve">npm install</w:t>
+            </w:r>
+            <w:r>
+              <w:t xml:space="preserve"> </w:t>
+            </w:r>
+            <w:r>
+              <w:t xml:space="preserve">y un APK nuevo (sección 13.2).</w:t>
+            </w:r>
+          </w:p>
+        </w:tc>
+        <w:tc>
+          <w:tcPr/>
+          <w:p>
+            <w:pPr>
+              <w:pStyle w:val="Compact"/>
+            </w:pPr>
+            <w:r>
+              <w:t xml:space="preserve">Equipo de desarrollo</w:t>
+            </w:r>
+          </w:p>
+        </w:tc>
+      </w:tr>
     </w:tbl>
     <w:p>
       <w:pPr>
@@ -1701,7 +1808,7 @@
         <w:t xml:space="preserve"> </w:t>
       </w:r>
       <w:r>
-        <w:t xml:space="preserve">al 16 de octubre de 2026) y la documentación del proyecto actualizada a esa misma fecha (Equipo de Desarrollo Vehicle Washing, 2026a, 2026b). Los valores que dependen de cada instalación (contraseñas, llaves y direcciones) se escriben entre ángulos, como</w:t>
+        <w:t xml:space="preserve">al 17 de octubre de 2026) y la documentación del proyecto actualizada a esa misma fecha (Equipo de Desarrollo Vehicle Washing, 2026a, 2026b). Los valores que dependen de cada instalación (contraseñas, llaves y direcciones) se escriben entre ángulos, como</w:t>
       </w:r>
       <w:r>
         <w:t xml:space="preserve"> </w:t>
@@ -7715,7 +7822,23 @@
         <w:t xml:space="preserve">npx expo start --clear</w:t>
       </w:r>
       <w:r>
-        <w:t xml:space="preserve">.</w:t>
+        <w:t xml:space="preserve">. La variable opcional</w:t>
+      </w:r>
+      <w:r>
+        <w:t xml:space="preserve"> </w:t>
+      </w:r>
+      <w:r>
+        <w:rPr>
+          <w:i/>
+          <w:iCs/>
+        </w:rPr>
+        <w:t xml:space="preserve">EXPO_PUBLIC_WEB_URL</w:t>
+      </w:r>
+      <w:r>
+        <w:t xml:space="preserve"> </w:t>
+      </w:r>
+      <w:r>
+        <w:t xml:space="preserve">fija la dirección de la web con la que la aplicación arma el enlace público del informe de inspección; si no se define, se usa el mismo equipo del gateway con el puerto 4200.</w:t>
       </w:r>
     </w:p>
     <w:p>
@@ -12438,6 +12561,143 @@
       </w:r>
       <w:r>
         <w:t xml:space="preserve">(sección 10.5).</w:t>
+      </w:r>
+    </w:p>
+    <w:p>
+      <w:pPr>
+        <w:pStyle w:val="BodyText"/>
+      </w:pPr>
+      <w:r>
+        <w:rPr>
+          <w:b/>
+          <w:bCs/>
+        </w:rPr>
+        <w:t xml:space="preserve">Dependencias nativas nuevas.</w:t>
+      </w:r>
+      <w:r>
+        <w:t xml:space="preserve"> </w:t>
+      </w:r>
+      <w:r>
+        <w:t xml:space="preserve">Desde el 17 de octubre de 2026 la aplicación usa</w:t>
+      </w:r>
+      <w:r>
+        <w:t xml:space="preserve"> </w:t>
+      </w:r>
+      <w:r>
+        <w:rPr>
+          <w:i/>
+          <w:iCs/>
+        </w:rPr>
+        <w:t xml:space="preserve">expo-image-picker</w:t>
+      </w:r>
+      <w:r>
+        <w:t xml:space="preserve"> </w:t>
+      </w:r>
+      <w:r>
+        <w:t xml:space="preserve">(cámara y galería) y</w:t>
+      </w:r>
+      <w:r>
+        <w:t xml:space="preserve"> </w:t>
+      </w:r>
+      <w:r>
+        <w:rPr>
+          <w:i/>
+          <w:iCs/>
+        </w:rPr>
+        <w:t xml:space="preserve">expo-image-manipulator</w:t>
+      </w:r>
+      <w:r>
+        <w:t xml:space="preserve"> </w:t>
+      </w:r>
+      <w:r>
+        <w:t xml:space="preserve">(reducción de las fotos) para el informe de inspección. Después de hacer</w:t>
+      </w:r>
+      <w:r>
+        <w:t xml:space="preserve"> </w:t>
+      </w:r>
+      <w:r>
+        <w:rPr>
+          <w:i/>
+          <w:iCs/>
+        </w:rPr>
+        <w:t xml:space="preserve">git pull</w:t>
+      </w:r>
+      <w:r>
+        <w:t xml:space="preserve">, ejecutar</w:t>
+      </w:r>
+      <w:r>
+        <w:t xml:space="preserve"> </w:t>
+      </w:r>
+      <w:r>
+        <w:rPr>
+          <w:i/>
+          <w:iCs/>
+        </w:rPr>
+        <w:t xml:space="preserve">npm install</w:t>
+      </w:r>
+      <w:r>
+        <w:t xml:space="preserve"> </w:t>
+      </w:r>
+      <w:r>
+        <w:t xml:space="preserve">en</w:t>
+      </w:r>
+      <w:r>
+        <w:t xml:space="preserve"> </w:t>
+      </w:r>
+      <w:r>
+        <w:rPr>
+          <w:i/>
+          <w:iCs/>
+        </w:rPr>
+        <w:t xml:space="preserve">Frontend/LavadoVehicular-Movil</w:t>
+      </w:r>
+      <w:r>
+        <w:t xml:space="preserve">. Expo Go ya incluye estos módulos, pero un APK compilado antes de esa fecha no los tiene: hay que compilar y publicar una versión nueva con EAS, como explica el Documento de Despliegue (sección 4.3.3, «Publicación de la app móvil»). Los permisos de cámara y fotos se declaran en el</w:t>
+      </w:r>
+      <w:r>
+        <w:t xml:space="preserve"> </w:t>
+      </w:r>
+      <w:r>
+        <w:rPr>
+          <w:i/>
+          <w:iCs/>
+        </w:rPr>
+        <w:t xml:space="preserve">plugin</w:t>
+      </w:r>
+      <w:r>
+        <w:t xml:space="preserve"> </w:t>
+      </w:r>
+      <w:r>
+        <w:t xml:space="preserve">de</w:t>
+      </w:r>
+      <w:r>
+        <w:t xml:space="preserve"> </w:t>
+      </w:r>
+      <w:r>
+        <w:rPr>
+          <w:i/>
+          <w:iCs/>
+        </w:rPr>
+        <w:t xml:space="preserve">expo-image-picker</w:t>
+      </w:r>
+      <w:r>
+        <w:t xml:space="preserve"> </w:t>
+      </w:r>
+      <w:r>
+        <w:t xml:space="preserve">dentro de</w:t>
+      </w:r>
+      <w:r>
+        <w:t xml:space="preserve"> </w:t>
+      </w:r>
+      <w:r>
+        <w:rPr>
+          <w:i/>
+          <w:iCs/>
+        </w:rPr>
+        <w:t xml:space="preserve">app.json</w:t>
+      </w:r>
+      <w:r>
+        <w:t xml:space="preserve">.</w:t>
       </w:r>
     </w:p>
     <w:p>
@@ -19593,7 +19853,7 @@
       <w:color w:themeColor="accent1" w:themeShade="BF" w:val="365F91"/>
     </w:rPr>
   </w:style>
-  <w:style w:customStyle="1" w:styleId="SourceCode" w:type="paragraph">
+  <w:style w:type="paragraph" w:customStyle="1" w:styleId="SourceCode">
     <w:name w:val="Source Code"/>
     <w:basedOn w:val="Normal"/>
     <w:link w:val="VerbatimChar"/>
@@ -19601,7 +19861,7 @@
       <w:wordWrap w:val="off"/>
     </w:pPr>
   </w:style>
-  <w:style w:customStyle="1" w:styleId="KeywordTok" w:type="character">
+  <w:style w:type="character" w:customStyle="1" w:styleId="KeywordTok">
     <w:name w:val="KeywordTok"/>
     <w:basedOn w:val="VerbatimChar"/>
     <w:rPr>
@@ -19609,77 +19869,77 @@
       <w:color w:val="007020"/>
     </w:rPr>
   </w:style>
-  <w:style w:customStyle="1" w:styleId="DataTypeTok" w:type="character">
+  <w:style w:type="character" w:customStyle="1" w:styleId="DataTypeTok">
     <w:name w:val="DataTypeTok"/>
     <w:basedOn w:val="VerbatimChar"/>
     <w:rPr>
       <w:color w:val="902000"/>
     </w:rPr>
   </w:style>
-  <w:style w:customStyle="1" w:styleId="DecValTok" w:type="character">
+  <w:style w:type="character" w:customStyle="1" w:styleId="DecValTok">
     <w:name w:val="DecValTok"/>
     <w:basedOn w:val="VerbatimChar"/>
     <w:rPr>
       <w:color w:val="40a070"/>
     </w:rPr>
   </w:style>
-  <w:style w:customStyle="1" w:styleId="BaseNTok" w:type="character">
+  <w:style w:type="character" w:customStyle="1" w:styleId="BaseNTok">
     <w:name w:val="BaseNTok"/>
     <w:basedOn w:val="VerbatimChar"/>
     <w:rPr>
       <w:color w:val="40a070"/>
     </w:rPr>
   </w:style>
-  <w:style w:customStyle="1" w:styleId="FloatTok" w:type="character">
+  <w:style w:type="character" w:customStyle="1" w:styleId="FloatTok">
     <w:name w:val="FloatTok"/>
     <w:basedOn w:val="VerbatimChar"/>
     <w:rPr>
       <w:color w:val="40a070"/>
     </w:rPr>
   </w:style>
-  <w:style w:customStyle="1" w:styleId="ConstantTok" w:type="character">
+  <w:style w:type="character" w:customStyle="1" w:styleId="ConstantTok">
     <w:name w:val="ConstantTok"/>
     <w:basedOn w:val="VerbatimChar"/>
     <w:rPr>
       <w:color w:val="880000"/>
     </w:rPr>
   </w:style>
-  <w:style w:customStyle="1" w:styleId="CharTok" w:type="character">
+  <w:style w:type="character" w:customStyle="1" w:styleId="CharTok">
     <w:name w:val="CharTok"/>
     <w:basedOn w:val="VerbatimChar"/>
     <w:rPr>
       <w:color w:val="4070a0"/>
     </w:rPr>
   </w:style>
-  <w:style w:customStyle="1" w:styleId="SpecialCharTok" w:type="character">
+  <w:style w:type="character" w:customStyle="1" w:styleId="SpecialCharTok">
     <w:name w:val="SpecialCharTok"/>
     <w:basedOn w:val="VerbatimChar"/>
     <w:rPr>
       <w:color w:val="4070a0"/>
     </w:rPr>
   </w:style>
-  <w:style w:customStyle="1" w:styleId="StringTok" w:type="character">
+  <w:style w:type="character" w:customStyle="1" w:styleId="StringTok">
     <w:name w:val="StringTok"/>
     <w:basedOn w:val="VerbatimChar"/>
     <w:rPr>
       <w:color w:val="4070a0"/>
     </w:rPr>
   </w:style>
-  <w:style w:customStyle="1" w:styleId="VerbatimStringTok" w:type="character">
+  <w:style w:type="character" w:customStyle="1" w:styleId="VerbatimStringTok">
     <w:name w:val="VerbatimStringTok"/>
     <w:basedOn w:val="VerbatimChar"/>
     <w:rPr>
       <w:color w:val="4070a0"/>
     </w:rPr>
   </w:style>
-  <w:style w:customStyle="1" w:styleId="SpecialStringTok" w:type="character">
+  <w:style w:type="character" w:customStyle="1" w:styleId="SpecialStringTok">
     <w:name w:val="SpecialStringTok"/>
     <w:basedOn w:val="VerbatimChar"/>
     <w:rPr>
       <w:color w:val="bb6688"/>
     </w:rPr>
   </w:style>
-  <w:style w:customStyle="1" w:styleId="ImportTok" w:type="character">
+  <w:style w:type="character" w:customStyle="1" w:styleId="ImportTok">
     <w:name w:val="ImportTok"/>
     <w:basedOn w:val="VerbatimChar"/>
     <w:rPr>
@@ -19687,7 +19947,7 @@
       <w:color w:val="008000"/>
     </w:rPr>
   </w:style>
-  <w:style w:customStyle="1" w:styleId="CommentTok" w:type="character">
+  <w:style w:type="character" w:customStyle="1" w:styleId="CommentTok">
     <w:name w:val="CommentTok"/>
     <w:basedOn w:val="VerbatimChar"/>
     <w:rPr>
@@ -19695,7 +19955,7 @@
       <w:color w:val="60a0b0"/>
     </w:rPr>
   </w:style>
-  <w:style w:customStyle="1" w:styleId="DocumentationTok" w:type="character">
+  <w:style w:type="character" w:customStyle="1" w:styleId="DocumentationTok">
     <w:name w:val="DocumentationTok"/>
     <w:basedOn w:val="VerbatimChar"/>
     <w:rPr>
@@ -19703,7 +19963,7 @@
       <w:color w:val="ba2121"/>
     </w:rPr>
   </w:style>
-  <w:style w:customStyle="1" w:styleId="AnnotationTok" w:type="character">
+  <w:style w:type="character" w:customStyle="1" w:styleId="AnnotationTok">
     <w:name w:val="AnnotationTok"/>
     <w:basedOn w:val="VerbatimChar"/>
     <w:rPr>
@@ -19712,7 +19972,7 @@
       <w:color w:val="60a0b0"/>
     </w:rPr>
   </w:style>
-  <w:style w:customStyle="1" w:styleId="CommentVarTok" w:type="character">
+  <w:style w:type="character" w:customStyle="1" w:styleId="CommentVarTok">
     <w:name w:val="CommentVarTok"/>
     <w:basedOn w:val="VerbatimChar"/>
     <w:rPr>
@@ -19721,28 +19981,28 @@
       <w:color w:val="60a0b0"/>
     </w:rPr>
   </w:style>
-  <w:style w:customStyle="1" w:styleId="OtherTok" w:type="character">
+  <w:style w:type="character" w:customStyle="1" w:styleId="OtherTok">
     <w:name w:val="OtherTok"/>
     <w:basedOn w:val="VerbatimChar"/>
     <w:rPr>
       <w:color w:val="007020"/>
     </w:rPr>
   </w:style>
-  <w:style w:customStyle="1" w:styleId="FunctionTok" w:type="character">
+  <w:style w:type="character" w:customStyle="1" w:styleId="FunctionTok">
     <w:name w:val="FunctionTok"/>
     <w:basedOn w:val="VerbatimChar"/>
     <w:rPr>
       <w:color w:val="06287e"/>
     </w:rPr>
   </w:style>
-  <w:style w:customStyle="1" w:styleId="VariableTok" w:type="character">
+  <w:style w:type="character" w:customStyle="1" w:styleId="VariableTok">
     <w:name w:val="VariableTok"/>
     <w:basedOn w:val="VerbatimChar"/>
     <w:rPr>
       <w:color w:val="19177c"/>
     </w:rPr>
   </w:style>
-  <w:style w:customStyle="1" w:styleId="ControlFlowTok" w:type="character">
+  <w:style w:type="character" w:customStyle="1" w:styleId="ControlFlowTok">
     <w:name w:val="ControlFlowTok"/>
     <w:basedOn w:val="VerbatimChar"/>
     <w:rPr>
@@ -19750,45 +20010,45 @@
       <w:color w:val="007020"/>
     </w:rPr>
   </w:style>
-  <w:style w:customStyle="1" w:styleId="OperatorTok" w:type="character">
+  <w:style w:type="character" w:customStyle="1" w:styleId="OperatorTok">
     <w:name w:val="OperatorTok"/>
     <w:basedOn w:val="VerbatimChar"/>
     <w:rPr>
       <w:color w:val="666666"/>
     </w:rPr>
   </w:style>
-  <w:style w:customStyle="1" w:styleId="BuiltInTok" w:type="character">
+  <w:style w:type="character" w:customStyle="1" w:styleId="BuiltInTok">
     <w:name w:val="BuiltInTok"/>
     <w:basedOn w:val="VerbatimChar"/>
     <w:rPr>
       <w:color w:val="008000"/>
     </w:rPr>
   </w:style>
-  <w:style w:customStyle="1" w:styleId="ExtensionTok" w:type="character">
+  <w:style w:type="character" w:customStyle="1" w:styleId="ExtensionTok">
     <w:name w:val="ExtensionTok"/>
     <w:basedOn w:val="VerbatimChar"/>
     <w:rPr/>
   </w:style>
-  <w:style w:customStyle="1" w:styleId="PreprocessorTok" w:type="character">
+  <w:style w:type="character" w:customStyle="1" w:styleId="PreprocessorTok">
     <w:name w:val="PreprocessorTok"/>
     <w:basedOn w:val="VerbatimChar"/>
     <w:rPr>
       <w:color w:val="bc7a00"/>
     </w:rPr>
   </w:style>
-  <w:style w:customStyle="1" w:styleId="AttributeTok" w:type="character">
+  <w:style w:type="character" w:customStyle="1" w:styleId="AttributeTok">
     <w:name w:val="AttributeTok"/>
     <w:basedOn w:val="VerbatimChar"/>
     <w:rPr>
       <w:color w:val="7d9029"/>
     </w:rPr>
   </w:style>
-  <w:style w:customStyle="1" w:styleId="RegionMarkerTok" w:type="character">
+  <w:style w:type="character" w:customStyle="1" w:styleId="RegionMarkerTok">
     <w:name w:val="RegionMarkerTok"/>
     <w:basedOn w:val="VerbatimChar"/>
     <w:rPr/>
   </w:style>
-  <w:style w:customStyle="1" w:styleId="InformationTok" w:type="character">
+  <w:style w:type="character" w:customStyle="1" w:styleId="InformationTok">
     <w:name w:val="InformationTok"/>
     <w:basedOn w:val="VerbatimChar"/>
     <w:rPr>
@@ -19797,7 +20057,7 @@
       <w:color w:val="60a0b0"/>
     </w:rPr>
   </w:style>
-  <w:style w:customStyle="1" w:styleId="WarningTok" w:type="character">
+  <w:style w:type="character" w:customStyle="1" w:styleId="WarningTok">
     <w:name w:val="WarningTok"/>
     <w:basedOn w:val="VerbatimChar"/>
     <w:rPr>
@@ -19806,7 +20066,7 @@
       <w:color w:val="60a0b0"/>
     </w:rPr>
   </w:style>
-  <w:style w:customStyle="1" w:styleId="AlertTok" w:type="character">
+  <w:style w:type="character" w:customStyle="1" w:styleId="AlertTok">
     <w:name w:val="AlertTok"/>
     <w:basedOn w:val="VerbatimChar"/>
     <w:rPr>
@@ -19814,7 +20074,7 @@
       <w:color w:val="ff0000"/>
     </w:rPr>
   </w:style>
-  <w:style w:customStyle="1" w:styleId="ErrorTok" w:type="character">
+  <w:style w:type="character" w:customStyle="1" w:styleId="ErrorTok">
     <w:name w:val="ErrorTok"/>
     <w:basedOn w:val="VerbatimChar"/>
     <w:rPr>
@@ -19822,7 +20082,7 @@
       <w:color w:val="ff0000"/>
     </w:rPr>
   </w:style>
-  <w:style w:customStyle="1" w:styleId="NormalTok" w:type="character">
+  <w:style w:type="character" w:customStyle="1" w:styleId="NormalTok">
     <w:name w:val="NormalTok"/>
     <w:basedOn w:val="VerbatimChar"/>
     <w:rPr/>

--- a/09_MANUALES/ES/WORD/09_Manual_De_Instalacion.docx
+++ b/09_MANUALES/ES/WORD/09_Manual_De_Instalacion.docx
@@ -500,6 +500,52 @@
           </w:p>
         </w:tc>
       </w:tr>
+      <w:tr>
+        <w:tc>
+          <w:tcPr/>
+          <w:p>
+            <w:pPr>
+              <w:pStyle w:val="Compact"/>
+            </w:pPr>
+            <w:r>
+              <w:t xml:space="preserve">4.2</w:t>
+            </w:r>
+          </w:p>
+        </w:tc>
+        <w:tc>
+          <w:tcPr/>
+          <w:p>
+            <w:pPr>
+              <w:pStyle w:val="Compact"/>
+            </w:pPr>
+            <w:r>
+              <w:t xml:space="preserve">2026-10-19</w:t>
+            </w:r>
+          </w:p>
+        </w:tc>
+        <w:tc>
+          <w:tcPr/>
+          <w:p>
+            <w:pPr>
+              <w:pStyle w:val="Compact"/>
+            </w:pPr>
+            <w:r>
+              <w:t xml:space="preserve">Integración continua con GitHub Actions: se actualizó el alcance y se retiró del Anexo B.</w:t>
+            </w:r>
+          </w:p>
+        </w:tc>
+        <w:tc>
+          <w:tcPr/>
+          <w:p>
+            <w:pPr>
+              <w:pStyle w:val="Compact"/>
+            </w:pPr>
+            <w:r>
+              <w:t xml:space="preserve">Equipo de desarrollo</w:t>
+            </w:r>
+          </w:p>
+        </w:tc>
+      </w:tr>
     </w:tbl>
     <w:p>
       <w:pPr>
@@ -1882,7 +1928,7 @@
         <w:t xml:space="preserve"> </w:t>
       </w:r>
       <w:r>
-        <w:t xml:space="preserve">el montaje del servidor público en Azure (Documento de Despliegue), la canalización de integración continua (Jenkins está planeado, pero no configurado), la compilación y publicación del APK de la aplicación móvil (Documento de Despliegue) ni el uso funcional del sistema, que se explica en el Manual de Usuario y en el Manual de Administrador.</w:t>
+        <w:t xml:space="preserve">el montaje del servidor público en Azure (Documento de Despliegue), la integración continua (GitHub Actions; se describe en el Documento de Despliegue), la compilación y publicación del APK de la aplicación móvil (Documento de Despliegue) ni el uso funcional del sistema, que se explica en el Manual de Usuario y en el Manual de Administrador.</w:t>
       </w:r>
     </w:p>
     <w:bookmarkEnd w:id="23"/>
@@ -17667,41 +17713,6 @@
             </w:pPr>
             <w:r>
               <w:t xml:space="preserve">11.4</w:t>
-            </w:r>
-          </w:p>
-        </w:tc>
-      </w:tr>
-      <w:tr>
-        <w:tc>
-          <w:tcPr/>
-          <w:p>
-            <w:pPr>
-              <w:pStyle w:val="Compact"/>
-            </w:pPr>
-            <w:r>
-              <w:t xml:space="preserve">Integración continua</w:t>
-            </w:r>
-          </w:p>
-        </w:tc>
-        <w:tc>
-          <w:tcPr/>
-          <w:p>
-            <w:pPr>
-              <w:pStyle w:val="Compact"/>
-            </w:pPr>
-            <w:r>
-              <w:t xml:space="preserve">Jenkins está planeado, pero no configurado (TD-006).</w:t>
-            </w:r>
-          </w:p>
-        </w:tc>
-        <w:tc>
-          <w:tcPr/>
-          <w:p>
-            <w:pPr>
-              <w:pStyle w:val="Compact"/>
-            </w:pPr>
-            <w:r>
-              <w:t xml:space="preserve">4.2</w:t>
             </w:r>
           </w:p>
         </w:tc>
@@ -19853,7 +19864,7 @@
       <w:color w:themeColor="accent1" w:themeShade="BF" w:val="365F91"/>
     </w:rPr>
   </w:style>
-  <w:style w:type="paragraph" w:customStyle="1" w:styleId="SourceCode">
+  <w:style w:customStyle="1" w:styleId="SourceCode" w:type="paragraph">
     <w:name w:val="Source Code"/>
     <w:basedOn w:val="Normal"/>
     <w:link w:val="VerbatimChar"/>
@@ -19861,7 +19872,7 @@
       <w:wordWrap w:val="off"/>
     </w:pPr>
   </w:style>
-  <w:style w:type="character" w:customStyle="1" w:styleId="KeywordTok">
+  <w:style w:customStyle="1" w:styleId="KeywordTok" w:type="character">
     <w:name w:val="KeywordTok"/>
     <w:basedOn w:val="VerbatimChar"/>
     <w:rPr>
@@ -19869,77 +19880,77 @@
       <w:color w:val="007020"/>
     </w:rPr>
   </w:style>
-  <w:style w:type="character" w:customStyle="1" w:styleId="DataTypeTok">
+  <w:style w:customStyle="1" w:styleId="DataTypeTok" w:type="character">
     <w:name w:val="DataTypeTok"/>
     <w:basedOn w:val="VerbatimChar"/>
     <w:rPr>
       <w:color w:val="902000"/>
     </w:rPr>
   </w:style>
-  <w:style w:type="character" w:customStyle="1" w:styleId="DecValTok">
+  <w:style w:customStyle="1" w:styleId="DecValTok" w:type="character">
     <w:name w:val="DecValTok"/>
     <w:basedOn w:val="VerbatimChar"/>
     <w:rPr>
       <w:color w:val="40a070"/>
     </w:rPr>
   </w:style>
-  <w:style w:type="character" w:customStyle="1" w:styleId="BaseNTok">
+  <w:style w:customStyle="1" w:styleId="BaseNTok" w:type="character">
     <w:name w:val="BaseNTok"/>
     <w:basedOn w:val="VerbatimChar"/>
     <w:rPr>
       <w:color w:val="40a070"/>
     </w:rPr>
   </w:style>
-  <w:style w:type="character" w:customStyle="1" w:styleId="FloatTok">
+  <w:style w:customStyle="1" w:styleId="FloatTok" w:type="character">
     <w:name w:val="FloatTok"/>
     <w:basedOn w:val="VerbatimChar"/>
     <w:rPr>
       <w:color w:val="40a070"/>
     </w:rPr>
   </w:style>
-  <w:style w:type="character" w:customStyle="1" w:styleId="ConstantTok">
+  <w:style w:customStyle="1" w:styleId="ConstantTok" w:type="character">
     <w:name w:val="ConstantTok"/>
     <w:basedOn w:val="VerbatimChar"/>
     <w:rPr>
       <w:color w:val="880000"/>
     </w:rPr>
   </w:style>
-  <w:style w:type="character" w:customStyle="1" w:styleId="CharTok">
+  <w:style w:customStyle="1" w:styleId="CharTok" w:type="character">
     <w:name w:val="CharTok"/>
     <w:basedOn w:val="VerbatimChar"/>
     <w:rPr>
       <w:color w:val="4070a0"/>
     </w:rPr>
   </w:style>
-  <w:style w:type="character" w:customStyle="1" w:styleId="SpecialCharTok">
+  <w:style w:customStyle="1" w:styleId="SpecialCharTok" w:type="character">
     <w:name w:val="SpecialCharTok"/>
     <w:basedOn w:val="VerbatimChar"/>
     <w:rPr>
       <w:color w:val="4070a0"/>
     </w:rPr>
   </w:style>
-  <w:style w:type="character" w:customStyle="1" w:styleId="StringTok">
+  <w:style w:customStyle="1" w:styleId="StringTok" w:type="character">
     <w:name w:val="StringTok"/>
     <w:basedOn w:val="VerbatimChar"/>
     <w:rPr>
       <w:color w:val="4070a0"/>
     </w:rPr>
   </w:style>
-  <w:style w:type="character" w:customStyle="1" w:styleId="VerbatimStringTok">
+  <w:style w:customStyle="1" w:styleId="VerbatimStringTok" w:type="character">
     <w:name w:val="VerbatimStringTok"/>
     <w:basedOn w:val="VerbatimChar"/>
     <w:rPr>
       <w:color w:val="4070a0"/>
     </w:rPr>
   </w:style>
-  <w:style w:type="character" w:customStyle="1" w:styleId="SpecialStringTok">
+  <w:style w:customStyle="1" w:styleId="SpecialStringTok" w:type="character">
     <w:name w:val="SpecialStringTok"/>
     <w:basedOn w:val="VerbatimChar"/>
     <w:rPr>
       <w:color w:val="bb6688"/>
     </w:rPr>
   </w:style>
-  <w:style w:type="character" w:customStyle="1" w:styleId="ImportTok">
+  <w:style w:customStyle="1" w:styleId="ImportTok" w:type="character">
     <w:name w:val="ImportTok"/>
     <w:basedOn w:val="VerbatimChar"/>
     <w:rPr>
@@ -19947,7 +19958,7 @@
       <w:color w:val="008000"/>
     </w:rPr>
   </w:style>
-  <w:style w:type="character" w:customStyle="1" w:styleId="CommentTok">
+  <w:style w:customStyle="1" w:styleId="CommentTok" w:type="character">
     <w:name w:val="CommentTok"/>
     <w:basedOn w:val="VerbatimChar"/>
     <w:rPr>
@@ -19955,7 +19966,7 @@
       <w:color w:val="60a0b0"/>
     </w:rPr>
   </w:style>
-  <w:style w:type="character" w:customStyle="1" w:styleId="DocumentationTok">
+  <w:style w:customStyle="1" w:styleId="DocumentationTok" w:type="character">
     <w:name w:val="DocumentationTok"/>
     <w:basedOn w:val="VerbatimChar"/>
     <w:rPr>
@@ -19963,7 +19974,7 @@
       <w:color w:val="ba2121"/>
     </w:rPr>
   </w:style>
-  <w:style w:type="character" w:customStyle="1" w:styleId="AnnotationTok">
+  <w:style w:customStyle="1" w:styleId="AnnotationTok" w:type="character">
     <w:name w:val="AnnotationTok"/>
     <w:basedOn w:val="VerbatimChar"/>
     <w:rPr>
@@ -19972,7 +19983,7 @@
       <w:color w:val="60a0b0"/>
     </w:rPr>
   </w:style>
-  <w:style w:type="character" w:customStyle="1" w:styleId="CommentVarTok">
+  <w:style w:customStyle="1" w:styleId="CommentVarTok" w:type="character">
     <w:name w:val="CommentVarTok"/>
     <w:basedOn w:val="VerbatimChar"/>
     <w:rPr>
@@ -19981,28 +19992,28 @@
       <w:color w:val="60a0b0"/>
     </w:rPr>
   </w:style>
-  <w:style w:type="character" w:customStyle="1" w:styleId="OtherTok">
+  <w:style w:customStyle="1" w:styleId="OtherTok" w:type="character">
     <w:name w:val="OtherTok"/>
     <w:basedOn w:val="VerbatimChar"/>
     <w:rPr>
       <w:color w:val="007020"/>
     </w:rPr>
   </w:style>
-  <w:style w:type="character" w:customStyle="1" w:styleId="FunctionTok">
+  <w:style w:customStyle="1" w:styleId="FunctionTok" w:type="character">
     <w:name w:val="FunctionTok"/>
     <w:basedOn w:val="VerbatimChar"/>
     <w:rPr>
       <w:color w:val="06287e"/>
     </w:rPr>
   </w:style>
-  <w:style w:type="character" w:customStyle="1" w:styleId="VariableTok">
+  <w:style w:customStyle="1" w:styleId="VariableTok" w:type="character">
     <w:name w:val="VariableTok"/>
     <w:basedOn w:val="VerbatimChar"/>
     <w:rPr>
       <w:color w:val="19177c"/>
     </w:rPr>
   </w:style>
-  <w:style w:type="character" w:customStyle="1" w:styleId="ControlFlowTok">
+  <w:style w:customStyle="1" w:styleId="ControlFlowTok" w:type="character">
     <w:name w:val="ControlFlowTok"/>
     <w:basedOn w:val="VerbatimChar"/>
     <w:rPr>
@@ -20010,45 +20021,45 @@
       <w:color w:val="007020"/>
     </w:rPr>
   </w:style>
-  <w:style w:type="character" w:customStyle="1" w:styleId="OperatorTok">
+  <w:style w:customStyle="1" w:styleId="OperatorTok" w:type="character">
     <w:name w:val="OperatorTok"/>
     <w:basedOn w:val="VerbatimChar"/>
     <w:rPr>
       <w:color w:val="666666"/>
     </w:rPr>
   </w:style>
-  <w:style w:type="character" w:customStyle="1" w:styleId="BuiltInTok">
+  <w:style w:customStyle="1" w:styleId="BuiltInTok" w:type="character">
     <w:name w:val="BuiltInTok"/>
     <w:basedOn w:val="VerbatimChar"/>
     <w:rPr>
       <w:color w:val="008000"/>
     </w:rPr>
   </w:style>
-  <w:style w:type="character" w:customStyle="1" w:styleId="ExtensionTok">
+  <w:style w:customStyle="1" w:styleId="ExtensionTok" w:type="character">
     <w:name w:val="ExtensionTok"/>
     <w:basedOn w:val="VerbatimChar"/>
     <w:rPr/>
   </w:style>
-  <w:style w:type="character" w:customStyle="1" w:styleId="PreprocessorTok">
+  <w:style w:customStyle="1" w:styleId="PreprocessorTok" w:type="character">
     <w:name w:val="PreprocessorTok"/>
     <w:basedOn w:val="VerbatimChar"/>
     <w:rPr>
       <w:color w:val="bc7a00"/>
     </w:rPr>
   </w:style>
-  <w:style w:type="character" w:customStyle="1" w:styleId="AttributeTok">
+  <w:style w:customStyle="1" w:styleId="AttributeTok" w:type="character">
     <w:name w:val="AttributeTok"/>
     <w:basedOn w:val="VerbatimChar"/>
     <w:rPr>
       <w:color w:val="7d9029"/>
     </w:rPr>
   </w:style>
-  <w:style w:type="character" w:customStyle="1" w:styleId="RegionMarkerTok">
+  <w:style w:customStyle="1" w:styleId="RegionMarkerTok" w:type="character">
     <w:name w:val="RegionMarkerTok"/>
     <w:basedOn w:val="VerbatimChar"/>
     <w:rPr/>
   </w:style>
-  <w:style w:type="character" w:customStyle="1" w:styleId="InformationTok">
+  <w:style w:customStyle="1" w:styleId="InformationTok" w:type="character">
     <w:name w:val="InformationTok"/>
     <w:basedOn w:val="VerbatimChar"/>
     <w:rPr>
@@ -20057,7 +20068,7 @@
       <w:color w:val="60a0b0"/>
     </w:rPr>
   </w:style>
-  <w:style w:type="character" w:customStyle="1" w:styleId="WarningTok">
+  <w:style w:customStyle="1" w:styleId="WarningTok" w:type="character">
     <w:name w:val="WarningTok"/>
     <w:basedOn w:val="VerbatimChar"/>
     <w:rPr>
@@ -20066,7 +20077,7 @@
       <w:color w:val="60a0b0"/>
     </w:rPr>
   </w:style>
-  <w:style w:type="character" w:customStyle="1" w:styleId="AlertTok">
+  <w:style w:customStyle="1" w:styleId="AlertTok" w:type="character">
     <w:name w:val="AlertTok"/>
     <w:basedOn w:val="VerbatimChar"/>
     <w:rPr>
@@ -20074,7 +20085,7 @@
       <w:color w:val="ff0000"/>
     </w:rPr>
   </w:style>
-  <w:style w:type="character" w:customStyle="1" w:styleId="ErrorTok">
+  <w:style w:customStyle="1" w:styleId="ErrorTok" w:type="character">
     <w:name w:val="ErrorTok"/>
     <w:basedOn w:val="VerbatimChar"/>
     <w:rPr>
@@ -20082,7 +20093,7 @@
       <w:color w:val="ff0000"/>
     </w:rPr>
   </w:style>
-  <w:style w:type="character" w:customStyle="1" w:styleId="NormalTok">
+  <w:style w:customStyle="1" w:styleId="NormalTok" w:type="character">
     <w:name w:val="NormalTok"/>
     <w:basedOn w:val="VerbatimChar"/>
     <w:rPr/>

--- a/09_MANUALES/ES/WORD/09_Manual_De_Instalacion.docx
+++ b/09_MANUALES/ES/WORD/09_Manual_De_Instalacion.docx
@@ -32,7 +32,7 @@
         <w:pStyle w:val="BodyText"/>
       </w:pPr>
       <w:r>
-        <w:t xml:space="preserve">Brayan Estiven Patiño Cabrera (líder de proyecto), Juan Camilo Guilombo Osorio (líder de frontend) y Merari Urbano (líder de backend)</w:t>
+        <w:t xml:space="preserve">Brayan Estiven Patiño Cabrera (líder de proyecto), Juan Camilo Guilombo Osorio (líder de frontend) y Merari Urbano Quintero (líder de backend)</w:t>
       </w:r>
     </w:p>
     <w:p>
@@ -64,7 +64,7 @@
         <w:pStyle w:val="BodyText"/>
       </w:pPr>
       <w:r>
-        <w:t xml:space="preserve">17 de octubre de 2026</w:t>
+        <w:t xml:space="preserve">20 de octubre de 2026</w:t>
       </w:r>
     </w:p>
     <w:p>
@@ -72,7 +72,7 @@
         <w:pStyle w:val="BodyText"/>
       </w:pPr>
       <w:r>
-        <w:t xml:space="preserve">Tipo de manual: Manual de instalación (personal de infraestructura y DevOps) · Versión 4.1</w:t>
+        <w:t xml:space="preserve">Tipo de manual: Manual de instalación (personal de infraestructura y DevOps) · Versión 4.3</w:t>
       </w:r>
     </w:p>
     <w:bookmarkStart w:id="20" w:name="control-de-versiones"/>
@@ -531,6 +531,68 @@
             </w:pPr>
             <w:r>
               <w:t xml:space="preserve">Integración continua con GitHub Actions: se actualizó el alcance y se retiró del Anexo B.</w:t>
+            </w:r>
+          </w:p>
+        </w:tc>
+        <w:tc>
+          <w:tcPr/>
+          <w:p>
+            <w:pPr>
+              <w:pStyle w:val="Compact"/>
+            </w:pPr>
+            <w:r>
+              <w:t xml:space="preserve">Equipo de desarrollo</w:t>
+            </w:r>
+          </w:p>
+        </w:tc>
+      </w:tr>
+      <w:tr>
+        <w:tc>
+          <w:tcPr/>
+          <w:p>
+            <w:pPr>
+              <w:pStyle w:val="Compact"/>
+            </w:pPr>
+            <w:r>
+              <w:t xml:space="preserve">4.3</w:t>
+            </w:r>
+          </w:p>
+        </w:tc>
+        <w:tc>
+          <w:tcPr/>
+          <w:p>
+            <w:pPr>
+              <w:pStyle w:val="Compact"/>
+            </w:pPr>
+            <w:r>
+              <w:t xml:space="preserve">2026-10-20</w:t>
+            </w:r>
+          </w:p>
+        </w:tc>
+        <w:tc>
+          <w:tcPr/>
+          <w:p>
+            <w:pPr>
+              <w:pStyle w:val="Compact"/>
+            </w:pPr>
+            <w:r>
+              <w:t xml:space="preserve">Revisión contra el código del 20 de octubre de 2026: el catálogo</w:t>
+            </w:r>
+            <w:r>
+              <w:t xml:space="preserve"> </w:t>
+            </w:r>
+            <w:r>
+              <w:rPr>
+                <w:i/>
+                <w:iCs/>
+              </w:rPr>
+              <w:t xml:space="preserve">notification.notification_type</w:t>
+            </w:r>
+            <w:r>
+              <w:t xml:space="preserve"> </w:t>
+            </w:r>
+            <w:r>
+              <w:t xml:space="preserve">tiene 24 filas (las migraciones 031 y 038 agregaron la alerta de reserva sin operario y el aviso de versión nueva de la app).</w:t>
             </w:r>
           </w:p>
         </w:tc>
@@ -10730,7 +10792,7 @@
               <w:pStyle w:val="Compact"/>
             </w:pPr>
             <w:r>
-              <w:t xml:space="preserve">22 filas.</w:t>
+              <w:t xml:space="preserve">24 filas.</w:t>
             </w:r>
           </w:p>
         </w:tc>

--- a/09_MANUALES/ES/WORD/09_Manual_De_Instalacion.docx
+++ b/09_MANUALES/ES/WORD/09_Manual_De_Instalacion.docx
@@ -64,7 +64,7 @@
         <w:pStyle w:val="BodyText"/>
       </w:pPr>
       <w:r>
-        <w:t xml:space="preserve">20 de octubre de 2026</w:t>
+        <w:t xml:space="preserve">21 de octubre de 2026</w:t>
       </w:r>
     </w:p>
     <w:p>
@@ -72,7 +72,7 @@
         <w:pStyle w:val="BodyText"/>
       </w:pPr>
       <w:r>
-        <w:t xml:space="preserve">Tipo de manual: Manual de instalación (personal de infraestructura y DevOps) · Versión 4.3</w:t>
+        <w:t xml:space="preserve">Tipo de manual: Manual de instalación (personal de infraestructura y DevOps) · Versión 4.5</w:t>
       </w:r>
     </w:p>
     <w:bookmarkStart w:id="20" w:name="control-de-versiones"/>
@@ -608,6 +608,159 @@
           </w:p>
         </w:tc>
       </w:tr>
+      <w:tr>
+        <w:tc>
+          <w:tcPr/>
+          <w:p>
+            <w:pPr>
+              <w:pStyle w:val="Compact"/>
+            </w:pPr>
+            <w:r>
+              <w:t xml:space="preserve">4.4</w:t>
+            </w:r>
+          </w:p>
+        </w:tc>
+        <w:tc>
+          <w:tcPr/>
+          <w:p>
+            <w:pPr>
+              <w:pStyle w:val="Compact"/>
+            </w:pPr>
+            <w:r>
+              <w:t xml:space="preserve">2026-10-21</w:t>
+            </w:r>
+          </w:p>
+        </w:tc>
+        <w:tc>
+          <w:tcPr/>
+          <w:p>
+            <w:pPr>
+              <w:pStyle w:val="Compact"/>
+            </w:pPr>
+            <w:r>
+              <w:t xml:space="preserve">Revisión contra el código del 21 de octubre de 2026: variables opcionales del chequeo de sesión del gateway y del cierre de reservas vencidas (sección 10.2), semillas 110 a 112 de booking-service (sección 11.2), motivos de cancelación (Tabla 9), respaldos automáticos del servidor público (sección 11.6), verificación del token de una sesión cerrada (secciones 16.3 y 16.4) y errores nuevos (Tabla 14).</w:t>
+            </w:r>
+          </w:p>
+        </w:tc>
+        <w:tc>
+          <w:tcPr/>
+          <w:p>
+            <w:pPr>
+              <w:pStyle w:val="Compact"/>
+            </w:pPr>
+            <w:r>
+              <w:t xml:space="preserve">Equipo de desarrollo</w:t>
+            </w:r>
+          </w:p>
+        </w:tc>
+      </w:tr>
+      <w:tr>
+        <w:tc>
+          <w:tcPr/>
+          <w:p>
+            <w:pPr>
+              <w:pStyle w:val="Compact"/>
+            </w:pPr>
+            <w:r>
+              <w:t xml:space="preserve">4.5</w:t>
+            </w:r>
+          </w:p>
+        </w:tc>
+        <w:tc>
+          <w:tcPr/>
+          <w:p>
+            <w:pPr>
+              <w:pStyle w:val="Compact"/>
+            </w:pPr>
+            <w:r>
+              <w:t xml:space="preserve">2026-10-21</w:t>
+            </w:r>
+          </w:p>
+        </w:tc>
+        <w:tc>
+          <w:tcPr/>
+          <w:p>
+            <w:pPr>
+              <w:pStyle w:val="Compact"/>
+            </w:pPr>
+            <w:r>
+              <w:t xml:space="preserve">Cambio de la regla de las reservas que terminan sin cerrarse, revisada por el equipo la noche del 21 de octubre: booking-service solo cancela las programadas vencidas y operations-service revisa las confirmadas y las iniciadas. Se agregaron las variables</w:t>
+            </w:r>
+            <w:r>
+              <w:t xml:space="preserve"> </w:t>
+            </w:r>
+            <w:r>
+              <w:rPr>
+                <w:i/>
+                <w:iCs/>
+              </w:rPr>
+              <w:t xml:space="preserve">FOLLOW_UP_ENABLED</w:t>
+            </w:r>
+            <w:r>
+              <w:t xml:space="preserve"> </w:t>
+            </w:r>
+            <w:r>
+              <w:t xml:space="preserve">y</w:t>
+            </w:r>
+            <w:r>
+              <w:t xml:space="preserve"> </w:t>
+            </w:r>
+            <w:r>
+              <w:rPr>
+                <w:i/>
+                <w:iCs/>
+              </w:rPr>
+              <w:t xml:space="preserve">FOLLOW_UP_INTERVAL</w:t>
+            </w:r>
+            <w:r>
+              <w:t xml:space="preserve">,</w:t>
+            </w:r>
+            <w:r>
+              <w:t xml:space="preserve"> </w:t>
+            </w:r>
+            <w:r>
+              <w:rPr>
+                <w:i/>
+                <w:iCs/>
+              </w:rPr>
+              <w:t xml:space="preserve">BOOKING_EXPIRY_GRACE_MINUTES</w:t>
+            </w:r>
+            <w:r>
+              <w:t xml:space="preserve"> </w:t>
+            </w:r>
+            <w:r>
+              <w:t xml:space="preserve">compartida por booking-service y operations-service, y los servicios que usan</w:t>
+            </w:r>
+            <w:r>
+              <w:t xml:space="preserve"> </w:t>
+            </w:r>
+            <w:r>
+              <w:rPr>
+                <w:i/>
+                <w:iCs/>
+              </w:rPr>
+              <w:t xml:space="preserve">INTERNAL_API_KEY</w:t>
+            </w:r>
+            <w:r>
+              <w:t xml:space="preserve"> </w:t>
+            </w:r>
+            <w:r>
+              <w:t xml:space="preserve">(sección 10.2); changelogs 040 de operations-service y 041 de notification-service (sección 11.2); 26 tipos de notificación (Tabla 9); verificación de la tarjeta "Por cerrar" (sección 16.4); un error nuevo (Tabla 14) y el Anexo B.</w:t>
+            </w:r>
+          </w:p>
+        </w:tc>
+        <w:tc>
+          <w:tcPr/>
+          <w:p>
+            <w:pPr>
+              <w:pStyle w:val="Compact"/>
+            </w:pPr>
+            <w:r>
+              <w:t xml:space="preserve">Equipo de desarrollo</w:t>
+            </w:r>
+          </w:p>
+        </w:tc>
+      </w:tr>
     </w:tbl>
     <w:p>
       <w:pPr>
@@ -1916,7 +2069,7 @@
         <w:t xml:space="preserve"> </w:t>
       </w:r>
       <w:r>
-        <w:t xml:space="preserve">al 17 de octubre de 2026) y la documentación del proyecto actualizada a esa misma fecha (Equipo de Desarrollo Vehicle Washing, 2026a, 2026b). Los valores que dependen de cada instalación (contraseñas, llaves y direcciones) se escriben entre ángulos, como</w:t>
+        <w:t xml:space="preserve">al 21 de octubre de 2026) y la documentación del proyecto actualizada a esa misma fecha (Equipo de Desarrollo Vehicle Washing, 2026a, 2026b). Los valores que dependen de cada instalación (contraseñas, llaves y direcciones) se escriben entre ángulos, como</w:t>
       </w:r>
       <w:r>
         <w:t xml:space="preserve"> </w:t>
@@ -6979,18 +7132,18 @@
               <w:pStyle w:val="Compact"/>
             </w:pPr>
             <w:r>
-              <w:t xml:space="preserve">security-service y notification-service</w:t>
-            </w:r>
-          </w:p>
-        </w:tc>
-        <w:tc>
-          <w:tcPr/>
-          <w:p>
-            <w:pPr>
-              <w:pStyle w:val="Compact"/>
-            </w:pPr>
-            <w:r>
-              <w:t xml:space="preserve">Llave de las rutas internas; sin ella no se envían por correo los avisos de reservas, pagos y cupones ni los recordatorios, y no se pueden leer los interruptores de notificación de cada usuario.</w:t>
+              <w:t xml:space="preserve">security-service, booking-service, operations-service y notification-service</w:t>
+            </w:r>
+          </w:p>
+        </w:tc>
+        <w:tc>
+          <w:tcPr/>
+          <w:p>
+            <w:pPr>
+              <w:pStyle w:val="Compact"/>
+            </w:pPr>
+            <w:r>
+              <w:t xml:space="preserve">Llave de las rutas internas; sin ella no se envían por correo los avisos de reservas, pagos y cupones ni los recordatorios, no se pueden leer los interruptores de notificación de cada usuario y operations-service no puede cerrar como No asistió las reservas confirmadas que terminaron sin operario.</w:t>
             </w:r>
           </w:p>
         </w:tc>
@@ -7077,6 +7230,313 @@
             </w:pPr>
             <w:r>
               <w:t xml:space="preserve">America/Bogota, 30 y 60 por defecto.</w:t>
+            </w:r>
+          </w:p>
+        </w:tc>
+      </w:tr>
+      <w:tr>
+        <w:tc>
+          <w:tcPr/>
+          <w:p>
+            <w:pPr>
+              <w:pStyle w:val="Compact"/>
+            </w:pPr>
+            <w:r>
+              <w:t xml:space="preserve">SESSION_CHECK_ENABLED, SESSION_CHECK_CACHE_TTL, SESSION_CHECK_TIMEOUT</w:t>
+            </w:r>
+          </w:p>
+        </w:tc>
+        <w:tc>
+          <w:tcPr/>
+          <w:p>
+            <w:pPr>
+              <w:pStyle w:val="Compact"/>
+            </w:pPr>
+            <w:r>
+              <w:t xml:space="preserve">api-gateway</w:t>
+            </w:r>
+          </w:p>
+        </w:tc>
+        <w:tc>
+          <w:tcPr/>
+          <w:p>
+            <w:pPr>
+              <w:pStyle w:val="Compact"/>
+            </w:pPr>
+            <w:r>
+              <w:t xml:space="preserve">Chequeo de la sesión del token (desde el 21 de octubre de 2026):</w:t>
+            </w:r>
+            <w:r>
+              <w:t xml:space="preserve"> </w:t>
+            </w:r>
+            <w:r>
+              <w:rPr>
+                <w:i/>
+                <w:iCs/>
+              </w:rPr>
+              <w:t xml:space="preserve">true</w:t>
+            </w:r>
+            <w:r>
+              <w:t xml:space="preserve">,</w:t>
+            </w:r>
+            <w:r>
+              <w:t xml:space="preserve"> </w:t>
+            </w:r>
+            <w:r>
+              <w:rPr>
+                <w:i/>
+                <w:iCs/>
+              </w:rPr>
+              <w:t xml:space="preserve">30s</w:t>
+            </w:r>
+            <w:r>
+              <w:t xml:space="preserve"> </w:t>
+            </w:r>
+            <w:r>
+              <w:t xml:space="preserve">y</w:t>
+            </w:r>
+            <w:r>
+              <w:t xml:space="preserve"> </w:t>
+            </w:r>
+            <w:r>
+              <w:rPr>
+                <w:i/>
+                <w:iCs/>
+              </w:rPr>
+              <w:t xml:space="preserve">3s</w:t>
+            </w:r>
+            <w:r>
+              <w:t xml:space="preserve"> </w:t>
+            </w:r>
+            <w:r>
+              <w:t xml:space="preserve">por defecto. No están en</w:t>
+            </w:r>
+            <w:r>
+              <w:t xml:space="preserve"> </w:t>
+            </w:r>
+            <w:r>
+              <w:rPr>
+                <w:i/>
+                <w:iCs/>
+              </w:rPr>
+              <w:t xml:space="preserve">.env.example</w:t>
+            </w:r>
+            <w:r>
+              <w:t xml:space="preserve"> </w:t>
+            </w:r>
+            <w:r>
+              <w:t xml:space="preserve">ni en el archivo de Compose: en Docker quedan con su valor por defecto y solo cambian si el gateway corre desde el IDE (acción ACO-14).</w:t>
+            </w:r>
+          </w:p>
+        </w:tc>
+      </w:tr>
+      <w:tr>
+        <w:tc>
+          <w:tcPr/>
+          <w:p>
+            <w:pPr>
+              <w:pStyle w:val="Compact"/>
+            </w:pPr>
+            <w:r>
+              <w:t xml:space="preserve">BOOKING_EXPIRY_CHECK_ENABLED, BOOKING_EXPIRY_CHECK_INTERVAL</w:t>
+            </w:r>
+          </w:p>
+        </w:tc>
+        <w:tc>
+          <w:tcPr/>
+          <w:p>
+            <w:pPr>
+              <w:pStyle w:val="Compact"/>
+            </w:pPr>
+            <w:r>
+              <w:t xml:space="preserve">booking-service</w:t>
+            </w:r>
+          </w:p>
+        </w:tc>
+        <w:tc>
+          <w:tcPr/>
+          <w:p>
+            <w:pPr>
+              <w:pStyle w:val="Compact"/>
+            </w:pPr>
+            <w:r>
+              <w:t xml:space="preserve">Cancelación automática de las reservas programadas que nunca se confirmaron (motivo</w:t>
+            </w:r>
+            <w:r>
+              <w:t xml:space="preserve"> </w:t>
+            </w:r>
+            <w:r>
+              <w:rPr>
+                <w:i/>
+                <w:iCs/>
+              </w:rPr>
+              <w:t xml:space="preserve">EXPIRED</w:t>
+            </w:r>
+            <w:r>
+              <w:t xml:space="preserve">):</w:t>
+            </w:r>
+            <w:r>
+              <w:t xml:space="preserve"> </w:t>
+            </w:r>
+            <w:r>
+              <w:rPr>
+                <w:i/>
+                <w:iCs/>
+              </w:rPr>
+              <w:t xml:space="preserve">true</w:t>
+            </w:r>
+            <w:r>
+              <w:t xml:space="preserve"> </w:t>
+            </w:r>
+            <w:r>
+              <w:t xml:space="preserve">y</w:t>
+            </w:r>
+            <w:r>
+              <w:t xml:space="preserve"> </w:t>
+            </w:r>
+            <w:r>
+              <w:rPr>
+                <w:i/>
+                <w:iCs/>
+              </w:rPr>
+              <w:t xml:space="preserve">PT5M</w:t>
+            </w:r>
+            <w:r>
+              <w:t xml:space="preserve"> </w:t>
+            </w:r>
+            <w:r>
+              <w:t xml:space="preserve">(cada 5 minutos) por defecto. Igual que las anteriores, no pasan por el archivo de Compose.</w:t>
+            </w:r>
+          </w:p>
+        </w:tc>
+      </w:tr>
+      <w:tr>
+        <w:tc>
+          <w:tcPr/>
+          <w:p>
+            <w:pPr>
+              <w:pStyle w:val="Compact"/>
+            </w:pPr>
+            <w:r>
+              <w:t xml:space="preserve">BOOKING_EXPIRY_GRACE_MINUTES</w:t>
+            </w:r>
+          </w:p>
+        </w:tc>
+        <w:tc>
+          <w:tcPr/>
+          <w:p>
+            <w:pPr>
+              <w:pStyle w:val="Compact"/>
+            </w:pPr>
+            <w:r>
+              <w:t xml:space="preserve">booking-service y operations-service</w:t>
+            </w:r>
+          </w:p>
+        </w:tc>
+        <w:tc>
+          <w:tcPr/>
+          <w:p>
+            <w:pPr>
+              <w:pStyle w:val="Compact"/>
+            </w:pPr>
+            <w:r>
+              <w:t xml:space="preserve">Minutos después de la hora de fin antes de cerrar una reserva vencida;</w:t>
+            </w:r>
+            <w:r>
+              <w:t xml:space="preserve"> </w:t>
+            </w:r>
+            <w:r>
+              <w:rPr>
+                <w:i/>
+                <w:iCs/>
+              </w:rPr>
+              <w:t xml:space="preserve">60</w:t>
+            </w:r>
+            <w:r>
+              <w:t xml:space="preserve"> </w:t>
+            </w:r>
+            <w:r>
+              <w:t xml:space="preserve">por defecto. La usan los dos servicios, así que si se cambia debe tener el mismo valor en ambos. No pasa por el archivo de Compose.</w:t>
+            </w:r>
+          </w:p>
+        </w:tc>
+      </w:tr>
+      <w:tr>
+        <w:tc>
+          <w:tcPr/>
+          <w:p>
+            <w:pPr>
+              <w:pStyle w:val="Compact"/>
+            </w:pPr>
+            <w:r>
+              <w:t xml:space="preserve">FOLLOW_UP_ENABLED, FOLLOW_UP_INTERVAL</w:t>
+            </w:r>
+          </w:p>
+        </w:tc>
+        <w:tc>
+          <w:tcPr/>
+          <w:p>
+            <w:pPr>
+              <w:pStyle w:val="Compact"/>
+            </w:pPr>
+            <w:r>
+              <w:t xml:space="preserve">operations-service</w:t>
+            </w:r>
+          </w:p>
+        </w:tc>
+        <w:tc>
+          <w:tcPr/>
+          <w:p>
+            <w:pPr>
+              <w:pStyle w:val="Compact"/>
+            </w:pPr>
+            <w:r>
+              <w:t xml:space="preserve">Revisión de las reservas que terminaron sin cerrarse (desde la noche del 21 de octubre de 2026): pasa a No asistió la confirmada que nunca tuvo operario y deja en "Por cerrar" la que tenía operario y nadie registró.</w:t>
+            </w:r>
+            <w:r>
+              <w:t xml:space="preserve"> </w:t>
+            </w:r>
+            <w:r>
+              <w:rPr>
+                <w:i/>
+                <w:iCs/>
+              </w:rPr>
+              <w:t xml:space="preserve">true</w:t>
+            </w:r>
+            <w:r>
+              <w:t xml:space="preserve"> </w:t>
+            </w:r>
+            <w:r>
+              <w:t xml:space="preserve">y</w:t>
+            </w:r>
+            <w:r>
+              <w:t xml:space="preserve"> </w:t>
+            </w:r>
+            <w:r>
+              <w:rPr>
+                <w:i/>
+                <w:iCs/>
+              </w:rPr>
+              <w:t xml:space="preserve">PT5M</w:t>
+            </w:r>
+            <w:r>
+              <w:t xml:space="preserve"> </w:t>
+            </w:r>
+            <w:r>
+              <w:t xml:space="preserve">por defecto; necesita</w:t>
+            </w:r>
+            <w:r>
+              <w:t xml:space="preserve"> </w:t>
+            </w:r>
+            <w:r>
+              <w:rPr>
+                <w:i/>
+                <w:iCs/>
+              </w:rPr>
+              <w:t xml:space="preserve">INTERNAL_API_KEY</w:t>
+            </w:r>
+            <w:r>
+              <w:t xml:space="preserve">. No pasan por el archivo de Compose.</w:t>
             </w:r>
           </w:p>
         </w:tc>
@@ -8757,7 +9217,7 @@
         <w:t xml:space="preserve"> </w:t>
       </w:r>
       <w:r>
-        <w:t xml:space="preserve">se crean la primera vez que arranca cada servicio (sección 12). La Tabla 8 muestra los changelogs de la versión del 16 de octubre de 2026.</w:t>
+        <w:t xml:space="preserve">se crean la primera vez que arranca cada servicio (sección 12). La Tabla 8 muestra los changelogs de la versión del 21 de octubre de 2026.</w:t>
       </w:r>
     </w:p>
     <w:p>
@@ -8922,7 +9382,23 @@
               <w:pStyle w:val="Compact"/>
             </w:pPr>
             <w:r>
-              <w:t xml:space="preserve">005 esquemas de catálogo y reservas, 018 cambios de ADR-010, 021 historial del horario, 022 puntos de fidelización del catálogo, 024 retiro del operario de la bahía, 032 datos del negocio del establecimiento; semillas 103 catálogo, 104 estados y motivos, 109 establecimiento, horario y cuatro bahías.</w:t>
+              <w:t xml:space="preserve">005 esquemas de catálogo y reservas, 018 cambios de ADR-010, 021 historial del horario, 022 puntos de fidelización del catálogo, 024 retiro del operario de la bahía, 032 datos del negocio del establecimiento; semillas 103 catálogo, 104 estados y motivos, 109 establecimiento, horario y cuatro bahías, 110 datos del negocio, 111 borrado de los datos de ejemplo del negocio para que el negocio real los complete y 112 motivo</w:t>
+            </w:r>
+            <w:r>
+              <w:t xml:space="preserve"> </w:t>
+            </w:r>
+            <w:r>
+              <w:rPr>
+                <w:i/>
+                <w:iCs/>
+              </w:rPr>
+              <w:t xml:space="preserve">EXPIRED</w:t>
+            </w:r>
+            <w:r>
+              <w:t xml:space="preserve"> </w:t>
+            </w:r>
+            <w:r>
+              <w:t xml:space="preserve">del cierre automático de reservas vencidas.</w:t>
             </w:r>
           </w:p>
         </w:tc>
@@ -8957,7 +9433,17 @@
               <w:pStyle w:val="Compact"/>
             </w:pPr>
             <w:r>
-              <w:t xml:space="preserve">007 esquema de ejecución, 033 informes de inspección con fases, hallazgos y fotos, 037 perfil del operario; semilla 105 estados de ejecución.</w:t>
+              <w:t xml:space="preserve">007 esquema de ejecución, 033 informes de inspección con fases, hallazgos y fotos, 037 perfil del operario, 040 hora del aviso de servicio sin registrar (</w:t>
+            </w:r>
+            <w:r>
+              <w:rPr>
+                <w:i/>
+                <w:iCs/>
+              </w:rPr>
+              <w:t xml:space="preserve">follow_up_notice_at</w:t>
+            </w:r>
+            <w:r>
+              <w:t xml:space="preserve">); semilla 105 estados de ejecución.</w:t>
             </w:r>
           </w:p>
         </w:tc>
@@ -8992,7 +9478,7 @@
               <w:pStyle w:val="Compact"/>
             </w:pPr>
             <w:r>
-              <w:t xml:space="preserve">010 esquema de notificaciones, 016 tokens de dispositivos, 017 eventos procesados, 019 recordatorios de reservas, 025 tipo de cupón canjeado, 027 notificaciones al personal y seguimiento de reservas, 028 tipo de pago reembolsado, 029 tipos de puntos e inspección, 031 aviso de reserva sin operario, 038 tipo de aviso de versión nueva de la app; semilla 108 tipos de notificación.</w:t>
+              <w:t xml:space="preserve">010 esquema de notificaciones, 016 tokens de dispositivos, 017 eventos procesados, 019 recordatorios de reservas, 025 tipo de cupón canjeado, 027 notificaciones al personal y seguimiento de reservas, 028 tipo de pago reembolsado, 029 tipos de puntos e inspección, 031 aviso de reserva sin operario, 038 tipo de aviso de versión nueva de la app, 041 tipos de aviso de servicio sin registrar para el operario y el administrador; semilla 108 tipos de notificación.</w:t>
             </w:r>
           </w:p>
         </w:tc>
@@ -10661,18 +11147,34 @@
               <w:pStyle w:val="Compact"/>
             </w:pPr>
             <w:r>
-              <w:t xml:space="preserve">booking.service_bay</w:t>
-            </w:r>
-          </w:p>
-        </w:tc>
-        <w:tc>
-          <w:tcPr/>
-          <w:p>
-            <w:pPr>
-              <w:pStyle w:val="Compact"/>
-            </w:pPr>
-            <w:r>
-              <w:t xml:space="preserve">4 bahías.</w:t>
+              <w:t xml:space="preserve">booking.cancellation_reason</w:t>
+            </w:r>
+          </w:p>
+        </w:tc>
+        <w:tc>
+          <w:tcPr/>
+          <w:p>
+            <w:pPr>
+              <w:pStyle w:val="Compact"/>
+            </w:pPr>
+            <w:r>
+              <w:t xml:space="preserve">7 filas;</w:t>
+            </w:r>
+            <w:r>
+              <w:t xml:space="preserve"> </w:t>
+            </w:r>
+            <w:r>
+              <w:rPr>
+                <w:i/>
+                <w:iCs/>
+              </w:rPr>
+              <w:t xml:space="preserve">EXPIRED</w:t>
+            </w:r>
+            <w:r>
+              <w:t xml:space="preserve"> </w:t>
+            </w:r>
+            <w:r>
+              <w:t xml:space="preserve">(semilla 112) solo lo usa el sistema y no aparece en la lista de motivos.</w:t>
             </w:r>
           </w:p>
         </w:tc>
@@ -10685,18 +11187,18 @@
               <w:pStyle w:val="Compact"/>
             </w:pPr>
             <w:r>
-              <w:t xml:space="preserve">execution.execution_status</w:t>
-            </w:r>
-          </w:p>
-        </w:tc>
-        <w:tc>
-          <w:tcPr/>
-          <w:p>
-            <w:pPr>
-              <w:pStyle w:val="Compact"/>
-            </w:pPr>
-            <w:r>
-              <w:t xml:space="preserve">5 filas: PENDING, IN_PROGRESS, PAUSED, COMPLETED y WITH_ISSUE.</w:t>
+              <w:t xml:space="preserve">booking.service_bay</w:t>
+            </w:r>
+          </w:p>
+        </w:tc>
+        <w:tc>
+          <w:tcPr/>
+          <w:p>
+            <w:pPr>
+              <w:pStyle w:val="Compact"/>
+            </w:pPr>
+            <w:r>
+              <w:t xml:space="preserve">4 bahías.</w:t>
             </w:r>
           </w:p>
         </w:tc>
@@ -10709,18 +11211,18 @@
               <w:pStyle w:val="Compact"/>
             </w:pPr>
             <w:r>
-              <w:t xml:space="preserve">payment.payment_status</w:t>
-            </w:r>
-          </w:p>
-        </w:tc>
-        <w:tc>
-          <w:tcPr/>
-          <w:p>
-            <w:pPr>
-              <w:pStyle w:val="Compact"/>
-            </w:pPr>
-            <w:r>
-              <w:t xml:space="preserve">5 filas; el identificador 3 corresponde a APPROVED.</w:t>
+              <w:t xml:space="preserve">execution.execution_status</w:t>
+            </w:r>
+          </w:p>
+        </w:tc>
+        <w:tc>
+          <w:tcPr/>
+          <w:p>
+            <w:pPr>
+              <w:pStyle w:val="Compact"/>
+            </w:pPr>
+            <w:r>
+              <w:t xml:space="preserve">5 filas: PENDING, IN_PROGRESS, PAUSED, COMPLETED y WITH_ISSUE.</w:t>
             </w:r>
           </w:p>
         </w:tc>
@@ -10733,18 +11235,18 @@
               <w:pStyle w:val="Compact"/>
             </w:pPr>
             <w:r>
-              <w:t xml:space="preserve">payment.payment_method_type</w:t>
-            </w:r>
-          </w:p>
-        </w:tc>
-        <w:tc>
-          <w:tcPr/>
-          <w:p>
-            <w:pPr>
-              <w:pStyle w:val="Compact"/>
-            </w:pPr>
-            <w:r>
-              <w:t xml:space="preserve">4 filas: EFECTIVO, NEQUI, DAVIPLATA y TRANSFERENCIA.</w:t>
+              <w:t xml:space="preserve">payment.payment_status</w:t>
+            </w:r>
+          </w:p>
+        </w:tc>
+        <w:tc>
+          <w:tcPr/>
+          <w:p>
+            <w:pPr>
+              <w:pStyle w:val="Compact"/>
+            </w:pPr>
+            <w:r>
+              <w:t xml:space="preserve">5 filas; el identificador 3 corresponde a APPROVED.</w:t>
             </w:r>
           </w:p>
         </w:tc>
@@ -10757,18 +11259,18 @@
               <w:pStyle w:val="Compact"/>
             </w:pPr>
             <w:r>
-              <w:t xml:space="preserve">payment.loyalty_movement_type</w:t>
-            </w:r>
-          </w:p>
-        </w:tc>
-        <w:tc>
-          <w:tcPr/>
-          <w:p>
-            <w:pPr>
-              <w:pStyle w:val="Compact"/>
-            </w:pPr>
-            <w:r>
-              <w:t xml:space="preserve">5 filas: EARNED, REDEEMED, EXPIRED, ADJUSTED y REVERSED.</w:t>
+              <w:t xml:space="preserve">payment.payment_method_type</w:t>
+            </w:r>
+          </w:p>
+        </w:tc>
+        <w:tc>
+          <w:tcPr/>
+          <w:p>
+            <w:pPr>
+              <w:pStyle w:val="Compact"/>
+            </w:pPr>
+            <w:r>
+              <w:t xml:space="preserve">4 filas: EFECTIVO, NEQUI, DAVIPLATA y TRANSFERENCIA.</w:t>
             </w:r>
           </w:p>
         </w:tc>
@@ -10781,6 +11283,30 @@
               <w:pStyle w:val="Compact"/>
             </w:pPr>
             <w:r>
+              <w:t xml:space="preserve">payment.loyalty_movement_type</w:t>
+            </w:r>
+          </w:p>
+        </w:tc>
+        <w:tc>
+          <w:tcPr/>
+          <w:p>
+            <w:pPr>
+              <w:pStyle w:val="Compact"/>
+            </w:pPr>
+            <w:r>
+              <w:t xml:space="preserve">5 filas: EARNED, REDEEMED, EXPIRED, ADJUSTED y REVERSED.</w:t>
+            </w:r>
+          </w:p>
+        </w:tc>
+      </w:tr>
+      <w:tr>
+        <w:tc>
+          <w:tcPr/>
+          <w:p>
+            <w:pPr>
+              <w:pStyle w:val="Compact"/>
+            </w:pPr>
+            <w:r>
               <w:t xml:space="preserve">notification.notification_type</w:t>
             </w:r>
           </w:p>
@@ -10792,7 +11318,7 @@
               <w:pStyle w:val="Compact"/>
             </w:pPr>
             <w:r>
-              <w:t xml:space="preserve">24 filas.</w:t>
+              <w:t xml:space="preserve">26 filas.</w:t>
             </w:r>
           </w:p>
         </w:tc>
@@ -10974,6 +11500,62 @@
     <w:p>
       <w:pPr>
         <w:pStyle w:val="FirstParagraph"/>
+      </w:pPr>
+      <w:r>
+        <w:t xml:space="preserve">En el servidor público los respaldos son automáticos:</w:t>
+      </w:r>
+      <w:r>
+        <w:t xml:space="preserve"> </w:t>
+      </w:r>
+      <w:r>
+        <w:rPr>
+          <w:i/>
+          <w:iCs/>
+        </w:rPr>
+        <w:t xml:space="preserve">deploy/backup-db.sh</w:t>
+      </w:r>
+      <w:r>
+        <w:t xml:space="preserve"> </w:t>
+      </w:r>
+      <w:r>
+        <w:t xml:space="preserve">respalda la base todos los días y antes de cada actualización,</w:t>
+      </w:r>
+      <w:r>
+        <w:t xml:space="preserve"> </w:t>
+      </w:r>
+      <w:r>
+        <w:rPr>
+          <w:i/>
+          <w:iCs/>
+        </w:rPr>
+        <w:t xml:space="preserve">deploy/verify-backup.sh</w:t>
+      </w:r>
+      <w:r>
+        <w:t xml:space="preserve"> </w:t>
+      </w:r>
+      <w:r>
+        <w:t xml:space="preserve">comprueba cada respaldo restaurándolo con otro nombre y</w:t>
+      </w:r>
+      <w:r>
+        <w:t xml:space="preserve"> </w:t>
+      </w:r>
+      <w:r>
+        <w:rPr>
+          <w:i/>
+          <w:iCs/>
+        </w:rPr>
+        <w:t xml:space="preserve">deploy/restore-db.sh</w:t>
+      </w:r>
+      <w:r>
+        <w:t xml:space="preserve"> </w:t>
+      </w:r>
+      <w:r>
+        <w:t xml:space="preserve">restaura uno (Documento de Despliegue, sección 3.2).</w:t>
+      </w:r>
+    </w:p>
+    <w:p>
+      <w:pPr>
+        <w:pStyle w:val="BodyText"/>
       </w:pPr>
       <w:r>
         <w:t xml:space="preserve">Para reiniciar un entorno local desechable, detener los contenedores y borrar los volúmenes.</w:t>
@@ -12805,7 +13387,7 @@
         <w:t xml:space="preserve">app.json</w:t>
       </w:r>
       <w:r>
-        <w:t xml:space="preserve">.</w:t>
+        <w:t xml:space="preserve">. Los cambios del 21 de octubre de 2026 (comprobante comprimido, lupa del QR y pantalla de actualización obligatoria del APK) no agregan dependencias nativas.</w:t>
       </w:r>
     </w:p>
     <w:p>
@@ -15294,7 +15876,39 @@
         <w:t xml:space="preserve">401</w:t>
       </w:r>
       <w:r>
-        <w:t xml:space="preserve">. El gateway no valida tokens (ADR-006): reenvía la solicitud y el servicio la rechaza. Todos los servicios, incluido payment-service, comprueban la base de datos en su endpoint de salud: si SQL Server no responde, contestan</w:t>
+        <w:t xml:space="preserve">. El gateway no verifica la firma de los tokens (ADR-006): una solicitud sin token pasa directo y la rechaza booking-service. Desde el 21 de octubre de 2026 el gateway sí corta el token de una sesión cerrada: después de cerrar sesión, repetir la llamada con el mismo token (</w:t>
+      </w:r>
+      <w:r>
+        <w:rPr>
+          <w:i/>
+          <w:iCs/>
+        </w:rPr>
+        <w:t xml:space="preserve">-H "Authorization: Bearer</w:t>
+      </w:r>
+      <w:r>
+        <w:rPr>
+          <w:i/>
+          <w:iCs/>
+        </w:rPr>
+        <w:t xml:space="preserve"> </w:t>
+      </w:r>
+      <w:r>
+        <w:rPr>
+          <w:rStyle w:val="VerbatimChar"/>
+          <w:i/>
+          <w:iCs/>
+        </w:rPr>
+        <w:t xml:space="preserve">&lt;TOKEN&gt;</w:t>
+      </w:r>
+      <w:r>
+        <w:rPr>
+          <w:i/>
+          <w:iCs/>
+        </w:rPr>
+        <w:t xml:space="preserve">"</w:t>
+      </w:r>
+      <w:r>
+        <w:t xml:space="preserve">) devuelve 401 desde el gateway, sin llegar al servicio. Todos los servicios, incluido payment-service, comprueban la base de datos en su endpoint de salud: si SQL Server no responde, contestan</w:t>
       </w:r>
       <w:r>
         <w:t xml:space="preserve"> </w:t>
@@ -15510,6 +16124,62 @@
         </w:numPr>
       </w:pPr>
       <w:r>
+        <w:t xml:space="preserve">Cerrar sesión y repetir una llamada con el mismo token: el gateway responde 401.</w:t>
+      </w:r>
+    </w:p>
+    <w:p>
+      <w:pPr>
+        <w:pStyle w:val="Compact"/>
+        <w:numPr>
+          <w:ilvl w:val="0"/>
+          <w:numId w:val="1021"/>
+        </w:numPr>
+      </w:pPr>
+      <w:r>
+        <w:t xml:space="preserve">Opcional: crear como administrador una reserva de prueba para una hora que termine pronto, con operario, y no iniciarla. Unos minutos después de su hora de fin debe aparecer en la tarjeta</w:t>
+      </w:r>
+      <w:r>
+        <w:t xml:space="preserve"> </w:t>
+      </w:r>
+      <w:r>
+        <w:rPr>
+          <w:b/>
+          <w:bCs/>
+        </w:rPr>
+        <w:t xml:space="preserve">Por cerrar</w:t>
+      </w:r>
+      <w:r>
+        <w:t xml:space="preserve"> </w:t>
+      </w:r>
+      <w:r>
+        <w:t xml:space="preserve">del inicio del administrador, con el aviso "Servicio sin registrar"; al hacer clic en</w:t>
+      </w:r>
+      <w:r>
+        <w:t xml:space="preserve"> </w:t>
+      </w:r>
+      <w:r>
+        <w:rPr>
+          <w:b/>
+          <w:bCs/>
+        </w:rPr>
+        <w:t xml:space="preserve">Se atendió</w:t>
+      </w:r>
+      <w:r>
+        <w:t xml:space="preserve"> </w:t>
+      </w:r>
+      <w:r>
+        <w:t xml:space="preserve">queda Completada.</w:t>
+      </w:r>
+    </w:p>
+    <w:p>
+      <w:pPr>
+        <w:pStyle w:val="Compact"/>
+        <w:numPr>
+          <w:ilvl w:val="0"/>
+          <w:numId w:val="1021"/>
+        </w:numPr>
+      </w:pPr>
+      <w:r>
         <w:t xml:space="preserve">Reiniciar los contenedores (</w:t>
       </w:r>
       <w:r>
@@ -16481,29 +17151,29 @@
               <w:pStyle w:val="Compact"/>
             </w:pPr>
             <w:r>
-              <w:t xml:space="preserve">503 CUSTOMER_SERVICE_UNAVAILABLE o BOOKING_SERVICE_UNAVAILABLE</w:t>
-            </w:r>
-          </w:p>
-        </w:tc>
-        <w:tc>
-          <w:tcPr/>
-          <w:p>
-            <w:pPr>
-              <w:pStyle w:val="Compact"/>
-            </w:pPr>
-            <w:r>
-              <w:t xml:space="preserve">El servicio llamado está caído.</w:t>
-            </w:r>
-          </w:p>
-        </w:tc>
-        <w:tc>
-          <w:tcPr/>
-          <w:p>
-            <w:pPr>
-              <w:pStyle w:val="Compact"/>
-            </w:pPr>
-            <w:r>
-              <w:t xml:space="preserve">Iniciar customer-service o booking-service.</w:t>
+              <w:t xml:space="preserve">401 justo después de cerrar sesión en otra pestaña o dispositivo</w:t>
+            </w:r>
+          </w:p>
+        </w:tc>
+        <w:tc>
+          <w:tcPr/>
+          <w:p>
+            <w:pPr>
+              <w:pStyle w:val="Compact"/>
+            </w:pPr>
+            <w:r>
+              <w:t xml:space="preserve">La sesión se cerró y el gateway corta su token.</w:t>
+            </w:r>
+          </w:p>
+        </w:tc>
+        <w:tc>
+          <w:tcPr/>
+          <w:p>
+            <w:pPr>
+              <w:pStyle w:val="Compact"/>
+            </w:pPr>
+            <w:r>
+              <w:t xml:space="preserve">Ingresar de nuevo.</w:t>
             </w:r>
           </w:p>
         </w:tc>
@@ -16516,29 +17186,39 @@
               <w:pStyle w:val="Compact"/>
             </w:pPr>
             <w:r>
-              <w:t xml:space="preserve">"Tu perfil de cliente aún no está listo"</w:t>
-            </w:r>
-          </w:p>
-        </w:tc>
-        <w:tc>
-          <w:tcPr/>
-          <w:p>
-            <w:pPr>
-              <w:pStyle w:val="Compact"/>
-            </w:pPr>
-            <w:r>
-              <w:t xml:space="preserve">El perfil del cliente no se ha creado (evento no consumido).</w:t>
-            </w:r>
-          </w:p>
-        </w:tc>
-        <w:tc>
-          <w:tcPr/>
-          <w:p>
-            <w:pPr>
-              <w:pStyle w:val="Compact"/>
-            </w:pPr>
-            <w:r>
-              <w:t xml:space="preserve">Esperar y reintentar; con MESSAGING_ENABLED=true revisar la cola de customer-service.</w:t>
+              <w:t xml:space="preserve">Las solicitudes tardan unos 3 segundos más y el registro del gateway dice</w:t>
+            </w:r>
+            <w:r>
+              <w:t xml:space="preserve"> </w:t>
+            </w:r>
+            <w:r>
+              <w:rPr>
+                <w:i/>
+                <w:iCs/>
+              </w:rPr>
+              <w:t xml:space="preserve">No se pudo confirmar la sesión</w:t>
+            </w:r>
+          </w:p>
+        </w:tc>
+        <w:tc>
+          <w:tcPr/>
+          <w:p>
+            <w:pPr>
+              <w:pStyle w:val="Compact"/>
+            </w:pPr>
+            <w:r>
+              <w:t xml:space="preserve">security-service no responde; el gateway deja pasar la solicitud después de esperarlo.</w:t>
+            </w:r>
+          </w:p>
+        </w:tc>
+        <w:tc>
+          <w:tcPr/>
+          <w:p>
+            <w:pPr>
+              <w:pStyle w:val="Compact"/>
+            </w:pPr>
+            <w:r>
+              <w:t xml:space="preserve">Iniciar security-service y revisar su salud.</w:t>
             </w:r>
           </w:p>
         </w:tc>
@@ -16551,29 +17231,29 @@
               <w:pStyle w:val="Compact"/>
             </w:pPr>
             <w:r>
-              <w:t xml:space="preserve">Los correos no llegan a Mailpit</w:t>
-            </w:r>
-          </w:p>
-        </w:tc>
-        <w:tc>
-          <w:tcPr/>
-          <w:p>
-            <w:pPr>
-              <w:pStyle w:val="Compact"/>
-            </w:pPr>
-            <w:r>
-              <w:t xml:space="preserve">MAIL_ENABLED=false o host o puerto equivocados.</w:t>
-            </w:r>
-          </w:p>
-        </w:tc>
-        <w:tc>
-          <w:tcPr/>
-          <w:p>
-            <w:pPr>
-              <w:pStyle w:val="Compact"/>
-            </w:pPr>
-            <w:r>
-              <w:t xml:space="preserve">MAIL_HOST=localhost y MAIL_PORT=1025 en el anfitrión; MAIL_DOCKER_HOST=mailpit en Docker.</w:t>
+              <w:t xml:space="preserve">503 CUSTOMER_SERVICE_UNAVAILABLE o BOOKING_SERVICE_UNAVAILABLE</w:t>
+            </w:r>
+          </w:p>
+        </w:tc>
+        <w:tc>
+          <w:tcPr/>
+          <w:p>
+            <w:pPr>
+              <w:pStyle w:val="Compact"/>
+            </w:pPr>
+            <w:r>
+              <w:t xml:space="preserve">El servicio llamado está caído.</w:t>
+            </w:r>
+          </w:p>
+        </w:tc>
+        <w:tc>
+          <w:tcPr/>
+          <w:p>
+            <w:pPr>
+              <w:pStyle w:val="Compact"/>
+            </w:pPr>
+            <w:r>
+              <w:t xml:space="preserve">Iniciar customer-service o booking-service.</w:t>
             </w:r>
           </w:p>
         </w:tc>
@@ -16586,6 +17266,76 @@
               <w:pStyle w:val="Compact"/>
             </w:pPr>
             <w:r>
+              <w:t xml:space="preserve">"Tu perfil de cliente aún no está listo"</w:t>
+            </w:r>
+          </w:p>
+        </w:tc>
+        <w:tc>
+          <w:tcPr/>
+          <w:p>
+            <w:pPr>
+              <w:pStyle w:val="Compact"/>
+            </w:pPr>
+            <w:r>
+              <w:t xml:space="preserve">El perfil del cliente no se ha creado (evento no consumido).</w:t>
+            </w:r>
+          </w:p>
+        </w:tc>
+        <w:tc>
+          <w:tcPr/>
+          <w:p>
+            <w:pPr>
+              <w:pStyle w:val="Compact"/>
+            </w:pPr>
+            <w:r>
+              <w:t xml:space="preserve">Esperar y reintentar; con MESSAGING_ENABLED=true revisar la cola de customer-service.</w:t>
+            </w:r>
+          </w:p>
+        </w:tc>
+      </w:tr>
+      <w:tr>
+        <w:tc>
+          <w:tcPr/>
+          <w:p>
+            <w:pPr>
+              <w:pStyle w:val="Compact"/>
+            </w:pPr>
+            <w:r>
+              <w:t xml:space="preserve">Los correos no llegan a Mailpit</w:t>
+            </w:r>
+          </w:p>
+        </w:tc>
+        <w:tc>
+          <w:tcPr/>
+          <w:p>
+            <w:pPr>
+              <w:pStyle w:val="Compact"/>
+            </w:pPr>
+            <w:r>
+              <w:t xml:space="preserve">MAIL_ENABLED=false o host o puerto equivocados.</w:t>
+            </w:r>
+          </w:p>
+        </w:tc>
+        <w:tc>
+          <w:tcPr/>
+          <w:p>
+            <w:pPr>
+              <w:pStyle w:val="Compact"/>
+            </w:pPr>
+            <w:r>
+              <w:t xml:space="preserve">MAIL_HOST=localhost y MAIL_PORT=1025 en el anfitrión; MAIL_DOCKER_HOST=mailpit en Docker.</w:t>
+            </w:r>
+          </w:p>
+        </w:tc>
+      </w:tr>
+      <w:tr>
+        <w:tc>
+          <w:tcPr/>
+          <w:p>
+            <w:pPr>
+              <w:pStyle w:val="Compact"/>
+            </w:pPr>
+            <w:r>
               <w:t xml:space="preserve">No llegan los correos de reservas, pagos ni los recordatorios</w:t>
             </w:r>
           </w:p>
@@ -16609,6 +17359,67 @@
             </w:pPr>
             <w:r>
               <w:t xml:space="preserve">Generar la llave y reiniciar security-service y notification-service.</w:t>
+            </w:r>
+          </w:p>
+        </w:tc>
+      </w:tr>
+      <w:tr>
+        <w:tc>
+          <w:tcPr/>
+          <w:p>
+            <w:pPr>
+              <w:pStyle w:val="Compact"/>
+            </w:pPr>
+            <w:r>
+              <w:t xml:space="preserve">Las reservas que terminaron no aparecen en "Por cerrar" o las que no tenían operario no pasan a No asistió</w:t>
+            </w:r>
+          </w:p>
+        </w:tc>
+        <w:tc>
+          <w:tcPr/>
+          <w:p>
+            <w:pPr>
+              <w:pStyle w:val="Compact"/>
+            </w:pPr>
+            <w:r>
+              <w:t xml:space="preserve">FOLLOW_UP_ENABLED=false, INTERNAL_API_KEY vacía o booking-service caído.</w:t>
+            </w:r>
+          </w:p>
+        </w:tc>
+        <w:tc>
+          <w:tcPr/>
+          <w:p>
+            <w:pPr>
+              <w:pStyle w:val="Compact"/>
+            </w:pPr>
+            <w:r>
+              <w:t xml:space="preserve">Revisar el registro de operations-service (</w:t>
+            </w:r>
+            <w:r>
+              <w:rPr>
+                <w:i/>
+                <w:iCs/>
+              </w:rPr>
+              <w:t xml:space="preserve">Could not follow up finished bookings</w:t>
+            </w:r>
+            <w:r>
+              <w:t xml:space="preserve"> </w:t>
+            </w:r>
+            <w:r>
+              <w:t xml:space="preserve">o</w:t>
+            </w:r>
+            <w:r>
+              <w:t xml:space="preserve"> </w:t>
+            </w:r>
+            <w:r>
+              <w:rPr>
+                <w:i/>
+                <w:iCs/>
+              </w:rPr>
+              <w:t xml:space="preserve">was not closed as not attended</w:t>
+            </w:r>
+            <w:r>
+              <w:t xml:space="preserve">) y la llave interna.</w:t>
             </w:r>
           </w:p>
         </w:tc>
@@ -17009,7 +17820,7 @@
               <w:pStyle w:val="Compact"/>
             </w:pPr>
             <w:r>
-              <w:t xml:space="preserve">Punto de entrada único que enruta las solicitudes a los servicios; no valida tokens.</w:t>
+              <w:t xml:space="preserve">Punto de entrada único que enruta las solicitudes a los servicios; no verifica la firma de los tokens, pero desde el 21 de octubre de 2026 corta los de sesiones cerradas.</w:t>
             </w:r>
           </w:p>
         </w:tc>
@@ -17775,6 +18586,112 @@
             </w:pPr>
             <w:r>
               <w:t xml:space="preserve">11.4</w:t>
+            </w:r>
+          </w:p>
+        </w:tc>
+      </w:tr>
+      <w:tr>
+        <w:tc>
+          <w:tcPr/>
+          <w:p>
+            <w:pPr>
+              <w:pStyle w:val="Compact"/>
+            </w:pPr>
+            <w:r>
+              <w:t xml:space="preserve">Variables del 21 de octubre de 2026</w:t>
+            </w:r>
+          </w:p>
+        </w:tc>
+        <w:tc>
+          <w:tcPr/>
+          <w:p>
+            <w:pPr>
+              <w:pStyle w:val="Compact"/>
+            </w:pPr>
+            <w:r>
+              <w:rPr>
+                <w:i/>
+                <w:iCs/>
+              </w:rPr>
+              <w:t xml:space="preserve">SESSION_CHECK_*</w:t>
+            </w:r>
+            <w:r>
+              <w:t xml:space="preserve">,</w:t>
+            </w:r>
+            <w:r>
+              <w:t xml:space="preserve"> </w:t>
+            </w:r>
+            <w:r>
+              <w:rPr>
+                <w:i/>
+                <w:iCs/>
+              </w:rPr>
+              <w:t xml:space="preserve">BOOKING_EXPIRY_*</w:t>
+            </w:r>
+            <w:r>
+              <w:t xml:space="preserve"> </w:t>
+            </w:r>
+            <w:r>
+              <w:t xml:space="preserve">y</w:t>
+            </w:r>
+            <w:r>
+              <w:t xml:space="preserve"> </w:t>
+            </w:r>
+            <w:r>
+              <w:rPr>
+                <w:i/>
+                <w:iCs/>
+              </w:rPr>
+              <w:t xml:space="preserve">FOLLOW_UP_*</w:t>
+            </w:r>
+            <w:r>
+              <w:t xml:space="preserve"> </w:t>
+            </w:r>
+            <w:r>
+              <w:t xml:space="preserve">no están en</w:t>
+            </w:r>
+            <w:r>
+              <w:t xml:space="preserve"> </w:t>
+            </w:r>
+            <w:r>
+              <w:rPr>
+                <w:i/>
+                <w:iCs/>
+              </w:rPr>
+              <w:t xml:space="preserve">.env.example</w:t>
+            </w:r>
+            <w:r>
+              <w:t xml:space="preserve"> </w:t>
+            </w:r>
+            <w:r>
+              <w:t xml:space="preserve">ni en</w:t>
+            </w:r>
+            <w:r>
+              <w:t xml:space="preserve"> </w:t>
+            </w:r>
+            <w:r>
+              <w:rPr>
+                <w:i/>
+                <w:iCs/>
+              </w:rPr>
+              <w:t xml:space="preserve">docker-compose.yml</w:t>
+            </w:r>
+            <w:r>
+              <w:t xml:space="preserve"> </w:t>
+            </w:r>
+            <w:r>
+              <w:t xml:space="preserve">(acción ACO-14).</w:t>
+            </w:r>
+          </w:p>
+        </w:tc>
+        <w:tc>
+          <w:tcPr/>
+          <w:p>
+            <w:pPr>
+              <w:pStyle w:val="Compact"/>
+            </w:pPr>
+            <w:r>
+              <w:t xml:space="preserve">10.2</w:t>
             </w:r>
           </w:p>
         </w:tc>

--- a/09_MANUALES/ES/WORD/09_Manual_De_Instalacion.docx
+++ b/09_MANUALES/ES/WORD/09_Manual_De_Instalacion.docx
@@ -2,7 +2,7 @@
 <file path=word/document.xml><?xml version="1.0" encoding="utf-8"?>
 <w:document xmlns:w="http://schemas.openxmlformats.org/wordprocessingml/2006/main" xmlns:m="http://schemas.openxmlformats.org/officeDocument/2006/math" xmlns:r="http://schemas.openxmlformats.org/officeDocument/2006/relationships" xmlns:o="urn:schemas-microsoft-com:office:office" xmlns:v="urn:schemas-microsoft-com:vml" xmlns:w10="urn:schemas-microsoft-com:office:word" xmlns:a="http://schemas.openxmlformats.org/drawingml/2006/main" xmlns:pic="http://schemas.openxmlformats.org/drawingml/2006/picture" xmlns:wp="http://schemas.openxmlformats.org/drawingml/2006/wordprocessingDrawing">
   <w:body>
-    <w:bookmarkStart w:id="133" w:name="manual-de-instalación"/>
+    <w:bookmarkStart w:id="125" w:name="manual-de-instalación"/>
     <w:p>
       <w:pPr>
         <w:pStyle w:val="Heading1"/>
@@ -64,7 +64,7 @@
         <w:pStyle w:val="BodyText"/>
       </w:pPr>
       <w:r>
-        <w:t xml:space="preserve">21 de octubre de 2026</w:t>
+        <w:t xml:space="preserve">26 de octubre de 2026</w:t>
       </w:r>
     </w:p>
     <w:p>
@@ -72,10 +72,10 @@
         <w:pStyle w:val="BodyText"/>
       </w:pPr>
       <w:r>
-        <w:t xml:space="preserve">Tipo de manual: Manual de instalación (personal de infraestructura y DevOps) · Versión 4.5</w:t>
-      </w:r>
-    </w:p>
-    <w:bookmarkStart w:id="20" w:name="control-de-versiones"/>
+        <w:t xml:space="preserve">Tipo de manual: Manual de instalación (personal de infraestructura y DevOps) · Versión 4.9</w:t>
+      </w:r>
+    </w:p>
+    <w:bookmarkStart w:id="9" w:name="control-de-versiones"/>
     <w:p>
       <w:pPr>
         <w:pStyle w:val="Heading2"/>
@@ -761,6 +761,638 @@
           </w:p>
         </w:tc>
       </w:tr>
+      <w:tr>
+        <w:tc>
+          <w:tcPr/>
+          <w:p>
+            <w:pPr>
+              <w:pStyle w:val="Compact"/>
+            </w:pPr>
+            <w:r>
+              <w:t xml:space="preserve">4.6</w:t>
+            </w:r>
+          </w:p>
+        </w:tc>
+        <w:tc>
+          <w:tcPr/>
+          <w:p>
+            <w:pPr>
+              <w:pStyle w:val="Compact"/>
+            </w:pPr>
+            <w:r>
+              <w:t xml:space="preserve">2026-10-23</w:t>
+            </w:r>
+          </w:p>
+        </w:tc>
+        <w:tc>
+          <w:tcPr/>
+          <w:p>
+            <w:pPr>
+              <w:pStyle w:val="Compact"/>
+            </w:pPr>
+            <w:r>
+              <w:t xml:space="preserve">Revisión contra</w:t>
+            </w:r>
+            <w:r>
+              <w:t xml:space="preserve"> </w:t>
+            </w:r>
+            <w:r>
+              <w:rPr>
+                <w:i/>
+                <w:iCs/>
+              </w:rPr>
+              <w:t xml:space="preserve">develop</w:t>
+            </w:r>
+            <w:r>
+              <w:t xml:space="preserve"> </w:t>
+            </w:r>
+            <w:r>
+              <w:t xml:space="preserve">del 23 de octubre de 2026 y la versión</w:t>
+            </w:r>
+            <w:r>
+              <w:t xml:space="preserve"> </w:t>
+            </w:r>
+            <w:r>
+              <w:rPr>
+                <w:i/>
+                <w:iCs/>
+              </w:rPr>
+              <w:t xml:space="preserve">v1.0.0</w:t>
+            </w:r>
+            <w:r>
+              <w:t xml:space="preserve">: ramas y etiquetas de cada repositorio (8.1); variables que el compose ya pasa, incluidas</w:t>
+            </w:r>
+            <w:r>
+              <w:t xml:space="preserve"> </w:t>
+            </w:r>
+            <w:r>
+              <w:rPr>
+                <w:i/>
+                <w:iCs/>
+              </w:rPr>
+              <w:t xml:space="preserve">FOLLOW_UP_LOOK_BACK_DAYS</w:t>
+            </w:r>
+            <w:r>
+              <w:t xml:space="preserve">,</w:t>
+            </w:r>
+            <w:r>
+              <w:t xml:space="preserve"> </w:t>
+            </w:r>
+            <w:r>
+              <w:rPr>
+                <w:i/>
+                <w:iCs/>
+              </w:rPr>
+              <w:t xml:space="preserve">ALLOWED_EMAIL_DOMAINS</w:t>
+            </w:r>
+            <w:r>
+              <w:t xml:space="preserve">,</w:t>
+            </w:r>
+            <w:r>
+              <w:t xml:space="preserve"> </w:t>
+            </w:r>
+            <w:r>
+              <w:rPr>
+                <w:i/>
+                <w:iCs/>
+              </w:rPr>
+              <w:t xml:space="preserve">DEMO_*_PASSWORD</w:t>
+            </w:r>
+            <w:r>
+              <w:t xml:space="preserve">,</w:t>
+            </w:r>
+            <w:r>
+              <w:t xml:space="preserve"> </w:t>
+            </w:r>
+            <w:r>
+              <w:rPr>
+                <w:i/>
+                <w:iCs/>
+              </w:rPr>
+              <w:t xml:space="preserve">ADMIN_DOCUMENT</w:t>
+            </w:r>
+            <w:r>
+              <w:t xml:space="preserve"> </w:t>
+            </w:r>
+            <w:r>
+              <w:t xml:space="preserve">y</w:t>
+            </w:r>
+            <w:r>
+              <w:t xml:space="preserve"> </w:t>
+            </w:r>
+            <w:r>
+              <w:rPr>
+                <w:i/>
+                <w:iCs/>
+              </w:rPr>
+              <w:t xml:space="preserve">ADMIN_PHONE</w:t>
+            </w:r>
+            <w:r>
+              <w:t xml:space="preserve">, e</w:t>
+            </w:r>
+            <w:r>
+              <w:t xml:space="preserve"> </w:t>
+            </w:r>
+            <w:r>
+              <w:rPr>
+                <w:i/>
+                <w:iCs/>
+              </w:rPr>
+              <w:t xml:space="preserve">INTERNAL_API_KEY</w:t>
+            </w:r>
+            <w:r>
+              <w:t xml:space="preserve"> </w:t>
+            </w:r>
+            <w:r>
+              <w:t xml:space="preserve">obligatoria para el operario (10.2); el script global</w:t>
+            </w:r>
+            <w:r>
+              <w:t xml:space="preserve"> </w:t>
+            </w:r>
+            <w:r>
+              <w:rPr>
+                <w:i/>
+                <w:iCs/>
+              </w:rPr>
+              <w:t xml:space="preserve">lavarapido-6-services-sqlserver.sql</w:t>
+            </w:r>
+            <w:r>
+              <w:t xml:space="preserve"> </w:t>
+            </w:r>
+            <w:r>
+              <w:t xml:space="preserve">no está versionado (11.3); el APK de prueba de las notificaciones push se compila con el perfil</w:t>
+            </w:r>
+            <w:r>
+              <w:t xml:space="preserve"> </w:t>
+            </w:r>
+            <w:r>
+              <w:rPr>
+                <w:i/>
+                <w:iCs/>
+              </w:rPr>
+              <w:t xml:space="preserve">preview</w:t>
+            </w:r>
+            <w:r>
+              <w:t xml:space="preserve"> </w:t>
+            </w:r>
+            <w:r>
+              <w:t xml:space="preserve">de EAS, porque</w:t>
+            </w:r>
+            <w:r>
+              <w:t xml:space="preserve"> </w:t>
+            </w:r>
+            <w:r>
+              <w:rPr>
+                <w:i/>
+                <w:iCs/>
+              </w:rPr>
+              <w:t xml:space="preserve">development</w:t>
+            </w:r>
+            <w:r>
+              <w:t xml:space="preserve"> </w:t>
+            </w:r>
+            <w:r>
+              <w:t xml:space="preserve">no existe (13.2); cuentas de demostración por variables (15.1). Incluye el contenido de las ramas</w:t>
+            </w:r>
+            <w:r>
+              <w:t xml:space="preserve"> </w:t>
+            </w:r>
+            <w:r>
+              <w:rPr>
+                <w:i/>
+                <w:iCs/>
+              </w:rPr>
+              <w:t xml:space="preserve">fix/A-05</w:t>
+            </w:r>
+            <w:r>
+              <w:t xml:space="preserve"> </w:t>
+            </w:r>
+            <w:r>
+              <w:t xml:space="preserve">y</w:t>
+            </w:r>
+            <w:r>
+              <w:t xml:space="preserve"> </w:t>
+            </w:r>
+            <w:r>
+              <w:rPr>
+                <w:i/>
+                <w:iCs/>
+              </w:rPr>
+              <w:t xml:space="preserve">fix/B-02</w:t>
+            </w:r>
+            <w:r>
+              <w:t xml:space="preserve"> </w:t>
+            </w:r>
+            <w:r>
+              <w:t xml:space="preserve">de Merari Urbano.</w:t>
+            </w:r>
+          </w:p>
+        </w:tc>
+        <w:tc>
+          <w:tcPr/>
+          <w:p>
+            <w:pPr>
+              <w:pStyle w:val="Compact"/>
+            </w:pPr>
+            <w:r>
+              <w:t xml:space="preserve">Equipo de desarrollo</w:t>
+            </w:r>
+          </w:p>
+        </w:tc>
+      </w:tr>
+      <w:tr>
+        <w:tc>
+          <w:tcPr/>
+          <w:p>
+            <w:pPr>
+              <w:pStyle w:val="Compact"/>
+            </w:pPr>
+            <w:r>
+              <w:t xml:space="preserve">4.7</w:t>
+            </w:r>
+          </w:p>
+        </w:tc>
+        <w:tc>
+          <w:tcPr/>
+          <w:p>
+            <w:pPr>
+              <w:pStyle w:val="Compact"/>
+            </w:pPr>
+            <w:r>
+              <w:t xml:space="preserve">2026-10-24</w:t>
+            </w:r>
+          </w:p>
+        </w:tc>
+        <w:tc>
+          <w:tcPr/>
+          <w:p>
+            <w:pPr>
+              <w:pStyle w:val="Compact"/>
+            </w:pPr>
+            <w:r>
+              <w:t xml:space="preserve">Revisión contra</w:t>
+            </w:r>
+            <w:r>
+              <w:t xml:space="preserve"> </w:t>
+            </w:r>
+            <w:r>
+              <w:rPr>
+                <w:i/>
+                <w:iCs/>
+              </w:rPr>
+              <w:t xml:space="preserve">develop</w:t>
+            </w:r>
+            <w:r>
+              <w:t xml:space="preserve"> </w:t>
+            </w:r>
+            <w:r>
+              <w:t xml:space="preserve">del 24 de octubre de 2026, que corre en el servidor público desde ese día (8.1); variables nuevas del gateway (</w:t>
+            </w:r>
+            <w:r>
+              <w:rPr>
+                <w:i/>
+                <w:iCs/>
+              </w:rPr>
+              <w:t xml:space="preserve">AUTH_RATE_LIMIT_*</w:t>
+            </w:r>
+            <w:r>
+              <w:t xml:space="preserve">,</w:t>
+            </w:r>
+            <w:r>
+              <w:t xml:space="preserve"> </w:t>
+            </w:r>
+            <w:r>
+              <w:rPr>
+                <w:i/>
+                <w:iCs/>
+              </w:rPr>
+              <w:t xml:space="preserve">TRUSTED_PROXIES</w:t>
+            </w:r>
+            <w:r>
+              <w:t xml:space="preserve">,</w:t>
+            </w:r>
+            <w:r>
+              <w:t xml:space="preserve"> </w:t>
+            </w:r>
+            <w:r>
+              <w:rPr>
+                <w:i/>
+                <w:iCs/>
+              </w:rPr>
+              <w:t xml:space="preserve">ROUTE_CONNECT_TIMEOUT</w:t>
+            </w:r>
+            <w:r>
+              <w:t xml:space="preserve">,</w:t>
+            </w:r>
+            <w:r>
+              <w:t xml:space="preserve"> </w:t>
+            </w:r>
+            <w:r>
+              <w:rPr>
+                <w:i/>
+                <w:iCs/>
+              </w:rPr>
+              <w:t xml:space="preserve">ROUTE_READ_TIMEOUT</w:t>
+            </w:r>
+            <w:r>
+              <w:t xml:space="preserve">) y de operations-service (</w:t>
+            </w:r>
+            <w:r>
+              <w:rPr>
+                <w:i/>
+                <w:iCs/>
+              </w:rPr>
+              <w:t xml:space="preserve">START_LATE_LIMIT</w:t>
+            </w:r>
+            <w:r>
+              <w:t xml:space="preserve">),</w:t>
+            </w:r>
+            <w:r>
+              <w:t xml:space="preserve"> </w:t>
+            </w:r>
+            <w:r>
+              <w:rPr>
+                <w:i/>
+                <w:iCs/>
+              </w:rPr>
+              <w:t xml:space="preserve">INTERNAL_API_KEY</w:t>
+            </w:r>
+            <w:r>
+              <w:t xml:space="preserve"> </w:t>
+            </w:r>
+            <w:r>
+              <w:t xml:space="preserve">y</w:t>
+            </w:r>
+            <w:r>
+              <w:t xml:space="preserve"> </w:t>
+            </w:r>
+            <w:r>
+              <w:rPr>
+                <w:i/>
+                <w:iCs/>
+              </w:rPr>
+              <w:t xml:space="preserve">BOOKING_SERVICE_URL</w:t>
+            </w:r>
+            <w:r>
+              <w:t xml:space="preserve"> </w:t>
+            </w:r>
+            <w:r>
+              <w:t xml:space="preserve">en customer-service, y</w:t>
+            </w:r>
+            <w:r>
+              <w:t xml:space="preserve"> </w:t>
+            </w:r>
+            <w:r>
+              <w:rPr>
+                <w:i/>
+                <w:iCs/>
+              </w:rPr>
+              <w:t xml:space="preserve">BOOKING_EXPIRY_CHECK_*</w:t>
+            </w:r>
+            <w:r>
+              <w:t xml:space="preserve"> </w:t>
+            </w:r>
+            <w:r>
+              <w:t xml:space="preserve">sin efecto (10.2); la web publicada escucha en el puerto 8080 (Anexo B).</w:t>
+            </w:r>
+          </w:p>
+        </w:tc>
+        <w:tc>
+          <w:tcPr/>
+          <w:p>
+            <w:pPr>
+              <w:pStyle w:val="Compact"/>
+            </w:pPr>
+            <w:r>
+              <w:t xml:space="preserve">Equipo de desarrollo</w:t>
+            </w:r>
+          </w:p>
+        </w:tc>
+      </w:tr>
+      <w:tr>
+        <w:tc>
+          <w:tcPr/>
+          <w:p>
+            <w:pPr>
+              <w:pStyle w:val="Compact"/>
+            </w:pPr>
+            <w:r>
+              <w:t xml:space="preserve">4.8</w:t>
+            </w:r>
+          </w:p>
+        </w:tc>
+        <w:tc>
+          <w:tcPr/>
+          <w:p>
+            <w:pPr>
+              <w:pStyle w:val="Compact"/>
+            </w:pPr>
+            <w:r>
+              <w:t xml:space="preserve">2026-10-26</w:t>
+            </w:r>
+          </w:p>
+        </w:tc>
+        <w:tc>
+          <w:tcPr/>
+          <w:p>
+            <w:pPr>
+              <w:pStyle w:val="Compact"/>
+            </w:pPr>
+            <w:r>
+              <w:t xml:space="preserve">Pago al reservar, revisado contra</w:t>
+            </w:r>
+            <w:r>
+              <w:t xml:space="preserve"> </w:t>
+            </w:r>
+            <w:r>
+              <w:rPr>
+                <w:i/>
+                <w:iCs/>
+              </w:rPr>
+              <w:t xml:space="preserve">develop</w:t>
+            </w:r>
+            <w:r>
+              <w:t xml:space="preserve"> </w:t>
+            </w:r>
+            <w:r>
+              <w:t xml:space="preserve">del 26 de octubre de 2026 y desplegado en el servidor público ese día: variables nuevas de booking-service (</w:t>
+            </w:r>
+            <w:r>
+              <w:rPr>
+                <w:i/>
+                <w:iCs/>
+              </w:rPr>
+              <w:t xml:space="preserve">BOOKING_CASH_ACTIVE_LIMIT</w:t>
+            </w:r>
+            <w:r>
+              <w:t xml:space="preserve">,</w:t>
+            </w:r>
+            <w:r>
+              <w:t xml:space="preserve"> </w:t>
+            </w:r>
+            <w:r>
+              <w:rPr>
+                <w:i/>
+                <w:iCs/>
+              </w:rPr>
+              <w:t xml:space="preserve">BOOKING_PAYMENT_*</w:t>
+            </w:r>
+            <w:r>
+              <w:t xml:space="preserve">,</w:t>
+            </w:r>
+            <w:r>
+              <w:t xml:space="preserve"> </w:t>
+            </w:r>
+            <w:r>
+              <w:rPr>
+                <w:i/>
+                <w:iCs/>
+              </w:rPr>
+              <w:t xml:space="preserve">PAYMENT_SERVICE_URL</w:t>
+            </w:r>
+            <w:r>
+              <w:t xml:space="preserve">) e</w:t>
+            </w:r>
+            <w:r>
+              <w:t xml:space="preserve"> </w:t>
+            </w:r>
+            <w:r>
+              <w:rPr>
+                <w:i/>
+                <w:iCs/>
+              </w:rPr>
+              <w:t xml:space="preserve">INTERNAL_API_KEY</w:t>
+            </w:r>
+            <w:r>
+              <w:t xml:space="preserve"> </w:t>
+            </w:r>
+            <w:r>
+              <w:t xml:space="preserve">también en payment-service (Tabla 7); migración 049 y semilla 117 de booking-service (Tabla 8); cola</w:t>
+            </w:r>
+            <w:r>
+              <w:t xml:space="preserve"> </w:t>
+            </w:r>
+            <w:r>
+              <w:rPr>
+                <w:i/>
+                <w:iCs/>
+              </w:rPr>
+              <w:t xml:space="preserve">booking.payment-events</w:t>
+            </w:r>
+            <w:r>
+              <w:t xml:space="preserve"> </w:t>
+            </w:r>
+            <w:r>
+              <w:t xml:space="preserve">y</w:t>
+            </w:r>
+            <w:r>
+              <w:t xml:space="preserve"> </w:t>
+            </w:r>
+            <w:r>
+              <w:rPr>
+                <w:i/>
+                <w:iCs/>
+              </w:rPr>
+              <w:t xml:space="preserve">RABBITMQ_HOST=127.0.0.1</w:t>
+            </w:r>
+            <w:r>
+              <w:t xml:space="preserve"> </w:t>
+            </w:r>
+            <w:r>
+              <w:t xml:space="preserve">para payment-service fuera de Docker en Windows (12.5).</w:t>
+            </w:r>
+          </w:p>
+        </w:tc>
+        <w:tc>
+          <w:tcPr/>
+          <w:p>
+            <w:pPr>
+              <w:pStyle w:val="Compact"/>
+            </w:pPr>
+            <w:r>
+              <w:t xml:space="preserve">Equipo de desarrollo</w:t>
+            </w:r>
+          </w:p>
+        </w:tc>
+      </w:tr>
+      <w:tr>
+        <w:tc>
+          <w:tcPr/>
+          <w:p>
+            <w:pPr>
+              <w:pStyle w:val="Compact"/>
+            </w:pPr>
+            <w:r>
+              <w:t xml:space="preserve">4.9</w:t>
+            </w:r>
+          </w:p>
+        </w:tc>
+        <w:tc>
+          <w:tcPr/>
+          <w:p>
+            <w:pPr>
+              <w:pStyle w:val="Compact"/>
+            </w:pPr>
+            <w:r>
+              <w:t xml:space="preserve">2026-10-26</w:t>
+            </w:r>
+          </w:p>
+        </w:tc>
+        <w:tc>
+          <w:tcPr/>
+          <w:p>
+            <w:pPr>
+              <w:pStyle w:val="Compact"/>
+            </w:pPr>
+            <w:r>
+              <w:t xml:space="preserve">Versiones</w:t>
+            </w:r>
+            <w:r>
+              <w:t xml:space="preserve"> </w:t>
+            </w:r>
+            <w:r>
+              <w:rPr>
+                <w:i/>
+                <w:iCs/>
+              </w:rPr>
+              <w:t xml:space="preserve">v1.1.0</w:t>
+            </w:r>
+            <w:r>
+              <w:t xml:space="preserve"> </w:t>
+            </w:r>
+            <w:r>
+              <w:t xml:space="preserve">(10 repositorios, incluida la primera de la app móvil) y</w:t>
+            </w:r>
+            <w:r>
+              <w:t xml:space="preserve"> </w:t>
+            </w:r>
+            <w:r>
+              <w:rPr>
+                <w:i/>
+                <w:iCs/>
+              </w:rPr>
+              <w:t xml:space="preserve">v1.1.1</w:t>
+            </w:r>
+            <w:r>
+              <w:t xml:space="preserve"> </w:t>
+            </w:r>
+            <w:r>
+              <w:t xml:space="preserve">(web, app móvil, payment-service e infra) del 26 de octubre de 2026, y etiqueta recomendada para una instalación de evaluación (8.1).</w:t>
+            </w:r>
+          </w:p>
+        </w:tc>
+        <w:tc>
+          <w:tcPr/>
+          <w:p>
+            <w:pPr>
+              <w:pStyle w:val="Compact"/>
+            </w:pPr>
+            <w:r>
+              <w:t xml:space="preserve">Equipo de desarrollo</w:t>
+            </w:r>
+          </w:p>
+        </w:tc>
+      </w:tr>
     </w:tbl>
     <w:p>
       <w:pPr>
@@ -780,8 +1412,8 @@
         <w:t xml:space="preserve">Las fechas se escriben en formato ISO 8601 (año-mes-día). Elaborado por el equipo de desarrollo.</w:t>
       </w:r>
     </w:p>
-    <w:bookmarkEnd w:id="20"/>
-    <w:bookmarkStart w:id="21" w:name="tabla-de-contenido"/>
+    <w:bookmarkEnd w:id="9"/>
+    <w:bookmarkStart w:id="10" w:name="tabla-de-contenido"/>
     <w:p>
       <w:pPr>
         <w:pStyle w:val="Heading2"/>
@@ -1929,8 +2561,26 @@
         </w:r>
       </w:hyperlink>
     </w:p>
-    <w:bookmarkEnd w:id="21"/>
-    <w:bookmarkStart w:id="24" w:name="X9c8e56b31f04f265094927552a1a13f42047fc6"/>
+    <w:p>
+      <w:pPr>
+        <w:pStyle w:val="FirstParagraph"/>
+      </w:pPr>
+      <w:r>
+        <w:rPr>
+          <w:i/>
+          <w:iCs/>
+        </w:rPr>
+        <w:t xml:space="preserve">Nota.</w:t>
+      </w:r>
+      <w:r>
+        <w:t xml:space="preserve"> </w:t>
+      </w:r>
+      <w:r>
+        <w:t xml:space="preserve">La numeración empieza en 4 porque las secciones 1 a 3 son la portada, el control de versiones y la tabla de contenido, que no llevan número en el título. Se conserva así para que sigan valiendo las referencias entre documentos por número de sección (por ejemplo, "Manual de Instalación, sección 10").</w:t>
+      </w:r>
+    </w:p>
+    <w:bookmarkEnd w:id="10"/>
+    <w:bookmarkStart w:id="13" w:name="X9c8e56b31f04f265094927552a1a13f42047fc6"/>
     <w:p>
       <w:pPr>
         <w:pStyle w:val="Heading2"/>
@@ -2000,7 +2650,7 @@
         <w:t xml:space="preserve">Este manual explica cómo preparar un equipo, obtener el código, configurar las variables de entorno, crear la base de datos, iniciar cada componente en el orden correcto y comprobar que el sistema funciona. Está dirigido al personal de infraestructura y DevOps, o a cualquier persona que deba poner en marcha el sistema en un equipo local o en un servidor de desarrollo. Parte de la premisa de que una instalación debe ser repetible, automatizable y verificable (Humble y Farley, 2010), y de que la configuración que cambia entre entornos debe residir en el entorno y no en el código (Wiggins, 2017).</w:t>
       </w:r>
     </w:p>
-    <w:bookmarkStart w:id="22" w:name="Xca9e021a1821c58c5a25ca5162d19afa1ba960c"/>
+    <w:bookmarkStart w:id="11" w:name="Xca9e021a1821c58c5a25ca5162d19afa1ba960c"/>
     <w:p>
       <w:pPr>
         <w:pStyle w:val="Heading3"/>
@@ -2084,8 +2734,8 @@
         <w:t xml:space="preserve">; ningún marcador se debe copiar literalmente en una terminal. La puesta en operación de una versión en su entorno de destino (criterios de entrada, aceptación, capacitación y reversión) se describe en el Procedimiento de Implementación.</w:t>
       </w:r>
     </w:p>
-    <w:bookmarkEnd w:id="22"/>
-    <w:bookmarkStart w:id="23" w:name="Xf9f84d92bbd81e3f51cd2e7817a4f76bbaa13be"/>
+    <w:bookmarkEnd w:id="11"/>
+    <w:bookmarkStart w:id="12" w:name="Xf9f84d92bbd81e3f51cd2e7817a4f76bbaa13be"/>
     <w:p>
       <w:pPr>
         <w:pStyle w:val="Heading3"/>
@@ -2146,9 +2796,9 @@
         <w:t xml:space="preserve">el montaje del servidor público en Azure (Documento de Despliegue), la integración continua (GitHub Actions; se describe en el Documento de Despliegue), la compilación y publicación del APK de la aplicación móvil (Documento de Despliegue) ni el uso funcional del sistema, que se explica en el Manual de Usuario y en el Manual de Administrador.</w:t>
       </w:r>
     </w:p>
-    <w:bookmarkEnd w:id="23"/>
-    <w:bookmarkEnd w:id="24"/>
-    <w:bookmarkStart w:id="27" w:name="Xe8bcdfe774ed1132eef387629be23702fa62a97"/>
+    <w:bookmarkEnd w:id="12"/>
+    <w:bookmarkEnd w:id="13"/>
+    <w:bookmarkStart w:id="16" w:name="Xe8bcdfe774ed1132eef387629be23702fa62a97"/>
     <w:p>
       <w:pPr>
         <w:pStyle w:val="Heading2"/>
@@ -2157,7 +2807,7 @@
         <w:t xml:space="preserve">5. Objetivo</w:t>
       </w:r>
     </w:p>
-    <w:bookmarkStart w:id="25" w:name="X9af3d5aabb1b945e64d1151322f03e34820c24e"/>
+    <w:bookmarkStart w:id="14" w:name="X9af3d5aabb1b945e64d1151322f03e34820c24e"/>
     <w:p>
       <w:pPr>
         <w:pStyle w:val="Heading3"/>
@@ -2174,8 +2824,8 @@
         <w:t xml:space="preserve">Permitir que una persona de infraestructura o DevOps instale y ponga en marcha el Sistema de Gestión de Lavado Vehicular siguiendo instrucciones claras, completas y verificables.</w:t>
       </w:r>
     </w:p>
-    <w:bookmarkEnd w:id="25"/>
-    <w:bookmarkStart w:id="26" w:name="Xdf220aecf5fa2a9f322f3a38c708451f603b16c"/>
+    <w:bookmarkEnd w:id="14"/>
+    <w:bookmarkStart w:id="15" w:name="Xdf220aecf5fa2a9f322f3a38c708451f603b16c"/>
     <w:p>
       <w:pPr>
         <w:pStyle w:val="Heading3"/>
@@ -2256,9 +2906,9 @@
         <w:t xml:space="preserve">Ofrecer pruebas de verificación y una guía para resolver los errores frecuentes.</w:t>
       </w:r>
     </w:p>
-    <w:bookmarkEnd w:id="26"/>
-    <w:bookmarkEnd w:id="27"/>
-    <w:bookmarkStart w:id="30" w:name="Xf70cf188dddef7e0d7d8e7a39f0a1a6d61a9d6d"/>
+    <w:bookmarkEnd w:id="15"/>
+    <w:bookmarkEnd w:id="16"/>
+    <w:bookmarkStart w:id="19" w:name="Xf70cf188dddef7e0d7d8e7a39f0a1a6d61a9d6d"/>
     <w:p>
       <w:pPr>
         <w:pStyle w:val="Heading2"/>
@@ -2609,7 +3259,7 @@
         <w:t xml:space="preserve">Recomendaciones de este manual. El mínimo de 2 GB de RAM para SQL Server es el que publica Microsoft (s. f.).</w:t>
       </w:r>
     </w:p>
-    <w:bookmarkStart w:id="28" w:name="Xc543c9804fec76a646eceb2dcf43a667b94d410"/>
+    <w:bookmarkStart w:id="17" w:name="Xc543c9804fec76a646eceb2dcf43a667b94d410"/>
     <w:p>
       <w:pPr>
         <w:pStyle w:val="Heading3"/>
@@ -2770,8 +3420,8 @@
         <w:t xml:space="preserve">Elaborado por los autores a partir de la guía del equipo del repositorio de infraestructura.</w:t>
       </w:r>
     </w:p>
-    <w:bookmarkEnd w:id="28"/>
-    <w:bookmarkStart w:id="29" w:name="Xa57d8b7c85f275381df9d9e4a9d165843087810"/>
+    <w:bookmarkEnd w:id="17"/>
+    <w:bookmarkStart w:id="18" w:name="Xa57d8b7c85f275381df9d9e4a9d165843087810"/>
     <w:p>
       <w:pPr>
         <w:pStyle w:val="Heading3"/>
@@ -3383,9 +4033,9 @@
         <w:t xml:space="preserve">, de la configuración de cada servicio y del catálogo de servicios.</w:t>
       </w:r>
     </w:p>
-    <w:bookmarkEnd w:id="29"/>
-    <w:bookmarkEnd w:id="30"/>
-    <w:bookmarkStart w:id="35" w:name="Xa2dfc05cdeac7ff5fc8975422ea2f86a8fda924"/>
+    <w:bookmarkEnd w:id="18"/>
+    <w:bookmarkEnd w:id="19"/>
+    <w:bookmarkStart w:id="24" w:name="Xa2dfc05cdeac7ff5fc8975422ea2f86a8fda924"/>
     <w:p>
       <w:pPr>
         <w:pStyle w:val="Heading2"/>
@@ -3989,7 +4639,7 @@
         <w:t xml:space="preserve">ejecuta las de payment-service.</w:t>
       </w:r>
     </w:p>
-    <w:bookmarkStart w:id="34" w:name="X44d4163e8feebb01d02c623c227479667ce594b"/>
+    <w:bookmarkStart w:id="23" w:name="X44d4163e8feebb01d02c623c227479667ce594b"/>
     <w:p>
       <w:pPr>
         <w:pStyle w:val="Heading3"/>
@@ -4251,18 +4901,18 @@
           <wp:inline>
             <wp:extent cx="5334000" cy="2306857"/>
             <wp:effectExtent b="0" l="0" r="0" t="0"/>
-            <wp:docPr descr="Verificación de las Versiones de las Herramientas" title="" id="32" name="Picture"/>
+            <wp:docPr descr="Verificación de las Versiones de las Herramientas" title="" id="21" name="Picture"/>
             <a:graphic>
               <a:graphicData uri="http://schemas.openxmlformats.org/drawingml/2006/picture">
                 <pic:pic>
                   <pic:nvPicPr>
-                    <pic:cNvPr descr="capturas/instalacion-01-verificacion-de-las-versiones-de-las-herramienta.png" id="33" name="Picture"/>
+                    <pic:cNvPr descr="capturas/instalacion-01-verificacion-de-las-versiones-de-las-herramienta.png" id="22" name="Picture"/>
                     <pic:cNvPicPr>
                       <a:picLocks noChangeArrowheads="1" noChangeAspect="1"/>
                     </pic:cNvPicPr>
                   </pic:nvPicPr>
                   <pic:blipFill>
-                    <a:blip r:embed="rId31"/>
+                    <a:blip r:embed="rId20"/>
                     <a:stretch>
                       <a:fillRect/>
                     </a:stretch>
@@ -4289,9 +4939,9 @@
         </w:drawing>
       </w:r>
     </w:p>
-    <w:bookmarkEnd w:id="34"/>
-    <w:bookmarkEnd w:id="35"/>
-    <w:bookmarkStart w:id="52" w:name="X9128ba80d34c998ef947e3f1f16004e2084c377"/>
+    <w:bookmarkEnd w:id="23"/>
+    <w:bookmarkEnd w:id="24"/>
+    <w:bookmarkStart w:id="41" w:name="X9128ba80d34c998ef947e3f1f16004e2084c377"/>
     <w:p>
       <w:pPr>
         <w:pStyle w:val="Heading2"/>
@@ -4499,7 +5149,7 @@
             <w:pPr>
               <w:pStyle w:val="Compact"/>
             </w:pPr>
-            <w:hyperlink r:id="rId36">
+            <w:hyperlink r:id="rId25">
               <w:r>
                 <w:rPr>
                   <w:rStyle w:val="Hyperlink"/>
@@ -4539,7 +5189,7 @@
             <w:pPr>
               <w:pStyle w:val="Compact"/>
             </w:pPr>
-            <w:hyperlink r:id="rId37">
+            <w:hyperlink r:id="rId26">
               <w:r>
                 <w:rPr>
                   <w:rStyle w:val="Hyperlink"/>
@@ -4579,7 +5229,7 @@
             <w:pPr>
               <w:pStyle w:val="Compact"/>
             </w:pPr>
-            <w:hyperlink r:id="rId38">
+            <w:hyperlink r:id="rId27">
               <w:r>
                 <w:rPr>
                   <w:rStyle w:val="Hyperlink"/>
@@ -4619,7 +5269,7 @@
             <w:pPr>
               <w:pStyle w:val="Compact"/>
             </w:pPr>
-            <w:hyperlink r:id="rId39">
+            <w:hyperlink r:id="rId28">
               <w:r>
                 <w:rPr>
                   <w:rStyle w:val="Hyperlink"/>
@@ -4672,7 +5322,7 @@
             <w:pPr>
               <w:pStyle w:val="Compact"/>
             </w:pPr>
-            <w:hyperlink r:id="rId40">
+            <w:hyperlink r:id="rId29">
               <w:r>
                 <w:rPr>
                   <w:rStyle w:val="Hyperlink"/>
@@ -4712,7 +5362,7 @@
             <w:pPr>
               <w:pStyle w:val="Compact"/>
             </w:pPr>
-            <w:hyperlink r:id="rId41">
+            <w:hyperlink r:id="rId30">
               <w:r>
                 <w:rPr>
                   <w:rStyle w:val="Hyperlink"/>
@@ -4752,7 +5402,7 @@
             <w:pPr>
               <w:pStyle w:val="Compact"/>
             </w:pPr>
-            <w:hyperlink r:id="rId42">
+            <w:hyperlink r:id="rId31">
               <w:r>
                 <w:rPr>
                   <w:rStyle w:val="Hyperlink"/>
@@ -4792,7 +5442,7 @@
             <w:pPr>
               <w:pStyle w:val="Compact"/>
             </w:pPr>
-            <w:hyperlink r:id="rId43">
+            <w:hyperlink r:id="rId32">
               <w:r>
                 <w:rPr>
                   <w:rStyle w:val="Hyperlink"/>
@@ -4832,7 +5482,7 @@
             <w:pPr>
               <w:pStyle w:val="Compact"/>
             </w:pPr>
-            <w:hyperlink r:id="rId44">
+            <w:hyperlink r:id="rId33">
               <w:r>
                 <w:rPr>
                   <w:rStyle w:val="Hyperlink"/>
@@ -4872,7 +5522,7 @@
             <w:pPr>
               <w:pStyle w:val="Compact"/>
             </w:pPr>
-            <w:hyperlink r:id="rId45">
+            <w:hyperlink r:id="rId34">
               <w:r>
                 <w:rPr>
                   <w:rStyle w:val="Hyperlink"/>
@@ -4912,7 +5562,7 @@
             <w:pPr>
               <w:pStyle w:val="Compact"/>
             </w:pPr>
-            <w:hyperlink r:id="rId46">
+            <w:hyperlink r:id="rId35">
               <w:r>
                 <w:rPr>
                   <w:rStyle w:val="Hyperlink"/>
@@ -4942,7 +5592,7 @@
         <w:t xml:space="preserve">Las direcciones se tomaron de los remotos de Git de las copias del equipo al 16 de octubre de 2026.</w:t>
       </w:r>
     </w:p>
-    <w:bookmarkStart w:id="47" w:name="X85461c4e9fc52baeaecda5ba202f6877b368b2a"/>
+    <w:bookmarkStart w:id="36" w:name="X85461c4e9fc52baeaecda5ba202f6877b368b2a"/>
     <w:p>
       <w:pPr>
         <w:pStyle w:val="Heading3"/>
@@ -4969,7 +5619,7 @@
         <w:t xml:space="preserve">develop</w:t>
       </w:r>
       <w:r>
-        <w:t xml:space="preserve">; allí está la versión más reciente de cada servicio (las ramas</w:t>
+        <w:t xml:space="preserve">; allí está la versión más reciente de cada servicio, y</w:t>
       </w:r>
       <w:r>
         <w:t xml:space="preserve"> </w:t>
@@ -4985,7 +5635,84 @@
         <w:t xml:space="preserve"> </w:t>
       </w:r>
       <w:r>
-        <w:t xml:space="preserve">son más antiguas). Para una instalación de evaluación, usar</w:t>
+        <w:t xml:space="preserve">guarda las versiones entregadas. El 23 de octubre de 2026 se etiquetó</w:t>
+      </w:r>
+      <w:r>
+        <w:t xml:space="preserve"> </w:t>
+      </w:r>
+      <w:r>
+        <w:rPr>
+          <w:i/>
+          <w:iCs/>
+        </w:rPr>
+        <w:t xml:space="preserve">v1.0.0</w:t>
+      </w:r>
+      <w:r>
+        <w:t xml:space="preserve"> </w:t>
+      </w:r>
+      <w:r>
+        <w:t xml:space="preserve">en 8 repositorios (web, api-gateway, security, customer, booking, operations, notification e infra) y el 24 en payment-service. El 26 de octubre de 2026 salió</w:t>
+      </w:r>
+      <w:r>
+        <w:t xml:space="preserve"> </w:t>
+      </w:r>
+      <w:r>
+        <w:rPr>
+          <w:i/>
+          <w:iCs/>
+        </w:rPr>
+        <w:t xml:space="preserve">v1.1.0</w:t>
+      </w:r>
+      <w:r>
+        <w:t xml:space="preserve"> </w:t>
+      </w:r>
+      <w:r>
+        <w:t xml:space="preserve">en los 10 repositorios, incluida la app móvil, que hasta entonces no tenía versión, y ese mismo día</w:t>
+      </w:r>
+      <w:r>
+        <w:t xml:space="preserve"> </w:t>
+      </w:r>
+      <w:r>
+        <w:rPr>
+          <w:i/>
+          <w:iCs/>
+        </w:rPr>
+        <w:t xml:space="preserve">v1.1.1</w:t>
+      </w:r>
+      <w:r>
+        <w:t xml:space="preserve"> </w:t>
+      </w:r>
+      <w:r>
+        <w:t xml:space="preserve">en la web, la app móvil, payment-service e infra. Para una instalación de evaluación, usar la etiqueta más reciente de cada repositorio (</w:t>
+      </w:r>
+      <w:r>
+        <w:rPr>
+          <w:i/>
+          <w:iCs/>
+        </w:rPr>
+        <w:t xml:space="preserve">v1.1.1</w:t>
+      </w:r>
+      <w:r>
+        <w:t xml:space="preserve"> </w:t>
+      </w:r>
+      <w:r>
+        <w:t xml:space="preserve">donde exista y</w:t>
+      </w:r>
+      <w:r>
+        <w:t xml:space="preserve"> </w:t>
+      </w:r>
+      <w:r>
+        <w:rPr>
+          <w:i/>
+          <w:iCs/>
+        </w:rPr>
+        <w:t xml:space="preserve">v1.1.0</w:t>
+      </w:r>
+      <w:r>
+        <w:t xml:space="preserve"> </w:t>
+      </w:r>
+      <w:r>
+        <w:t xml:space="preserve">en los demás), o</w:t>
       </w:r>
       <w:r>
         <w:t xml:space="preserve"> </w:t>
@@ -5001,7 +5728,7 @@
         <w:t xml:space="preserve"> </w:t>
       </w:r>
       <w:r>
-        <w:t xml:space="preserve">o la etiqueta de la versión entregada.</w:t>
+        <w:t xml:space="preserve">en todos para ver lo más reciente.</w:t>
       </w:r>
     </w:p>
     <w:p>
@@ -5409,8 +6136,8 @@
         <w:t xml:space="preserve">dentro de cada repositorio.</w:t>
       </w:r>
     </w:p>
-    <w:bookmarkEnd w:id="47"/>
-    <w:bookmarkStart w:id="51" w:name="X45eb577018ce89c0e8a8823b5df83b8629499cd"/>
+    <w:bookmarkEnd w:id="36"/>
+    <w:bookmarkStart w:id="40" w:name="X45eb577018ce89c0e8a8823b5df83b8629499cd"/>
     <w:p>
       <w:pPr>
         <w:pStyle w:val="Heading3"/>
@@ -5571,18 +6298,18 @@
           <wp:inline>
             <wp:extent cx="5334000" cy="1608469"/>
             <wp:effectExtent b="0" l="0" r="0" t="0"/>
-            <wp:docPr descr="Repositorios Clonados en la Carpeta de Trabajo" title="" id="49" name="Picture"/>
+            <wp:docPr descr="Repositorios Clonados en la Carpeta de Trabajo" title="" id="38" name="Picture"/>
             <a:graphic>
               <a:graphicData uri="http://schemas.openxmlformats.org/drawingml/2006/picture">
                 <pic:pic>
                   <pic:nvPicPr>
-                    <pic:cNvPr descr="capturas/instalacion-02-repositorios-clonados-en-la-carpeta-de-trabajo.png" id="50" name="Picture"/>
+                    <pic:cNvPr descr="capturas/instalacion-02-repositorios-clonados-en-la-carpeta-de-trabajo.png" id="39" name="Picture"/>
                     <pic:cNvPicPr>
                       <a:picLocks noChangeArrowheads="1" noChangeAspect="1"/>
                     </pic:cNvPicPr>
                   </pic:nvPicPr>
                   <pic:blipFill>
-                    <a:blip r:embed="rId48"/>
+                    <a:blip r:embed="rId37"/>
                     <a:stretch>
                       <a:fillRect/>
                     </a:stretch>
@@ -5609,9 +6336,9 @@
         </w:drawing>
       </w:r>
     </w:p>
-    <w:bookmarkEnd w:id="51"/>
-    <w:bookmarkEnd w:id="52"/>
-    <w:bookmarkStart w:id="61" w:name="X8f359f1a50a35f75dce83f97b315373a40bed62"/>
+    <w:bookmarkEnd w:id="40"/>
+    <w:bookmarkEnd w:id="41"/>
+    <w:bookmarkStart w:id="50" w:name="X8f359f1a50a35f75dce83f97b315373a40bed62"/>
     <w:p>
       <w:pPr>
         <w:pStyle w:val="Heading2"/>
@@ -5620,7 +6347,7 @@
         <w:t xml:space="preserve">9. Instalación de Dependencias</w:t>
       </w:r>
     </w:p>
-    <w:bookmarkStart w:id="53" w:name="X0149923b3d7693523c410fd8d7849b5ce4a415b"/>
+    <w:bookmarkStart w:id="42" w:name="X0149923b3d7693523c410fd8d7849b5ce4a415b"/>
     <w:p>
       <w:pPr>
         <w:pStyle w:val="Heading3"/>
@@ -5850,8 +6577,8 @@
         <w:t xml:space="preserve">(sección 10) y ejecutarlo de nuevo.</w:t>
       </w:r>
     </w:p>
-    <w:bookmarkEnd w:id="53"/>
-    <w:bookmarkStart w:id="54" w:name="Xc072df6bc5c5b4b4bfc5a4bbe169e27a633c1cc"/>
+    <w:bookmarkEnd w:id="42"/>
+    <w:bookmarkStart w:id="43" w:name="Xc072df6bc5c5b4b4bfc5a4bbe169e27a633c1cc"/>
     <w:p>
       <w:pPr>
         <w:pStyle w:val="Heading3"/>
@@ -5934,8 +6661,8 @@
         <w:t xml:space="preserve"># Windows: .\mvnw.cmd -B test</w:t>
       </w:r>
     </w:p>
-    <w:bookmarkEnd w:id="54"/>
-    <w:bookmarkStart w:id="55" w:name="Xaf96c8e28eceef0d4c639c810c4eba3f2b97f84"/>
+    <w:bookmarkEnd w:id="43"/>
+    <w:bookmarkStart w:id="44" w:name="Xaf96c8e28eceef0d4c639c810c4eba3f2b97f84"/>
     <w:p>
       <w:pPr>
         <w:pStyle w:val="Heading3"/>
@@ -5997,8 +6724,8 @@
         <w:t xml:space="preserve"># pruebas de dominio, de aplicación y de integración (xUnit)</w:t>
       </w:r>
     </w:p>
-    <w:bookmarkEnd w:id="55"/>
-    <w:bookmarkStart w:id="56" w:name="Xe355635183cd943bba12d7624485d9f37a6de4c"/>
+    <w:bookmarkEnd w:id="44"/>
+    <w:bookmarkStart w:id="45" w:name="Xe355635183cd943bba12d7624485d9f37a6de4c"/>
     <w:p>
       <w:pPr>
         <w:pStyle w:val="Heading3"/>
@@ -6089,8 +6816,8 @@
         <w:t xml:space="preserve">.</w:t>
       </w:r>
     </w:p>
-    <w:bookmarkEnd w:id="56"/>
-    <w:bookmarkStart w:id="60" w:name="Xc92b46eea8630a8382026edde81553b2a2ffa00"/>
+    <w:bookmarkEnd w:id="45"/>
+    <w:bookmarkStart w:id="49" w:name="Xc92b46eea8630a8382026edde81553b2a2ffa00"/>
     <w:p>
       <w:pPr>
         <w:pStyle w:val="Heading3"/>
@@ -6164,18 +6891,18 @@
           <wp:inline>
             <wp:extent cx="5334000" cy="1538256"/>
             <wp:effectExtent b="0" l="0" r="0" t="0"/>
-            <wp:docPr descr="Instalación Exitosa de las Dependencias" title="" id="58" name="Picture"/>
+            <wp:docPr descr="Instalación Exitosa de las Dependencias" title="" id="47" name="Picture"/>
             <a:graphic>
               <a:graphicData uri="http://schemas.openxmlformats.org/drawingml/2006/picture">
                 <pic:pic>
                   <pic:nvPicPr>
-                    <pic:cNvPr descr="capturas/instalacion-03-instalacion-exitosa-de-las-dependencias.png" id="59" name="Picture"/>
+                    <pic:cNvPr descr="capturas/instalacion-03-instalacion-exitosa-de-las-dependencias.png" id="48" name="Picture"/>
                     <pic:cNvPicPr>
                       <a:picLocks noChangeArrowheads="1" noChangeAspect="1"/>
                     </pic:cNvPicPr>
                   </pic:nvPicPr>
                   <pic:blipFill>
-                    <a:blip r:embed="rId57"/>
+                    <a:blip r:embed="rId46"/>
                     <a:stretch>
                       <a:fillRect/>
                     </a:stretch>
@@ -6202,9 +6929,9 @@
         </w:drawing>
       </w:r>
     </w:p>
-    <w:bookmarkEnd w:id="60"/>
-    <w:bookmarkEnd w:id="61"/>
-    <w:bookmarkStart w:id="72" w:name="Xfa7e981afa1e831c5ef12ac914850205ffad3f6"/>
+    <w:bookmarkEnd w:id="49"/>
+    <w:bookmarkEnd w:id="50"/>
+    <w:bookmarkStart w:id="64" w:name="Xfa7e981afa1e831c5ef12ac914850205ffad3f6"/>
     <w:p>
       <w:pPr>
         <w:pStyle w:val="Heading2"/>
@@ -6292,7 +7019,7 @@
         <w:t xml:space="preserve">.</w:t>
       </w:r>
     </w:p>
-    <w:bookmarkStart w:id="62" w:name="X7ec147fff84d17e05257e6fb836198eadb386df"/>
+    <w:bookmarkStart w:id="51" w:name="X7ec147fff84d17e05257e6fb836198eadb386df"/>
     <w:p>
       <w:pPr>
         <w:pStyle w:val="Heading3"/>
@@ -6409,8 +7136,8 @@
         <w:t xml:space="preserve">.</w:t>
       </w:r>
     </w:p>
-    <w:bookmarkEnd w:id="62"/>
-    <w:bookmarkStart w:id="63" w:name="X67f7ee8275266627c7afb67193943f606007dfd"/>
+    <w:bookmarkEnd w:id="51"/>
+    <w:bookmarkStart w:id="55" w:name="X67f7ee8275266627c7afb67193943f606007dfd"/>
     <w:p>
       <w:pPr>
         <w:pStyle w:val="Heading3"/>
@@ -6791,7 +7518,7 @@
               <w:t xml:space="preserve"> </w:t>
             </w:r>
             <w:r>
-              <w:t xml:space="preserve">por defecto (Swagger y cuentas de demostración); usar otro valor, como</w:t>
+              <w:t xml:space="preserve">por defecto en el archivo de Compose (Swagger y cuentas de demostración); usar otro valor, como</w:t>
             </w:r>
             <w:r>
               <w:t xml:space="preserve"> </w:t>
@@ -6804,7 +7531,346 @@
               <w:t xml:space="preserve">prod</w:t>
             </w:r>
             <w:r>
-              <w:t xml:space="preserve">, en cualquier entorno compartido.</w:t>
+              <w:t xml:space="preserve">, en cualquier entorno compartido. Desde</w:t>
+            </w:r>
+            <w:r>
+              <w:t xml:space="preserve"> </w:t>
+            </w:r>
+            <w:r>
+              <w:rPr>
+                <w:i/>
+                <w:iCs/>
+              </w:rPr>
+              <w:t xml:space="preserve">develop</w:t>
+            </w:r>
+            <w:r>
+              <w:t xml:space="preserve"> </w:t>
+            </w:r>
+            <w:r>
+              <w:t xml:space="preserve">del 23 de octubre de 2026, security-service sin esta variable arranca en</w:t>
+            </w:r>
+            <w:r>
+              <w:t xml:space="preserve"> </w:t>
+            </w:r>
+            <w:r>
+              <w:rPr>
+                <w:i/>
+                <w:iCs/>
+              </w:rPr>
+              <w:t xml:space="preserve">prod</w:t>
+            </w:r>
+            <w:r>
+              <w:t xml:space="preserve"> </w:t>
+            </w:r>
+            <w:r>
+              <w:t xml:space="preserve">(E-05).</w:t>
+            </w:r>
+          </w:p>
+        </w:tc>
+      </w:tr>
+      <w:tr>
+        <w:tc>
+          <w:tcPr/>
+          <w:p>
+            <w:pPr>
+              <w:pStyle w:val="Compact"/>
+            </w:pPr>
+            <w:r>
+              <w:t xml:space="preserve">DEMO_ADMIN_PASSWORD, DEMO_OPERATOR_PASSWORD, DEMO_CLIENT_PASSWORD</w:t>
+            </w:r>
+          </w:p>
+        </w:tc>
+        <w:tc>
+          <w:tcPr/>
+          <w:p>
+            <w:pPr>
+              <w:pStyle w:val="Compact"/>
+            </w:pPr>
+            <w:r>
+              <w:t xml:space="preserve">security-service (perfil</w:t>
+            </w:r>
+            <w:r>
+              <w:t xml:space="preserve"> </w:t>
+            </w:r>
+            <w:r>
+              <w:rPr>
+                <w:i/>
+                <w:iCs/>
+              </w:rPr>
+              <w:t xml:space="preserve">dev</w:t>
+            </w:r>
+            <w:r>
+              <w:t xml:space="preserve">)</w:t>
+            </w:r>
+          </w:p>
+        </w:tc>
+        <w:tc>
+          <w:tcPr/>
+          <w:p>
+            <w:pPr>
+              <w:pStyle w:val="Compact"/>
+            </w:pPr>
+            <w:r>
+              <w:t xml:space="preserve">Contraseñas de las cuentas de demostración</w:t>
+            </w:r>
+            <w:r>
+              <w:t xml:space="preserve"> </w:t>
+            </w:r>
+            <w:hyperlink r:id="rId52">
+              <w:r>
+                <w:rPr>
+                  <w:rStyle w:val="Hyperlink"/>
+                  <w:i/>
+                  <w:iCs/>
+                </w:rPr>
+                <w:t xml:space="preserve">admin@gmail.com</w:t>
+              </w:r>
+            </w:hyperlink>
+            <w:r>
+              <w:t xml:space="preserve">,</w:t>
+            </w:r>
+            <w:r>
+              <w:t xml:space="preserve"> </w:t>
+            </w:r>
+            <w:hyperlink r:id="rId53">
+              <w:r>
+                <w:rPr>
+                  <w:rStyle w:val="Hyperlink"/>
+                  <w:i/>
+                  <w:iCs/>
+                </w:rPr>
+                <w:t xml:space="preserve">operador@gmail.com</w:t>
+              </w:r>
+            </w:hyperlink>
+            <w:r>
+              <w:t xml:space="preserve"> </w:t>
+            </w:r>
+            <w:r>
+              <w:t xml:space="preserve">y</w:t>
+            </w:r>
+            <w:r>
+              <w:t xml:space="preserve"> </w:t>
+            </w:r>
+            <w:hyperlink r:id="rId54">
+              <w:r>
+                <w:rPr>
+                  <w:rStyle w:val="Hyperlink"/>
+                  <w:i/>
+                  <w:iCs/>
+                </w:rPr>
+                <w:t xml:space="preserve">cliente@gmail.com</w:t>
+              </w:r>
+            </w:hyperlink>
+            <w:r>
+              <w:t xml:space="preserve"> </w:t>
+            </w:r>
+            <w:r>
+              <w:t xml:space="preserve">(desde</w:t>
+            </w:r>
+            <w:r>
+              <w:t xml:space="preserve"> </w:t>
+            </w:r>
+            <w:r>
+              <w:rPr>
+                <w:i/>
+                <w:iCs/>
+              </w:rPr>
+              <w:t xml:space="preserve">develop</w:t>
+            </w:r>
+            <w:r>
+              <w:t xml:space="preserve"> </w:t>
+            </w:r>
+            <w:r>
+              <w:t xml:space="preserve">del 23 de octubre de 2026, E-05). Vacía: esa cuenta no se crea. Cada quien las elige en su</w:t>
+            </w:r>
+            <w:r>
+              <w:t xml:space="preserve"> </w:t>
+            </w:r>
+            <w:r>
+              <w:rPr>
+                <w:i/>
+                <w:iCs/>
+              </w:rPr>
+              <w:t xml:space="preserve">.env</w:t>
+            </w:r>
+            <w:r>
+              <w:t xml:space="preserve">; no están en el código ni en los documentos.</w:t>
+            </w:r>
+          </w:p>
+        </w:tc>
+      </w:tr>
+      <w:tr>
+        <w:tc>
+          <w:tcPr/>
+          <w:p>
+            <w:pPr>
+              <w:pStyle w:val="Compact"/>
+            </w:pPr>
+            <w:r>
+              <w:t xml:space="preserve">ALLOWED_EMAIL_DOMAINS</w:t>
+            </w:r>
+          </w:p>
+        </w:tc>
+        <w:tc>
+          <w:tcPr/>
+          <w:p>
+            <w:pPr>
+              <w:pStyle w:val="Compact"/>
+            </w:pPr>
+            <w:r>
+              <w:t xml:space="preserve">security-service</w:t>
+            </w:r>
+          </w:p>
+        </w:tc>
+        <w:tc>
+          <w:tcPr/>
+          <w:p>
+            <w:pPr>
+              <w:pStyle w:val="Compact"/>
+            </w:pPr>
+            <w:r>
+              <w:t xml:space="preserve">Dominios de correo permitidos al registrarse, al crear usuarios y al cambiar el correo, separados por comas;</w:t>
+            </w:r>
+            <w:r>
+              <w:t xml:space="preserve"> </w:t>
+            </w:r>
+            <w:r>
+              <w:rPr>
+                <w:i/>
+                <w:iCs/>
+              </w:rPr>
+              <w:t xml:space="preserve">gmail.com</w:t>
+            </w:r>
+            <w:r>
+              <w:t xml:space="preserve"> </w:t>
+            </w:r>
+            <w:r>
+              <w:t xml:space="preserve">por defecto (desde</w:t>
+            </w:r>
+            <w:r>
+              <w:t xml:space="preserve"> </w:t>
+            </w:r>
+            <w:r>
+              <w:rPr>
+                <w:i/>
+                <w:iCs/>
+              </w:rPr>
+              <w:t xml:space="preserve">develop</w:t>
+            </w:r>
+            <w:r>
+              <w:t xml:space="preserve"> </w:t>
+            </w:r>
+            <w:r>
+              <w:t xml:space="preserve">del 23 de octubre de 2026, A-01). Con otro dominio el servidor responde 400</w:t>
+            </w:r>
+            <w:r>
+              <w:t xml:space="preserve"> </w:t>
+            </w:r>
+            <w:r>
+              <w:rPr>
+                <w:i/>
+                <w:iCs/>
+              </w:rPr>
+              <w:t xml:space="preserve">EMAIL_DOMAIN_NOT_ALLOWED</w:t>
+            </w:r>
+            <w:r>
+              <w:t xml:space="preserve">.</w:t>
+            </w:r>
+          </w:p>
+        </w:tc>
+      </w:tr>
+      <w:tr>
+        <w:tc>
+          <w:tcPr/>
+          <w:p>
+            <w:pPr>
+              <w:pStyle w:val="Compact"/>
+            </w:pPr>
+            <w:r>
+              <w:t xml:space="preserve">ADMIN_EMAIL, ADMIN_PASSWORD, ADMIN_DOCUMENT, ADMIN_PHONE</w:t>
+            </w:r>
+          </w:p>
+        </w:tc>
+        <w:tc>
+          <w:tcPr/>
+          <w:p>
+            <w:pPr>
+              <w:pStyle w:val="Compact"/>
+            </w:pPr>
+            <w:r>
+              <w:t xml:space="preserve">security-service (producción)</w:t>
+            </w:r>
+          </w:p>
+        </w:tc>
+        <w:tc>
+          <w:tcPr/>
+          <w:p>
+            <w:pPr>
+              <w:pStyle w:val="Compact"/>
+            </w:pPr>
+            <w:r>
+              <w:t xml:space="preserve">Primer administrador, creado solo si la base no tiene ninguno;</w:t>
+            </w:r>
+            <w:r>
+              <w:t xml:space="preserve"> </w:t>
+            </w:r>
+            <w:r>
+              <w:rPr>
+                <w:i/>
+                <w:iCs/>
+              </w:rPr>
+              <w:t xml:space="preserve">ADMIN_DOCUMENT</w:t>
+            </w:r>
+            <w:r>
+              <w:t xml:space="preserve"> </w:t>
+            </w:r>
+            <w:r>
+              <w:t xml:space="preserve">y</w:t>
+            </w:r>
+            <w:r>
+              <w:t xml:space="preserve"> </w:t>
+            </w:r>
+            <w:r>
+              <w:rPr>
+                <w:i/>
+                <w:iCs/>
+              </w:rPr>
+              <w:t xml:space="preserve">ADMIN_PHONE</w:t>
+            </w:r>
+            <w:r>
+              <w:t xml:space="preserve"> </w:t>
+            </w:r>
+            <w:r>
+              <w:t xml:space="preserve">son su cédula y su celular (sin ellos el perfil queda con valores de relleno). Van en</w:t>
+            </w:r>
+            <w:r>
+              <w:t xml:space="preserve"> </w:t>
+            </w:r>
+            <w:r>
+              <w:rPr>
+                <w:i/>
+                <w:iCs/>
+              </w:rPr>
+              <w:t xml:space="preserve">.env.production</w:t>
+            </w:r>
+            <w:r>
+              <w:t xml:space="preserve"> </w:t>
+            </w:r>
+            <w:r>
+              <w:t xml:space="preserve">y los pasa</w:t>
+            </w:r>
+            <w:r>
+              <w:t xml:space="preserve"> </w:t>
+            </w:r>
+            <w:r>
+              <w:rPr>
+                <w:i/>
+                <w:iCs/>
+              </w:rPr>
+              <w:t xml:space="preserve">docker-compose.prod.yml</w:t>
+            </w:r>
+            <w:r>
+              <w:t xml:space="preserve">.</w:t>
             </w:r>
           </w:p>
         </w:tc>
@@ -7132,18 +8198,86 @@
               <w:pStyle w:val="Compact"/>
             </w:pPr>
             <w:r>
-              <w:t xml:space="preserve">security-service, booking-service, operations-service y notification-service</w:t>
-            </w:r>
-          </w:p>
-        </w:tc>
-        <w:tc>
-          <w:tcPr/>
-          <w:p>
-            <w:pPr>
-              <w:pStyle w:val="Compact"/>
-            </w:pPr>
-            <w:r>
-              <w:t xml:space="preserve">Llave de las rutas internas; sin ella no se envían por correo los avisos de reservas, pagos y cupones ni los recordatorios, no se pueden leer los interruptores de notificación de cada usuario y operations-service no puede cerrar como No asistió las reservas confirmadas que terminaron sin operario.</w:t>
+              <w:t xml:space="preserve">security-service, customer-service, booking-service, operations-service, notification-service y, desde el 26 de octubre de 2026, payment-service</w:t>
+            </w:r>
+          </w:p>
+        </w:tc>
+        <w:tc>
+          <w:tcPr/>
+          <w:p>
+            <w:pPr>
+              <w:pStyle w:val="Compact"/>
+            </w:pPr>
+            <w:r>
+              <w:t xml:space="preserve">Llave de las rutas internas; sin ella no se envían por correo los avisos de reservas, pagos y cupones ni los recordatorios, no se pueden leer los interruptores de notificación de cada usuario, no hay asignación automática y operations-service no puede cerrar como No asistió las reservas confirmadas que terminaron sin operario. Desde</w:t>
+            </w:r>
+            <w:r>
+              <w:t xml:space="preserve"> </w:t>
+            </w:r>
+            <w:r>
+              <w:rPr>
+                <w:i/>
+                <w:iCs/>
+              </w:rPr>
+              <w:t xml:space="preserve">develop</w:t>
+            </w:r>
+            <w:r>
+              <w:t xml:space="preserve"> </w:t>
+            </w:r>
+            <w:r>
+              <w:t xml:space="preserve">del 23 de octubre de 2026 (E-01) también es obligatoria para que el operario inicie y termine servicios: booking-service solo acepta esas rutas desde operations-service con esta llave. Desde el 24 de octubre de 2026 la usa también customer-service para preguntar a booking-service si un vehículo tiene reservas activas antes de retirarlo: sin ella, retirar un vehículo responde 503</w:t>
+            </w:r>
+            <w:r>
+              <w:t xml:space="preserve"> </w:t>
+            </w:r>
+            <w:r>
+              <w:rPr>
+                <w:i/>
+                <w:iCs/>
+              </w:rPr>
+              <w:t xml:space="preserve">BOOKING_SERVICE_UNAVAILABLE</w:t>
+            </w:r>
+            <w:r>
+              <w:t xml:space="preserve">; en producción el compose no arranca si falta. Desde el 26 de octubre de 2026 payment-service la exige en su ruta interna (</w:t>
+            </w:r>
+            <w:r>
+              <w:rPr>
+                <w:i/>
+                <w:iCs/>
+              </w:rPr>
+              <w:t xml:space="preserve">GET /internal/v1/payments/bookings/{bookingId}/reported</w:t>
+            </w:r>
+            <w:r>
+              <w:t xml:space="preserve">, encabezado</w:t>
+            </w:r>
+            <w:r>
+              <w:t xml:space="preserve"> </w:t>
+            </w:r>
+            <w:r>
+              <w:rPr>
+                <w:i/>
+                <w:iCs/>
+              </w:rPr>
+              <w:t xml:space="preserve">X-Internal-Key</w:t>
+            </w:r>
+            <w:r>
+              <w:t xml:space="preserve">; 401 sin llave o con una errada), y</w:t>
+            </w:r>
+            <w:r>
+              <w:t xml:space="preserve"> </w:t>
+            </w:r>
+            <w:r>
+              <w:rPr>
+                <w:i/>
+                <w:iCs/>
+              </w:rPr>
+              <w:t xml:space="preserve">docker-compose.prod.yml</w:t>
+            </w:r>
+            <w:r>
+              <w:t xml:space="preserve"> </w:t>
+            </w:r>
+            <w:r>
+              <w:t xml:space="preserve">no arranca sin ella: sin la llave, booking-service no puede comprobar si una reserva digital vencida ya tiene comprobante y no cancela ninguna por falta de pago.</w:t>
             </w:r>
           </w:p>
         </w:tc>
@@ -7309,7 +8443,7 @@
               <w:t xml:space="preserve"> </w:t>
             </w:r>
             <w:r>
-              <w:t xml:space="preserve">por defecto. No están en</w:t>
+              <w:t xml:space="preserve">por defecto. Están comentadas en</w:t>
             </w:r>
             <w:r>
               <w:t xml:space="preserve"> </w:t>
@@ -7325,7 +8459,7 @@
               <w:t xml:space="preserve"> </w:t>
             </w:r>
             <w:r>
-              <w:t xml:space="preserve">ni en el archivo de Compose: en Docker quedan con su valor por defecto y solo cambian si el gateway corre desde el IDE (acción ACO-14).</w:t>
+              <w:t xml:space="preserve">y el archivo de Compose las pasa al contenedor. Desde el 24 de octubre se revisa con cualquier esquema del encabezado.</w:t>
             </w:r>
           </w:p>
         </w:tc>
@@ -7338,29 +8472,29 @@
               <w:pStyle w:val="Compact"/>
             </w:pPr>
             <w:r>
-              <w:t xml:space="preserve">BOOKING_EXPIRY_CHECK_ENABLED, BOOKING_EXPIRY_CHECK_INTERVAL</w:t>
-            </w:r>
-          </w:p>
-        </w:tc>
-        <w:tc>
-          <w:tcPr/>
-          <w:p>
-            <w:pPr>
-              <w:pStyle w:val="Compact"/>
-            </w:pPr>
-            <w:r>
-              <w:t xml:space="preserve">booking-service</w:t>
-            </w:r>
-          </w:p>
-        </w:tc>
-        <w:tc>
-          <w:tcPr/>
-          <w:p>
-            <w:pPr>
-              <w:pStyle w:val="Compact"/>
-            </w:pPr>
-            <w:r>
-              <w:t xml:space="preserve">Cancelación automática de las reservas programadas que nunca se confirmaron (motivo</w:t>
+              <w:t xml:space="preserve">AUTH_RATE_LIMIT_ENABLED, AUTH_RATE_LIMIT_REQUESTS, AUTH_RATE_LIMIT_WINDOW</w:t>
+            </w:r>
+          </w:p>
+        </w:tc>
+        <w:tc>
+          <w:tcPr/>
+          <w:p>
+            <w:pPr>
+              <w:pStyle w:val="Compact"/>
+            </w:pPr>
+            <w:r>
+              <w:t xml:space="preserve">api-gateway</w:t>
+            </w:r>
+          </w:p>
+        </w:tc>
+        <w:tc>
+          <w:tcPr/>
+          <w:p>
+            <w:pPr>
+              <w:pStyle w:val="Compact"/>
+            </w:pPr>
+            <w:r>
+              <w:t xml:space="preserve">Límite de peticiones por IP en</w:t>
             </w:r>
             <w:r>
               <w:t xml:space="preserve"> </w:t>
@@ -7370,10 +8504,13 @@
                 <w:i/>
                 <w:iCs/>
               </w:rPr>
-              <w:t xml:space="preserve">EXPIRED</w:t>
-            </w:r>
-            <w:r>
-              <w:t xml:space="preserve">):</w:t>
+              <w:t xml:space="preserve">/api/v1/auth/*</w:t>
+            </w:r>
+            <w:r>
+              <w:t xml:space="preserve"> </w:t>
+            </w:r>
+            <w:r>
+              <w:t xml:space="preserve">(desde el 24 de octubre de 2026):</w:t>
             </w:r>
             <w:r>
               <w:t xml:space="preserve"> </w:t>
@@ -7386,10 +8523,440 @@
               <w:t xml:space="preserve">true</w:t>
             </w:r>
             <w:r>
+              <w:t xml:space="preserve">,</w:t>
+            </w:r>
+            <w:r>
+              <w:t xml:space="preserve"> </w:t>
+            </w:r>
+            <w:r>
+              <w:rPr>
+                <w:i/>
+                <w:iCs/>
+              </w:rPr>
+              <w:t xml:space="preserve">60</w:t>
+            </w:r>
+            <w:r>
               <w:t xml:space="preserve"> </w:t>
             </w:r>
             <w:r>
               <w:t xml:space="preserve">y</w:t>
+            </w:r>
+            <w:r>
+              <w:t xml:space="preserve"> </w:t>
+            </w:r>
+            <w:r>
+              <w:rPr>
+                <w:i/>
+                <w:iCs/>
+              </w:rPr>
+              <w:t xml:space="preserve">1m</w:t>
+            </w:r>
+            <w:r>
+              <w:t xml:space="preserve"> </w:t>
+            </w:r>
+            <w:r>
+              <w:t xml:space="preserve">por defecto; al pasarse responde 429</w:t>
+            </w:r>
+            <w:r>
+              <w:t xml:space="preserve"> </w:t>
+            </w:r>
+            <w:r>
+              <w:rPr>
+                <w:i/>
+                <w:iCs/>
+              </w:rPr>
+              <w:t xml:space="preserve">RATE_LIMITED</w:t>
+            </w:r>
+            <w:r>
+              <w:t xml:space="preserve"> </w:t>
+            </w:r>
+            <w:r>
+              <w:t xml:space="preserve">con</w:t>
+            </w:r>
+            <w:r>
+              <w:t xml:space="preserve"> </w:t>
+            </w:r>
+            <w:r>
+              <w:rPr>
+                <w:i/>
+                <w:iCs/>
+              </w:rPr>
+              <w:t xml:space="preserve">Retry-After</w:t>
+            </w:r>
+            <w:r>
+              <w:t xml:space="preserve">. Tienen valor por defecto en el servicio y el compose no las pasa: para cambiarlas, agregarlas al bloque</w:t>
+            </w:r>
+            <w:r>
+              <w:t xml:space="preserve"> </w:t>
+            </w:r>
+            <w:r>
+              <w:rPr>
+                <w:i/>
+                <w:iCs/>
+              </w:rPr>
+              <w:t xml:space="preserve">environment</w:t>
+            </w:r>
+            <w:r>
+              <w:t xml:space="preserve"> </w:t>
+            </w:r>
+            <w:r>
+              <w:t xml:space="preserve">del gateway.</w:t>
+            </w:r>
+          </w:p>
+        </w:tc>
+      </w:tr>
+      <w:tr>
+        <w:tc>
+          <w:tcPr/>
+          <w:p>
+            <w:pPr>
+              <w:pStyle w:val="Compact"/>
+            </w:pPr>
+            <w:r>
+              <w:t xml:space="preserve">TRUSTED_PROXIES</w:t>
+            </w:r>
+          </w:p>
+        </w:tc>
+        <w:tc>
+          <w:tcPr/>
+          <w:p>
+            <w:pPr>
+              <w:pStyle w:val="Compact"/>
+            </w:pPr>
+            <w:r>
+              <w:t xml:space="preserve">api-gateway</w:t>
+            </w:r>
+          </w:p>
+        </w:tc>
+        <w:tc>
+          <w:tcPr/>
+          <w:p>
+            <w:pPr>
+              <w:pStyle w:val="Compact"/>
+            </w:pPr>
+            <w:r>
+              <w:t xml:space="preserve">Redes desde las que se cree el encabezado</w:t>
+            </w:r>
+            <w:r>
+              <w:t xml:space="preserve"> </w:t>
+            </w:r>
+            <w:r>
+              <w:rPr>
+                <w:i/>
+                <w:iCs/>
+              </w:rPr>
+              <w:t xml:space="preserve">X-Forwarded-For</w:t>
+            </w:r>
+            <w:r>
+              <w:t xml:space="preserve"> </w:t>
+            </w:r>
+            <w:r>
+              <w:t xml:space="preserve">(por defecto las privadas y locales:</w:t>
+            </w:r>
+            <w:r>
+              <w:t xml:space="preserve"> </w:t>
+            </w:r>
+            <w:r>
+              <w:rPr>
+                <w:i/>
+                <w:iCs/>
+              </w:rPr>
+              <w:t xml:space="preserve">127.0.0.0/8</w:t>
+            </w:r>
+            <w:r>
+              <w:t xml:space="preserve">,</w:t>
+            </w:r>
+            <w:r>
+              <w:t xml:space="preserve"> </w:t>
+            </w:r>
+            <w:r>
+              <w:rPr>
+                <w:i/>
+                <w:iCs/>
+              </w:rPr>
+              <w:t xml:space="preserve">10.0.0.0/8</w:t>
+            </w:r>
+            <w:r>
+              <w:t xml:space="preserve">,</w:t>
+            </w:r>
+            <w:r>
+              <w:t xml:space="preserve"> </w:t>
+            </w:r>
+            <w:r>
+              <w:rPr>
+                <w:i/>
+                <w:iCs/>
+              </w:rPr>
+              <w:t xml:space="preserve">172.16.0.0/12</w:t>
+            </w:r>
+            <w:r>
+              <w:t xml:space="preserve">,</w:t>
+            </w:r>
+            <w:r>
+              <w:t xml:space="preserve"> </w:t>
+            </w:r>
+            <w:r>
+              <w:rPr>
+                <w:i/>
+                <w:iCs/>
+              </w:rPr>
+              <w:t xml:space="preserve">192.168.0.0/16</w:t>
+            </w:r>
+            <w:r>
+              <w:t xml:space="preserve">,</w:t>
+            </w:r>
+            <w:r>
+              <w:t xml:space="preserve"> </w:t>
+            </w:r>
+            <w:r>
+              <w:rPr>
+                <w:i/>
+                <w:iCs/>
+              </w:rPr>
+              <w:t xml:space="preserve">::1</w:t>
+            </w:r>
+            <w:r>
+              <w:t xml:space="preserve"> </w:t>
+            </w:r>
+            <w:r>
+              <w:t xml:space="preserve">y</w:t>
+            </w:r>
+            <w:r>
+              <w:t xml:space="preserve"> </w:t>
+            </w:r>
+            <w:r>
+              <w:rPr>
+                <w:i/>
+                <w:iCs/>
+              </w:rPr>
+              <w:t xml:space="preserve">fc00::/7</w:t>
+            </w:r>
+            <w:r>
+              <w:t xml:space="preserve">). Con Caddy delante no hace falta cambiarla.</w:t>
+            </w:r>
+          </w:p>
+        </w:tc>
+      </w:tr>
+      <w:tr>
+        <w:tc>
+          <w:tcPr/>
+          <w:p>
+            <w:pPr>
+              <w:pStyle w:val="Compact"/>
+            </w:pPr>
+            <w:r>
+              <w:t xml:space="preserve">ROUTE_CONNECT_TIMEOUT, ROUTE_READ_TIMEOUT</w:t>
+            </w:r>
+          </w:p>
+        </w:tc>
+        <w:tc>
+          <w:tcPr/>
+          <w:p>
+            <w:pPr>
+              <w:pStyle w:val="Compact"/>
+            </w:pPr>
+            <w:r>
+              <w:t xml:space="preserve">api-gateway</w:t>
+            </w:r>
+          </w:p>
+        </w:tc>
+        <w:tc>
+          <w:tcPr/>
+          <w:p>
+            <w:pPr>
+              <w:pStyle w:val="Compact"/>
+            </w:pPr>
+            <w:r>
+              <w:t xml:space="preserve">Tiempo para conectar y para leer la respuesta de cada servicio (desde el 24 de octubre de 2026):</w:t>
+            </w:r>
+            <w:r>
+              <w:t xml:space="preserve"> </w:t>
+            </w:r>
+            <w:r>
+              <w:rPr>
+                <w:i/>
+                <w:iCs/>
+              </w:rPr>
+              <w:t xml:space="preserve">5s</w:t>
+            </w:r>
+            <w:r>
+              <w:t xml:space="preserve"> </w:t>
+            </w:r>
+            <w:r>
+              <w:t xml:space="preserve">y</w:t>
+            </w:r>
+            <w:r>
+              <w:t xml:space="preserve"> </w:t>
+            </w:r>
+            <w:r>
+              <w:rPr>
+                <w:i/>
+                <w:iCs/>
+              </w:rPr>
+              <w:t xml:space="preserve">60s</w:t>
+            </w:r>
+            <w:r>
+              <w:t xml:space="preserve"> </w:t>
+            </w:r>
+            <w:r>
+              <w:t xml:space="preserve">por defecto; si se pasa, el gateway responde 500.</w:t>
+            </w:r>
+          </w:p>
+        </w:tc>
+      </w:tr>
+      <w:tr>
+        <w:tc>
+          <w:tcPr/>
+          <w:p>
+            <w:pPr>
+              <w:pStyle w:val="Compact"/>
+            </w:pPr>
+            <w:r>
+              <w:t xml:space="preserve">BOOKING_EXPIRY_CHECK_ENABLED, BOOKING_EXPIRY_CHECK_INTERVAL</w:t>
+            </w:r>
+          </w:p>
+        </w:tc>
+        <w:tc>
+          <w:tcPr/>
+          <w:p>
+            <w:pPr>
+              <w:pStyle w:val="Compact"/>
+            </w:pPr>
+            <w:r>
+              <w:t xml:space="preserve">booking-service</w:t>
+            </w:r>
+          </w:p>
+        </w:tc>
+        <w:tc>
+          <w:tcPr/>
+          <w:p>
+            <w:pPr>
+              <w:pStyle w:val="Compact"/>
+            </w:pPr>
+            <w:r>
+              <w:rPr>
+                <w:b/>
+                <w:bCs/>
+              </w:rPr>
+              <w:t xml:space="preserve">Sin efecto desde el 24 de octubre de 2026</w:t>
+            </w:r>
+            <w:r>
+              <w:t xml:space="preserve"> </w:t>
+            </w:r>
+            <w:r>
+              <w:t xml:space="preserve">(B-07): la tarea que cancelaba las reservas programadas vencidas se quitó, porque todas las reservas nacen y se reprograman confirmadas. El archivo de Compose todavía las pasa; se pueden borrar de</w:t>
+            </w:r>
+            <w:r>
+              <w:t xml:space="preserve"> </w:t>
+            </w:r>
+            <w:r>
+              <w:rPr>
+                <w:i/>
+                <w:iCs/>
+              </w:rPr>
+              <w:t xml:space="preserve">.env</w:t>
+            </w:r>
+            <w:r>
+              <w:t xml:space="preserve">.</w:t>
+            </w:r>
+          </w:p>
+        </w:tc>
+      </w:tr>
+      <w:tr>
+        <w:tc>
+          <w:tcPr/>
+          <w:p>
+            <w:pPr>
+              <w:pStyle w:val="Compact"/>
+            </w:pPr>
+            <w:r>
+              <w:t xml:space="preserve">BOOKING_EXPIRY_GRACE_MINUTES</w:t>
+            </w:r>
+          </w:p>
+        </w:tc>
+        <w:tc>
+          <w:tcPr/>
+          <w:p>
+            <w:pPr>
+              <w:pStyle w:val="Compact"/>
+            </w:pPr>
+            <w:r>
+              <w:t xml:space="preserve">booking-service y operations-service</w:t>
+            </w:r>
+          </w:p>
+        </w:tc>
+        <w:tc>
+          <w:tcPr/>
+          <w:p>
+            <w:pPr>
+              <w:pStyle w:val="Compact"/>
+            </w:pPr>
+            <w:r>
+              <w:t xml:space="preserve">Minutos después de la hora de fin antes de cerrar una reserva vencida;</w:t>
+            </w:r>
+            <w:r>
+              <w:t xml:space="preserve"> </w:t>
+            </w:r>
+            <w:r>
+              <w:rPr>
+                <w:i/>
+                <w:iCs/>
+              </w:rPr>
+              <w:t xml:space="preserve">60</w:t>
+            </w:r>
+            <w:r>
+              <w:t xml:space="preserve"> </w:t>
+            </w:r>
+            <w:r>
+              <w:t xml:space="preserve">por defecto. La usan los dos servicios, así que si se cambia debe tener el mismo valor en ambos; el archivo de Compose la pasa a los dos.</w:t>
+            </w:r>
+          </w:p>
+        </w:tc>
+      </w:tr>
+      <w:tr>
+        <w:tc>
+          <w:tcPr/>
+          <w:p>
+            <w:pPr>
+              <w:pStyle w:val="Compact"/>
+            </w:pPr>
+            <w:r>
+              <w:t xml:space="preserve">FOLLOW_UP_ENABLED, FOLLOW_UP_INTERVAL, FOLLOW_UP_LOOK_BACK_DAYS</w:t>
+            </w:r>
+          </w:p>
+        </w:tc>
+        <w:tc>
+          <w:tcPr/>
+          <w:p>
+            <w:pPr>
+              <w:pStyle w:val="Compact"/>
+            </w:pPr>
+            <w:r>
+              <w:t xml:space="preserve">operations-service</w:t>
+            </w:r>
+          </w:p>
+        </w:tc>
+        <w:tc>
+          <w:tcPr/>
+          <w:p>
+            <w:pPr>
+              <w:pStyle w:val="Compact"/>
+            </w:pPr>
+            <w:r>
+              <w:t xml:space="preserve">Revisión de las reservas que terminaron sin cerrarse (desde la noche del 21 de octubre de 2026): pasa a No asistió la confirmada que nunca tuvo operario y deja en "Por cerrar" la que tenía operario y nadie registró.</w:t>
+            </w:r>
+            <w:r>
+              <w:t xml:space="preserve"> </w:t>
+            </w:r>
+            <w:r>
+              <w:rPr>
+                <w:i/>
+                <w:iCs/>
+              </w:rPr>
+              <w:t xml:space="preserve">true</w:t>
+            </w:r>
+            <w:r>
+              <w:t xml:space="preserve">,</w:t>
             </w:r>
             <w:r>
               <w:t xml:space="preserve"> </w:t>
@@ -7405,42 +8972,7 @@
               <w:t xml:space="preserve"> </w:t>
             </w:r>
             <w:r>
-              <w:t xml:space="preserve">(cada 5 minutos) por defecto. Igual que las anteriores, no pasan por el archivo de Compose.</w:t>
-            </w:r>
-          </w:p>
-        </w:tc>
-      </w:tr>
-      <w:tr>
-        <w:tc>
-          <w:tcPr/>
-          <w:p>
-            <w:pPr>
-              <w:pStyle w:val="Compact"/>
-            </w:pPr>
-            <w:r>
-              <w:t xml:space="preserve">BOOKING_EXPIRY_GRACE_MINUTES</w:t>
-            </w:r>
-          </w:p>
-        </w:tc>
-        <w:tc>
-          <w:tcPr/>
-          <w:p>
-            <w:pPr>
-              <w:pStyle w:val="Compact"/>
-            </w:pPr>
-            <w:r>
-              <w:t xml:space="preserve">booking-service y operations-service</w:t>
-            </w:r>
-          </w:p>
-        </w:tc>
-        <w:tc>
-          <w:tcPr/>
-          <w:p>
-            <w:pPr>
-              <w:pStyle w:val="Compact"/>
-            </w:pPr>
-            <w:r>
-              <w:t xml:space="preserve">Minutos después de la hora de fin antes de cerrar una reserva vencida;</w:t>
+              <w:t xml:space="preserve">y</w:t>
             </w:r>
             <w:r>
               <w:t xml:space="preserve"> </w:t>
@@ -7450,13 +8982,26 @@
                 <w:i/>
                 <w:iCs/>
               </w:rPr>
-              <w:t xml:space="preserve">60</w:t>
-            </w:r>
-            <w:r>
-              <w:t xml:space="preserve"> </w:t>
-            </w:r>
-            <w:r>
-              <w:t xml:space="preserve">por defecto. La usan los dos servicios, así que si se cambia debe tener el mismo valor en ambos. No pasa por el archivo de Compose.</w:t>
+              <w:t xml:space="preserve">28</w:t>
+            </w:r>
+            <w:r>
+              <w:t xml:space="preserve"> </w:t>
+            </w:r>
+            <w:r>
+              <w:t xml:space="preserve">(días hacia atrás que revisa, porque el servidor puede pasar semanas apagado) por defecto; necesita</w:t>
+            </w:r>
+            <w:r>
+              <w:t xml:space="preserve"> </w:t>
+            </w:r>
+            <w:r>
+              <w:rPr>
+                <w:i/>
+                <w:iCs/>
+              </w:rPr>
+              <w:t xml:space="preserve">INTERNAL_API_KEY</w:t>
+            </w:r>
+            <w:r>
+              <w:t xml:space="preserve">. Pasan por el archivo de Compose.</w:t>
             </w:r>
           </w:p>
         </w:tc>
@@ -7469,7 +9014,7 @@
               <w:pStyle w:val="Compact"/>
             </w:pPr>
             <w:r>
-              <w:t xml:space="preserve">FOLLOW_UP_ENABLED, FOLLOW_UP_INTERVAL</w:t>
+              <w:t xml:space="preserve">START_LATE_LIMIT</w:t>
             </w:r>
           </w:p>
         </w:tc>
@@ -7491,7 +9036,235 @@
               <w:pStyle w:val="Compact"/>
             </w:pPr>
             <w:r>
-              <w:t xml:space="preserve">Revisión de las reservas que terminaron sin cerrarse (desde la noche del 21 de octubre de 2026): pasa a No asistió la confirmada que nunca tuvo operario y deja en "Por cerrar" la que tenía operario y nadie registró.</w:t>
+              <w:t xml:space="preserve">Hasta cuánto después de la hora de fin el operario puede iniciar un servicio (desde el 24 de octubre de 2026):</w:t>
+            </w:r>
+            <w:r>
+              <w:t xml:space="preserve"> </w:t>
+            </w:r>
+            <w:r>
+              <w:rPr>
+                <w:i/>
+                <w:iCs/>
+              </w:rPr>
+              <w:t xml:space="preserve">PT4H</w:t>
+            </w:r>
+            <w:r>
+              <w:t xml:space="preserve"> </w:t>
+            </w:r>
+            <w:r>
+              <w:t xml:space="preserve">por defecto; después responde 409</w:t>
+            </w:r>
+            <w:r>
+              <w:t xml:space="preserve"> </w:t>
+            </w:r>
+            <w:r>
+              <w:rPr>
+                <w:i/>
+                <w:iCs/>
+              </w:rPr>
+              <w:t xml:space="preserve">SERVICE_TOO_LATE</w:t>
+            </w:r>
+            <w:r>
+              <w:t xml:space="preserve">. No pasa por el compose.</w:t>
+            </w:r>
+          </w:p>
+        </w:tc>
+      </w:tr>
+      <w:tr>
+        <w:tc>
+          <w:tcPr/>
+          <w:p>
+            <w:pPr>
+              <w:pStyle w:val="Compact"/>
+            </w:pPr>
+            <w:r>
+              <w:t xml:space="preserve">BOOKING_CASH_ACTIVE_LIMIT</w:t>
+            </w:r>
+          </w:p>
+        </w:tc>
+        <w:tc>
+          <w:tcPr/>
+          <w:p>
+            <w:pPr>
+              <w:pStyle w:val="Compact"/>
+            </w:pPr>
+            <w:r>
+              <w:t xml:space="preserve">booking-service</w:t>
+            </w:r>
+          </w:p>
+        </w:tc>
+        <w:tc>
+          <w:tcPr/>
+          <w:p>
+            <w:pPr>
+              <w:pStyle w:val="Compact"/>
+            </w:pPr>
+            <w:r>
+              <w:t xml:space="preserve">Máximo de reservas activas en efectivo por cliente (desde el 26 de octubre de 2026);</w:t>
+            </w:r>
+            <w:r>
+              <w:t xml:space="preserve"> </w:t>
+            </w:r>
+            <w:r>
+              <w:rPr>
+                <w:i/>
+                <w:iCs/>
+              </w:rPr>
+              <w:t xml:space="preserve">1</w:t>
+            </w:r>
+            <w:r>
+              <w:t xml:space="preserve"> </w:t>
+            </w:r>
+            <w:r>
+              <w:t xml:space="preserve">por defecto; al pasarse responde 409</w:t>
+            </w:r>
+            <w:r>
+              <w:t xml:space="preserve"> </w:t>
+            </w:r>
+            <w:r>
+              <w:rPr>
+                <w:i/>
+                <w:iCs/>
+              </w:rPr>
+              <w:t xml:space="preserve">CASH_BOOKING_LIMIT</w:t>
+            </w:r>
+            <w:r>
+              <w:t xml:space="preserve">. Comentada en</w:t>
+            </w:r>
+            <w:r>
+              <w:t xml:space="preserve"> </w:t>
+            </w:r>
+            <w:r>
+              <w:rPr>
+                <w:i/>
+                <w:iCs/>
+              </w:rPr>
+              <w:t xml:space="preserve">.env.example</w:t>
+            </w:r>
+            <w:r>
+              <w:t xml:space="preserve">; el compose la pasa al contenedor.</w:t>
+            </w:r>
+          </w:p>
+        </w:tc>
+      </w:tr>
+      <w:tr>
+        <w:tc>
+          <w:tcPr/>
+          <w:p>
+            <w:pPr>
+              <w:pStyle w:val="Compact"/>
+            </w:pPr>
+            <w:r>
+              <w:t xml:space="preserve">BOOKING_PAYMENT_WINDOW</w:t>
+            </w:r>
+          </w:p>
+        </w:tc>
+        <w:tc>
+          <w:tcPr/>
+          <w:p>
+            <w:pPr>
+              <w:pStyle w:val="Compact"/>
+            </w:pPr>
+            <w:r>
+              <w:t xml:space="preserve">booking-service</w:t>
+            </w:r>
+          </w:p>
+        </w:tc>
+        <w:tc>
+          <w:tcPr/>
+          <w:p>
+            <w:pPr>
+              <w:pStyle w:val="Compact"/>
+            </w:pPr>
+            <w:r>
+              <w:t xml:space="preserve">Plazo para subir el comprobante de una reserva con pago digital (o la hora de inicio, si es más pronto);</w:t>
+            </w:r>
+            <w:r>
+              <w:t xml:space="preserve"> </w:t>
+            </w:r>
+            <w:r>
+              <w:rPr>
+                <w:i/>
+                <w:iCs/>
+              </w:rPr>
+              <w:t xml:space="preserve">30m</w:t>
+            </w:r>
+            <w:r>
+              <w:t xml:space="preserve"> </w:t>
+            </w:r>
+            <w:r>
+              <w:t xml:space="preserve">por defecto. Para probar el vencimiento en local sin esperar, se puede bajar (por ejemplo, a</w:t>
+            </w:r>
+            <w:r>
+              <w:t xml:space="preserve"> </w:t>
+            </w:r>
+            <w:r>
+              <w:rPr>
+                <w:i/>
+                <w:iCs/>
+              </w:rPr>
+              <w:t xml:space="preserve">1m</w:t>
+            </w:r>
+            <w:r>
+              <w:t xml:space="preserve">).</w:t>
+            </w:r>
+          </w:p>
+        </w:tc>
+      </w:tr>
+      <w:tr>
+        <w:tc>
+          <w:tcPr/>
+          <w:p>
+            <w:pPr>
+              <w:pStyle w:val="Compact"/>
+            </w:pPr>
+            <w:r>
+              <w:t xml:space="preserve">BOOKING_PAYMENT_EXPIRY_ENABLED, BOOKING_PAYMENT_EXPIRY_INTERVAL</w:t>
+            </w:r>
+          </w:p>
+        </w:tc>
+        <w:tc>
+          <w:tcPr/>
+          <w:p>
+            <w:pPr>
+              <w:pStyle w:val="Compact"/>
+            </w:pPr>
+            <w:r>
+              <w:t xml:space="preserve">booking-service</w:t>
+            </w:r>
+          </w:p>
+        </w:tc>
+        <w:tc>
+          <w:tcPr/>
+          <w:p>
+            <w:pPr>
+              <w:pStyle w:val="Compact"/>
+            </w:pPr>
+            <w:r>
+              <w:rPr>
+                <w:i/>
+                <w:iCs/>
+              </w:rPr>
+              <w:t xml:space="preserve">PaymentDeadlineJob</w:t>
+            </w:r>
+            <w:r>
+              <w:t xml:space="preserve">, que cancela con</w:t>
+            </w:r>
+            <w:r>
+              <w:t xml:space="preserve"> </w:t>
+            </w:r>
+            <w:r>
+              <w:rPr>
+                <w:i/>
+                <w:iCs/>
+              </w:rPr>
+              <w:t xml:space="preserve">PAYMENT_TIMEOUT</w:t>
+            </w:r>
+            <w:r>
+              <w:t xml:space="preserve"> </w:t>
+            </w:r>
+            <w:r>
+              <w:t xml:space="preserve">las reservas digitales vencidas después de preguntarle a payment-service:</w:t>
             </w:r>
             <w:r>
               <w:t xml:space="preserve"> </w:t>
@@ -7517,61 +9290,151 @@
                 <w:i/>
                 <w:iCs/>
               </w:rPr>
-              <w:t xml:space="preserve">PT5M</w:t>
-            </w:r>
-            <w:r>
-              <w:t xml:space="preserve"> </w:t>
-            </w:r>
-            <w:r>
-              <w:t xml:space="preserve">por defecto; necesita</w:t>
-            </w:r>
-            <w:r>
-              <w:t xml:space="preserve"> </w:t>
+              <w:t xml:space="preserve">60s</w:t>
+            </w:r>
+            <w:r>
+              <w:t xml:space="preserve"> </w:t>
+            </w:r>
+            <w:r>
+              <w:t xml:space="preserve">por defecto. Pasan por el compose.</w:t>
+            </w:r>
+          </w:p>
+        </w:tc>
+      </w:tr>
+      <w:tr>
+        <w:tc>
+          <w:tcPr/>
+          <w:p>
+            <w:pPr>
+              <w:pStyle w:val="Compact"/>
+            </w:pPr>
+            <w:r>
+              <w:t xml:space="preserve">SECURITY_SERVICE_URL, CUSTOMER_SERVICE_URL, BOOKING_SERVICE_URL, PAYMENT_SERVICE_URL</w:t>
+            </w:r>
+          </w:p>
+        </w:tc>
+        <w:tc>
+          <w:tcPr/>
+          <w:p>
+            <w:pPr>
+              <w:pStyle w:val="Compact"/>
+            </w:pPr>
+            <w:r>
+              <w:t xml:space="preserve">Servicios que llaman a otros</w:t>
+            </w:r>
+          </w:p>
+        </w:tc>
+        <w:tc>
+          <w:tcPr/>
+          <w:p>
+            <w:pPr>
+              <w:pStyle w:val="Compact"/>
+            </w:pPr>
+            <w:r>
+              <w:t xml:space="preserve">Direcciones de los servicios; tienen valores por defecto para el entorno local. payment-service necesita BOOKING_SERVICE_URL para leer el total y acreditar los puntos de una reserva. Desde el 24 de octubre de 2026 customer-service también la usa, pero con la raíz del servicio (</w:t>
             </w:r>
             <w:r>
               <w:rPr>
                 <w:i/>
                 <w:iCs/>
               </w:rPr>
-              <w:t xml:space="preserve">INTERNAL_API_KEY</w:t>
-            </w:r>
-            <w:r>
-              <w:t xml:space="preserve">. No pasan por el archivo de Compose.</w:t>
-            </w:r>
-          </w:p>
-        </w:tc>
-      </w:tr>
-      <w:tr>
-        <w:tc>
-          <w:tcPr/>
-          <w:p>
-            <w:pPr>
-              <w:pStyle w:val="Compact"/>
-            </w:pPr>
-            <w:r>
-              <w:t xml:space="preserve">SECURITY_SERVICE_URL, CUSTOMER_SERVICE_URL, BOOKING_SERVICE_URL</w:t>
-            </w:r>
-          </w:p>
-        </w:tc>
-        <w:tc>
-          <w:tcPr/>
-          <w:p>
-            <w:pPr>
-              <w:pStyle w:val="Compact"/>
-            </w:pPr>
-            <w:r>
-              <w:t xml:space="preserve">Servicios que llaman a otros</w:t>
-            </w:r>
-          </w:p>
-        </w:tc>
-        <w:tc>
-          <w:tcPr/>
-          <w:p>
-            <w:pPr>
-              <w:pStyle w:val="Compact"/>
-            </w:pPr>
-            <w:r>
-              <w:t xml:space="preserve">Direcciones de los servicios; tienen valores por defecto para el entorno local. payment-service necesita BOOKING_SERVICE_URL para leer el total y acreditar los puntos de una reserva.</w:t>
+              <w:t xml:space="preserve">http://booking-service:3003</w:t>
+            </w:r>
+            <w:r>
+              <w:t xml:space="preserve"> </w:t>
+            </w:r>
+            <w:r>
+              <w:t xml:space="preserve">en Docker,</w:t>
+            </w:r>
+            <w:r>
+              <w:t xml:space="preserve"> </w:t>
+            </w:r>
+            <w:r>
+              <w:rPr>
+                <w:i/>
+                <w:iCs/>
+              </w:rPr>
+              <w:t xml:space="preserve">http://localhost:3003</w:t>
+            </w:r>
+            <w:r>
+              <w:t xml:space="preserve"> </w:t>
+            </w:r>
+            <w:r>
+              <w:t xml:space="preserve">en local, sin</w:t>
+            </w:r>
+            <w:r>
+              <w:t xml:space="preserve"> </w:t>
+            </w:r>
+            <w:r>
+              <w:rPr>
+                <w:i/>
+                <w:iCs/>
+              </w:rPr>
+              <w:t xml:space="preserve">/api/v1</w:t>
+            </w:r>
+            <w:r>
+              <w:t xml:space="preserve">), fijada en el compose; opcional,</w:t>
+            </w:r>
+            <w:r>
+              <w:t xml:space="preserve"> </w:t>
+            </w:r>
+            <w:r>
+              <w:rPr>
+                <w:i/>
+                <w:iCs/>
+              </w:rPr>
+              <w:t xml:space="preserve">BOOKING_SERVICE_TIMEOUT</w:t>
+            </w:r>
+            <w:r>
+              <w:t xml:space="preserve"> </w:t>
+            </w:r>
+            <w:r>
+              <w:t xml:space="preserve">(3 s). Desde el 26 de octubre de 2026 booking-service usa</w:t>
+            </w:r>
+            <w:r>
+              <w:t xml:space="preserve"> </w:t>
+            </w:r>
+            <w:r>
+              <w:rPr>
+                <w:i/>
+                <w:iCs/>
+              </w:rPr>
+              <w:t xml:space="preserve">PAYMENT_SERVICE_URL</w:t>
+            </w:r>
+            <w:r>
+              <w:t xml:space="preserve"> </w:t>
+            </w:r>
+            <w:r>
+              <w:t xml:space="preserve">(</w:t>
+            </w:r>
+            <w:r>
+              <w:rPr>
+                <w:i/>
+                <w:iCs/>
+              </w:rPr>
+              <w:t xml:space="preserve">http://payment-service:3005</w:t>
+            </w:r>
+            <w:r>
+              <w:t xml:space="preserve"> </w:t>
+            </w:r>
+            <w:r>
+              <w:t xml:space="preserve">en Docker, fija en el compose;</w:t>
+            </w:r>
+            <w:r>
+              <w:t xml:space="preserve"> </w:t>
+            </w:r>
+            <w:r>
+              <w:rPr>
+                <w:i/>
+                <w:iCs/>
+              </w:rPr>
+              <w:t xml:space="preserve">http://localhost:3005</w:t>
+            </w:r>
+            <w:r>
+              <w:t xml:space="preserve"> </w:t>
+            </w:r>
+            <w:r>
+              <w:t xml:space="preserve">por defecto en local) para la consulta interna a payment-service.</w:t>
             </w:r>
           </w:p>
         </w:tc>
@@ -7624,8 +9487,8 @@
         <w:t xml:space="preserve">y los archivos de configuración de los servicios.</w:t>
       </w:r>
     </w:p>
-    <w:bookmarkEnd w:id="63"/>
-    <w:bookmarkStart w:id="64" w:name="X025df910a8d5e4b90f0322607c7a2d2a215cd24"/>
+    <w:bookmarkEnd w:id="55"/>
+    <w:bookmarkStart w:id="56" w:name="X025df910a8d5e4b90f0322607c7a2d2a215cd24"/>
     <w:p>
       <w:pPr>
         <w:pStyle w:val="Heading3"/>
@@ -7759,8 +9622,8 @@
         <w:t xml:space="preserve">, nunca en un mensaje, un documento compartido o un repositorio.</w:t>
       </w:r>
     </w:p>
-    <w:bookmarkEnd w:id="64"/>
-    <w:bookmarkStart w:id="65" w:name="X1146bfc2d63380a8abce8aa0eec403c8683bb2d"/>
+    <w:bookmarkEnd w:id="56"/>
+    <w:bookmarkStart w:id="57" w:name="X1146bfc2d63380a8abce8aa0eec403c8683bb2d"/>
     <w:p>
       <w:pPr>
         <w:pStyle w:val="Heading3"/>
@@ -8178,8 +10041,8 @@
         <w:t xml:space="preserve">********</w:t>
       </w:r>
     </w:p>
-    <w:bookmarkEnd w:id="65"/>
-    <w:bookmarkStart w:id="71" w:name="X84281b81d4f7e060a107ff1bc8347c499d8fac5"/>
+    <w:bookmarkEnd w:id="57"/>
+    <w:bookmarkStart w:id="63" w:name="X84281b81d4f7e060a107ff1bc8347c499d8fac5"/>
     <w:p>
       <w:pPr>
         <w:pStyle w:val="Heading3"/>
@@ -8334,7 +10197,7 @@
       <w:r>
         <w:t xml:space="preserve"> </w:t>
       </w:r>
-      <w:hyperlink r:id="rId66">
+      <w:hyperlink r:id="rId58">
         <w:r>
           <w:rPr>
             <w:rStyle w:val="Hyperlink"/>
@@ -8353,7 +10216,7 @@
       <w:r>
         <w:t xml:space="preserve"> </w:t>
       </w:r>
-      <w:hyperlink r:id="rId67">
+      <w:hyperlink r:id="rId59">
         <w:r>
           <w:rPr>
             <w:rStyle w:val="Hyperlink"/>
@@ -8442,18 +10305,18 @@
           <wp:inline>
             <wp:extent cx="5334000" cy="2939902"/>
             <wp:effectExtent b="0" l="0" r="0" t="0"/>
-            <wp:docPr descr="Archivo .env Configurado con los Secretos Ocultos" title="" id="69" name="Picture"/>
+            <wp:docPr descr="Archivo .env Configurado con los Secretos Ocultos" title="" id="61" name="Picture"/>
             <a:graphic>
               <a:graphicData uri="http://schemas.openxmlformats.org/drawingml/2006/picture">
                 <pic:pic>
                   <pic:nvPicPr>
-                    <pic:cNvPr descr="capturas/instalacion-04-archivo-env-configurado-con-los-secretos-ocultos.png" id="70" name="Picture"/>
+                    <pic:cNvPr descr="capturas/instalacion-04-archivo-env-configurado-con-los-secretos-ocultos.png" id="62" name="Picture"/>
                     <pic:cNvPicPr>
                       <a:picLocks noChangeArrowheads="1" noChangeAspect="1"/>
                     </pic:cNvPicPr>
                   </pic:nvPicPr>
                   <pic:blipFill>
-                    <a:blip r:embed="rId68"/>
+                    <a:blip r:embed="rId60"/>
                     <a:stretch>
                       <a:fillRect/>
                     </a:stretch>
@@ -8498,9 +10361,9 @@
         <w:t xml:space="preserve">No capturar valores reales de los secretos.</w:t>
       </w:r>
     </w:p>
-    <w:bookmarkEnd w:id="71"/>
-    <w:bookmarkEnd w:id="72"/>
-    <w:bookmarkStart w:id="82" w:name="X7c66af648c79912150fa07bc17fac8c4bafe747"/>
+    <w:bookmarkEnd w:id="63"/>
+    <w:bookmarkEnd w:id="64"/>
+    <w:bookmarkStart w:id="74" w:name="X7c66af648c79912150fa07bc17fac8c4bafe747"/>
     <w:p>
       <w:pPr>
         <w:pStyle w:val="Heading2"/>
@@ -8668,7 +10531,7 @@
         <w:t xml:space="preserve">(Equipo de Desarrollo Vehicle Washing, 2026a).</w:t>
       </w:r>
     </w:p>
-    <w:bookmarkStart w:id="76" w:name="Xc0977c2afcaa41551685727bc25143c9d96b4b8"/>
+    <w:bookmarkStart w:id="68" w:name="Xc0977c2afcaa41551685727bc25143c9d96b4b8"/>
     <w:p>
       <w:pPr>
         <w:pStyle w:val="Heading3"/>
@@ -9057,18 +10920,18 @@
           <wp:inline>
             <wp:extent cx="5334000" cy="1067392"/>
             <wp:effectExtent b="0" l="0" r="0" t="0"/>
-            <wp:docPr descr="Contenedores de Infraestructura en Ejecución" title="" id="74" name="Picture"/>
+            <wp:docPr descr="Contenedores de Infraestructura en Ejecución" title="" id="66" name="Picture"/>
             <a:graphic>
               <a:graphicData uri="http://schemas.openxmlformats.org/drawingml/2006/picture">
                 <pic:pic>
                   <pic:nvPicPr>
-                    <pic:cNvPr descr="capturas/instalacion-05-contenedores-de-infraestructura-en-ejecucion.png" id="75" name="Picture"/>
+                    <pic:cNvPr descr="capturas/instalacion-05-contenedores-de-infraestructura-en-ejecucion.png" id="67" name="Picture"/>
                     <pic:cNvPicPr>
                       <a:picLocks noChangeArrowheads="1" noChangeAspect="1"/>
                     </pic:cNvPicPr>
                   </pic:nvPicPr>
                   <pic:blipFill>
-                    <a:blip r:embed="rId73"/>
+                    <a:blip r:embed="rId65"/>
                     <a:stretch>
                       <a:fillRect/>
                     </a:stretch>
@@ -9095,8 +10958,8 @@
         </w:drawing>
       </w:r>
     </w:p>
-    <w:bookmarkEnd w:id="76"/>
-    <w:bookmarkStart w:id="77" w:name="X9305ade86978ef08c902a8866c8cb57defbf79e"/>
+    <w:bookmarkEnd w:id="68"/>
+    <w:bookmarkStart w:id="69" w:name="X9305ade86978ef08c902a8866c8cb57defbf79e"/>
     <w:p>
       <w:pPr>
         <w:pStyle w:val="Heading3"/>
@@ -9398,7 +11261,72 @@
               <w:t xml:space="preserve"> </w:t>
             </w:r>
             <w:r>
-              <w:t xml:space="preserve">del cierre automático de reservas vencidas.</w:t>
+              <w:t xml:space="preserve">del cierre automático de reservas vencidas; desde el 24 de octubre de 2026, 044 precio mayor que 0, 045 bloqueo optimista de la reserva y semilla 113 borrado de los datos de ejemplo de la sede; desde el 26 de octubre de 2026, 049 modo y plazo de pago de la reserva (</w:t>
+            </w:r>
+            <w:r>
+              <w:rPr>
+                <w:i/>
+                <w:iCs/>
+              </w:rPr>
+              <w:t xml:space="preserve">payment_mode</w:t>
+            </w:r>
+            <w:r>
+              <w:t xml:space="preserve">,</w:t>
+            </w:r>
+            <w:r>
+              <w:t xml:space="preserve"> </w:t>
+            </w:r>
+            <w:r>
+              <w:rPr>
+                <w:i/>
+                <w:iCs/>
+              </w:rPr>
+              <w:t xml:space="preserve">payment_deadline</w:t>
+            </w:r>
+            <w:r>
+              <w:t xml:space="preserve">,</w:t>
+            </w:r>
+            <w:r>
+              <w:t xml:space="preserve"> </w:t>
+            </w:r>
+            <w:r>
+              <w:rPr>
+                <w:i/>
+                <w:iCs/>
+              </w:rPr>
+              <w:t xml:space="preserve">payment_reported_at</w:t>
+            </w:r>
+            <w:r>
+              <w:t xml:space="preserve"> </w:t>
+            </w:r>
+            <w:r>
+              <w:t xml:space="preserve">e índice</w:t>
+            </w:r>
+            <w:r>
+              <w:t xml:space="preserve"> </w:t>
+            </w:r>
+            <w:r>
+              <w:rPr>
+                <w:i/>
+                <w:iCs/>
+              </w:rPr>
+              <w:t xml:space="preserve">ix_booking_payment_pending</w:t>
+            </w:r>
+            <w:r>
+              <w:t xml:space="preserve">) y semilla 117 motivo</w:t>
+            </w:r>
+            <w:r>
+              <w:t xml:space="preserve"> </w:t>
+            </w:r>
+            <w:r>
+              <w:rPr>
+                <w:i/>
+                <w:iCs/>
+              </w:rPr>
+              <w:t xml:space="preserve">PAYMENT_TIMEOUT</w:t>
+            </w:r>
+            <w:r>
+              <w:t xml:space="preserve">.</w:t>
             </w:r>
           </w:p>
         </w:tc>
@@ -9653,8 +11581,8 @@
         <w:t xml:space="preserve">.</w:t>
       </w:r>
     </w:p>
-    <w:bookmarkEnd w:id="77"/>
-    <w:bookmarkStart w:id="78" w:name="X0af8ea82deac627fbfcc5856c9e5782b8d73cbd"/>
+    <w:bookmarkEnd w:id="69"/>
+    <w:bookmarkStart w:id="70" w:name="X0af8ea82deac627fbfcc5856c9e5782b8d73cbd"/>
     <w:p>
       <w:pPr>
         <w:pStyle w:val="Heading3"/>
@@ -9668,20 +11596,47 @@
         <w:pStyle w:val="FirstParagraph"/>
       </w:pPr>
       <w:r>
-        <w:t xml:space="preserve">El repositorio de documentación conserva el script</w:t>
-      </w:r>
-      <w:r>
-        <w:t xml:space="preserve"> </w:t>
-      </w:r>
-      <w:r>
-        <w:rPr>
+        <w:rPr>
+          <w:b/>
+          <w:bCs/>
+        </w:rPr>
+        <w:t xml:space="preserve">Al 23 de octubre de 2026 el script</w:t>
+      </w:r>
+      <w:r>
+        <w:rPr>
+          <w:b/>
+          <w:bCs/>
+        </w:rPr>
+        <w:t xml:space="preserve"> </w:t>
+      </w:r>
+      <w:r>
+        <w:rPr>
+          <w:b/>
+          <w:bCs/>
           <w:i/>
           <w:iCs/>
         </w:rPr>
         <w:t xml:space="preserve">lavarapido-6-services-sqlserver.sql</w:t>
       </w:r>
       <w:r>
-        <w:t xml:space="preserve">, con el modelo completo, para quienes crean la base de datos a mano. Como cada changeset tiene una precondición, los servicios pueden arrancar después sobre una base creada con ese script: Liquibase marca como ejecutados los objetos que ya existen. El script se ejecuta sobre la base de datos vacía:</w:t>
+        <w:rPr>
+          <w:b/>
+          <w:bCs/>
+        </w:rPr>
+        <w:t xml:space="preserve"> </w:t>
+      </w:r>
+      <w:r>
+        <w:rPr>
+          <w:b/>
+          <w:bCs/>
+        </w:rPr>
+        <w:t xml:space="preserve">no está versionado en ninguno de los repositorios</w:t>
+      </w:r>
+      <w:r>
+        <w:t xml:space="preserve"> </w:t>
+      </w:r>
+      <w:r>
+        <w:t xml:space="preserve">(tampoco en su historial), así que este método no se puede seguir: la base se crea solo con los changelogs de Liquibase que cada servicio aplica al arrancar (sección 11.2). Si el equipo vuelve a publicar el script, se ejecuta sobre la base de datos vacía y, como cada changeset tiene una precondición, Liquibase marca como ejecutados los objetos que ya existen:</w:t>
       </w:r>
     </w:p>
     <w:p>
@@ -9805,8 +11760,8 @@
         <w:t xml:space="preserve">El método recomendado es el de la sección 11.2, porque deja el historial de cada servicio en su tabla de control.</w:t>
       </w:r>
     </w:p>
-    <w:bookmarkEnd w:id="78"/>
-    <w:bookmarkStart w:id="79" w:name="Xcaacb90b62b81db3294d85b3dfeb2a9249dfc7f"/>
+    <w:bookmarkEnd w:id="70"/>
+    <w:bookmarkStart w:id="71" w:name="Xcaacb90b62b81db3294d85b3dfeb2a9249dfc7f"/>
     <w:p>
       <w:pPr>
         <w:pStyle w:val="Heading3"/>
@@ -10248,8 +12203,8 @@
         <w:t xml:space="preserve">, las migraciones se deben ejecutar con una cuenta aparte.</w:t>
       </w:r>
     </w:p>
-    <w:bookmarkEnd w:id="79"/>
-    <w:bookmarkStart w:id="80" w:name="Xfbb7b9518656ffab4d6e14c8f519e1049b2fea8"/>
+    <w:bookmarkEnd w:id="71"/>
+    <w:bookmarkStart w:id="72" w:name="Xfbb7b9518656ffab4d6e14c8f519e1049b2fea8"/>
     <w:p>
       <w:pPr>
         <w:pStyle w:val="Heading3"/>
@@ -11342,8 +13297,8 @@
         <w:t xml:space="preserve">Si una tabla de catálogo está vacía, el servicio dueño todavía no ha arrancado o su changeset de semilla no se ejecutó.</w:t>
       </w:r>
     </w:p>
-    <w:bookmarkEnd w:id="80"/>
-    <w:bookmarkStart w:id="81" w:name="Xd2c758b841ce47590b66d7983ce0d70315ed115"/>
+    <w:bookmarkEnd w:id="72"/>
+    <w:bookmarkStart w:id="73" w:name="Xd2c758b841ce47590b66d7983ce0d70315ed115"/>
     <w:p>
       <w:pPr>
         <w:pStyle w:val="Heading3"/>
@@ -11594,9 +13549,9 @@
         <w:t xml:space="preserve">-v</w:t>
       </w:r>
     </w:p>
-    <w:bookmarkEnd w:id="81"/>
-    <w:bookmarkEnd w:id="82"/>
-    <w:bookmarkStart w:id="92" w:name="Xcad650cb84f4554d53d010cfc1a4ae30668a351"/>
+    <w:bookmarkEnd w:id="73"/>
+    <w:bookmarkEnd w:id="74"/>
+    <w:bookmarkStart w:id="84" w:name="Xcad650cb84f4554d53d010cfc1a4ae30668a351"/>
     <w:p>
       <w:pPr>
         <w:pStyle w:val="Heading2"/>
@@ -11605,7 +13560,7 @@
         <w:t xml:space="preserve">12. Ejecución del Backend</w:t>
       </w:r>
     </w:p>
-    <w:bookmarkStart w:id="83" w:name="Xd83e340e8e4aa1c8d65d4bc72df2cb208ae6da1"/>
+    <w:bookmarkStart w:id="75" w:name="Xd83e340e8e4aa1c8d65d4bc72df2cb208ae6da1"/>
     <w:p>
       <w:pPr>
         <w:pStyle w:val="Heading3"/>
@@ -12017,8 +13972,8 @@
         <w:t xml:space="preserve">El primer arranque de cada servicio Java tarda más porque descarga dependencias y crea sus tablas.</w:t>
       </w:r>
     </w:p>
-    <w:bookmarkEnd w:id="83"/>
-    <w:bookmarkStart w:id="87" w:name="Xe22b23ddb272788eadd3f24d7ffe66c5152c60e"/>
+    <w:bookmarkEnd w:id="75"/>
+    <w:bookmarkStart w:id="79" w:name="Xe22b23ddb272788eadd3f24d7ffe66c5152c60e"/>
     <w:p>
       <w:pPr>
         <w:pStyle w:val="Heading3"/>
@@ -12227,18 +14182,18 @@
           <wp:inline>
             <wp:extent cx="5334000" cy="1617406"/>
             <wp:effectExtent b="0" l="0" r="0" t="0"/>
-            <wp:docPr descr="Contenedores del Entorno en Ejecución" title="" id="85" name="Picture"/>
+            <wp:docPr descr="Contenedores del Entorno en Ejecución" title="" id="77" name="Picture"/>
             <a:graphic>
               <a:graphicData uri="http://schemas.openxmlformats.org/drawingml/2006/picture">
                 <pic:pic>
                   <pic:nvPicPr>
-                    <pic:cNvPr descr="capturas/instalacion-06-contenedores-del-entorno-en-ejecucion.png" id="86" name="Picture"/>
+                    <pic:cNvPr descr="capturas/instalacion-06-contenedores-del-entorno-en-ejecucion.png" id="78" name="Picture"/>
                     <pic:cNvPicPr>
                       <a:picLocks noChangeArrowheads="1" noChangeAspect="1"/>
                     </pic:cNvPicPr>
                   </pic:nvPicPr>
                   <pic:blipFill>
-                    <a:blip r:embed="rId84"/>
+                    <a:blip r:embed="rId76"/>
                     <a:stretch>
                       <a:fillRect/>
                     </a:stretch>
@@ -12265,8 +14220,8 @@
         </w:drawing>
       </w:r>
     </w:p>
-    <w:bookmarkEnd w:id="87"/>
-    <w:bookmarkStart w:id="88" w:name="X75cdd60ce0abe8e3048daa2c23c9c0af6efb632"/>
+    <w:bookmarkEnd w:id="79"/>
+    <w:bookmarkStart w:id="80" w:name="X75cdd60ce0abe8e3048daa2c23c9c0af6efb632"/>
     <w:p>
       <w:pPr>
         <w:pStyle w:val="Heading3"/>
@@ -12426,8 +14381,8 @@
         <w:t xml:space="preserve">. No ejecutar el mismo servicio en Docker y en el anfitrión al mismo tiempo, porque ambos intentarían usar el mismo puerto.</w:t>
       </w:r>
     </w:p>
-    <w:bookmarkEnd w:id="88"/>
-    <w:bookmarkStart w:id="89" w:name="X3a018544caa1128d1c5f2c989c2653d61afac73"/>
+    <w:bookmarkEnd w:id="80"/>
+    <w:bookmarkStart w:id="81" w:name="X3a018544caa1128d1c5f2c989c2653d61afac73"/>
     <w:p>
       <w:pPr>
         <w:pStyle w:val="Heading3"/>
@@ -12594,8 +14549,8 @@
         <w:t xml:space="preserve">) solo para probar las migraciones; no se debe usar para ejecutar el sistema.</w:t>
       </w:r>
     </w:p>
-    <w:bookmarkEnd w:id="89"/>
-    <w:bookmarkStart w:id="90" w:name="Xdd7e4f2672df5a6b1908a4b3201b880b8301236"/>
+    <w:bookmarkEnd w:id="81"/>
+    <w:bookmarkStart w:id="82" w:name="Xdd7e4f2672df5a6b1908a4b3201b880b8301236"/>
     <w:p>
       <w:pPr>
         <w:pStyle w:val="Heading3"/>
@@ -12674,7 +14629,110 @@
         <w:t xml:space="preserve">.dlq</w:t>
       </w:r>
       <w:r>
-        <w:t xml:space="preserve">), a las que pasa un mensaje después de tres reintentos fallidos. Con</w:t>
+        <w:t xml:space="preserve">), a las que pasa un mensaje después de tres reintentos fallidos. Desde el 26 de octubre de 2026 booking-service también consume: crea la cola</w:t>
+      </w:r>
+      <w:r>
+        <w:t xml:space="preserve"> </w:t>
+      </w:r>
+      <w:r>
+        <w:rPr>
+          <w:i/>
+          <w:iCs/>
+        </w:rPr>
+        <w:t xml:space="preserve">booking.payment-events</w:t>
+      </w:r>
+      <w:r>
+        <w:t xml:space="preserve"> </w:t>
+      </w:r>
+      <w:r>
+        <w:t xml:space="preserve">(llaves</w:t>
+      </w:r>
+      <w:r>
+        <w:t xml:space="preserve"> </w:t>
+      </w:r>
+      <w:r>
+        <w:rPr>
+          <w:i/>
+          <w:iCs/>
+        </w:rPr>
+        <w:t xml:space="preserve">payment.reported</w:t>
+      </w:r>
+      <w:r>
+        <w:t xml:space="preserve"> </w:t>
+      </w:r>
+      <w:r>
+        <w:t xml:space="preserve">y</w:t>
+      </w:r>
+      <w:r>
+        <w:t xml:space="preserve"> </w:t>
+      </w:r>
+      <w:r>
+        <w:rPr>
+          <w:i/>
+          <w:iCs/>
+        </w:rPr>
+        <w:t xml:space="preserve">payment.confirmed</w:t>
+      </w:r>
+      <w:r>
+        <w:t xml:space="preserve">) y su</w:t>
+      </w:r>
+      <w:r>
+        <w:t xml:space="preserve"> </w:t>
+      </w:r>
+      <w:r>
+        <w:rPr>
+          <w:i/>
+          <w:iCs/>
+        </w:rPr>
+        <w:t xml:space="preserve">booking.payment-events.dlq</w:t>
+      </w:r>
+      <w:r>
+        <w:t xml:space="preserve">. Si payment-service corre fuera de Docker en Windows y no se conecta a RabbitMQ, usar</w:t>
+      </w:r>
+      <w:r>
+        <w:t xml:space="preserve"> </w:t>
+      </w:r>
+      <w:r>
+        <w:rPr>
+          <w:i/>
+          <w:iCs/>
+        </w:rPr>
+        <w:t xml:space="preserve">RABBITMQ_HOST=127.0.0.1</w:t>
+      </w:r>
+      <w:r>
+        <w:t xml:space="preserve"> </w:t>
+      </w:r>
+      <w:r>
+        <w:t xml:space="preserve">en lugar de</w:t>
+      </w:r>
+      <w:r>
+        <w:t xml:space="preserve"> </w:t>
+      </w:r>
+      <w:r>
+        <w:rPr>
+          <w:i/>
+          <w:iCs/>
+        </w:rPr>
+        <w:t xml:space="preserve">localhost</w:t>
+      </w:r>
+      <w:r>
+        <w:t xml:space="preserve">: .NET puede resolver</w:t>
+      </w:r>
+      <w:r>
+        <w:t xml:space="preserve"> </w:t>
+      </w:r>
+      <w:r>
+        <w:rPr>
+          <w:i/>
+          <w:iCs/>
+        </w:rPr>
+        <w:t xml:space="preserve">localhost</w:t>
+      </w:r>
+      <w:r>
+        <w:t xml:space="preserve"> </w:t>
+      </w:r>
+      <w:r>
+        <w:t xml:space="preserve">por IPv6 y Docker Desktop corta la conexión AMQP (hallazgo de la prueba del 26 de octubre de 2026). Con</w:t>
       </w:r>
       <w:r>
         <w:t xml:space="preserve"> </w:t>
@@ -12740,8 +14798,8 @@
         <w:t xml:space="preserve">, el código de recuperación se escribe en el registro de security-service.</w:t>
       </w:r>
     </w:p>
-    <w:bookmarkEnd w:id="90"/>
-    <w:bookmarkStart w:id="91" w:name="X19c1bd1016a63697e06a6d4bfcb0288a833f2e7"/>
+    <w:bookmarkEnd w:id="82"/>
+    <w:bookmarkStart w:id="83" w:name="X19c1bd1016a63697e06a6d4bfcb0288a833f2e7"/>
     <w:p>
       <w:pPr>
         <w:pStyle w:val="Heading3"/>
@@ -12970,9 +15028,9 @@
         <w:t xml:space="preserve">Los registros incluyen la hora, el nivel, el nombre del servicio y el identificador de correlación. Un registro nunca debe contener contraseñas, tokens ni el contenido de los comprobantes; si aparecen, es un defecto que se debe reportar.</w:t>
       </w:r>
     </w:p>
-    <w:bookmarkEnd w:id="91"/>
-    <w:bookmarkEnd w:id="92"/>
-    <w:bookmarkStart w:id="102" w:name="X38c62433184dc43abd13252d73c258d80661893"/>
+    <w:bookmarkEnd w:id="83"/>
+    <w:bookmarkEnd w:id="84"/>
+    <w:bookmarkStart w:id="94" w:name="X38c62433184dc43abd13252d73c258d80661893"/>
     <w:p>
       <w:pPr>
         <w:pStyle w:val="Heading2"/>
@@ -12981,7 +15039,7 @@
         <w:t xml:space="preserve">13. Ejecución del Frontend</w:t>
       </w:r>
     </w:p>
-    <w:bookmarkStart w:id="96" w:name="X6dfa1dbf8a18b6a0e52b667ccafe6e74fd1e669"/>
+    <w:bookmarkStart w:id="88" w:name="X6dfa1dbf8a18b6a0e52b667ccafe6e74fd1e669"/>
     <w:p>
       <w:pPr>
         <w:pStyle w:val="Heading3"/>
@@ -13130,18 +15188,18 @@
           <wp:inline>
             <wp:extent cx="5334000" cy="3346251"/>
             <wp:effectExtent b="0" l="0" r="0" t="0"/>
-            <wp:docPr descr="Aplicación Web en Ejecución" title="" id="94" name="Picture"/>
+            <wp:docPr descr="Aplicación Web en Ejecución" title="" id="86" name="Picture"/>
             <a:graphic>
               <a:graphicData uri="http://schemas.openxmlformats.org/drawingml/2006/picture">
                 <pic:pic>
                   <pic:nvPicPr>
-                    <pic:cNvPr descr="capturas/instalacion-07-aplicacion-web-en-ejecucion.png" id="95" name="Picture"/>
+                    <pic:cNvPr descr="capturas/instalacion-07-aplicacion-web-en-ejecucion.png" id="87" name="Picture"/>
                     <pic:cNvPicPr>
                       <a:picLocks noChangeArrowheads="1" noChangeAspect="1"/>
                     </pic:cNvPicPr>
                   </pic:nvPicPr>
                   <pic:blipFill>
-                    <a:blip r:embed="rId93"/>
+                    <a:blip r:embed="rId85"/>
                     <a:stretch>
                       <a:fillRect/>
                     </a:stretch>
@@ -13168,8 +15226,8 @@
         </w:drawing>
       </w:r>
     </w:p>
-    <w:bookmarkEnd w:id="96"/>
-    <w:bookmarkStart w:id="100" w:name="X947abc6d5b882bdd696628dde6e86626ce23cf5"/>
+    <w:bookmarkEnd w:id="88"/>
+    <w:bookmarkStart w:id="92" w:name="X947abc6d5b882bdd696628dde6e86626ce23cf5"/>
     <w:p>
       <w:pPr>
         <w:pStyle w:val="Heading3"/>
@@ -13405,7 +15463,65 @@
         <w:t xml:space="preserve"> </w:t>
       </w:r>
       <w:r>
-        <w:t xml:space="preserve">Expo Go no recibe notificaciones push remotas. Para probarlas, construir una versión de desarrollo con EAS y fijar</w:t>
+        <w:t xml:space="preserve">Expo Go no recibe notificaciones push remotas. Para probarlas, construir el APK con el perfil</w:t>
+      </w:r>
+      <w:r>
+        <w:t xml:space="preserve"> </w:t>
+      </w:r>
+      <w:r>
+        <w:rPr>
+          <w:i/>
+          <w:iCs/>
+        </w:rPr>
+        <w:t xml:space="preserve">preview</w:t>
+      </w:r>
+      <w:r>
+        <w:t xml:space="preserve"> </w:t>
+      </w:r>
+      <w:r>
+        <w:t xml:space="preserve">de EAS (el único definido en</w:t>
+      </w:r>
+      <w:r>
+        <w:t xml:space="preserve"> </w:t>
+      </w:r>
+      <w:r>
+        <w:rPr>
+          <w:i/>
+          <w:iCs/>
+        </w:rPr>
+        <w:t xml:space="preserve">eas.json</w:t>
+      </w:r>
+      <w:r>
+        <w:t xml:space="preserve"> </w:t>
+      </w:r>
+      <w:r>
+        <w:t xml:space="preserve">además de</w:t>
+      </w:r>
+      <w:r>
+        <w:t xml:space="preserve"> </w:t>
+      </w:r>
+      <w:r>
+        <w:rPr>
+          <w:i/>
+          <w:iCs/>
+        </w:rPr>
+        <w:t xml:space="preserve">production</w:t>
+      </w:r>
+      <w:r>
+        <w:t xml:space="preserve">; no existe un perfil</w:t>
+      </w:r>
+      <w:r>
+        <w:t xml:space="preserve"> </w:t>
+      </w:r>
+      <w:r>
+        <w:rPr>
+          <w:i/>
+          <w:iCs/>
+        </w:rPr>
+        <w:t xml:space="preserve">development</w:t>
+      </w:r>
+      <w:r>
+        <w:t xml:space="preserve">) y fijar</w:t>
       </w:r>
       <w:r>
         <w:t xml:space="preserve"> </w:t>
@@ -13465,7 +15581,7 @@
         <w:rPr>
           <w:rStyle w:val="NormalTok"/>
         </w:rPr>
-        <w:t xml:space="preserve"> development </w:t>
+        <w:t xml:space="preserve"> preview </w:t>
       </w:r>
       <w:r>
         <w:rPr>
@@ -13513,18 +15629,18 @@
           <wp:inline>
             <wp:extent cx="5334000" cy="3437466"/>
             <wp:effectExtent b="0" l="0" r="0" t="0"/>
-            <wp:docPr descr="Servidor de Desarrollo de Expo" title="" id="98" name="Picture"/>
+            <wp:docPr descr="Servidor de Desarrollo de Expo" title="" id="90" name="Picture"/>
             <a:graphic>
               <a:graphicData uri="http://schemas.openxmlformats.org/drawingml/2006/picture">
                 <pic:pic>
                   <pic:nvPicPr>
-                    <pic:cNvPr descr="capturas/instalacion-08-servidor-de-desarrollo-de-expo.png" id="99" name="Picture"/>
+                    <pic:cNvPr descr="capturas/instalacion-08-servidor-de-desarrollo-de-expo.png" id="91" name="Picture"/>
                     <pic:cNvPicPr>
                       <a:picLocks noChangeArrowheads="1" noChangeAspect="1"/>
                     </pic:cNvPicPr>
                   </pic:nvPicPr>
                   <pic:blipFill>
-                    <a:blip r:embed="rId97"/>
+                    <a:blip r:embed="rId89"/>
                     <a:stretch>
                       <a:fillRect/>
                     </a:stretch>
@@ -13551,8 +15667,8 @@
         </w:drawing>
       </w:r>
     </w:p>
-    <w:bookmarkEnd w:id="100"/>
-    <w:bookmarkStart w:id="101" w:name="Xd3dfaa1cb463e58b5429b34d293b3d80e9ed714"/>
+    <w:bookmarkEnd w:id="92"/>
+    <w:bookmarkStart w:id="93" w:name="Xd3dfaa1cb463e58b5429b34d293b3d80e9ed714"/>
     <w:p>
       <w:pPr>
         <w:pStyle w:val="Heading3"/>
@@ -13582,9 +15698,9 @@
         <w:t xml:space="preserve">. Se abren directamente en el navegador y no requieren el backend; no se deben confundir con la aplicación real.</w:t>
       </w:r>
     </w:p>
-    <w:bookmarkEnd w:id="101"/>
-    <w:bookmarkEnd w:id="102"/>
-    <w:bookmarkStart w:id="104" w:name="X761059c9478fb46f7ee00528d78ce82a071abcc"/>
+    <w:bookmarkEnd w:id="93"/>
+    <w:bookmarkEnd w:id="94"/>
+    <w:bookmarkStart w:id="96" w:name="X761059c9478fb46f7ee00528d78ce82a071abcc"/>
     <w:p>
       <w:pPr>
         <w:pStyle w:val="Heading2"/>
@@ -13973,7 +16089,7 @@
         <w:t xml:space="preserve">Valores tomados de la configuración de los servicios y de la guía del equipo.</w:t>
       </w:r>
     </w:p>
-    <w:bookmarkStart w:id="103" w:name="Xba68f222e27ee498223a301af76226d65a54bc3"/>
+    <w:bookmarkStart w:id="95" w:name="Xba68f222e27ee498223a301af76226d65a54bc3"/>
     <w:p>
       <w:pPr>
         <w:pStyle w:val="Heading3"/>
@@ -14143,9 +16259,9 @@
         <w:t xml:space="preserve">.</w:t>
       </w:r>
     </w:p>
-    <w:bookmarkEnd w:id="103"/>
-    <w:bookmarkEnd w:id="104"/>
-    <w:bookmarkStart w:id="109" w:name="X7c65474995989ca6642e6876cc6fe398b0b4611"/>
+    <w:bookmarkEnd w:id="95"/>
+    <w:bookmarkEnd w:id="96"/>
+    <w:bookmarkStart w:id="101" w:name="X7c65474995989ca6642e6876cc6fe398b0b4611"/>
     <w:p>
       <w:pPr>
         <w:pStyle w:val="Heading2"/>
@@ -14154,7 +16270,7 @@
         <w:t xml:space="preserve">15. Usuarios de Prueba</w:t>
       </w:r>
     </w:p>
-    <w:bookmarkStart w:id="105" w:name="X983f3e15b430eae32096b07a43db6fa50f697f6"/>
+    <w:bookmarkStart w:id="97" w:name="X983f3e15b430eae32096b07a43db6fa50f697f6"/>
     <w:p>
       <w:pPr>
         <w:pStyle w:val="Heading3"/>
@@ -14184,7 +16300,135 @@
         <w:t xml:space="preserve"> </w:t>
       </w:r>
       <w:r>
-        <w:t xml:space="preserve">(el predeterminado en local), crea una cuenta de demostración por rol (administrador, operario y cliente) si no existen. Sus correos y contraseñas están documentados en la sección 5 de la guía del equipo (</w:t>
+        <w:t xml:space="preserve">(el predeterminado en local), crea una cuenta de demostración por rol (administrador</w:t>
+      </w:r>
+      <w:r>
+        <w:t xml:space="preserve"> </w:t>
+      </w:r>
+      <w:hyperlink r:id="rId52">
+        <w:r>
+          <w:rPr>
+            <w:rStyle w:val="Hyperlink"/>
+            <w:i/>
+            <w:iCs/>
+          </w:rPr>
+          <w:t xml:space="preserve">admin@gmail.com</w:t>
+        </w:r>
+      </w:hyperlink>
+      <w:r>
+        <w:t xml:space="preserve">, operario</w:t>
+      </w:r>
+      <w:r>
+        <w:t xml:space="preserve"> </w:t>
+      </w:r>
+      <w:hyperlink r:id="rId53">
+        <w:r>
+          <w:rPr>
+            <w:rStyle w:val="Hyperlink"/>
+            <w:i/>
+            <w:iCs/>
+          </w:rPr>
+          <w:t xml:space="preserve">operador@gmail.com</w:t>
+        </w:r>
+      </w:hyperlink>
+      <w:r>
+        <w:t xml:space="preserve"> </w:t>
+      </w:r>
+      <w:r>
+        <w:t xml:space="preserve">y cliente</w:t>
+      </w:r>
+      <w:r>
+        <w:t xml:space="preserve"> </w:t>
+      </w:r>
+      <w:hyperlink r:id="rId54">
+        <w:r>
+          <w:rPr>
+            <w:rStyle w:val="Hyperlink"/>
+            <w:i/>
+            <w:iCs/>
+          </w:rPr>
+          <w:t xml:space="preserve">cliente@gmail.com</w:t>
+        </w:r>
+      </w:hyperlink>
+      <w:r>
+        <w:t xml:space="preserve">) si no existen. Desde</w:t>
+      </w:r>
+      <w:r>
+        <w:t xml:space="preserve"> </w:t>
+      </w:r>
+      <w:r>
+        <w:rPr>
+          <w:i/>
+          <w:iCs/>
+        </w:rPr>
+        <w:t xml:space="preserve">develop</w:t>
+      </w:r>
+      <w:r>
+        <w:t xml:space="preserve"> </w:t>
+      </w:r>
+      <w:r>
+        <w:t xml:space="preserve">del 23 de octubre de 2026 (E-05) sus contraseñas no están en el código ni en ningún documento: cada quien las define en su</w:t>
+      </w:r>
+      <w:r>
+        <w:t xml:space="preserve"> </w:t>
+      </w:r>
+      <w:r>
+        <w:rPr>
+          <w:i/>
+          <w:iCs/>
+        </w:rPr>
+        <w:t xml:space="preserve">lavarapido-infra/.env</w:t>
+      </w:r>
+      <w:r>
+        <w:t xml:space="preserve"> </w:t>
+      </w:r>
+      <w:r>
+        <w:t xml:space="preserve">con</w:t>
+      </w:r>
+      <w:r>
+        <w:t xml:space="preserve"> </w:t>
+      </w:r>
+      <w:r>
+        <w:rPr>
+          <w:i/>
+          <w:iCs/>
+        </w:rPr>
+        <w:t xml:space="preserve">DEMO_ADMIN_PASSWORD</w:t>
+      </w:r>
+      <w:r>
+        <w:t xml:space="preserve">,</w:t>
+      </w:r>
+      <w:r>
+        <w:t xml:space="preserve"> </w:t>
+      </w:r>
+      <w:r>
+        <w:rPr>
+          <w:i/>
+          <w:iCs/>
+        </w:rPr>
+        <w:t xml:space="preserve">DEMO_OPERATOR_PASSWORD</w:t>
+      </w:r>
+      <w:r>
+        <w:t xml:space="preserve"> </w:t>
+      </w:r>
+      <w:r>
+        <w:t xml:space="preserve">y</w:t>
+      </w:r>
+      <w:r>
+        <w:t xml:space="preserve"> </w:t>
+      </w:r>
+      <w:r>
+        <w:rPr>
+          <w:i/>
+          <w:iCs/>
+        </w:rPr>
+        <w:t xml:space="preserve">DEMO_CLIENT_PASSWORD</w:t>
+      </w:r>
+      <w:r>
+        <w:t xml:space="preserve">, y la cuenta cuya variable queda vacía no se crea (guía del equipo,</w:t>
+      </w:r>
+      <w:r>
+        <w:t xml:space="preserve"> </w:t>
       </w:r>
       <w:r>
         <w:rPr>
@@ -14194,11 +16438,11 @@
         <w:t xml:space="preserve">lavarapido-infra/GUIA-EQUIPO.md</w:t>
       </w:r>
       <w:r>
-        <w:t xml:space="preserve">). Este manual no los reproduce, porque la política de seguridad prohíbe publicar credenciales; esas cuentas nunca deben existir en un entorno compartido.</w:t>
-      </w:r>
-    </w:p>
-    <w:bookmarkEnd w:id="105"/>
-    <w:bookmarkStart w:id="106" w:name="Xab4adc3f6ba32b699af3fc3eeed58221bd2fca0"/>
+        <w:t xml:space="preserve">, sección 5). Las cuentas ya creadas con las contraseñas antiguas siguen funcionando hasta que se cambien. Esas cuentas nunca deben existir en un entorno compartido.</w:t>
+      </w:r>
+    </w:p>
+    <w:bookmarkEnd w:id="97"/>
+    <w:bookmarkStart w:id="98" w:name="Xab4adc3f6ba32b699af3fc3eeed58221bd2fca0"/>
     <w:p>
       <w:pPr>
         <w:pStyle w:val="Heading3"/>
@@ -14455,8 +16699,8 @@
         <w:t xml:space="preserve">Fuente: validaciones del formulario de registro y política de contraseñas de security-service.</w:t>
       </w:r>
     </w:p>
-    <w:bookmarkEnd w:id="106"/>
-    <w:bookmarkStart w:id="107" w:name="X192167b390bbde2706599871d9390f3df3ebf56"/>
+    <w:bookmarkEnd w:id="98"/>
+    <w:bookmarkStart w:id="99" w:name="X192167b390bbde2706599871d9390f3df3ebf56"/>
     <w:p>
       <w:pPr>
         <w:pStyle w:val="Heading3"/>
@@ -14629,8 +16873,8 @@
         <w:t xml:space="preserve">).</w:t>
       </w:r>
     </w:p>
-    <w:bookmarkEnd w:id="107"/>
-    <w:bookmarkStart w:id="108" w:name="X0302848f0c6afbf32fe9258610d7d0965baf3d6"/>
+    <w:bookmarkEnd w:id="99"/>
+    <w:bookmarkStart w:id="100" w:name="X0302848f0c6afbf32fe9258610d7d0965baf3d6"/>
     <w:p>
       <w:pPr>
         <w:pStyle w:val="Heading3"/>
@@ -14692,9 +16936,9 @@
         <w:t xml:space="preserve">se crea con el procedimiento de la sección 8.4 del Manual de Administrador.</w:t>
       </w:r>
     </w:p>
-    <w:bookmarkEnd w:id="108"/>
-    <w:bookmarkEnd w:id="109"/>
-    <w:bookmarkStart w:id="121" w:name="X6ac0820d720a4e0467976a7492c875262c0e657"/>
+    <w:bookmarkEnd w:id="100"/>
+    <w:bookmarkEnd w:id="101"/>
+    <w:bookmarkStart w:id="113" w:name="X6ac0820d720a4e0467976a7492c875262c0e657"/>
     <w:p>
       <w:pPr>
         <w:pStyle w:val="Heading2"/>
@@ -15322,7 +17566,7 @@
         <w:t xml:space="preserve">Elaborado por los autores a partir de las verificaciones de integración de la documentación del proyecto.</w:t>
       </w:r>
     </w:p>
-    <w:bookmarkStart w:id="110" w:name="X55d21ef60f5de9959a489fcee9a95e9b0f5909f"/>
+    <w:bookmarkStart w:id="102" w:name="X55d21ef60f5de9959a489fcee9a95e9b0f5909f"/>
     <w:p>
       <w:pPr>
         <w:pStyle w:val="Heading3"/>
@@ -15461,8 +17705,8 @@
         <w:t xml:space="preserve">Luego ejecutar las consultas de la sección 11.5. Si los resultados no coinciden, no continuar con las pruebas siguientes.</w:t>
       </w:r>
     </w:p>
-    <w:bookmarkEnd w:id="110"/>
-    <w:bookmarkStart w:id="111" w:name="X5443b3eb0c857afdbd21fff3b987556f4168f0d"/>
+    <w:bookmarkEnd w:id="102"/>
+    <w:bookmarkStart w:id="103" w:name="X5443b3eb0c857afdbd21fff3b987556f4168f0d"/>
     <w:p>
       <w:pPr>
         <w:pStyle w:val="Heading3"/>
@@ -15659,8 +17903,8 @@
         <w:t xml:space="preserve">si se cambiaron.</w:t>
       </w:r>
     </w:p>
-    <w:bookmarkEnd w:id="111"/>
-    <w:bookmarkStart w:id="115" w:name="X69a9f357dcfdf7c2126df09ea2975d4ae6d683f"/>
+    <w:bookmarkEnd w:id="103"/>
+    <w:bookmarkStart w:id="107" w:name="X69a9f357dcfdf7c2126df09ea2975d4ae6d683f"/>
     <w:p>
       <w:pPr>
         <w:pStyle w:val="Heading3"/>
@@ -15960,18 +18204,18 @@
           <wp:inline>
             <wp:extent cx="5334000" cy="3102239"/>
             <wp:effectExtent b="0" l="0" r="0" t="0"/>
-            <wp:docPr descr="Respuesta de los Endpoints de Salud" title="" id="113" name="Picture"/>
+            <wp:docPr descr="Respuesta de los Endpoints de Salud" title="" id="105" name="Picture"/>
             <a:graphic>
               <a:graphicData uri="http://schemas.openxmlformats.org/drawingml/2006/picture">
                 <pic:pic>
                   <pic:nvPicPr>
-                    <pic:cNvPr descr="capturas/instalacion-09-respuesta-de-los-endpoints-de-salud.png" id="114" name="Picture"/>
+                    <pic:cNvPr descr="capturas/instalacion-09-respuesta-de-los-endpoints-de-salud.png" id="106" name="Picture"/>
                     <pic:cNvPicPr>
                       <a:picLocks noChangeArrowheads="1" noChangeAspect="1"/>
                     </pic:cNvPicPr>
                   </pic:nvPicPr>
                   <pic:blipFill>
-                    <a:blip r:embed="rId112"/>
+                    <a:blip r:embed="rId104"/>
                     <a:stretch>
                       <a:fillRect/>
                     </a:stretch>
@@ -15998,8 +18242,8 @@
         </w:drawing>
       </w:r>
     </w:p>
-    <w:bookmarkEnd w:id="115"/>
-    <w:bookmarkStart w:id="116" w:name="X1f123a1a1941aceda8d4a1225507a37f87881b5"/>
+    <w:bookmarkEnd w:id="107"/>
+    <w:bookmarkStart w:id="108" w:name="X1f123a1a1941aceda8d4a1225507a37f87881b5"/>
     <w:p>
       <w:pPr>
         <w:pStyle w:val="Heading3"/>
@@ -16193,8 +18437,8 @@
         <w:t xml:space="preserve">) y comprobar que los datos permanecen.</w:t>
       </w:r>
     </w:p>
-    <w:bookmarkEnd w:id="116"/>
-    <w:bookmarkStart w:id="120" w:name="X1261ae2a80b2ba6aeef8589a3903377cb18300b"/>
+    <w:bookmarkEnd w:id="108"/>
+    <w:bookmarkStart w:id="112" w:name="X1261ae2a80b2ba6aeef8589a3903377cb18300b"/>
     <w:p>
       <w:pPr>
         <w:pStyle w:val="Heading3"/>
@@ -16379,18 +18623,18 @@
           <wp:inline>
             <wp:extent cx="5334000" cy="1972339"/>
             <wp:effectExtent b="0" l="0" r="0" t="0"/>
-            <wp:docPr descr="Registros de Sesión" title="" id="118" name="Picture"/>
+            <wp:docPr descr="Registros de Sesión" title="" id="110" name="Picture"/>
             <a:graphic>
               <a:graphicData uri="http://schemas.openxmlformats.org/drawingml/2006/picture">
                 <pic:pic>
                   <pic:nvPicPr>
-                    <pic:cNvPr descr="capturas/instalacion-10-registros-de-sesion.png" id="119" name="Picture"/>
+                    <pic:cNvPr descr="capturas/instalacion-10-registros-de-sesion.png" id="111" name="Picture"/>
                     <pic:cNvPicPr>
                       <a:picLocks noChangeArrowheads="1" noChangeAspect="1"/>
                     </pic:cNvPicPr>
                   </pic:nvPicPr>
                   <pic:blipFill>
-                    <a:blip r:embed="rId117"/>
+                    <a:blip r:embed="rId109"/>
                     <a:stretch>
                       <a:fillRect/>
                     </a:stretch>
@@ -16417,9 +18661,9 @@
         </w:drawing>
       </w:r>
     </w:p>
-    <w:bookmarkEnd w:id="120"/>
-    <w:bookmarkEnd w:id="121"/>
-    <w:bookmarkStart w:id="122" w:name="X3f8edcbbe6ff33c64bc34618e86c13323228571"/>
+    <w:bookmarkEnd w:id="112"/>
+    <w:bookmarkEnd w:id="113"/>
+    <w:bookmarkStart w:id="114" w:name="X3f8edcbbe6ff33c64bc34618e86c13323228571"/>
     <w:p>
       <w:pPr>
         <w:pStyle w:val="Heading2"/>
@@ -17730,8 +19974,8 @@
         <w:t xml:space="preserve">Elaborado por los autores a partir del repositorio de infraestructura, los runbooks de los servicios y el backlog técnico.</w:t>
       </w:r>
     </w:p>
-    <w:bookmarkEnd w:id="122"/>
-    <w:bookmarkStart w:id="123" w:name="X6fdd594c10465666e273a650d034cc54d5f3d24"/>
+    <w:bookmarkEnd w:id="114"/>
+    <w:bookmarkStart w:id="115" w:name="X6fdd594c10465666e273a650d034cc54d5f3d24"/>
     <w:p>
       <w:pPr>
         <w:pStyle w:val="Heading2"/>
@@ -18224,8 +20468,8 @@
         <w:t xml:space="preserve">Elaborado por los autores a partir de la documentación del proyecto.</w:t>
       </w:r>
     </w:p>
-    <w:bookmarkEnd w:id="123"/>
-    <w:bookmarkStart w:id="126" w:name="referencias"/>
+    <w:bookmarkEnd w:id="115"/>
+    <w:bookmarkStart w:id="118" w:name="referencias"/>
     <w:p>
       <w:pPr>
         <w:pStyle w:val="Heading2"/>
@@ -18260,7 +20504,7 @@
       <w:r>
         <w:t xml:space="preserve"> </w:t>
       </w:r>
-      <w:hyperlink r:id="rId46">
+      <w:hyperlink r:id="rId35">
         <w:r>
           <w:rPr>
             <w:rStyle w:val="Hyperlink"/>
@@ -18295,7 +20539,7 @@
       <w:r>
         <w:t xml:space="preserve"> </w:t>
       </w:r>
-      <w:hyperlink r:id="rId36">
+      <w:hyperlink r:id="rId25">
         <w:r>
           <w:rPr>
             <w:rStyle w:val="Hyperlink"/>
@@ -18351,7 +20595,7 @@
       <w:r>
         <w:t xml:space="preserve"> </w:t>
       </w:r>
-      <w:hyperlink r:id="rId124">
+      <w:hyperlink r:id="rId116">
         <w:r>
           <w:rPr>
             <w:rStyle w:val="Hyperlink"/>
@@ -18407,7 +20651,7 @@
       <w:r>
         <w:t xml:space="preserve"> </w:t>
       </w:r>
-      <w:hyperlink r:id="rId125">
+      <w:hyperlink r:id="rId117">
         <w:r>
           <w:rPr>
             <w:rStyle w:val="Hyperlink"/>
@@ -18416,8 +20660,8 @@
         </w:r>
       </w:hyperlink>
     </w:p>
-    <w:bookmarkEnd w:id="126"/>
-    <w:bookmarkStart w:id="132" w:name="X80b0218b51872906238fd110cf3fb8467fb66bf"/>
+    <w:bookmarkEnd w:id="118"/>
+    <w:bookmarkStart w:id="124" w:name="X80b0218b51872906238fd110cf3fb8467fb66bf"/>
     <w:p>
       <w:pPr>
         <w:pStyle w:val="Heading2"/>
@@ -18426,7 +20670,7 @@
         <w:t xml:space="preserve">19. Anexos</w:t>
       </w:r>
     </w:p>
-    <w:bookmarkStart w:id="127" w:name="anexo-a-origen-de-las-capturas"/>
+    <w:bookmarkStart w:id="119" w:name="anexo-a-origen-de-las-capturas"/>
     <w:p>
       <w:pPr>
         <w:pStyle w:val="Heading3"/>
@@ -18472,8 +20716,8 @@
         <w:t xml:space="preserve">nunca se muestran.</w:t>
       </w:r>
     </w:p>
-    <w:bookmarkEnd w:id="127"/>
-    <w:bookmarkStart w:id="128" w:name="Xc98337fea243bbd6c61e22d02a7b280ae810696"/>
+    <w:bookmarkEnd w:id="119"/>
+    <w:bookmarkStart w:id="120" w:name="Xc98337fea243bbd6c61e22d02a7b280ae810696"/>
     <w:p>
       <w:pPr>
         <w:pStyle w:val="Heading3"/>
@@ -18609,6 +20853,9 @@
               <w:pStyle w:val="Compact"/>
             </w:pPr>
             <w:r>
+              <w:t xml:space="preserve">Resuelto el 22 de octubre de 2026: las nueve (</w:t>
+            </w:r>
+            <w:r>
               <w:rPr>
                 <w:i/>
                 <w:iCs/>
@@ -18645,10 +20892,7 @@
               <w:t xml:space="preserve">FOLLOW_UP_*</w:t>
             </w:r>
             <w:r>
-              <w:t xml:space="preserve"> </w:t>
-            </w:r>
-            <w:r>
-              <w:t xml:space="preserve">no están en</w:t>
+              <w:t xml:space="preserve">) están en</w:t>
             </w:r>
             <w:r>
               <w:t xml:space="preserve"> </w:t>
@@ -18664,7 +20908,7 @@
               <w:t xml:space="preserve"> </w:t>
             </w:r>
             <w:r>
-              <w:t xml:space="preserve">ni en</w:t>
+              <w:t xml:space="preserve">y</w:t>
             </w:r>
             <w:r>
               <w:t xml:space="preserve"> </w:t>
@@ -18680,7 +20924,7 @@
               <w:t xml:space="preserve"> </w:t>
             </w:r>
             <w:r>
-              <w:t xml:space="preserve">(acción ACO-14).</w:t>
+              <w:t xml:space="preserve">(acción ACO-14, cerrada).</w:t>
             </w:r>
           </w:p>
         </w:tc>
@@ -18692,6 +20936,234 @@
             </w:pPr>
             <w:r>
               <w:t xml:space="preserve">10.2</w:t>
+            </w:r>
+          </w:p>
+        </w:tc>
+      </w:tr>
+      <w:tr>
+        <w:tc>
+          <w:tcPr/>
+          <w:p>
+            <w:pPr>
+              <w:pStyle w:val="Compact"/>
+            </w:pPr>
+            <w:r>
+              <w:t xml:space="preserve">Variables del 24 de octubre de 2026</w:t>
+            </w:r>
+          </w:p>
+        </w:tc>
+        <w:tc>
+          <w:tcPr/>
+          <w:p>
+            <w:pPr>
+              <w:pStyle w:val="Compact"/>
+            </w:pPr>
+            <w:r>
+              <w:rPr>
+                <w:i/>
+                <w:iCs/>
+              </w:rPr>
+              <w:t xml:space="preserve">AUTH_RATE_LIMIT_*</w:t>
+            </w:r>
+            <w:r>
+              <w:t xml:space="preserve">,</w:t>
+            </w:r>
+            <w:r>
+              <w:t xml:space="preserve"> </w:t>
+            </w:r>
+            <w:r>
+              <w:rPr>
+                <w:i/>
+                <w:iCs/>
+              </w:rPr>
+              <w:t xml:space="preserve">TRUSTED_PROXIES</w:t>
+            </w:r>
+            <w:r>
+              <w:t xml:space="preserve">,</w:t>
+            </w:r>
+            <w:r>
+              <w:t xml:space="preserve"> </w:t>
+            </w:r>
+            <w:r>
+              <w:rPr>
+                <w:i/>
+                <w:iCs/>
+              </w:rPr>
+              <w:t xml:space="preserve">ROUTE_*_TIMEOUT</w:t>
+            </w:r>
+            <w:r>
+              <w:t xml:space="preserve"> </w:t>
+            </w:r>
+            <w:r>
+              <w:t xml:space="preserve">y</w:t>
+            </w:r>
+            <w:r>
+              <w:t xml:space="preserve"> </w:t>
+            </w:r>
+            <w:r>
+              <w:rPr>
+                <w:i/>
+                <w:iCs/>
+              </w:rPr>
+              <w:t xml:space="preserve">START_LATE_LIMIT</w:t>
+            </w:r>
+            <w:r>
+              <w:t xml:space="preserve"> </w:t>
+            </w:r>
+            <w:r>
+              <w:t xml:space="preserve">tienen valor por defecto pero todavía no están en</w:t>
+            </w:r>
+            <w:r>
+              <w:t xml:space="preserve"> </w:t>
+            </w:r>
+            <w:r>
+              <w:rPr>
+                <w:i/>
+                <w:iCs/>
+              </w:rPr>
+              <w:t xml:space="preserve">.env.example</w:t>
+            </w:r>
+            <w:r>
+              <w:t xml:space="preserve"> </w:t>
+            </w:r>
+            <w:r>
+              <w:t xml:space="preserve">ni en el compose (ACO-40).</w:t>
+            </w:r>
+          </w:p>
+        </w:tc>
+        <w:tc>
+          <w:tcPr/>
+          <w:p>
+            <w:pPr>
+              <w:pStyle w:val="Compact"/>
+            </w:pPr>
+            <w:r>
+              <w:t xml:space="preserve">10.2</w:t>
+            </w:r>
+          </w:p>
+        </w:tc>
+      </w:tr>
+      <w:tr>
+        <w:tc>
+          <w:tcPr/>
+          <w:p>
+            <w:pPr>
+              <w:pStyle w:val="Compact"/>
+            </w:pPr>
+            <w:r>
+              <w:t xml:space="preserve">Web publicada</w:t>
+            </w:r>
+          </w:p>
+        </w:tc>
+        <w:tc>
+          <w:tcPr/>
+          <w:p>
+            <w:pPr>
+              <w:pStyle w:val="Compact"/>
+            </w:pPr>
+            <w:r>
+              <w:t xml:space="preserve">Desde el 24 de octubre de 2026 la imagen de la web corre nginx sin</w:t>
+            </w:r>
+            <w:r>
+              <w:t xml:space="preserve"> </w:t>
+            </w:r>
+            <w:r>
+              <w:rPr>
+                <w:i/>
+                <w:iCs/>
+              </w:rPr>
+              <w:t xml:space="preserve">root</w:t>
+            </w:r>
+            <w:r>
+              <w:t xml:space="preserve"> </w:t>
+            </w:r>
+            <w:r>
+              <w:t xml:space="preserve">en el puerto 8080 (antes 80); Caddy apunta a</w:t>
+            </w:r>
+            <w:r>
+              <w:t xml:space="preserve"> </w:t>
+            </w:r>
+            <w:r>
+              <w:rPr>
+                <w:i/>
+                <w:iCs/>
+              </w:rPr>
+              <w:t xml:space="preserve">web:8080</w:t>
+            </w:r>
+            <w:r>
+              <w:t xml:space="preserve">. En local no cambia nada:</w:t>
+            </w:r>
+            <w:r>
+              <w:t xml:space="preserve"> </w:t>
+            </w:r>
+            <w:r>
+              <w:rPr>
+                <w:i/>
+                <w:iCs/>
+              </w:rPr>
+              <w:t xml:space="preserve">ng serve</w:t>
+            </w:r>
+            <w:r>
+              <w:t xml:space="preserve"> </w:t>
+            </w:r>
+            <w:r>
+              <w:t xml:space="preserve">sigue en el 4200.</w:t>
+            </w:r>
+          </w:p>
+        </w:tc>
+        <w:tc>
+          <w:tcPr/>
+          <w:p>
+            <w:pPr>
+              <w:pStyle w:val="Compact"/>
+            </w:pPr>
+            <w:r>
+              <w:t xml:space="preserve">9</w:t>
+            </w:r>
+          </w:p>
+        </w:tc>
+      </w:tr>
+      <w:tr>
+        <w:tc>
+          <w:tcPr/>
+          <w:p>
+            <w:pPr>
+              <w:pStyle w:val="Compact"/>
+            </w:pPr>
+            <w:r>
+              <w:t xml:space="preserve">Script global de la base</w:t>
+            </w:r>
+          </w:p>
+        </w:tc>
+        <w:tc>
+          <w:tcPr/>
+          <w:p>
+            <w:pPr>
+              <w:pStyle w:val="Compact"/>
+            </w:pPr>
+            <w:r>
+              <w:rPr>
+                <w:i/>
+                <w:iCs/>
+              </w:rPr>
+              <w:t xml:space="preserve">lavarapido-6-services-sqlserver.sql</w:t>
+            </w:r>
+            <w:r>
+              <w:t xml:space="preserve"> </w:t>
+            </w:r>
+            <w:r>
+              <w:t xml:space="preserve">no está versionado; la base solo se crea con Liquibase.</w:t>
+            </w:r>
+          </w:p>
+        </w:tc>
+        <w:tc>
+          <w:tcPr/>
+          <w:p>
+            <w:pPr>
+              <w:pStyle w:val="Compact"/>
+            </w:pPr>
+            <w:r>
+              <w:t xml:space="preserve">11.3</w:t>
             </w:r>
           </w:p>
         </w:tc>
@@ -18715,8 +21187,8 @@
         <w:t xml:space="preserve">Elaborado por los autores a partir de la verificación de los repositorios y del backlog técnico.</w:t>
       </w:r>
     </w:p>
-    <w:bookmarkEnd w:id="128"/>
-    <w:bookmarkStart w:id="129" w:name="X8c34dc5f56d4812a59924aec38595464d5df906"/>
+    <w:bookmarkEnd w:id="120"/>
+    <w:bookmarkStart w:id="121" w:name="X8c34dc5f56d4812a59924aec38595464d5df906"/>
     <w:p>
       <w:pPr>
         <w:pStyle w:val="Heading3"/>
@@ -19117,8 +21589,8 @@
         <w:t xml:space="preserve"> http://localhost:8080/actuator/health</w:t>
       </w:r>
     </w:p>
-    <w:bookmarkEnd w:id="129"/>
-    <w:bookmarkStart w:id="130" w:name="X3a853fad518cfd11fa3364be46e28fb5824114a"/>
+    <w:bookmarkEnd w:id="121"/>
+    <w:bookmarkStart w:id="122" w:name="X3a853fad518cfd11fa3364be46e28fb5824114a"/>
     <w:p>
       <w:pPr>
         <w:pStyle w:val="Heading3"/>
@@ -19423,8 +21895,8 @@
         <w:t xml:space="preserve">Elaborado por los autores a partir de la política de seguridad del proyecto.</w:t>
       </w:r>
     </w:p>
-    <w:bookmarkEnd w:id="130"/>
-    <w:bookmarkStart w:id="131" w:name="X2834ae62048889753b714e5669eea1d30815ef5"/>
+    <w:bookmarkEnd w:id="122"/>
+    <w:bookmarkStart w:id="123" w:name="X2834ae62048889753b714e5669eea1d30815ef5"/>
     <w:p>
       <w:pPr>
         <w:pStyle w:val="Heading3"/>
@@ -19729,9 +22201,9 @@
         <w:t xml:space="preserve">Adaptado de la lista de verificación de la guía para elaborar manuales de software (SENA, 2026).</w:t>
       </w:r>
     </w:p>
-    <w:bookmarkEnd w:id="131"/>
-    <w:bookmarkEnd w:id="132"/>
-    <w:bookmarkEnd w:id="133"/>
+    <w:bookmarkEnd w:id="123"/>
+    <w:bookmarkEnd w:id="124"/>
+    <w:bookmarkEnd w:id="125"/>
     <w:sectPr>
       <w:footnotePr>
         <w:numRestart w:val="eachSect"/>

--- a/09_MANUALES/ES/WORD/09_Manual_De_Instalacion.docx
+++ b/09_MANUALES/ES/WORD/09_Manual_De_Instalacion.docx
@@ -64,7 +64,7 @@
         <w:pStyle w:val="BodyText"/>
       </w:pPr>
       <w:r>
-        <w:t xml:space="preserve">26 de octubre de 2026</w:t>
+        <w:t xml:space="preserve">27 de octubre de 2026</w:t>
       </w:r>
     </w:p>
     <w:p>
@@ -72,7 +72,7 @@
         <w:pStyle w:val="BodyText"/>
       </w:pPr>
       <w:r>
-        <w:t xml:space="preserve">Tipo de manual: Manual de instalación (personal de infraestructura y DevOps) · Versión 4.9</w:t>
+        <w:t xml:space="preserve">Tipo de manual: Manual de instalación (personal de infraestructura y DevOps) · Versión 4.10</w:t>
       </w:r>
     </w:p>
     <w:bookmarkStart w:id="9" w:name="control-de-versiones"/>
@@ -1378,6 +1378,100 @@
             </w:r>
             <w:r>
               <w:t xml:space="preserve">(web, app móvil, payment-service e infra) del 26 de octubre de 2026, y etiqueta recomendada para una instalación de evaluación (8.1).</w:t>
+            </w:r>
+          </w:p>
+        </w:tc>
+        <w:tc>
+          <w:tcPr/>
+          <w:p>
+            <w:pPr>
+              <w:pStyle w:val="Compact"/>
+            </w:pPr>
+            <w:r>
+              <w:t xml:space="preserve">Equipo de desarrollo</w:t>
+            </w:r>
+          </w:p>
+        </w:tc>
+      </w:tr>
+      <w:tr>
+        <w:tc>
+          <w:tcPr/>
+          <w:p>
+            <w:pPr>
+              <w:pStyle w:val="Compact"/>
+            </w:pPr>
+            <w:r>
+              <w:t xml:space="preserve">4.10</w:t>
+            </w:r>
+          </w:p>
+        </w:tc>
+        <w:tc>
+          <w:tcPr/>
+          <w:p>
+            <w:pPr>
+              <w:pStyle w:val="Compact"/>
+            </w:pPr>
+            <w:r>
+              <w:t xml:space="preserve">2026-10-27</w:t>
+            </w:r>
+          </w:p>
+        </w:tc>
+        <w:tc>
+          <w:tcPr/>
+          <w:p>
+            <w:pPr>
+              <w:pStyle w:val="Compact"/>
+            </w:pPr>
+            <w:r>
+              <w:t xml:space="preserve">Versiones</w:t>
+            </w:r>
+            <w:r>
+              <w:t xml:space="preserve"> </w:t>
+            </w:r>
+            <w:r>
+              <w:rPr>
+                <w:i/>
+                <w:iCs/>
+              </w:rPr>
+              <w:t xml:space="preserve">v1.1.1</w:t>
+            </w:r>
+            <w:r>
+              <w:t xml:space="preserve"> </w:t>
+            </w:r>
+            <w:r>
+              <w:t xml:space="preserve">(customer y booking) y</w:t>
+            </w:r>
+            <w:r>
+              <w:t xml:space="preserve"> </w:t>
+            </w:r>
+            <w:r>
+              <w:rPr>
+                <w:i/>
+                <w:iCs/>
+              </w:rPr>
+              <w:t xml:space="preserve">v1.1.2</w:t>
+            </w:r>
+            <w:r>
+              <w:t xml:space="preserve"> </w:t>
+            </w:r>
+            <w:r>
+              <w:t xml:space="preserve">(web, app móvil, payment-service e infra) del 27 de octubre de 2026 y etiquetas a usar (8.1); 58 tablas (11.1, 11.5 y lista de verificación); cola</w:t>
+            </w:r>
+            <w:r>
+              <w:t xml:space="preserve"> </w:t>
+            </w:r>
+            <w:r>
+              <w:rPr>
+                <w:i/>
+                <w:iCs/>
+              </w:rPr>
+              <w:t xml:space="preserve">operations-service.booking-confirmed</w:t>
+            </w:r>
+            <w:r>
+              <w:t xml:space="preserve"> </w:t>
+            </w:r>
+            <w:r>
+              <w:t xml:space="preserve">en la topología de RabbitMQ (12.5).</w:t>
             </w:r>
           </w:p>
         </w:tc>
@@ -5683,7 +5777,10 @@
         <w:t xml:space="preserve"> </w:t>
       </w:r>
       <w:r>
-        <w:t xml:space="preserve">en la web, la app móvil, payment-service e infra. Para una instalación de evaluación, usar la etiqueta más reciente de cada repositorio (</w:t>
+        <w:t xml:space="preserve">en la web, la app móvil, payment-service e infra. El 27 de octubre de 2026 salieron</w:t>
+      </w:r>
+      <w:r>
+        <w:t xml:space="preserve"> </w:t>
       </w:r>
       <w:r>
         <w:rPr>
@@ -5696,7 +5793,55 @@
         <w:t xml:space="preserve"> </w:t>
       </w:r>
       <w:r>
-        <w:t xml:space="preserve">donde exista y</w:t>
+        <w:t xml:space="preserve">en customer-service y booking-service y</w:t>
+      </w:r>
+      <w:r>
+        <w:t xml:space="preserve"> </w:t>
+      </w:r>
+      <w:r>
+        <w:rPr>
+          <w:i/>
+          <w:iCs/>
+        </w:rPr>
+        <w:t xml:space="preserve">v1.1.2</w:t>
+      </w:r>
+      <w:r>
+        <w:t xml:space="preserve"> </w:t>
+      </w:r>
+      <w:r>
+        <w:t xml:space="preserve">en la web, la app móvil, payment-service e infra. Para una instalación de evaluación, usar la etiqueta más reciente de cada repositorio:</w:t>
+      </w:r>
+      <w:r>
+        <w:t xml:space="preserve"> </w:t>
+      </w:r>
+      <w:r>
+        <w:rPr>
+          <w:i/>
+          <w:iCs/>
+        </w:rPr>
+        <w:t xml:space="preserve">v1.1.2</w:t>
+      </w:r>
+      <w:r>
+        <w:t xml:space="preserve"> </w:t>
+      </w:r>
+      <w:r>
+        <w:t xml:space="preserve">en la web, la app móvil, payment-service e infra;</w:t>
+      </w:r>
+      <w:r>
+        <w:t xml:space="preserve"> </w:t>
+      </w:r>
+      <w:r>
+        <w:rPr>
+          <w:i/>
+          <w:iCs/>
+        </w:rPr>
+        <w:t xml:space="preserve">v1.1.1</w:t>
+      </w:r>
+      <w:r>
+        <w:t xml:space="preserve"> </w:t>
+      </w:r>
+      <w:r>
+        <w:t xml:space="preserve">en customer-service y booking-service, y</w:t>
       </w:r>
       <w:r>
         <w:t xml:space="preserve"> </w:t>
@@ -5712,7 +5857,20 @@
         <w:t xml:space="preserve"> </w:t>
       </w:r>
       <w:r>
-        <w:t xml:space="preserve">en los demás), o</w:t>
+        <w:t xml:space="preserve">en el API Gateway, security-service, operations-service y notification-service. Cada una es la punta de</w:t>
+      </w:r>
+      <w:r>
+        <w:t xml:space="preserve"> </w:t>
+      </w:r>
+      <w:r>
+        <w:rPr>
+          <w:i/>
+          <w:iCs/>
+        </w:rPr>
+        <w:t xml:space="preserve">main</w:t>
+      </w:r>
+      <w:r>
+        <w:t xml:space="preserve">, que está protegida en los 10 repositorios y es lo que corre el servidor público;</w:t>
       </w:r>
       <w:r>
         <w:t xml:space="preserve"> </w:t>
@@ -5728,7 +5886,7 @@
         <w:t xml:space="preserve"> </w:t>
       </w:r>
       <w:r>
-        <w:t xml:space="preserve">en todos para ver lo más reciente.</w:t>
+        <w:t xml:space="preserve">tiene lo más reciente que todavía no sale en una versión.</w:t>
       </w:r>
     </w:p>
     <w:p>
@@ -10513,7 +10671,7 @@
         <w:t xml:space="preserve"> </w:t>
       </w:r>
       <w:r>
-        <w:t xml:space="preserve">(57 tablas). Cada servicio es dueño de sus esquemas y solo migra los suyos con Liquibase, con sus propias tablas de control</w:t>
+        <w:t xml:space="preserve">(58 tablas). Cada servicio es dueño de sus esquemas y solo migra los suyos con Liquibase, con sus propias tablas de control</w:t>
       </w:r>
       <w:r>
         <w:t xml:space="preserve"> </w:t>
@@ -12364,7 +12522,7 @@
         <w:rPr>
           <w:rStyle w:val="CommentTok"/>
         </w:rPr>
-        <w:t xml:space="preserve">-- 1) Tablas por esquema (57 en total cuando todos los servicios han arrancado)</w:t>
+        <w:t xml:space="preserve">-- 1) Tablas por esquema (58 en total cuando todos los servicios han arrancado)</w:t>
       </w:r>
       <w:r>
         <w:br/>
@@ -14603,6 +14761,19 @@
         <w:t xml:space="preserve">customer-service.events</w:t>
       </w:r>
       <w:r>
+        <w:t xml:space="preserve">,</w:t>
+      </w:r>
+      <w:r>
+        <w:t xml:space="preserve"> </w:t>
+      </w:r>
+      <w:r>
+        <w:rPr>
+          <w:i/>
+          <w:iCs/>
+        </w:rPr>
+        <w:t xml:space="preserve">notification-service.events</w:t>
+      </w:r>
+      <w:r>
         <w:t xml:space="preserve"> </w:t>
       </w:r>
       <w:r>
@@ -14616,10 +14787,39 @@
           <w:i/>
           <w:iCs/>
         </w:rPr>
-        <w:t xml:space="preserve">notification-service.events</w:t>
-      </w:r>
-      <w:r>
-        <w:t xml:space="preserve">; y sus colas de mensajes muertos (</w:t>
+        <w:t xml:space="preserve">operations-service.booking-confirmed</w:t>
+      </w:r>
+      <w:r>
+        <w:t xml:space="preserve"> </w:t>
+      </w:r>
+      <w:r>
+        <w:t xml:space="preserve">(solo</w:t>
+      </w:r>
+      <w:r>
+        <w:t xml:space="preserve"> </w:t>
+      </w:r>
+      <w:r>
+        <w:rPr>
+          <w:i/>
+          <w:iCs/>
+        </w:rPr>
+        <w:t xml:space="preserve">booking.confirmed</w:t>
+      </w:r>
+      <w:r>
+        <w:t xml:space="preserve">; reemplazó a la vieja</w:t>
+      </w:r>
+      <w:r>
+        <w:t xml:space="preserve"> </w:t>
+      </w:r>
+      <w:r>
+        <w:rPr>
+          <w:i/>
+          <w:iCs/>
+        </w:rPr>
+        <w:t xml:space="preserve">operations-service.events</w:t>
+      </w:r>
+      <w:r>
+        <w:t xml:space="preserve">, que operations-service vacía y borra al arrancar); y sus colas de mensajes muertos (</w:t>
       </w:r>
       <w:r>
         <w:rPr>
@@ -14627,6 +14827,19 @@
           <w:iCs/>
         </w:rPr>
         <w:t xml:space="preserve">.dlq</w:t>
+      </w:r>
+      <w:r>
+        <w:t xml:space="preserve">, por el exchange</w:t>
+      </w:r>
+      <w:r>
+        <w:t xml:space="preserve"> </w:t>
+      </w:r>
+      <w:r>
+        <w:rPr>
+          <w:i/>
+          <w:iCs/>
+        </w:rPr>
+        <w:t xml:space="preserve">carwash.events.dlx</w:t>
       </w:r>
       <w:r>
         <w:t xml:space="preserve">), a las que pasa un mensaje después de tres reintentos fallidos. Desde el 26 de octubre de 2026 booking-service también consume: crea la cola</w:t>
@@ -17106,7 +17319,7 @@
               <w:pStyle w:val="Compact"/>
             </w:pPr>
             <w:r>
-              <w:t xml:space="preserve">Las 57 tablas en los nueve esquemas (sección 11.5).</w:t>
+              <w:t xml:space="preserve">Las 58 tablas en los nueve esquemas (sección 11.5).</w:t>
             </w:r>
           </w:p>
         </w:tc>

--- a/09_MANUALES/ES/WORD/09_Manual_De_Instalacion.docx
+++ b/09_MANUALES/ES/WORD/09_Manual_De_Instalacion.docx
@@ -72,7 +72,7 @@
         <w:pStyle w:val="BodyText"/>
       </w:pPr>
       <w:r>
-        <w:t xml:space="preserve">Tipo de manual: Manual de instalación (personal de infraestructura y DevOps) · Versión 4.10</w:t>
+        <w:t xml:space="preserve">Tipo de manual: Manual de instalación (personal de infraestructura y DevOps) · Versión 4.11</w:t>
       </w:r>
     </w:p>
     <w:bookmarkStart w:id="9" w:name="control-de-versiones"/>
@@ -1472,6 +1472,100 @@
             </w:r>
             <w:r>
               <w:t xml:space="preserve">en la topología de RabbitMQ (12.5).</w:t>
+            </w:r>
+          </w:p>
+        </w:tc>
+        <w:tc>
+          <w:tcPr/>
+          <w:p>
+            <w:pPr>
+              <w:pStyle w:val="Compact"/>
+            </w:pPr>
+            <w:r>
+              <w:t xml:space="preserve">Equipo de desarrollo</w:t>
+            </w:r>
+          </w:p>
+        </w:tc>
+      </w:tr>
+      <w:tr>
+        <w:tc>
+          <w:tcPr/>
+          <w:p>
+            <w:pPr>
+              <w:pStyle w:val="Compact"/>
+            </w:pPr>
+            <w:r>
+              <w:t xml:space="preserve">4.11</w:t>
+            </w:r>
+          </w:p>
+        </w:tc>
+        <w:tc>
+          <w:tcPr/>
+          <w:p>
+            <w:pPr>
+              <w:pStyle w:val="Compact"/>
+            </w:pPr>
+            <w:r>
+              <w:t xml:space="preserve">2026-10-27</w:t>
+            </w:r>
+          </w:p>
+        </w:tc>
+        <w:tc>
+          <w:tcPr/>
+          <w:p>
+            <w:pPr>
+              <w:pStyle w:val="Compact"/>
+            </w:pPr>
+            <w:r>
+              <w:t xml:space="preserve">payment-service</w:t>
+            </w:r>
+            <w:r>
+              <w:t xml:space="preserve"> </w:t>
+            </w:r>
+            <w:r>
+              <w:rPr>
+                <w:i/>
+                <w:iCs/>
+              </w:rPr>
+              <w:t xml:space="preserve">v1.1.3</w:t>
+            </w:r>
+            <w:r>
+              <w:t xml:space="preserve"> </w:t>
+            </w:r>
+            <w:r>
+              <w:t xml:space="preserve">(aprobada, pendiente de publicar):</w:t>
+            </w:r>
+            <w:r>
+              <w:t xml:space="preserve"> </w:t>
+            </w:r>
+            <w:r>
+              <w:rPr>
+                <w:i/>
+                <w:iCs/>
+              </w:rPr>
+              <w:t xml:space="preserve">DB_PASSWORD</w:t>
+            </w:r>
+            <w:r>
+              <w:t xml:space="preserve"> </w:t>
+            </w:r>
+            <w:r>
+              <w:t xml:space="preserve">obligatoria, credenciales de RabbitMQ obligatorias contra un RabbitMQ remoto y base de pruebas local</w:t>
+            </w:r>
+            <w:r>
+              <w:t xml:space="preserve"> </w:t>
+            </w:r>
+            <w:r>
+              <w:rPr>
+                <w:i/>
+                <w:iCs/>
+              </w:rPr>
+              <w:t xml:space="preserve">LavaRapidoPaymentIT</w:t>
+            </w:r>
+            <w:r>
+              <w:t xml:space="preserve"> </w:t>
+            </w:r>
+            <w:r>
+              <w:t xml:space="preserve">con SQL Server 2022 (variables y sección de payment).</w:t>
             </w:r>
           </w:p>
         </w:tc>
@@ -7420,7 +7514,23 @@
               <w:t xml:space="preserve">sa</w:t>
             </w:r>
             <w:r>
-              <w:t xml:space="preserve">. Obligatoria; al menos 8 caracteres con mayúscula, minúscula, número y símbolo, o SQL Server no arranca.</w:t>
+              <w:t xml:space="preserve">. Obligatoria; al menos 8 caracteres con mayúscula, minúscula, número y símbolo, o SQL Server no arranca. Con</w:t>
+            </w:r>
+            <w:r>
+              <w:t xml:space="preserve"> </w:t>
+            </w:r>
+            <w:r>
+              <w:rPr>
+                <w:i/>
+                <w:iCs/>
+              </w:rPr>
+              <w:t xml:space="preserve">v1.1.3</w:t>
+            </w:r>
+            <w:r>
+              <w:t xml:space="preserve"> </w:t>
+            </w:r>
+            <w:r>
+              <w:t xml:space="preserve">payment-service tampoco arranca sin ella.</w:t>
             </w:r>
           </w:p>
         </w:tc>
@@ -8271,7 +8381,68 @@
               <w:pStyle w:val="Compact"/>
             </w:pPr>
             <w:r>
-              <w:t xml:space="preserve">localhost, 5672, guest, guest en el entorno local.</w:t>
+              <w:t xml:space="preserve">localhost, 5672, guest, guest en el entorno local. Con</w:t>
+            </w:r>
+            <w:r>
+              <w:t xml:space="preserve"> </w:t>
+            </w:r>
+            <w:r>
+              <w:rPr>
+                <w:i/>
+                <w:iCs/>
+              </w:rPr>
+              <w:t xml:space="preserve">v1.1.3</w:t>
+            </w:r>
+            <w:r>
+              <w:t xml:space="preserve">, si</w:t>
+            </w:r>
+            <w:r>
+              <w:t xml:space="preserve"> </w:t>
+            </w:r>
+            <w:r>
+              <w:rPr>
+                <w:i/>
+                <w:iCs/>
+              </w:rPr>
+              <w:t xml:space="preserve">MESSAGING_ENABLED=true</w:t>
+            </w:r>
+            <w:r>
+              <w:t xml:space="preserve"> </w:t>
+            </w:r>
+            <w:r>
+              <w:t xml:space="preserve">y RabbitMQ no está en</w:t>
+            </w:r>
+            <w:r>
+              <w:t xml:space="preserve"> </w:t>
+            </w:r>
+            <w:r>
+              <w:rPr>
+                <w:i/>
+                <w:iCs/>
+              </w:rPr>
+              <w:t xml:space="preserve">localhost</w:t>
+            </w:r>
+            <w:r>
+              <w:t xml:space="preserve"> </w:t>
+            </w:r>
+            <w:r>
+              <w:t xml:space="preserve">(Docker o servidor), payment-service no arranca sin usuario y contraseña:</w:t>
+            </w:r>
+            <w:r>
+              <w:t xml:space="preserve"> </w:t>
+            </w:r>
+            <w:r>
+              <w:rPr>
+                <w:i/>
+                <w:iCs/>
+              </w:rPr>
+              <w:t xml:space="preserve">guest</w:t>
+            </w:r>
+            <w:r>
+              <w:t xml:space="preserve"> </w:t>
+            </w:r>
+            <w:r>
+              <w:t xml:space="preserve">solo se acepta con RabbitMQ local.</w:t>
             </w:r>
           </w:p>
         </w:tc>
@@ -14659,7 +14830,36 @@
         <w:t xml:space="preserve">JWT_SECRET</w:t>
       </w:r>
       <w:r>
-        <w:t xml:space="preserve">. Nunca crea sus tablas: las crea el contenedor</w:t>
+        <w:t xml:space="preserve"> </w:t>
+      </w:r>
+      <w:r>
+        <w:t xml:space="preserve">(desde</w:t>
+      </w:r>
+      <w:r>
+        <w:t xml:space="preserve"> </w:t>
+      </w:r>
+      <w:r>
+        <w:rPr>
+          <w:i/>
+          <w:iCs/>
+        </w:rPr>
+        <w:t xml:space="preserve">v1.1.3</w:t>
+      </w:r>
+      <w:r>
+        <w:t xml:space="preserve">, tampoco sin</w:t>
+      </w:r>
+      <w:r>
+        <w:t xml:space="preserve"> </w:t>
+      </w:r>
+      <w:r>
+        <w:rPr>
+          <w:i/>
+          <w:iCs/>
+        </w:rPr>
+        <w:t xml:space="preserve">DB_PASSWORD</w:t>
+      </w:r>
+      <w:r>
+        <w:t xml:space="preserve">). Nunca crea sus tablas: las crea el contenedor</w:t>
       </w:r>
       <w:r>
         <w:t xml:space="preserve"> </w:t>
@@ -14691,20 +14891,65 @@
         <w:t xml:space="preserve"> </w:t>
       </w:r>
       <w:r>
-        <w:t xml:space="preserve">(SQL Server en el puerto 1434 con la base</w:t>
-      </w:r>
-      <w:r>
-        <w:t xml:space="preserve"> </w:t>
-      </w:r>
-      <w:r>
-        <w:rPr>
-          <w:i/>
-          <w:iCs/>
-        </w:rPr>
-        <w:t xml:space="preserve">lavado_vehicular</w:t>
-      </w:r>
-      <w:r>
-        <w:t xml:space="preserve">) solo para probar las migraciones; no se debe usar para ejecutar el sistema.</w:t>
+        <w:t xml:space="preserve">(desde</w:t>
+      </w:r>
+      <w:r>
+        <w:t xml:space="preserve"> </w:t>
+      </w:r>
+      <w:r>
+        <w:rPr>
+          <w:i/>
+          <w:iCs/>
+        </w:rPr>
+        <w:t xml:space="preserve">v1.1.3</w:t>
+      </w:r>
+      <w:r>
+        <w:t xml:space="preserve">, SQL Server 2022 en el puerto 1434 con la base</w:t>
+      </w:r>
+      <w:r>
+        <w:t xml:space="preserve"> </w:t>
+      </w:r>
+      <w:r>
+        <w:rPr>
+          <w:i/>
+          <w:iCs/>
+        </w:rPr>
+        <w:t xml:space="preserve">LavaRapidoPaymentIT</w:t>
+      </w:r>
+      <w:r>
+        <w:t xml:space="preserve">, la misma del job "Pruebas de integración" del CI; su contraseña es</w:t>
+      </w:r>
+      <w:r>
+        <w:t xml:space="preserve"> </w:t>
+      </w:r>
+      <w:r>
+        <w:rPr>
+          <w:i/>
+          <w:iCs/>
+        </w:rPr>
+        <w:t xml:space="preserve">MSSQL_SA_PASSWORD</w:t>
+      </w:r>
+      <w:r>
+        <w:t xml:space="preserve"> </w:t>
+      </w:r>
+      <w:r>
+        <w:t xml:space="preserve">del</w:t>
+      </w:r>
+      <w:r>
+        <w:t xml:space="preserve"> </w:t>
+      </w:r>
+      <w:r>
+        <w:rPr>
+          <w:i/>
+          <w:iCs/>
+        </w:rPr>
+        <w:t xml:space="preserve">.env</w:t>
+      </w:r>
+      <w:r>
+        <w:t xml:space="preserve"> </w:t>
+      </w:r>
+      <w:r>
+        <w:t xml:space="preserve">de ese repositorio) solo para probar las migraciones y las pruebas de integración; no se debe usar para ejecutar el sistema.</w:t>
       </w:r>
     </w:p>
     <w:bookmarkEnd w:id="81"/>
